--- a/src/Assets/CHEN Liheng - CV-20250707boss.docx
+++ b/src/Assets/CHEN Liheng - CV-20250707boss.docx
@@ -1,6 +1,6 @@
 
 <file path=word/document.xml><?xml version="1.0" encoding="utf-8"?>
-<w:document xmlns:wpc="http://schemas.microsoft.com/office/word/2010/wordprocessingCanvas" xmlns:cx="http://schemas.microsoft.com/office/drawing/2014/chartex" xmlns:cx1="http://schemas.microsoft.com/office/drawing/2015/9/8/chartex" xmlns:cx2="http://schemas.microsoft.com/office/drawing/2015/10/21/chartex" xmlns:cx3="http://schemas.microsoft.com/office/drawing/2016/5/9/chartex" xmlns:cx4="http://schemas.microsoft.com/office/drawing/2016/5/10/chartex" xmlns:cx5="http://schemas.microsoft.com/office/drawing/2016/5/11/chartex" xmlns:cx6="http://schemas.microsoft.com/office/drawing/2016/5/12/chartex" xmlns:cx7="http://schemas.microsoft.com/office/drawing/2016/5/13/chartex" xmlns:cx8="http://schemas.microsoft.com/office/drawing/2016/5/14/chartex" xmlns:mc="http://schemas.openxmlformats.org/markup-compatibility/2006" xmlns:aink="http://schemas.microsoft.com/office/drawing/2016/ink" xmlns:am3d="http://schemas.microsoft.com/office/drawing/2017/model3d" xmlns:o="urn:schemas-microsoft-com:office:office" xmlns:oel="http://schemas.microsoft.com/office/2019/extlst" xmlns:r="http://schemas.openxmlformats.org/officeDocument/2006/relationships" xmlns:m="http://schemas.openxmlformats.org/officeDocument/2006/math" xmlns:v="urn:schemas-microsoft-com:vml" xmlns:wp14="http://schemas.microsoft.com/office/word/2010/wordprocessingDrawing" xmlns:wp="http://schemas.openxmlformats.org/drawingml/2006/wordprocessingDrawing" xmlns:w10="urn:schemas-microsoft-com:office:word" xmlns:w="http://schemas.openxmlformats.org/wordprocessingml/2006/main" xmlns:w14="http://schemas.microsoft.com/office/word/2010/wordml" xmlns:w15="http://schemas.microsoft.com/office/word/2012/wordml" xmlns:w16cex="http://schemas.microsoft.com/office/word/2018/wordml/cex" xmlns:w16cid="http://schemas.microsoft.com/office/word/2016/wordml/cid" xmlns:w16="http://schemas.microsoft.com/office/word/2018/wordml" xmlns:w16du="http://schemas.microsoft.com/office/word/2023/wordml/word16du" xmlns:w16sdtdh="http://schemas.microsoft.com/office/word/2020/wordml/sdtdatahash" xmlns:w16sdtfl="http://schemas.microsoft.com/office/word/2024/wordml/sdtformatlock" xmlns:w16se="http://schemas.microsoft.com/office/word/2015/wordml/symex" xmlns:wpg="http://schemas.microsoft.com/office/word/2010/wordprocessingGroup" xmlns:wpi="http://schemas.microsoft.com/office/word/2010/wordprocessingInk" xmlns:wne="http://schemas.microsoft.com/office/word/2006/wordml" xmlns:wps="http://schemas.microsoft.com/office/word/2010/wordprocessingShape" mc:Ignorable="w14 w15 w16se w16cid w16 w16cex w16sdtdh w16sdtfl w16du wp14">
+<w:document xmlns:wpc="http://schemas.microsoft.com/office/word/2010/wordprocessingCanvas" xmlns:cx="http://schemas.microsoft.com/office/drawing/2014/chartex" xmlns:cx1="http://schemas.microsoft.com/office/drawing/2015/9/8/chartex" xmlns:cx2="http://schemas.microsoft.com/office/drawing/2015/10/21/chartex" xmlns:cx3="http://schemas.microsoft.com/office/drawing/2016/5/9/chartex" xmlns:cx4="http://schemas.microsoft.com/office/drawing/2016/5/10/chartex" xmlns:cx5="http://schemas.microsoft.com/office/drawing/2016/5/11/chartex" xmlns:cx6="http://schemas.microsoft.com/office/drawing/2016/5/12/chartex" xmlns:cx7="http://schemas.microsoft.com/office/drawing/2016/5/13/chartex" xmlns:cx8="http://schemas.microsoft.com/office/drawing/2016/5/14/chartex" xmlns:mc="http://schemas.openxmlformats.org/markup-compatibility/2006" xmlns:m="http://schemas.openxmlformats.org/officeDocument/2006/math" xmlns:aink="http://schemas.microsoft.com/office/drawing/2016/ink" xmlns:am3d="http://schemas.microsoft.com/office/drawing/2017/model3d" xmlns:oel="http://schemas.microsoft.com/office/2019/extlst" xmlns:r="http://schemas.openxmlformats.org/officeDocument/2006/relationships" xmlns:wp14="http://schemas.microsoft.com/office/word/2010/wordprocessingDrawing" xmlns:wp="http://schemas.openxmlformats.org/drawingml/2006/wordprocessingDrawing" xmlns:wpg="http://schemas.microsoft.com/office/word/2010/wordprocessingGroup" xmlns:wpi="http://schemas.microsoft.com/office/word/2010/wordprocessingInk" xmlns:wps="http://schemas.microsoft.com/office/word/2010/wordprocessingShape" xmlns:o="urn:schemas-microsoft-com:office:office" xmlns:v="urn:schemas-microsoft-com:vml" xmlns:w10="urn:schemas-microsoft-com:office:word" xmlns:w="http://schemas.openxmlformats.org/wordprocessingml/2006/main" xmlns:w14="http://schemas.microsoft.com/office/word/2010/wordml" xmlns:w15="http://schemas.microsoft.com/office/word/2012/wordml" xmlns:w16cei="http://schemas.microsoft.com/office/word/2026/wordml/cei" xmlns:w16cex="http://schemas.microsoft.com/office/word/2018/wordml/cex" xmlns:w16cid="http://schemas.microsoft.com/office/word/2016/wordml/cid" xmlns:w16="http://schemas.microsoft.com/office/word/2018/wordml" xmlns:w16sdtdh="http://schemas.microsoft.com/office/word/2020/wordml/sdtdatahash" xmlns:w16sdtfl="http://schemas.microsoft.com/office/word/2024/wordml/sdtformatlock" xmlns:w16se="http://schemas.microsoft.com/office/word/2015/wordml/symex" xmlns:w16du="http://schemas.microsoft.com/office/word/2023/wordml/word16du" xmlns:wne="http://schemas.microsoft.com/office/word/2006/wordml" mc:Ignorable="w14 w15 w16se w16cid w16 w16cex w16sdtdh w16sdtfl w16du wp14">
   <w:body>
     <w:p>
       <w:pPr>
@@ -609,14 +609,13 @@
       </w:pPr>
       <w:r>
         <w:rPr>
-          <w:rFonts w:hint="eastAsia"/>
-          <w:color w:val="19181B"/>
-          <w:kern w:val="0"/>
-          <w:sz w:val="20"/>
-          <w:szCs w:val="20"/>
-          <w:lang w:val="en-US"/>
-        </w:rPr>
-        <w:t>Major:</w:t>
+          <w:color w:val="19181B"/>
+          <w:kern w:val="0"/>
+          <w:sz w:val="20"/>
+          <w:szCs w:val="20"/>
+          <w:lang w:val="en-US"/>
+        </w:rPr>
+        <w:t>B.Eng. in</w:t>
       </w:r>
       <w:r>
         <w:rPr>
@@ -855,15 +854,6 @@
         <w:contextualSpacing/>
         <w:jc w:val="both"/>
         <w:rPr>
-          <w:color w:val="19181B"/>
-          <w:kern w:val="0"/>
-          <w:sz w:val="20"/>
-          <w:szCs w:val="20"/>
-          <w:lang w:val="en-US"/>
-        </w:rPr>
-      </w:pPr>
-      <w:r>
-        <w:rPr>
           <w:rFonts w:ascii="Times New Roman Bold" w:hAnsi="Times New Roman Bold" w:cs="Times New Roman Bold"/>
           <w:b/>
           <w:bCs/>
@@ -873,6 +863,146 @@
           <w:szCs w:val="20"/>
           <w:lang w:val="en-US"/>
         </w:rPr>
+      </w:pPr>
+      <w:bookmarkStart w:id="0" w:name="OLE_LINK1"/>
+      <w:r>
+        <w:rPr>
+          <w:rFonts w:ascii="Times New Roman Bold" w:hAnsi="Times New Roman Bold" w:cs="Times New Roman Bold"/>
+          <w:b/>
+          <w:bCs/>
+          <w:color w:val="19181B"/>
+          <w:kern w:val="0"/>
+          <w:sz w:val="20"/>
+          <w:szCs w:val="20"/>
+          <w:lang w:val="en-US"/>
+        </w:rPr>
+        <w:t xml:space="preserve">Li-Heng Chen </w:t>
+      </w:r>
+      <w:r>
+        <w:rPr>
+          <w:color w:val="19181B"/>
+          <w:kern w:val="0"/>
+          <w:sz w:val="20"/>
+          <w:szCs w:val="20"/>
+          <w:lang w:val="en-US"/>
+        </w:rPr>
+        <w:t xml:space="preserve">with NIO Foundation Model Research Team, served as </w:t>
+      </w:r>
+      <w:r>
+        <w:rPr>
+          <w:b/>
+          <w:bCs/>
+          <w:color w:val="19181B"/>
+          <w:kern w:val="0"/>
+          <w:sz w:val="20"/>
+          <w:szCs w:val="20"/>
+          <w:lang w:val="en-US"/>
+        </w:rPr>
+        <w:t>core-contributor</w:t>
+      </w:r>
+      <w:r>
+        <w:rPr>
+          <w:b/>
+          <w:bCs/>
+          <w:color w:val="19181B"/>
+          <w:kern w:val="0"/>
+          <w:sz w:val="20"/>
+          <w:szCs w:val="20"/>
+          <w:lang w:val="en-US"/>
+        </w:rPr>
+        <w:t xml:space="preserve">. </w:t>
+      </w:r>
+      <w:r>
+        <w:rPr>
+          <w:i/>
+          <w:color w:val="19181B"/>
+          <w:kern w:val="0"/>
+          <w:sz w:val="20"/>
+          <w:szCs w:val="20"/>
+          <w:lang w:val="en-US"/>
+        </w:rPr>
+        <w:t>NWFM: A Vision-Native 4D World Foundation Model for Autonomous Driving.</w:t>
+      </w:r>
+      <w:r>
+        <w:rPr>
+          <w:b/>
+          <w:bCs/>
+          <w:color w:val="19181B"/>
+          <w:kern w:val="0"/>
+          <w:sz w:val="20"/>
+          <w:szCs w:val="20"/>
+          <w:lang w:val="en-US"/>
+        </w:rPr>
+        <w:t xml:space="preserve"> </w:t>
+      </w:r>
+      <w:r>
+        <w:rPr>
+          <w:b/>
+          <w:bCs/>
+          <w:color w:val="19181B"/>
+          <w:kern w:val="0"/>
+          <w:sz w:val="20"/>
+          <w:szCs w:val="20"/>
+          <w:lang w:val="en-US"/>
+        </w:rPr>
+        <w:t>Technical Report (2026).</w:t>
+      </w:r>
+    </w:p>
+    <w:bookmarkEnd w:id="0"/>
+    <w:p>
+      <w:pPr>
+        <w:widowControl w:val="0"/>
+        <w:autoSpaceDE w:val="0"/>
+        <w:autoSpaceDN w:val="0"/>
+        <w:adjustRightInd w:val="0"/>
+        <w:spacing w:line="240" w:lineRule="auto"/>
+        <w:ind w:firstLineChars="0" w:firstLine="0"/>
+        <w:contextualSpacing/>
+        <w:jc w:val="both"/>
+        <w:rPr>
+          <w:rFonts w:ascii="Times New Roman Bold" w:hAnsi="Times New Roman Bold" w:cs="Times New Roman Bold"/>
+          <w:b/>
+          <w:bCs/>
+          <w:color w:val="19181B"/>
+          <w:kern w:val="0"/>
+          <w:sz w:val="20"/>
+          <w:szCs w:val="20"/>
+          <w:lang w:val="en-US"/>
+        </w:rPr>
+      </w:pPr>
+    </w:p>
+    <w:p>
+      <w:pPr>
+        <w:widowControl w:val="0"/>
+        <w:autoSpaceDE w:val="0"/>
+        <w:autoSpaceDN w:val="0"/>
+        <w:adjustRightInd w:val="0"/>
+        <w:spacing w:line="240" w:lineRule="auto"/>
+        <w:ind w:firstLineChars="0" w:firstLine="0"/>
+        <w:contextualSpacing/>
+        <w:jc w:val="both"/>
+        <w:rPr>
+          <w:rFonts w:ascii="Times New Roman Bold" w:hAnsi="Times New Roman Bold" w:cs="Times New Roman Bold"/>
+          <w:b/>
+          <w:bCs/>
+          <w:color w:val="19181B"/>
+          <w:kern w:val="0"/>
+          <w:sz w:val="20"/>
+          <w:szCs w:val="20"/>
+          <w:lang w:val="en-US"/>
+        </w:rPr>
+      </w:pPr>
+      <w:r>
+        <w:rPr>
+          <w:rFonts w:ascii="Times New Roman Bold" w:hAnsi="Times New Roman Bold" w:cs="Times New Roman Bold"/>
+          <w:b/>
+          <w:bCs/>
+          <w:color w:val="19181B"/>
+          <w:kern w:val="0"/>
+          <w:sz w:val="20"/>
+          <w:szCs w:val="20"/>
+          <w:lang w:val="en-US"/>
+        </w:rPr>
         <w:t>Li-Heng Chen</w:t>
       </w:r>
       <w:r>
@@ -883,6 +1013,440 @@
           <w:szCs w:val="20"/>
           <w:lang w:val="en-US"/>
         </w:rPr>
+        <w:t xml:space="preserve">, </w:t>
+      </w:r>
+      <w:proofErr w:type="spellStart"/>
+      <w:r>
+        <w:rPr>
+          <w:color w:val="19181B"/>
+          <w:kern w:val="0"/>
+          <w:sz w:val="20"/>
+          <w:szCs w:val="20"/>
+          <w:lang w:val="en-US"/>
+        </w:rPr>
+        <w:t>Haokai</w:t>
+      </w:r>
+      <w:proofErr w:type="spellEnd"/>
+      <w:r>
+        <w:rPr>
+          <w:color w:val="19181B"/>
+          <w:kern w:val="0"/>
+          <w:sz w:val="20"/>
+          <w:szCs w:val="20"/>
+          <w:lang w:val="en-US"/>
+        </w:rPr>
+        <w:t xml:space="preserve"> Pang, </w:t>
+      </w:r>
+      <w:proofErr w:type="spellStart"/>
+      <w:r>
+        <w:rPr>
+          <w:color w:val="19181B"/>
+          <w:kern w:val="0"/>
+          <w:sz w:val="20"/>
+          <w:szCs w:val="20"/>
+          <w:lang w:val="en-US"/>
+        </w:rPr>
+        <w:t>Chengye</w:t>
+      </w:r>
+      <w:proofErr w:type="spellEnd"/>
+      <w:r>
+        <w:rPr>
+          <w:color w:val="19181B"/>
+          <w:kern w:val="0"/>
+          <w:sz w:val="20"/>
+          <w:szCs w:val="20"/>
+          <w:lang w:val="en-US"/>
+        </w:rPr>
+        <w:t xml:space="preserve"> Su, </w:t>
+      </w:r>
+      <w:proofErr w:type="spellStart"/>
+      <w:r>
+        <w:rPr>
+          <w:color w:val="19181B"/>
+          <w:kern w:val="0"/>
+          <w:sz w:val="20"/>
+          <w:szCs w:val="20"/>
+          <w:lang w:val="en-US"/>
+        </w:rPr>
+        <w:t>Jiarun</w:t>
+      </w:r>
+      <w:proofErr w:type="spellEnd"/>
+      <w:r>
+        <w:rPr>
+          <w:color w:val="19181B"/>
+          <w:kern w:val="0"/>
+          <w:sz w:val="20"/>
+          <w:szCs w:val="20"/>
+          <w:lang w:val="en-US"/>
+        </w:rPr>
+        <w:t xml:space="preserve"> Liu, </w:t>
+      </w:r>
+      <w:proofErr w:type="spellStart"/>
+      <w:r>
+        <w:rPr>
+          <w:color w:val="19181B"/>
+          <w:kern w:val="0"/>
+          <w:sz w:val="20"/>
+          <w:szCs w:val="20"/>
+          <w:lang w:val="en-US"/>
+        </w:rPr>
+        <w:t>Qifeng</w:t>
+      </w:r>
+      <w:proofErr w:type="spellEnd"/>
+      <w:r>
+        <w:rPr>
+          <w:color w:val="19181B"/>
+          <w:kern w:val="0"/>
+          <w:sz w:val="20"/>
+          <w:szCs w:val="20"/>
+          <w:lang w:val="en-US"/>
+        </w:rPr>
+        <w:t xml:space="preserve"> Chen, </w:t>
+      </w:r>
+      <w:proofErr w:type="spellStart"/>
+      <w:r>
+        <w:rPr>
+          <w:color w:val="19181B"/>
+          <w:kern w:val="0"/>
+          <w:sz w:val="20"/>
+          <w:szCs w:val="20"/>
+          <w:lang w:val="en-US"/>
+        </w:rPr>
+        <w:t>Ziqian</w:t>
+      </w:r>
+      <w:proofErr w:type="spellEnd"/>
+      <w:r>
+        <w:rPr>
+          <w:color w:val="19181B"/>
+          <w:kern w:val="0"/>
+          <w:sz w:val="20"/>
+          <w:szCs w:val="20"/>
+          <w:lang w:val="en-US"/>
+        </w:rPr>
+        <w:t xml:space="preserve"> Ni, Jianxin Huang, Shi-Sheng Huang, Hongbo Fu and Sheng Yang. </w:t>
+      </w:r>
+      <w:r>
+        <w:rPr>
+          <w:i/>
+          <w:color w:val="19181B"/>
+          <w:kern w:val="0"/>
+          <w:sz w:val="20"/>
+          <w:szCs w:val="20"/>
+          <w:lang w:val="en-US"/>
+        </w:rPr>
+        <w:t>USR-Drive: Unified Driving Scene Representation via Join</w:t>
+      </w:r>
+      <w:r>
+        <w:rPr>
+          <w:i/>
+          <w:color w:val="19181B"/>
+          <w:kern w:val="0"/>
+          <w:sz w:val="20"/>
+          <w:szCs w:val="20"/>
+          <w:lang w:val="en-US"/>
+        </w:rPr>
+        <w:t>t</w:t>
+      </w:r>
+      <w:r>
+        <w:rPr>
+          <w:i/>
+          <w:color w:val="19181B"/>
+          <w:kern w:val="0"/>
+          <w:sz w:val="20"/>
+          <w:szCs w:val="20"/>
+          <w:lang w:val="en-US"/>
+        </w:rPr>
+        <w:t xml:space="preserve"> Denoising of 3D Gaussians and Boxes. </w:t>
+      </w:r>
+      <w:r>
+        <w:rPr>
+          <w:b/>
+          <w:bCs/>
+          <w:color w:val="19181B"/>
+          <w:kern w:val="0"/>
+          <w:sz w:val="20"/>
+          <w:szCs w:val="20"/>
+          <w:lang w:val="en-US"/>
+        </w:rPr>
+        <w:t>Under reviewed</w:t>
+      </w:r>
+      <w:r>
+        <w:rPr>
+          <w:color w:val="19181B"/>
+          <w:kern w:val="0"/>
+          <w:sz w:val="20"/>
+          <w:szCs w:val="20"/>
+          <w:lang w:val="en-US"/>
+        </w:rPr>
+        <w:t>.</w:t>
+      </w:r>
+    </w:p>
+    <w:p>
+      <w:pPr>
+        <w:widowControl w:val="0"/>
+        <w:autoSpaceDE w:val="0"/>
+        <w:autoSpaceDN w:val="0"/>
+        <w:adjustRightInd w:val="0"/>
+        <w:spacing w:line="240" w:lineRule="auto"/>
+        <w:ind w:firstLineChars="0" w:firstLine="0"/>
+        <w:contextualSpacing/>
+        <w:jc w:val="both"/>
+        <w:rPr>
+          <w:rFonts w:ascii="Times New Roman Bold" w:hAnsi="Times New Roman Bold" w:cs="Times New Roman Bold"/>
+          <w:b/>
+          <w:bCs/>
+          <w:color w:val="19181B"/>
+          <w:kern w:val="0"/>
+          <w:sz w:val="20"/>
+          <w:szCs w:val="20"/>
+          <w:lang w:val="en-US"/>
+        </w:rPr>
+      </w:pPr>
+    </w:p>
+    <w:p>
+      <w:pPr>
+        <w:widowControl w:val="0"/>
+        <w:autoSpaceDE w:val="0"/>
+        <w:autoSpaceDN w:val="0"/>
+        <w:adjustRightInd w:val="0"/>
+        <w:spacing w:line="240" w:lineRule="auto"/>
+        <w:ind w:firstLineChars="0" w:firstLine="0"/>
+        <w:contextualSpacing/>
+        <w:jc w:val="both"/>
+        <w:rPr>
+          <w:color w:val="19181B"/>
+          <w:kern w:val="0"/>
+          <w:sz w:val="20"/>
+          <w:szCs w:val="20"/>
+          <w:lang w:val="en-US"/>
+        </w:rPr>
+      </w:pPr>
+      <w:r>
+        <w:rPr>
+          <w:rFonts w:ascii="Times New Roman Bold" w:hAnsi="Times New Roman Bold" w:cs="Times New Roman Bold"/>
+          <w:b/>
+          <w:bCs/>
+          <w:color w:val="19181B"/>
+          <w:kern w:val="0"/>
+          <w:sz w:val="20"/>
+          <w:szCs w:val="20"/>
+          <w:lang w:val="en-US"/>
+        </w:rPr>
+        <w:t>Li-Heng Chen</w:t>
+      </w:r>
+      <w:r>
+        <w:rPr>
+          <w:color w:val="19181B"/>
+          <w:kern w:val="0"/>
+          <w:sz w:val="20"/>
+          <w:szCs w:val="20"/>
+          <w:lang w:val="en-US"/>
+        </w:rPr>
+        <w:t xml:space="preserve">, </w:t>
+      </w:r>
+      <w:r>
+        <w:rPr>
+          <w:color w:val="19181B"/>
+          <w:kern w:val="0"/>
+          <w:sz w:val="20"/>
+          <w:szCs w:val="20"/>
+          <w:lang w:val="en-US"/>
+        </w:rPr>
+        <w:t xml:space="preserve">Ke Cheng, Yahui Liu, Lei Shi, Shi-Sheng Huang and Hongbo Fu (2026). </w:t>
+      </w:r>
+      <w:proofErr w:type="spellStart"/>
+      <w:r>
+        <w:rPr>
+          <w:i/>
+          <w:color w:val="19181B"/>
+          <w:kern w:val="0"/>
+          <w:sz w:val="20"/>
+          <w:szCs w:val="20"/>
+          <w:lang w:val="en-US"/>
+        </w:rPr>
+        <w:t>VistaGEN</w:t>
+      </w:r>
+      <w:proofErr w:type="spellEnd"/>
+      <w:r>
+        <w:rPr>
+          <w:i/>
+          <w:color w:val="19181B"/>
+          <w:kern w:val="0"/>
+          <w:sz w:val="20"/>
+          <w:szCs w:val="20"/>
+          <w:lang w:val="en-US"/>
+        </w:rPr>
+        <w:t>: Consistent Driving Video Generation with Fine-Grained Control Using Multiview Visual-Language Reasoning.</w:t>
+      </w:r>
+      <w:r>
+        <w:rPr>
+          <w:i/>
+          <w:color w:val="19181B"/>
+          <w:kern w:val="0"/>
+          <w:sz w:val="20"/>
+          <w:szCs w:val="20"/>
+          <w:lang w:val="en-US"/>
+        </w:rPr>
+        <w:t xml:space="preserve"> </w:t>
+      </w:r>
+      <w:r>
+        <w:rPr>
+          <w:b/>
+          <w:bCs/>
+          <w:color w:val="19181B"/>
+          <w:kern w:val="0"/>
+          <w:sz w:val="20"/>
+          <w:szCs w:val="20"/>
+          <w:lang w:val="en-US"/>
+        </w:rPr>
+        <w:t>Under reviewed</w:t>
+      </w:r>
+      <w:r>
+        <w:rPr>
+          <w:color w:val="19181B"/>
+          <w:kern w:val="0"/>
+          <w:sz w:val="20"/>
+          <w:szCs w:val="20"/>
+          <w:lang w:val="en-US"/>
+        </w:rPr>
+        <w:t>.</w:t>
+      </w:r>
+    </w:p>
+    <w:p>
+      <w:pPr>
+        <w:widowControl w:val="0"/>
+        <w:autoSpaceDE w:val="0"/>
+        <w:autoSpaceDN w:val="0"/>
+        <w:adjustRightInd w:val="0"/>
+        <w:spacing w:line="240" w:lineRule="auto"/>
+        <w:ind w:firstLineChars="0" w:firstLine="0"/>
+        <w:contextualSpacing/>
+        <w:jc w:val="both"/>
+        <w:rPr>
+          <w:rFonts w:ascii="Times New Roman Bold" w:hAnsi="Times New Roman Bold" w:cs="Times New Roman Bold"/>
+          <w:b/>
+          <w:bCs/>
+          <w:color w:val="19181B"/>
+          <w:kern w:val="0"/>
+          <w:sz w:val="20"/>
+          <w:szCs w:val="20"/>
+          <w:lang w:val="en-CN"/>
+        </w:rPr>
+      </w:pPr>
+      <w:proofErr w:type="spellStart"/>
+      <w:r>
+        <w:rPr>
+          <w:color w:val="19181B"/>
+          <w:kern w:val="0"/>
+          <w:sz w:val="20"/>
+          <w:szCs w:val="20"/>
+          <w:lang w:val="en-US"/>
+        </w:rPr>
+        <w:t>arXiv</w:t>
+      </w:r>
+      <w:proofErr w:type="spellEnd"/>
+      <w:r>
+        <w:rPr>
+          <w:color w:val="19181B"/>
+          <w:kern w:val="0"/>
+          <w:sz w:val="20"/>
+          <w:szCs w:val="20"/>
+          <w:lang w:val="en-US"/>
+        </w:rPr>
+        <w:t>:</w:t>
+      </w:r>
+      <w:r>
+        <w:rPr>
+          <w:color w:val="19181B"/>
+          <w:kern w:val="0"/>
+          <w:sz w:val="20"/>
+          <w:szCs w:val="20"/>
+          <w:lang w:val="en-US"/>
+        </w:rPr>
+        <w:t xml:space="preserve"> </w:t>
+      </w:r>
+      <w:r>
+        <w:rPr>
+          <w:color w:val="19181B"/>
+          <w:kern w:val="0"/>
+          <w:sz w:val="20"/>
+          <w:szCs w:val="20"/>
+          <w:lang w:val="en-US"/>
+        </w:rPr>
+        <w:t>h</w:t>
+      </w:r>
+      <w:r>
+        <w:rPr>
+          <w:color w:val="19181B"/>
+          <w:kern w:val="0"/>
+          <w:sz w:val="20"/>
+          <w:szCs w:val="20"/>
+          <w:lang w:val="en-US"/>
+        </w:rPr>
+        <w:t>ttps://arxiv.org/abs/2503.22349</w:t>
+      </w:r>
+    </w:p>
+    <w:p>
+      <w:pPr>
+        <w:widowControl w:val="0"/>
+        <w:autoSpaceDE w:val="0"/>
+        <w:autoSpaceDN w:val="0"/>
+        <w:adjustRightInd w:val="0"/>
+        <w:spacing w:line="240" w:lineRule="auto"/>
+        <w:ind w:firstLineChars="0" w:firstLine="0"/>
+        <w:contextualSpacing/>
+        <w:jc w:val="both"/>
+        <w:rPr>
+          <w:rFonts w:ascii="Times New Roman Bold" w:hAnsi="Times New Roman Bold" w:cs="Times New Roman Bold"/>
+          <w:b/>
+          <w:bCs/>
+          <w:color w:val="19181B"/>
+          <w:kern w:val="0"/>
+          <w:sz w:val="20"/>
+          <w:szCs w:val="20"/>
+          <w:lang w:val="en-US"/>
+        </w:rPr>
+      </w:pPr>
+    </w:p>
+    <w:p>
+      <w:pPr>
+        <w:widowControl w:val="0"/>
+        <w:autoSpaceDE w:val="0"/>
+        <w:autoSpaceDN w:val="0"/>
+        <w:adjustRightInd w:val="0"/>
+        <w:spacing w:line="240" w:lineRule="auto"/>
+        <w:ind w:firstLineChars="0" w:firstLine="0"/>
+        <w:contextualSpacing/>
+        <w:jc w:val="both"/>
+        <w:rPr>
+          <w:color w:val="19181B"/>
+          <w:kern w:val="0"/>
+          <w:sz w:val="20"/>
+          <w:szCs w:val="20"/>
+          <w:lang w:val="en-US"/>
+        </w:rPr>
+      </w:pPr>
+      <w:r>
+        <w:rPr>
+          <w:rFonts w:ascii="Times New Roman Bold" w:hAnsi="Times New Roman Bold" w:cs="Times New Roman Bold"/>
+          <w:b/>
+          <w:bCs/>
+          <w:color w:val="19181B"/>
+          <w:kern w:val="0"/>
+          <w:sz w:val="20"/>
+          <w:szCs w:val="20"/>
+          <w:lang w:val="en-US"/>
+        </w:rPr>
+        <w:t>Li-Heng Chen</w:t>
+      </w:r>
+      <w:r>
+        <w:rPr>
+          <w:color w:val="19181B"/>
+          <w:kern w:val="0"/>
+          <w:sz w:val="20"/>
+          <w:szCs w:val="20"/>
+          <w:lang w:val="en-US"/>
+        </w:rPr>
         <w:t xml:space="preserve">, Zi-Xin Zou, Chang Liu, </w:t>
       </w:r>
       <w:proofErr w:type="spellStart"/>
@@ -950,11 +1514,25 @@
           <w:szCs w:val="20"/>
           <w:lang w:val="en-US"/>
         </w:rPr>
-        <w:t xml:space="preserve"> International Conference </w:t>
+        <w:t xml:space="preserve"> </w:t>
+      </w:r>
+      <w:r>
+        <w:rPr>
+          <w:b/>
+          <w:bCs/>
+          <w:color w:val="19181B"/>
+          <w:kern w:val="0"/>
+          <w:sz w:val="20"/>
+          <w:szCs w:val="20"/>
+          <w:lang w:val="en-US"/>
+        </w:rPr>
+        <w:t xml:space="preserve">International Conference </w:t>
       </w:r>
       <w:r>
         <w:rPr>
           <w:rFonts w:hint="eastAsia"/>
+          <w:b/>
+          <w:bCs/>
           <w:color w:val="19181B"/>
           <w:kern w:val="0"/>
           <w:sz w:val="20"/>
@@ -965,13 +1543,25 @@
       </w:r>
       <w:r>
         <w:rPr>
-          <w:color w:val="19181B"/>
-          <w:kern w:val="0"/>
-          <w:sz w:val="20"/>
-          <w:szCs w:val="20"/>
-          <w:lang w:val="en-US"/>
-        </w:rPr>
-        <w:t xml:space="preserve"> Computer Vision 2025. </w:t>
+          <w:b/>
+          <w:bCs/>
+          <w:color w:val="19181B"/>
+          <w:kern w:val="0"/>
+          <w:sz w:val="20"/>
+          <w:szCs w:val="20"/>
+          <w:lang w:val="en-US"/>
+        </w:rPr>
+        <w:t xml:space="preserve"> Computer Vision 2025</w:t>
+      </w:r>
+      <w:r>
+        <w:rPr>
+          <w:color w:val="19181B"/>
+          <w:kern w:val="0"/>
+          <w:sz w:val="20"/>
+          <w:szCs w:val="20"/>
+          <w:lang w:val="en-US"/>
+        </w:rPr>
+        <w:t xml:space="preserve">. </w:t>
       </w:r>
       <w:proofErr w:type="spellStart"/>
       <w:r>
@@ -1026,6 +1616,8 @@
         <w:contextualSpacing/>
         <w:jc w:val="both"/>
         <w:rPr>
+          <w:b/>
+          <w:bCs/>
           <w:color w:val="19181B"/>
           <w:kern w:val="0"/>
           <w:sz w:val="20"/>
@@ -1096,7 +1688,19 @@
           <w:szCs w:val="20"/>
           <w:lang w:val="en-US"/>
         </w:rPr>
-        <w:t xml:space="preserve"> Proceedings of the 41st International Conference on Machine Learning</w:t>
+        <w:t xml:space="preserve"> Proceedings of the 41st </w:t>
+      </w:r>
+      <w:r>
+        <w:rPr>
+          <w:b/>
+          <w:bCs/>
+          <w:color w:val="19181B"/>
+          <w:kern w:val="0"/>
+          <w:sz w:val="20"/>
+          <w:szCs w:val="20"/>
+          <w:lang w:val="en-US"/>
+        </w:rPr>
+        <w:t>International Conference on Machine Learning</w:t>
       </w:r>
     </w:p>
     <w:p>
@@ -1185,15 +1789,14 @@
       </w:pPr>
       <w:r>
         <w:rPr>
-          <w:rFonts w:hint="eastAsia"/>
-          <w:b/>
-          <w:bCs/>
-          <w:kern w:val="0"/>
-          <w:sz w:val="20"/>
-          <w:szCs w:val="20"/>
-          <w:lang w:val="en-US"/>
-        </w:rPr>
-        <w:t>Vast.AI</w:t>
+          <w:b/>
+          <w:bCs/>
+          <w:kern w:val="0"/>
+          <w:sz w:val="20"/>
+          <w:szCs w:val="20"/>
+          <w:lang w:val="en-US"/>
+        </w:rPr>
+        <w:t>NIO Autonomous Driving</w:t>
       </w:r>
       <w:r>
         <w:rPr>
@@ -1349,84 +1952,40 @@
         </w:rPr>
         <w:tab/>
       </w:r>
-      <w:r>
-        <w:rPr>
-          <w:b/>
-          <w:bCs/>
-          <w:kern w:val="0"/>
-          <w:sz w:val="20"/>
-          <w:szCs w:val="20"/>
-          <w:lang w:val="en-US"/>
-        </w:rPr>
-        <w:tab/>
-      </w:r>
-      <w:r>
-        <w:rPr>
-          <w:b/>
-          <w:bCs/>
-          <w:kern w:val="0"/>
-          <w:sz w:val="20"/>
-          <w:szCs w:val="20"/>
-          <w:lang w:val="en-US"/>
-        </w:rPr>
-        <w:tab/>
-      </w:r>
-      <w:r>
-        <w:rPr>
-          <w:b/>
-          <w:bCs/>
-          <w:kern w:val="0"/>
-          <w:sz w:val="20"/>
-          <w:szCs w:val="20"/>
-          <w:lang w:val="en-US"/>
-        </w:rPr>
-        <w:tab/>
-      </w:r>
-      <w:r>
-        <w:rPr>
-          <w:b/>
-          <w:bCs/>
-          <w:kern w:val="0"/>
-          <w:sz w:val="20"/>
-          <w:szCs w:val="20"/>
-          <w:lang w:val="en-US"/>
-        </w:rPr>
-        <w:tab/>
-      </w:r>
-      <w:r>
-        <w:rPr>
-          <w:rFonts w:hint="eastAsia"/>
-          <w:b/>
-          <w:bCs/>
-          <w:kern w:val="0"/>
-          <w:sz w:val="20"/>
-          <w:szCs w:val="20"/>
-          <w:lang w:val="en-US"/>
-        </w:rPr>
-        <w:t xml:space="preserve">   Aug</w:t>
-      </w:r>
-      <w:r>
-        <w:rPr>
-          <w:b/>
-          <w:bCs/>
-          <w:kern w:val="0"/>
-          <w:sz w:val="20"/>
-          <w:szCs w:val="20"/>
-          <w:lang w:val="en-US"/>
-        </w:rPr>
-        <w:t>.</w:t>
-      </w:r>
-      <w:r>
-        <w:rPr>
-          <w:rFonts w:hint="eastAsia"/>
-          <w:b/>
-          <w:bCs/>
-          <w:kern w:val="0"/>
-          <w:sz w:val="20"/>
-          <w:szCs w:val="20"/>
-          <w:lang w:val="en-US"/>
-        </w:rPr>
-        <w:t xml:space="preserve"> 2024</w:t>
+      <w:proofErr w:type="gramStart"/>
+      <w:r>
+        <w:rPr>
+          <w:b/>
+          <w:bCs/>
+          <w:kern w:val="0"/>
+          <w:sz w:val="20"/>
+          <w:szCs w:val="20"/>
+          <w:lang w:val="en-US"/>
+        </w:rPr>
+        <w:tab/>
+      </w:r>
+      <w:r>
+        <w:rPr>
+          <w:b/>
+          <w:bCs/>
+          <w:kern w:val="0"/>
+          <w:sz w:val="20"/>
+          <w:szCs w:val="20"/>
+          <w:lang w:val="en-US"/>
+        </w:rPr>
+        <w:t xml:space="preserve">  Mar.</w:t>
+      </w:r>
+      <w:proofErr w:type="gramEnd"/>
+      <w:r>
+        <w:rPr>
+          <w:b/>
+          <w:bCs/>
+          <w:kern w:val="0"/>
+          <w:sz w:val="20"/>
+          <w:szCs w:val="20"/>
+          <w:lang w:val="en-US"/>
+        </w:rPr>
+        <w:t xml:space="preserve"> 2026</w:t>
       </w:r>
       <w:r>
         <w:rPr>
@@ -1511,7 +2070,20 @@
           <w:szCs w:val="20"/>
           <w:lang w:val="en-US"/>
         </w:rPr>
-        <w:t xml:space="preserve"> Department of Technology and Engineering</w:t>
+        <w:t xml:space="preserve"> </w:t>
+      </w:r>
+      <w:r>
+        <w:rPr>
+          <w:b/>
+          <w:bCs/>
+          <w:i/>
+          <w:iCs/>
+          <w:kern w:val="0"/>
+          <w:sz w:val="20"/>
+          <w:szCs w:val="20"/>
+          <w:lang w:val="en-US"/>
+        </w:rPr>
+        <w:t>Foundation Model Research Team</w:t>
       </w:r>
     </w:p>
     <w:p>
@@ -1543,7 +2115,7 @@
           <w:szCs w:val="20"/>
           <w:lang w:val="en-US"/>
         </w:rPr>
-        <w:t xml:space="preserve">Developed a 3D reconstruction and camera pose estimation pipeline, using Dinov2 for accurate image feature extraction and 7D ray generation with Plücker coordinates, achieving over 90% accuracy for camera pose estimation on the </w:t>
+        <w:t xml:space="preserve">Designed a unified generative representation for dynamic driving scenes that encodes dense 3D Gaussian geometry and sparse 3D bounding boxes as aligned latent streams, using dual branch autoencoders, Unified Positional Encoding, and a Multi-Modal Diffusion Transformer for joint denoising, achieving 27.55 PSNR, 0.854 SSIM, and 0.076 LPIPS for reconstruction, together with 0.625 NDS and 0.552 </w:t>
       </w:r>
       <w:proofErr w:type="spellStart"/>
       <w:r>
@@ -1553,7 +2125,7 @@
           <w:szCs w:val="20"/>
           <w:lang w:val="en-US"/>
         </w:rPr>
-        <w:t>Objaverse</w:t>
+        <w:t>mAP</w:t>
       </w:r>
       <w:proofErr w:type="spellEnd"/>
       <w:r>
@@ -1563,7 +2135,27 @@
           <w:szCs w:val="20"/>
           <w:lang w:val="en-US"/>
         </w:rPr>
-        <w:t xml:space="preserve"> dataset</w:t>
+        <w:t xml:space="preserve"> for 3D detection on </w:t>
+      </w:r>
+      <w:proofErr w:type="spellStart"/>
+      <w:r>
+        <w:rPr>
+          <w:kern w:val="0"/>
+          <w:sz w:val="20"/>
+          <w:szCs w:val="20"/>
+          <w:lang w:val="en-US"/>
+        </w:rPr>
+        <w:t>nuScenes</w:t>
+      </w:r>
+      <w:proofErr w:type="spellEnd"/>
+      <w:r>
+        <w:rPr>
+          <w:kern w:val="0"/>
+          <w:sz w:val="20"/>
+          <w:szCs w:val="20"/>
+          <w:lang w:val="en-US"/>
+        </w:rPr>
+        <w:t>.</w:t>
       </w:r>
     </w:p>
     <w:p>
@@ -1582,20 +2174,70 @@
         <w:contextualSpacing/>
         <w:jc w:val="both"/>
         <w:rPr>
-          <w:kern w:val="0"/>
-          <w:sz w:val="20"/>
-          <w:szCs w:val="20"/>
-          <w:lang w:val="en-US"/>
-        </w:rPr>
-      </w:pPr>
-      <w:r>
-        <w:rPr>
-          <w:kern w:val="0"/>
-          <w:sz w:val="20"/>
-          <w:szCs w:val="20"/>
-          <w:lang w:val="en-US"/>
-        </w:rPr>
-        <w:t>Constructed a triplane network with MLP-based geometric feature analysis to generate Signed Distance Functions (SDF)</w:t>
+          <w:rFonts w:hint="eastAsia"/>
+          <w:kern w:val="0"/>
+          <w:sz w:val="20"/>
+          <w:szCs w:val="20"/>
+          <w:lang w:val="en-US"/>
+        </w:rPr>
+      </w:pPr>
+      <w:r>
+        <w:rPr>
+          <w:kern w:val="0"/>
+          <w:sz w:val="20"/>
+          <w:szCs w:val="20"/>
+          <w:lang w:val="en-US"/>
+        </w:rPr>
+        <w:t xml:space="preserve">Designed a geometry grounded 4D visual tokenizer that aggregates synchronized </w:t>
+      </w:r>
+      <w:proofErr w:type="spellStart"/>
+      <w:r>
+        <w:rPr>
+          <w:kern w:val="0"/>
+          <w:sz w:val="20"/>
+          <w:szCs w:val="20"/>
+          <w:lang w:val="en-US"/>
+        </w:rPr>
+        <w:t>multiview</w:t>
+      </w:r>
+      <w:proofErr w:type="spellEnd"/>
+      <w:r>
+        <w:rPr>
+          <w:kern w:val="0"/>
+          <w:sz w:val="20"/>
+          <w:szCs w:val="20"/>
+          <w:lang w:val="en-US"/>
+        </w:rPr>
+        <w:t xml:space="preserve"> driving </w:t>
+      </w:r>
+      <w:proofErr w:type="spellStart"/>
+      <w:r>
+        <w:rPr>
+          <w:kern w:val="0"/>
+          <w:sz w:val="20"/>
+          <w:szCs w:val="20"/>
+          <w:lang w:val="en-US"/>
+        </w:rPr>
+        <w:t>driving</w:t>
+      </w:r>
+      <w:proofErr w:type="spellEnd"/>
+      <w:r>
+        <w:rPr>
+          <w:kern w:val="0"/>
+          <w:sz w:val="20"/>
+          <w:szCs w:val="20"/>
+          <w:lang w:val="en-US"/>
+        </w:rPr>
+        <w:t xml:space="preserve"> videos through a DINOv2 initialized visual backbone, camera and time embeddings, frame attention, and global attention, with</w:t>
+      </w:r>
+      <w:r>
+        <w:rPr>
+          <w:kern w:val="0"/>
+          <w:sz w:val="20"/>
+          <w:szCs w:val="20"/>
+          <w:lang w:val="en-US"/>
+        </w:rPr>
+        <w:t xml:space="preserve"> complementary depth, point map, Gaussian rendering, and bidirectional motion supervision, achieving 2.55m depth RMSE, 0.146m EPE3D, and 32.34 PSNR on Waymo.</w:t>
       </w:r>
     </w:p>
     <w:p>
@@ -1627,364 +2269,108 @@
           <w:szCs w:val="20"/>
           <w:lang w:val="en-US"/>
         </w:rPr>
-        <w:t>Integrated SDF as a conditioning factor for the denoising process, using ray-calculated surface points as query points to significantly enhance the accuracy and fidelity of both 3D object shapes and camera pose estimation</w:t>
-      </w:r>
-    </w:p>
-    <w:p>
-      <w:pPr>
-        <w:widowControl w:val="0"/>
-        <w:autoSpaceDE w:val="0"/>
-        <w:autoSpaceDN w:val="0"/>
-        <w:adjustRightInd w:val="0"/>
-        <w:spacing w:line="240" w:lineRule="auto"/>
-        <w:ind w:firstLineChars="0" w:firstLine="0"/>
-        <w:contextualSpacing/>
-        <w:rPr>
-          <w:b/>
-          <w:bCs/>
-          <w:kern w:val="0"/>
-          <w:sz w:val="20"/>
-          <w:szCs w:val="20"/>
-          <w:lang w:val="en-US"/>
-        </w:rPr>
-      </w:pPr>
-      <w:r>
-        <w:rPr>
-          <w:rFonts w:hint="eastAsia"/>
-          <w:b/>
-          <w:bCs/>
-          <w:kern w:val="0"/>
-          <w:sz w:val="20"/>
-          <w:szCs w:val="20"/>
-          <w:lang w:val="en-US"/>
-        </w:rPr>
-        <w:t>ABB</w:t>
-      </w:r>
-      <w:r>
-        <w:rPr>
-          <w:b/>
-          <w:bCs/>
-          <w:kern w:val="0"/>
-          <w:sz w:val="20"/>
-          <w:szCs w:val="20"/>
-          <w:lang w:val="en-US"/>
-        </w:rPr>
-        <w:t xml:space="preserve"> </w:t>
-      </w:r>
-      <w:r>
-        <w:rPr>
-          <w:rFonts w:hint="eastAsia"/>
-          <w:b/>
-          <w:bCs/>
-          <w:kern w:val="0"/>
-          <w:sz w:val="20"/>
-          <w:szCs w:val="20"/>
-          <w:lang w:val="en-US"/>
-        </w:rPr>
-        <w:t>(</w:t>
-      </w:r>
-      <w:proofErr w:type="gramStart"/>
-      <w:r>
-        <w:rPr>
-          <w:rFonts w:hint="eastAsia"/>
-          <w:b/>
-          <w:bCs/>
-          <w:kern w:val="0"/>
-          <w:sz w:val="20"/>
-          <w:szCs w:val="20"/>
-          <w:lang w:val="en-US"/>
-        </w:rPr>
-        <w:t>China)</w:t>
-      </w:r>
-      <w:r>
-        <w:rPr>
-          <w:b/>
-          <w:bCs/>
-          <w:kern w:val="0"/>
-          <w:sz w:val="20"/>
-          <w:szCs w:val="20"/>
-          <w:lang w:val="en-US"/>
-        </w:rPr>
-        <w:t xml:space="preserve">   </w:t>
-      </w:r>
-      <w:proofErr w:type="gramEnd"/>
-      <w:r>
-        <w:rPr>
-          <w:b/>
-          <w:bCs/>
-          <w:kern w:val="0"/>
-          <w:sz w:val="20"/>
-          <w:szCs w:val="20"/>
-          <w:lang w:val="en-US"/>
-        </w:rPr>
-        <w:t xml:space="preserve">  </w:t>
-      </w:r>
-      <w:r>
-        <w:rPr>
-          <w:b/>
-          <w:bCs/>
-          <w:kern w:val="0"/>
-          <w:sz w:val="20"/>
-          <w:szCs w:val="20"/>
-          <w:lang w:val="en-US"/>
-        </w:rPr>
-        <w:tab/>
-      </w:r>
-      <w:r>
-        <w:rPr>
-          <w:b/>
-          <w:bCs/>
-          <w:kern w:val="0"/>
-          <w:sz w:val="20"/>
-          <w:szCs w:val="20"/>
-          <w:lang w:val="en-US"/>
-        </w:rPr>
-        <w:tab/>
-      </w:r>
-      <w:r>
-        <w:rPr>
-          <w:b/>
-          <w:bCs/>
-          <w:kern w:val="0"/>
-          <w:sz w:val="20"/>
-          <w:szCs w:val="20"/>
-          <w:lang w:val="en-US"/>
-        </w:rPr>
-        <w:tab/>
-      </w:r>
-      <w:r>
-        <w:rPr>
-          <w:b/>
-          <w:bCs/>
-          <w:kern w:val="0"/>
-          <w:sz w:val="20"/>
-          <w:szCs w:val="20"/>
-          <w:lang w:val="en-US"/>
-        </w:rPr>
-        <w:tab/>
-      </w:r>
-      <w:r>
-        <w:rPr>
-          <w:b/>
-          <w:bCs/>
-          <w:kern w:val="0"/>
-          <w:sz w:val="20"/>
-          <w:szCs w:val="20"/>
-          <w:lang w:val="en-US"/>
-        </w:rPr>
-        <w:tab/>
-      </w:r>
-      <w:r>
-        <w:rPr>
-          <w:b/>
-          <w:bCs/>
-          <w:kern w:val="0"/>
-          <w:sz w:val="20"/>
-          <w:szCs w:val="20"/>
-          <w:lang w:val="en-US"/>
-        </w:rPr>
-        <w:tab/>
-      </w:r>
-      <w:r>
-        <w:rPr>
-          <w:b/>
-          <w:bCs/>
-          <w:kern w:val="0"/>
-          <w:sz w:val="20"/>
-          <w:szCs w:val="20"/>
-          <w:lang w:val="en-US"/>
-        </w:rPr>
-        <w:tab/>
-      </w:r>
-      <w:r>
-        <w:rPr>
-          <w:b/>
-          <w:bCs/>
-          <w:kern w:val="0"/>
-          <w:sz w:val="20"/>
-          <w:szCs w:val="20"/>
-          <w:lang w:val="en-US"/>
-        </w:rPr>
-        <w:tab/>
-      </w:r>
-      <w:r>
-        <w:rPr>
-          <w:b/>
-          <w:bCs/>
-          <w:kern w:val="0"/>
-          <w:sz w:val="20"/>
-          <w:szCs w:val="20"/>
-          <w:lang w:val="en-US"/>
-        </w:rPr>
-        <w:tab/>
-      </w:r>
-      <w:r>
-        <w:rPr>
-          <w:b/>
-          <w:bCs/>
-          <w:kern w:val="0"/>
-          <w:sz w:val="20"/>
-          <w:szCs w:val="20"/>
-          <w:lang w:val="en-US"/>
-        </w:rPr>
-        <w:tab/>
-      </w:r>
-      <w:r>
-        <w:rPr>
-          <w:b/>
-          <w:bCs/>
-          <w:kern w:val="0"/>
-          <w:sz w:val="20"/>
-          <w:szCs w:val="20"/>
-          <w:lang w:val="en-US"/>
-        </w:rPr>
-        <w:tab/>
-      </w:r>
-      <w:r>
-        <w:rPr>
-          <w:b/>
-          <w:bCs/>
-          <w:kern w:val="0"/>
-          <w:sz w:val="20"/>
-          <w:szCs w:val="20"/>
-          <w:lang w:val="en-US"/>
-        </w:rPr>
-        <w:tab/>
-      </w:r>
-      <w:r>
-        <w:rPr>
-          <w:b/>
-          <w:bCs/>
-          <w:kern w:val="0"/>
-          <w:sz w:val="20"/>
-          <w:szCs w:val="20"/>
-          <w:lang w:val="en-US"/>
-        </w:rPr>
-        <w:tab/>
-      </w:r>
-      <w:r>
-        <w:rPr>
-          <w:b/>
-          <w:bCs/>
-          <w:kern w:val="0"/>
-          <w:sz w:val="20"/>
-          <w:szCs w:val="20"/>
-          <w:lang w:val="en-US"/>
-        </w:rPr>
-        <w:tab/>
-      </w:r>
-      <w:r>
-        <w:rPr>
-          <w:b/>
-          <w:bCs/>
-          <w:kern w:val="0"/>
-          <w:sz w:val="20"/>
-          <w:szCs w:val="20"/>
-          <w:lang w:val="en-US"/>
-        </w:rPr>
-        <w:tab/>
-      </w:r>
-      <w:r>
-        <w:rPr>
-          <w:b/>
-          <w:bCs/>
-          <w:kern w:val="0"/>
-          <w:sz w:val="20"/>
-          <w:szCs w:val="20"/>
-          <w:lang w:val="en-US"/>
-        </w:rPr>
-        <w:tab/>
-      </w:r>
-      <w:r>
-        <w:rPr>
-          <w:b/>
-          <w:bCs/>
-          <w:kern w:val="0"/>
-          <w:sz w:val="20"/>
-          <w:szCs w:val="20"/>
-          <w:lang w:val="en-US"/>
-        </w:rPr>
-        <w:tab/>
-      </w:r>
-      <w:r>
-        <w:rPr>
-          <w:b/>
-          <w:bCs/>
-          <w:kern w:val="0"/>
-          <w:sz w:val="20"/>
-          <w:szCs w:val="20"/>
-          <w:lang w:val="en-US"/>
-        </w:rPr>
-        <w:tab/>
-      </w:r>
-      <w:r>
-        <w:rPr>
-          <w:b/>
-          <w:bCs/>
-          <w:kern w:val="0"/>
-          <w:sz w:val="20"/>
-          <w:szCs w:val="20"/>
-          <w:lang w:val="en-US"/>
-        </w:rPr>
-        <w:tab/>
-      </w:r>
-      <w:r>
-        <w:rPr>
-          <w:b/>
-          <w:bCs/>
-          <w:kern w:val="0"/>
-          <w:sz w:val="20"/>
-          <w:szCs w:val="20"/>
-          <w:lang w:val="en-US"/>
-        </w:rPr>
-        <w:tab/>
-      </w:r>
-      <w:r>
-        <w:rPr>
-          <w:rFonts w:hint="eastAsia"/>
-          <w:b/>
-          <w:bCs/>
-          <w:kern w:val="0"/>
-          <w:sz w:val="20"/>
-          <w:szCs w:val="20"/>
-          <w:lang w:val="en-US"/>
-        </w:rPr>
-        <w:t>Jul. 2024</w:t>
-      </w:r>
-    </w:p>
-    <w:p>
-      <w:pPr>
-        <w:widowControl w:val="0"/>
-        <w:autoSpaceDE w:val="0"/>
-        <w:autoSpaceDN w:val="0"/>
-        <w:adjustRightInd w:val="0"/>
-        <w:spacing w:line="240" w:lineRule="auto"/>
-        <w:ind w:firstLineChars="0" w:firstLine="0"/>
-        <w:contextualSpacing/>
-        <w:rPr>
-          <w:b/>
-          <w:bCs/>
-          <w:i/>
-          <w:iCs/>
-          <w:kern w:val="0"/>
-          <w:sz w:val="20"/>
-          <w:szCs w:val="20"/>
-          <w:lang w:val="en-US"/>
-        </w:rPr>
-      </w:pPr>
-      <w:r>
-        <w:rPr>
-          <w:rFonts w:hint="eastAsia"/>
-          <w:b/>
-          <w:bCs/>
-          <w:i/>
-          <w:iCs/>
-          <w:kern w:val="0"/>
-          <w:sz w:val="20"/>
-          <w:szCs w:val="20"/>
-          <w:lang w:val="en-US"/>
-        </w:rPr>
-        <w:t>Algorithm Engineer Intern, Department of Digital Systems</w:t>
+        <w:t xml:space="preserve">Designed a Perception transfer framework, adapting pretrained 4D visual tokens through lightweight interfaces for Gaussian anchor based semantic occupancy prediction and </w:t>
+      </w:r>
+      <w:proofErr w:type="spellStart"/>
+      <w:r>
+        <w:rPr>
+          <w:kern w:val="0"/>
+          <w:sz w:val="20"/>
+          <w:szCs w:val="20"/>
+          <w:lang w:val="en-US"/>
+        </w:rPr>
+        <w:t>StreamPETR</w:t>
+      </w:r>
+      <w:proofErr w:type="spellEnd"/>
+      <w:r>
+        <w:rPr>
+          <w:kern w:val="0"/>
+          <w:sz w:val="20"/>
+          <w:szCs w:val="20"/>
+          <w:lang w:val="en-US"/>
+        </w:rPr>
+        <w:t xml:space="preserve"> style temporal 3D object detection, achieving 35.56 occupancy </w:t>
+      </w:r>
+      <w:proofErr w:type="spellStart"/>
+      <w:r>
+        <w:rPr>
+          <w:kern w:val="0"/>
+          <w:sz w:val="20"/>
+          <w:szCs w:val="20"/>
+          <w:lang w:val="en-US"/>
+        </w:rPr>
+        <w:lastRenderedPageBreak/>
+        <w:t>IoU</w:t>
+      </w:r>
+      <w:proofErr w:type="spellEnd"/>
+      <w:r>
+        <w:rPr>
+          <w:kern w:val="0"/>
+          <w:sz w:val="20"/>
+          <w:szCs w:val="20"/>
+          <w:lang w:val="en-US"/>
+        </w:rPr>
+        <w:t xml:space="preserve"> and 21.50 semantic </w:t>
+      </w:r>
+      <w:proofErr w:type="spellStart"/>
+      <w:r>
+        <w:rPr>
+          <w:kern w:val="0"/>
+          <w:sz w:val="20"/>
+          <w:szCs w:val="20"/>
+          <w:lang w:val="en-US"/>
+        </w:rPr>
+        <w:t>mIoU</w:t>
+      </w:r>
+      <w:proofErr w:type="spellEnd"/>
+      <w:r>
+        <w:rPr>
+          <w:kern w:val="0"/>
+          <w:sz w:val="20"/>
+          <w:szCs w:val="20"/>
+          <w:lang w:val="en-US"/>
+        </w:rPr>
+        <w:t xml:space="preserve">, together with 0.601 NDS and 0.543 </w:t>
+      </w:r>
+      <w:proofErr w:type="spellStart"/>
+      <w:r>
+        <w:rPr>
+          <w:kern w:val="0"/>
+          <w:sz w:val="20"/>
+          <w:szCs w:val="20"/>
+          <w:lang w:val="en-US"/>
+        </w:rPr>
+        <w:t>mAP</w:t>
+      </w:r>
+      <w:proofErr w:type="spellEnd"/>
+      <w:r>
+        <w:rPr>
+          <w:kern w:val="0"/>
+          <w:sz w:val="20"/>
+          <w:szCs w:val="20"/>
+          <w:lang w:val="en-US"/>
+        </w:rPr>
+        <w:t xml:space="preserve"> on </w:t>
+      </w:r>
+      <w:proofErr w:type="spellStart"/>
+      <w:r>
+        <w:rPr>
+          <w:kern w:val="0"/>
+          <w:sz w:val="20"/>
+          <w:szCs w:val="20"/>
+          <w:lang w:val="en-US"/>
+        </w:rPr>
+        <w:t>nuScenes</w:t>
+      </w:r>
+      <w:proofErr w:type="spellEnd"/>
+      <w:r>
+        <w:rPr>
+          <w:kern w:val="0"/>
+          <w:sz w:val="20"/>
+          <w:szCs w:val="20"/>
+          <w:lang w:val="en-US"/>
+        </w:rPr>
+        <w:t>.</w:t>
       </w:r>
     </w:p>
     <w:p>
@@ -2016,26 +2402,321 @@
           <w:szCs w:val="20"/>
           <w:lang w:val="en-US"/>
         </w:rPr>
-        <w:t>Fine-tuned YOLOv8 parameters to develop a surveillance video integration program for detecting indoor population changes, and configured 5</w:t>
+        <w:t>Enable</w:t>
+      </w:r>
+      <w:r>
+        <w:rPr>
+          <w:kern w:val="0"/>
+          <w:sz w:val="20"/>
+          <w:szCs w:val="20"/>
+          <w:lang w:val="en-US"/>
+        </w:rPr>
+        <w:t>d a Video Generator by exposing the pretrained 4D tokenizer hierarchy as a geometry grounded generative state, allowing a Diffusion Transformer to predict future visual tokens that remain decodable into temporally coherent RGB videos and 3D geometry, achieving 298.72 FVD and 4.37m depth RMSE for 16 frame future prediction.</w:t>
+      </w:r>
+    </w:p>
+    <w:p>
+      <w:pPr>
+        <w:widowControl w:val="0"/>
+        <w:autoSpaceDE w:val="0"/>
+        <w:autoSpaceDN w:val="0"/>
+        <w:adjustRightInd w:val="0"/>
+        <w:spacing w:line="240" w:lineRule="auto"/>
+        <w:ind w:firstLineChars="0" w:firstLine="0"/>
+        <w:contextualSpacing/>
+        <w:rPr>
+          <w:b/>
+          <w:bCs/>
+          <w:kern w:val="0"/>
+          <w:sz w:val="20"/>
+          <w:szCs w:val="20"/>
+          <w:lang w:val="en-US"/>
+        </w:rPr>
+      </w:pPr>
+      <w:r>
+        <w:rPr>
+          <w:b/>
+          <w:bCs/>
+          <w:kern w:val="0"/>
+          <w:sz w:val="20"/>
+          <w:szCs w:val="20"/>
+          <w:lang w:val="en-US"/>
+        </w:rPr>
+        <w:t xml:space="preserve">Meituan Inc.      </w:t>
+      </w:r>
+      <w:r>
+        <w:rPr>
+          <w:b/>
+          <w:bCs/>
+          <w:kern w:val="0"/>
+          <w:sz w:val="20"/>
+          <w:szCs w:val="20"/>
+          <w:lang w:val="en-US"/>
+        </w:rPr>
+        <w:tab/>
+      </w:r>
+      <w:r>
+        <w:rPr>
+          <w:b/>
+          <w:bCs/>
+          <w:kern w:val="0"/>
+          <w:sz w:val="20"/>
+          <w:szCs w:val="20"/>
+          <w:lang w:val="en-US"/>
+        </w:rPr>
+        <w:tab/>
+      </w:r>
+      <w:r>
+        <w:rPr>
+          <w:b/>
+          <w:bCs/>
+          <w:kern w:val="0"/>
+          <w:sz w:val="20"/>
+          <w:szCs w:val="20"/>
+          <w:lang w:val="en-US"/>
+        </w:rPr>
+        <w:tab/>
+      </w:r>
+      <w:r>
+        <w:rPr>
+          <w:b/>
+          <w:bCs/>
+          <w:kern w:val="0"/>
+          <w:sz w:val="20"/>
+          <w:szCs w:val="20"/>
+          <w:lang w:val="en-US"/>
+        </w:rPr>
+        <w:tab/>
+      </w:r>
+      <w:r>
+        <w:rPr>
+          <w:b/>
+          <w:bCs/>
+          <w:kern w:val="0"/>
+          <w:sz w:val="20"/>
+          <w:szCs w:val="20"/>
+          <w:lang w:val="en-US"/>
+        </w:rPr>
+        <w:tab/>
+      </w:r>
+      <w:r>
+        <w:rPr>
+          <w:b/>
+          <w:bCs/>
+          <w:kern w:val="0"/>
+          <w:sz w:val="20"/>
+          <w:szCs w:val="20"/>
+          <w:lang w:val="en-US"/>
+        </w:rPr>
+        <w:tab/>
+      </w:r>
+      <w:r>
+        <w:rPr>
+          <w:b/>
+          <w:bCs/>
+          <w:kern w:val="0"/>
+          <w:sz w:val="20"/>
+          <w:szCs w:val="20"/>
+          <w:lang w:val="en-US"/>
+        </w:rPr>
+        <w:tab/>
+      </w:r>
+      <w:r>
+        <w:rPr>
+          <w:b/>
+          <w:bCs/>
+          <w:kern w:val="0"/>
+          <w:sz w:val="20"/>
+          <w:szCs w:val="20"/>
+          <w:lang w:val="en-US"/>
+        </w:rPr>
+        <w:tab/>
+      </w:r>
+      <w:r>
+        <w:rPr>
+          <w:b/>
+          <w:bCs/>
+          <w:kern w:val="0"/>
+          <w:sz w:val="20"/>
+          <w:szCs w:val="20"/>
+          <w:lang w:val="en-US"/>
+        </w:rPr>
+        <w:tab/>
+      </w:r>
+      <w:r>
+        <w:rPr>
+          <w:b/>
+          <w:bCs/>
+          <w:kern w:val="0"/>
+          <w:sz w:val="20"/>
+          <w:szCs w:val="20"/>
+          <w:lang w:val="en-US"/>
+        </w:rPr>
+        <w:tab/>
+      </w:r>
+      <w:r>
+        <w:rPr>
+          <w:b/>
+          <w:bCs/>
+          <w:kern w:val="0"/>
+          <w:sz w:val="20"/>
+          <w:szCs w:val="20"/>
+          <w:lang w:val="en-US"/>
+        </w:rPr>
+        <w:tab/>
+      </w:r>
+      <w:r>
+        <w:rPr>
+          <w:b/>
+          <w:bCs/>
+          <w:kern w:val="0"/>
+          <w:sz w:val="20"/>
+          <w:szCs w:val="20"/>
+          <w:lang w:val="en-US"/>
+        </w:rPr>
+        <w:tab/>
+      </w:r>
+      <w:r>
+        <w:rPr>
+          <w:b/>
+          <w:bCs/>
+          <w:kern w:val="0"/>
+          <w:sz w:val="20"/>
+          <w:szCs w:val="20"/>
+          <w:lang w:val="en-US"/>
+        </w:rPr>
+        <w:tab/>
+      </w:r>
+      <w:r>
+        <w:rPr>
+          <w:b/>
+          <w:bCs/>
+          <w:kern w:val="0"/>
+          <w:sz w:val="20"/>
+          <w:szCs w:val="20"/>
+          <w:lang w:val="en-US"/>
+        </w:rPr>
+        <w:tab/>
+      </w:r>
+      <w:r>
+        <w:rPr>
+          <w:b/>
+          <w:bCs/>
+          <w:kern w:val="0"/>
+          <w:sz w:val="20"/>
+          <w:szCs w:val="20"/>
+          <w:lang w:val="en-US"/>
+        </w:rPr>
+        <w:tab/>
+      </w:r>
+      <w:r>
+        <w:rPr>
+          <w:b/>
+          <w:bCs/>
+          <w:kern w:val="0"/>
+          <w:sz w:val="20"/>
+          <w:szCs w:val="20"/>
+          <w:lang w:val="en-US"/>
+        </w:rPr>
+        <w:tab/>
+        <w:t>Dec.</w:t>
       </w:r>
       <w:r>
         <w:rPr>
           <w:rFonts w:hint="eastAsia"/>
-          <w:kern w:val="0"/>
-          <w:sz w:val="20"/>
-          <w:szCs w:val="20"/>
-          <w:lang w:val="en-US"/>
-        </w:rPr>
-        <w:t xml:space="preserve"> </w:t>
-      </w:r>
-      <w:r>
-        <w:rPr>
-          <w:kern w:val="0"/>
-          <w:sz w:val="20"/>
-          <w:szCs w:val="20"/>
-          <w:lang w:val="en-US"/>
-        </w:rPr>
-        <w:t>modes to provide air conditioning strategies based on population density</w:t>
+          <w:b/>
+          <w:bCs/>
+          <w:kern w:val="0"/>
+          <w:sz w:val="20"/>
+          <w:szCs w:val="20"/>
+          <w:lang w:val="en-US"/>
+        </w:rPr>
+        <w:t xml:space="preserve"> 202</w:t>
+      </w:r>
+      <w:r>
+        <w:rPr>
+          <w:b/>
+          <w:bCs/>
+          <w:kern w:val="0"/>
+          <w:sz w:val="20"/>
+          <w:szCs w:val="20"/>
+          <w:lang w:val="en-US"/>
+        </w:rPr>
+        <w:t>5 – Mar. 2026</w:t>
+      </w:r>
+    </w:p>
+    <w:p>
+      <w:pPr>
+        <w:widowControl w:val="0"/>
+        <w:autoSpaceDE w:val="0"/>
+        <w:autoSpaceDN w:val="0"/>
+        <w:adjustRightInd w:val="0"/>
+        <w:spacing w:line="240" w:lineRule="auto"/>
+        <w:ind w:firstLineChars="0" w:firstLine="0"/>
+        <w:contextualSpacing/>
+        <w:rPr>
+          <w:b/>
+          <w:bCs/>
+          <w:i/>
+          <w:iCs/>
+          <w:kern w:val="0"/>
+          <w:sz w:val="20"/>
+          <w:szCs w:val="20"/>
+          <w:lang w:val="en-US"/>
+        </w:rPr>
+      </w:pPr>
+      <w:r>
+        <w:rPr>
+          <w:rFonts w:hint="eastAsia"/>
+          <w:b/>
+          <w:bCs/>
+          <w:i/>
+          <w:iCs/>
+          <w:kern w:val="0"/>
+          <w:sz w:val="20"/>
+          <w:szCs w:val="20"/>
+          <w:lang w:val="en-US"/>
+        </w:rPr>
+        <w:t>Algorithm Researcher Intern</w:t>
+      </w:r>
+      <w:r>
+        <w:rPr>
+          <w:b/>
+          <w:bCs/>
+          <w:i/>
+          <w:iCs/>
+          <w:kern w:val="0"/>
+          <w:sz w:val="20"/>
+          <w:szCs w:val="20"/>
+          <w:lang w:val="en-US"/>
+        </w:rPr>
+        <w:t>,</w:t>
+      </w:r>
+      <w:r>
+        <w:rPr>
+          <w:rFonts w:hint="eastAsia"/>
+          <w:b/>
+          <w:bCs/>
+          <w:i/>
+          <w:iCs/>
+          <w:kern w:val="0"/>
+          <w:sz w:val="20"/>
+          <w:szCs w:val="20"/>
+          <w:lang w:val="en-US"/>
+        </w:rPr>
+        <w:t xml:space="preserve"> Department of Un</w:t>
+      </w:r>
+      <w:r>
+        <w:rPr>
+          <w:b/>
+          <w:bCs/>
+          <w:i/>
+          <w:iCs/>
+          <w:kern w:val="0"/>
+          <w:sz w:val="20"/>
+          <w:szCs w:val="20"/>
+          <w:lang w:val="en-US"/>
+        </w:rPr>
+        <w:t>manned Vehicle</w:t>
       </w:r>
     </w:p>
     <w:p>
@@ -2067,11 +2748,10 @@
           <w:szCs w:val="20"/>
           <w:lang w:val="en-US"/>
         </w:rPr>
-        <w:t>Developed interfaces and standardized the database format for integration with the company’s industrial software</w:t>
-      </w:r>
-      <w:r>
-        <w:rPr>
-          <w:rFonts w:hint="eastAsia"/>
+        <w:t>Developed a controllable Multiview driving video generation framework based on 3DVAE and Spatial Temporal Diffusion Transformer, integrating BEV layouts, camera</w:t>
+      </w:r>
+      <w:r>
+        <w:rPr>
           <w:kern w:val="0"/>
           <w:sz w:val="20"/>
           <w:szCs w:val="20"/>
@@ -2086,7 +2766,25 @@
           <w:szCs w:val="20"/>
           <w:lang w:val="en-US"/>
         </w:rPr>
-        <w:t>Zee600</w:t>
+        <w:t>poses, text descriptions, reference images, and object trajectories to enable high resolution, long sequence, and fine</w:t>
+      </w:r>
+      <w:r>
+        <w:rPr>
+          <w:kern w:val="0"/>
+          <w:sz w:val="20"/>
+          <w:szCs w:val="20"/>
+          <w:lang w:val="en-US"/>
+        </w:rPr>
+        <w:t>-</w:t>
+      </w:r>
+      <w:r>
+        <w:rPr>
+          <w:kern w:val="0"/>
+          <w:sz w:val="20"/>
+          <w:szCs w:val="20"/>
+          <w:lang w:val="en-US"/>
+        </w:rPr>
+        <w:t>grained object level video generation.</w:t>
       </w:r>
     </w:p>
     <w:p>
@@ -2105,244 +2803,80 @@
         <w:contextualSpacing/>
         <w:jc w:val="both"/>
         <w:rPr>
-          <w:rStyle w:val="CommentReference"/>
-          <w:kern w:val="0"/>
-          <w:sz w:val="20"/>
-          <w:szCs w:val="20"/>
-          <w:lang w:val="en-US"/>
-        </w:rPr>
-      </w:pPr>
-      <w:r>
-        <w:rPr>
-          <w:kern w:val="0"/>
-          <w:sz w:val="20"/>
-          <w:szCs w:val="20"/>
-          <w:lang w:val="en-US"/>
-        </w:rPr>
-        <w:t xml:space="preserve">Optimized data updates, real-time writing, and data structure for the smart </w:t>
-      </w:r>
-      <w:r>
-        <w:rPr>
-          <w:rFonts w:hint="eastAsia"/>
-          <w:kern w:val="0"/>
-          <w:sz w:val="20"/>
-          <w:szCs w:val="20"/>
-          <w:lang w:val="en-US"/>
-        </w:rPr>
-        <w:t xml:space="preserve">screen system, </w:t>
-      </w:r>
-      <w:r>
-        <w:rPr>
-          <w:kern w:val="0"/>
-          <w:sz w:val="20"/>
-          <w:szCs w:val="20"/>
-          <w:lang w:val="en-US"/>
-        </w:rPr>
-        <w:t>eliminating 80% of the manual steps</w:t>
-      </w:r>
-      <w:r>
-        <w:rPr>
-          <w:rFonts w:hint="eastAsia"/>
-          <w:kern w:val="0"/>
-          <w:sz w:val="20"/>
-          <w:szCs w:val="20"/>
-          <w:lang w:val="en-US"/>
-        </w:rPr>
-        <w:t xml:space="preserve"> and</w:t>
-      </w:r>
-      <w:r>
-        <w:rPr>
-          <w:kern w:val="0"/>
-          <w:sz w:val="20"/>
-          <w:szCs w:val="20"/>
-          <w:lang w:val="en-US"/>
-        </w:rPr>
-        <w:t xml:space="preserve"> enabling staff to access real-time data from four modules with a single IP address modification</w:t>
-      </w:r>
-    </w:p>
-    <w:p>
-      <w:pPr>
-        <w:widowControl w:val="0"/>
-        <w:autoSpaceDE w:val="0"/>
-        <w:autoSpaceDN w:val="0"/>
-        <w:adjustRightInd w:val="0"/>
-        <w:spacing w:line="240" w:lineRule="auto"/>
-        <w:ind w:firstLineChars="0" w:firstLine="0"/>
-        <w:contextualSpacing/>
-        <w:rPr>
-          <w:b/>
-          <w:bCs/>
-          <w:color w:val="FF0000"/>
-          <w:kern w:val="0"/>
-          <w:sz w:val="20"/>
-          <w:szCs w:val="20"/>
-          <w:lang w:val="en-US"/>
-        </w:rPr>
-      </w:pPr>
-      <w:r>
-        <w:rPr>
-          <w:b/>
-          <w:bCs/>
-          <w:color w:val="19181B"/>
-          <w:kern w:val="0"/>
-          <w:sz w:val="20"/>
-          <w:szCs w:val="20"/>
-          <w:lang w:val="en-US"/>
-        </w:rPr>
-        <w:t xml:space="preserve">Xiamen Area of China (Fujian) Pilot Free Trade Zone Port Power Supply &amp; Tech. Co., LTD.      </w:t>
-      </w:r>
-      <w:r>
-        <w:rPr>
-          <w:rFonts w:hint="eastAsia"/>
-          <w:b/>
-          <w:bCs/>
-          <w:color w:val="19181B"/>
-          <w:kern w:val="0"/>
-          <w:sz w:val="20"/>
-          <w:szCs w:val="20"/>
-          <w:lang w:val="en-US"/>
-        </w:rPr>
-        <w:t>Jan</w:t>
-      </w:r>
-      <w:r>
-        <w:rPr>
-          <w:b/>
-          <w:bCs/>
-          <w:color w:val="19181B"/>
-          <w:kern w:val="0"/>
-          <w:sz w:val="20"/>
-          <w:szCs w:val="20"/>
-          <w:lang w:val="en-US"/>
-        </w:rPr>
-        <w:t>.</w:t>
-      </w:r>
-      <w:r>
-        <w:rPr>
-          <w:rFonts w:hint="eastAsia"/>
-          <w:b/>
-          <w:bCs/>
-          <w:color w:val="19181B"/>
-          <w:kern w:val="0"/>
-          <w:sz w:val="20"/>
-          <w:szCs w:val="20"/>
-          <w:lang w:val="en-US"/>
-        </w:rPr>
-        <w:t xml:space="preserve"> 2024</w:t>
-      </w:r>
-      <w:r>
-        <w:rPr>
-          <w:b/>
-          <w:bCs/>
-          <w:color w:val="19181B"/>
-          <w:kern w:val="0"/>
-          <w:sz w:val="20"/>
-          <w:szCs w:val="20"/>
-          <w:lang w:val="en-US"/>
-        </w:rPr>
-        <w:t xml:space="preserve"> – </w:t>
-      </w:r>
-      <w:r>
-        <w:rPr>
-          <w:rFonts w:hint="eastAsia"/>
-          <w:b/>
-          <w:bCs/>
-          <w:color w:val="19181B"/>
-          <w:kern w:val="0"/>
-          <w:sz w:val="20"/>
-          <w:szCs w:val="20"/>
-          <w:lang w:val="en-US"/>
-        </w:rPr>
-        <w:t>Feb</w:t>
-      </w:r>
-      <w:r>
-        <w:rPr>
-          <w:b/>
-          <w:bCs/>
-          <w:color w:val="19181B"/>
-          <w:kern w:val="0"/>
-          <w:sz w:val="20"/>
-          <w:szCs w:val="20"/>
-          <w:lang w:val="en-US"/>
-        </w:rPr>
-        <w:t>.</w:t>
-      </w:r>
-      <w:r>
-        <w:rPr>
-          <w:rFonts w:hint="eastAsia"/>
-          <w:b/>
-          <w:bCs/>
-          <w:color w:val="19181B"/>
-          <w:kern w:val="0"/>
-          <w:sz w:val="20"/>
-          <w:szCs w:val="20"/>
-          <w:lang w:val="en-US"/>
-        </w:rPr>
-        <w:t xml:space="preserve"> 2024</w:t>
-      </w:r>
-    </w:p>
-    <w:p>
-      <w:pPr>
-        <w:widowControl w:val="0"/>
-        <w:autoSpaceDE w:val="0"/>
-        <w:autoSpaceDN w:val="0"/>
-        <w:adjustRightInd w:val="0"/>
-        <w:spacing w:line="240" w:lineRule="auto"/>
-        <w:ind w:firstLineChars="0" w:firstLine="0"/>
-        <w:contextualSpacing/>
-        <w:rPr>
-          <w:b/>
-          <w:bCs/>
-          <w:i/>
-          <w:iCs/>
-          <w:color w:val="19181B"/>
-          <w:kern w:val="0"/>
-          <w:sz w:val="20"/>
-          <w:szCs w:val="20"/>
-          <w:lang w:val="en-US"/>
-        </w:rPr>
-      </w:pPr>
-      <w:r>
-        <w:rPr>
-          <w:b/>
-          <w:bCs/>
-          <w:i/>
-          <w:iCs/>
-          <w:color w:val="19181B"/>
-          <w:kern w:val="0"/>
-          <w:sz w:val="20"/>
-          <w:szCs w:val="20"/>
-          <w:lang w:val="en-US"/>
-        </w:rPr>
-        <w:t xml:space="preserve">System Engineering Intern, Department of </w:t>
-      </w:r>
-      <w:r>
-        <w:rPr>
-          <w:rFonts w:hint="eastAsia"/>
-          <w:b/>
-          <w:bCs/>
-          <w:i/>
-          <w:iCs/>
-          <w:color w:val="19181B"/>
-          <w:kern w:val="0"/>
-          <w:sz w:val="20"/>
-          <w:szCs w:val="20"/>
-          <w:lang w:val="en-US"/>
-        </w:rPr>
-        <w:t>C</w:t>
-      </w:r>
-      <w:r>
-        <w:rPr>
-          <w:b/>
-          <w:bCs/>
-          <w:i/>
-          <w:iCs/>
-          <w:color w:val="19181B"/>
-          <w:kern w:val="0"/>
-          <w:sz w:val="20"/>
-          <w:szCs w:val="20"/>
-          <w:lang w:val="en-US"/>
-        </w:rPr>
-        <w:t>ommunications</w:t>
+          <w:kern w:val="0"/>
+          <w:sz w:val="20"/>
+          <w:szCs w:val="20"/>
+          <w:lang w:val="en-US"/>
+        </w:rPr>
+      </w:pPr>
+      <w:r>
+        <w:rPr>
+          <w:kern w:val="0"/>
+          <w:sz w:val="20"/>
+          <w:szCs w:val="20"/>
+          <w:lang w:val="en-US"/>
+        </w:rPr>
+        <w:t xml:space="preserve">Designed a multimodal object conditioning and feature fusion module, combining Fourier encoded 3D geometric features, text embeddings, and </w:t>
+      </w:r>
+      <w:proofErr w:type="spellStart"/>
+      <w:r>
+        <w:rPr>
+          <w:kern w:val="0"/>
+          <w:sz w:val="20"/>
+          <w:szCs w:val="20"/>
+          <w:lang w:val="en-US"/>
+        </w:rPr>
+        <w:t>SigLIP</w:t>
+      </w:r>
+      <w:proofErr w:type="spellEnd"/>
+      <w:r>
+        <w:rPr>
+          <w:kern w:val="0"/>
+          <w:sz w:val="20"/>
+          <w:szCs w:val="20"/>
+          <w:lang w:val="en-US"/>
+        </w:rPr>
+        <w:t xml:space="preserve"> visual features with instance identity encoding to maintain object appearance across views and time, achieving 53.48 </w:t>
+      </w:r>
+      <w:proofErr w:type="spellStart"/>
+      <w:r>
+        <w:rPr>
+          <w:kern w:val="0"/>
+          <w:sz w:val="20"/>
+          <w:szCs w:val="20"/>
+          <w:lang w:val="en-US"/>
+        </w:rPr>
+        <w:t>mAP</w:t>
+      </w:r>
+      <w:proofErr w:type="spellEnd"/>
+      <w:r>
+        <w:rPr>
+          <w:kern w:val="0"/>
+          <w:sz w:val="20"/>
+          <w:szCs w:val="20"/>
+          <w:lang w:val="en-US"/>
+        </w:rPr>
+        <w:t xml:space="preserve">, 65.70 </w:t>
+      </w:r>
+      <w:proofErr w:type="spellStart"/>
+      <w:r>
+        <w:rPr>
+          <w:kern w:val="0"/>
+          <w:sz w:val="20"/>
+          <w:szCs w:val="20"/>
+          <w:lang w:val="en-US"/>
+        </w:rPr>
+        <w:t>IoU</w:t>
+      </w:r>
+      <w:proofErr w:type="spellEnd"/>
+      <w:r>
+        <w:rPr>
+          <w:kern w:val="0"/>
+          <w:sz w:val="20"/>
+          <w:szCs w:val="20"/>
+          <w:lang w:val="en-US"/>
+        </w:rPr>
+        <w:t>, 60.3% text alignment, and 70.7% image alignment.</w:t>
       </w:r>
     </w:p>
     <w:p>
@@ -2361,22 +2895,388 @@
         <w:contextualSpacing/>
         <w:jc w:val="both"/>
         <w:rPr>
-          <w:color w:val="19181B"/>
-          <w:kern w:val="0"/>
-          <w:sz w:val="20"/>
-          <w:szCs w:val="20"/>
-          <w:lang w:val="en-US"/>
-        </w:rPr>
-      </w:pPr>
-      <w:r>
-        <w:rPr>
-          <w:color w:val="19181B"/>
-          <w:kern w:val="0"/>
-          <w:sz w:val="20"/>
-          <w:szCs w:val="20"/>
-          <w:lang w:val="en-US"/>
-        </w:rPr>
-        <w:t>Contributed to the usability optimization of the EAM system by resolving attribute conflicts in equipment inventory management and implementing automated equipment model selection, significantly reducing user workload</w:t>
+          <w:kern w:val="0"/>
+          <w:sz w:val="20"/>
+          <w:szCs w:val="20"/>
+          <w:lang w:val="en-US"/>
+        </w:rPr>
+      </w:pPr>
+      <w:r>
+        <w:rPr>
+          <w:kern w:val="0"/>
+          <w:sz w:val="20"/>
+          <w:szCs w:val="20"/>
+          <w:lang w:val="en-US"/>
+        </w:rPr>
+        <w:t xml:space="preserve">Built a generation, evaluation, and regeneration closed loop framework with a </w:t>
+      </w:r>
+      <w:proofErr w:type="spellStart"/>
+      <w:r>
+        <w:rPr>
+          <w:kern w:val="0"/>
+          <w:sz w:val="20"/>
+          <w:szCs w:val="20"/>
+          <w:lang w:val="en-US"/>
+        </w:rPr>
+        <w:t>multiview</w:t>
+      </w:r>
+      <w:proofErr w:type="spellEnd"/>
+      <w:r>
+        <w:rPr>
+          <w:kern w:val="0"/>
+          <w:sz w:val="20"/>
+          <w:szCs w:val="20"/>
+          <w:lang w:val="en-US"/>
+        </w:rPr>
+        <w:t xml:space="preserve"> Vision Language Model evaluator and 3D guided object refinement module to automatically detect and repair inconsistent objects, improving multiview and temporal consistency to 84.9% index consistency while supporting controllable generation of rare and long-tail driving objects.</w:t>
+      </w:r>
+    </w:p>
+    <w:p>
+      <w:pPr>
+        <w:widowControl w:val="0"/>
+        <w:autoSpaceDE w:val="0"/>
+        <w:autoSpaceDN w:val="0"/>
+        <w:adjustRightInd w:val="0"/>
+        <w:spacing w:line="240" w:lineRule="auto"/>
+        <w:ind w:firstLineChars="0" w:firstLine="0"/>
+        <w:contextualSpacing/>
+        <w:rPr>
+          <w:b/>
+          <w:bCs/>
+          <w:kern w:val="0"/>
+          <w:sz w:val="20"/>
+          <w:szCs w:val="20"/>
+          <w:lang w:val="en-US"/>
+        </w:rPr>
+      </w:pPr>
+      <w:r>
+        <w:rPr>
+          <w:rFonts w:hint="eastAsia"/>
+          <w:b/>
+          <w:bCs/>
+          <w:kern w:val="0"/>
+          <w:sz w:val="20"/>
+          <w:szCs w:val="20"/>
+          <w:lang w:val="en-US"/>
+        </w:rPr>
+        <w:t>Vast.AI</w:t>
+      </w:r>
+      <w:r>
+        <w:rPr>
+          <w:b/>
+          <w:bCs/>
+          <w:kern w:val="0"/>
+          <w:sz w:val="20"/>
+          <w:szCs w:val="20"/>
+          <w:lang w:val="en-US"/>
+        </w:rPr>
+        <w:t xml:space="preserve">      </w:t>
+      </w:r>
+      <w:r>
+        <w:rPr>
+          <w:b/>
+          <w:bCs/>
+          <w:kern w:val="0"/>
+          <w:sz w:val="20"/>
+          <w:szCs w:val="20"/>
+          <w:lang w:val="en-US"/>
+        </w:rPr>
+        <w:tab/>
+      </w:r>
+      <w:r>
+        <w:rPr>
+          <w:b/>
+          <w:bCs/>
+          <w:kern w:val="0"/>
+          <w:sz w:val="20"/>
+          <w:szCs w:val="20"/>
+          <w:lang w:val="en-US"/>
+        </w:rPr>
+        <w:tab/>
+      </w:r>
+      <w:r>
+        <w:rPr>
+          <w:b/>
+          <w:bCs/>
+          <w:kern w:val="0"/>
+          <w:sz w:val="20"/>
+          <w:szCs w:val="20"/>
+          <w:lang w:val="en-US"/>
+        </w:rPr>
+        <w:tab/>
+      </w:r>
+      <w:r>
+        <w:rPr>
+          <w:b/>
+          <w:bCs/>
+          <w:kern w:val="0"/>
+          <w:sz w:val="20"/>
+          <w:szCs w:val="20"/>
+          <w:lang w:val="en-US"/>
+        </w:rPr>
+        <w:tab/>
+      </w:r>
+      <w:r>
+        <w:rPr>
+          <w:b/>
+          <w:bCs/>
+          <w:kern w:val="0"/>
+          <w:sz w:val="20"/>
+          <w:szCs w:val="20"/>
+          <w:lang w:val="en-US"/>
+        </w:rPr>
+        <w:tab/>
+      </w:r>
+      <w:r>
+        <w:rPr>
+          <w:b/>
+          <w:bCs/>
+          <w:kern w:val="0"/>
+          <w:sz w:val="20"/>
+          <w:szCs w:val="20"/>
+          <w:lang w:val="en-US"/>
+        </w:rPr>
+        <w:tab/>
+      </w:r>
+      <w:r>
+        <w:rPr>
+          <w:b/>
+          <w:bCs/>
+          <w:kern w:val="0"/>
+          <w:sz w:val="20"/>
+          <w:szCs w:val="20"/>
+          <w:lang w:val="en-US"/>
+        </w:rPr>
+        <w:tab/>
+      </w:r>
+      <w:r>
+        <w:rPr>
+          <w:b/>
+          <w:bCs/>
+          <w:kern w:val="0"/>
+          <w:sz w:val="20"/>
+          <w:szCs w:val="20"/>
+          <w:lang w:val="en-US"/>
+        </w:rPr>
+        <w:tab/>
+      </w:r>
+      <w:r>
+        <w:rPr>
+          <w:b/>
+          <w:bCs/>
+          <w:kern w:val="0"/>
+          <w:sz w:val="20"/>
+          <w:szCs w:val="20"/>
+          <w:lang w:val="en-US"/>
+        </w:rPr>
+        <w:tab/>
+      </w:r>
+      <w:r>
+        <w:rPr>
+          <w:b/>
+          <w:bCs/>
+          <w:kern w:val="0"/>
+          <w:sz w:val="20"/>
+          <w:szCs w:val="20"/>
+          <w:lang w:val="en-US"/>
+        </w:rPr>
+        <w:tab/>
+      </w:r>
+      <w:r>
+        <w:rPr>
+          <w:b/>
+          <w:bCs/>
+          <w:kern w:val="0"/>
+          <w:sz w:val="20"/>
+          <w:szCs w:val="20"/>
+          <w:lang w:val="en-US"/>
+        </w:rPr>
+        <w:tab/>
+      </w:r>
+      <w:r>
+        <w:rPr>
+          <w:b/>
+          <w:bCs/>
+          <w:kern w:val="0"/>
+          <w:sz w:val="20"/>
+          <w:szCs w:val="20"/>
+          <w:lang w:val="en-US"/>
+        </w:rPr>
+        <w:tab/>
+      </w:r>
+      <w:r>
+        <w:rPr>
+          <w:b/>
+          <w:bCs/>
+          <w:kern w:val="0"/>
+          <w:sz w:val="20"/>
+          <w:szCs w:val="20"/>
+          <w:lang w:val="en-US"/>
+        </w:rPr>
+        <w:tab/>
+      </w:r>
+      <w:r>
+        <w:rPr>
+          <w:b/>
+          <w:bCs/>
+          <w:kern w:val="0"/>
+          <w:sz w:val="20"/>
+          <w:szCs w:val="20"/>
+          <w:lang w:val="en-US"/>
+        </w:rPr>
+        <w:tab/>
+      </w:r>
+      <w:r>
+        <w:rPr>
+          <w:b/>
+          <w:bCs/>
+          <w:kern w:val="0"/>
+          <w:sz w:val="20"/>
+          <w:szCs w:val="20"/>
+          <w:lang w:val="en-US"/>
+        </w:rPr>
+        <w:tab/>
+      </w:r>
+      <w:r>
+        <w:rPr>
+          <w:b/>
+          <w:bCs/>
+          <w:kern w:val="0"/>
+          <w:sz w:val="20"/>
+          <w:szCs w:val="20"/>
+          <w:lang w:val="en-US"/>
+        </w:rPr>
+        <w:tab/>
+      </w:r>
+      <w:r>
+        <w:rPr>
+          <w:b/>
+          <w:bCs/>
+          <w:kern w:val="0"/>
+          <w:sz w:val="20"/>
+          <w:szCs w:val="20"/>
+          <w:lang w:val="en-US"/>
+        </w:rPr>
+        <w:tab/>
+      </w:r>
+      <w:r>
+        <w:rPr>
+          <w:rFonts w:hint="eastAsia"/>
+          <w:b/>
+          <w:bCs/>
+          <w:kern w:val="0"/>
+          <w:sz w:val="20"/>
+          <w:szCs w:val="20"/>
+          <w:lang w:val="en-US"/>
+        </w:rPr>
+        <w:t xml:space="preserve"> Aug</w:t>
+      </w:r>
+      <w:r>
+        <w:rPr>
+          <w:b/>
+          <w:bCs/>
+          <w:kern w:val="0"/>
+          <w:sz w:val="20"/>
+          <w:szCs w:val="20"/>
+          <w:lang w:val="en-US"/>
+        </w:rPr>
+        <w:t>.</w:t>
+      </w:r>
+      <w:r>
+        <w:rPr>
+          <w:rFonts w:hint="eastAsia"/>
+          <w:b/>
+          <w:bCs/>
+          <w:kern w:val="0"/>
+          <w:sz w:val="20"/>
+          <w:szCs w:val="20"/>
+          <w:lang w:val="en-US"/>
+        </w:rPr>
+        <w:t xml:space="preserve"> 2024</w:t>
+      </w:r>
+      <w:r>
+        <w:rPr>
+          <w:b/>
+          <w:bCs/>
+          <w:kern w:val="0"/>
+          <w:sz w:val="20"/>
+          <w:szCs w:val="20"/>
+          <w:lang w:val="en-US"/>
+        </w:rPr>
+        <w:t xml:space="preserve"> – </w:t>
+      </w:r>
+      <w:r>
+        <w:rPr>
+          <w:b/>
+          <w:bCs/>
+          <w:kern w:val="0"/>
+          <w:sz w:val="20"/>
+          <w:szCs w:val="20"/>
+          <w:lang w:val="en-US"/>
+        </w:rPr>
+        <w:t>Jun. 2025</w:t>
+      </w:r>
+    </w:p>
+    <w:p>
+      <w:pPr>
+        <w:widowControl w:val="0"/>
+        <w:autoSpaceDE w:val="0"/>
+        <w:autoSpaceDN w:val="0"/>
+        <w:adjustRightInd w:val="0"/>
+        <w:spacing w:line="240" w:lineRule="auto"/>
+        <w:ind w:firstLineChars="0" w:firstLine="0"/>
+        <w:contextualSpacing/>
+        <w:rPr>
+          <w:b/>
+          <w:bCs/>
+          <w:i/>
+          <w:iCs/>
+          <w:kern w:val="0"/>
+          <w:sz w:val="20"/>
+          <w:szCs w:val="20"/>
+          <w:lang w:val="en-US"/>
+        </w:rPr>
+      </w:pPr>
+      <w:r>
+        <w:rPr>
+          <w:rFonts w:hint="eastAsia"/>
+          <w:b/>
+          <w:bCs/>
+          <w:i/>
+          <w:iCs/>
+          <w:kern w:val="0"/>
+          <w:sz w:val="20"/>
+          <w:szCs w:val="20"/>
+          <w:lang w:val="en-US"/>
+        </w:rPr>
+        <w:t>Algorithm Researcher Intern</w:t>
+      </w:r>
+      <w:r>
+        <w:rPr>
+          <w:b/>
+          <w:bCs/>
+          <w:i/>
+          <w:iCs/>
+          <w:kern w:val="0"/>
+          <w:sz w:val="20"/>
+          <w:szCs w:val="20"/>
+          <w:lang w:val="en-US"/>
+        </w:rPr>
+        <w:t>,</w:t>
+      </w:r>
+      <w:r>
+        <w:rPr>
+          <w:rFonts w:hint="eastAsia"/>
+          <w:b/>
+          <w:bCs/>
+          <w:i/>
+          <w:iCs/>
+          <w:kern w:val="0"/>
+          <w:sz w:val="20"/>
+          <w:szCs w:val="20"/>
+          <w:lang w:val="en-US"/>
+        </w:rPr>
+        <w:t xml:space="preserve"> Department of Technology and Engineering</w:t>
       </w:r>
     </w:p>
     <w:p>
@@ -2395,22 +3295,40 @@
         <w:contextualSpacing/>
         <w:jc w:val="both"/>
         <w:rPr>
-          <w:color w:val="19181B"/>
-          <w:kern w:val="0"/>
-          <w:sz w:val="20"/>
-          <w:szCs w:val="20"/>
-          <w:lang w:val="en-US"/>
-        </w:rPr>
-      </w:pPr>
-      <w:r>
-        <w:rPr>
-          <w:color w:val="19181B"/>
-          <w:kern w:val="0"/>
-          <w:sz w:val="20"/>
-          <w:szCs w:val="20"/>
-          <w:lang w:val="en-US"/>
-        </w:rPr>
-        <w:t>Contributed to the blueprint design of the project management system for Harbour Electric. Designed the data structure for project information tables, laying the groundwork for subsequent development</w:t>
+          <w:kern w:val="0"/>
+          <w:sz w:val="20"/>
+          <w:szCs w:val="20"/>
+          <w:lang w:val="en-US"/>
+        </w:rPr>
+      </w:pPr>
+      <w:r>
+        <w:rPr>
+          <w:kern w:val="0"/>
+          <w:sz w:val="20"/>
+          <w:szCs w:val="20"/>
+          <w:lang w:val="en-US"/>
+        </w:rPr>
+        <w:t xml:space="preserve">Developed a 3D reconstruction and camera pose estimation pipeline, using Dinov2 for accurate image feature extraction and 7D ray generation with Plücker coordinates, achieving over 90% accuracy for camera pose estimation on the </w:t>
+      </w:r>
+      <w:proofErr w:type="spellStart"/>
+      <w:r>
+        <w:rPr>
+          <w:kern w:val="0"/>
+          <w:sz w:val="20"/>
+          <w:szCs w:val="20"/>
+          <w:lang w:val="en-US"/>
+        </w:rPr>
+        <w:t>Objaverse</w:t>
+      </w:r>
+      <w:proofErr w:type="spellEnd"/>
+      <w:r>
+        <w:rPr>
+          <w:kern w:val="0"/>
+          <w:sz w:val="20"/>
+          <w:szCs w:val="20"/>
+          <w:lang w:val="en-US"/>
+        </w:rPr>
+        <w:t xml:space="preserve"> dataset</w:t>
       </w:r>
     </w:p>
     <w:p>
@@ -2429,287 +3347,20 @@
         <w:contextualSpacing/>
         <w:jc w:val="both"/>
         <w:rPr>
-          <w:color w:val="19181B"/>
-          <w:kern w:val="0"/>
-          <w:sz w:val="20"/>
-          <w:szCs w:val="20"/>
-          <w:lang w:val="en-US"/>
-        </w:rPr>
-      </w:pPr>
-      <w:r>
-        <w:rPr>
-          <w:color w:val="19181B"/>
-          <w:kern w:val="0"/>
-          <w:sz w:val="20"/>
-          <w:szCs w:val="20"/>
-          <w:lang w:val="en-US"/>
-        </w:rPr>
-        <w:t>Engaged in testing projects for the Geographic Information System for the power information in the Harbour region, optimizing various system functionalities</w:t>
-      </w:r>
-    </w:p>
-    <w:p>
-      <w:pPr>
-        <w:widowControl w:val="0"/>
-        <w:autoSpaceDE w:val="0"/>
-        <w:autoSpaceDN w:val="0"/>
-        <w:adjustRightInd w:val="0"/>
-        <w:spacing w:line="240" w:lineRule="auto"/>
-        <w:ind w:firstLineChars="0" w:firstLine="0"/>
-        <w:contextualSpacing/>
-        <w:rPr>
-          <w:color w:val="19181B"/>
-          <w:kern w:val="0"/>
-          <w:sz w:val="20"/>
-          <w:szCs w:val="20"/>
-          <w:lang w:val="en-US"/>
-        </w:rPr>
-      </w:pPr>
-    </w:p>
-    <w:p>
-      <w:pPr>
-        <w:widowControl w:val="0"/>
-        <w:pBdr>
-          <w:bottom w:val="single" w:sz="6" w:space="1" w:color="auto"/>
-        </w:pBdr>
-        <w:autoSpaceDE w:val="0"/>
-        <w:autoSpaceDN w:val="0"/>
-        <w:adjustRightInd w:val="0"/>
-        <w:spacing w:line="240" w:lineRule="auto"/>
-        <w:ind w:firstLineChars="0" w:firstLine="0"/>
-        <w:contextualSpacing/>
-        <w:rPr>
-          <w:b/>
-          <w:bCs/>
-          <w:color w:val="19181B"/>
-          <w:kern w:val="0"/>
-          <w:sz w:val="22"/>
-          <w:shd w:val="pct10" w:color="auto" w:fill="FFFFFF"/>
-          <w:lang w:val="en-US"/>
-        </w:rPr>
-      </w:pPr>
-      <w:r>
-        <w:rPr>
-          <w:rFonts w:hint="eastAsia"/>
-          <w:b/>
-          <w:bCs/>
-          <w:color w:val="19181B"/>
-          <w:kern w:val="0"/>
-          <w:sz w:val="22"/>
-          <w:shd w:val="pct10" w:color="auto" w:fill="FFFFFF"/>
-          <w:lang w:val="en-US"/>
-        </w:rPr>
-        <w:t>ACADEMIC</w:t>
-      </w:r>
-      <w:r>
-        <w:rPr>
-          <w:b/>
-          <w:bCs/>
-          <w:color w:val="19181B"/>
-          <w:kern w:val="0"/>
-          <w:sz w:val="22"/>
-          <w:shd w:val="pct10" w:color="auto" w:fill="FFFFFF"/>
-          <w:lang w:val="en-US"/>
-        </w:rPr>
-        <w:t xml:space="preserve"> EXPERIENCE</w:t>
-      </w:r>
-    </w:p>
-    <w:p>
-      <w:pPr>
-        <w:widowControl w:val="0"/>
-        <w:autoSpaceDE w:val="0"/>
-        <w:autoSpaceDN w:val="0"/>
-        <w:adjustRightInd w:val="0"/>
-        <w:spacing w:line="240" w:lineRule="auto"/>
-        <w:ind w:firstLineChars="0" w:firstLine="0"/>
-        <w:contextualSpacing/>
-        <w:jc w:val="distribute"/>
-        <w:rPr>
-          <w:b/>
-          <w:bCs/>
-          <w:i/>
-          <w:iCs/>
-          <w:color w:val="19181B"/>
-          <w:kern w:val="0"/>
-          <w:sz w:val="20"/>
-          <w:szCs w:val="20"/>
-          <w:lang w:val="en-US"/>
-        </w:rPr>
-      </w:pPr>
-      <w:r>
-        <w:rPr>
-          <w:rFonts w:eastAsia="KaiTi" w:hint="eastAsia"/>
-          <w:b/>
-          <w:bCs/>
-          <w:color w:val="19181B"/>
-          <w:kern w:val="0"/>
-          <w:sz w:val="20"/>
-          <w:szCs w:val="20"/>
-          <w:lang w:val="en-US"/>
-        </w:rPr>
-        <w:t>Pose</w:t>
-      </w:r>
-      <w:r>
-        <w:rPr>
-          <w:rFonts w:eastAsia="KaiTi"/>
-          <w:b/>
-          <w:bCs/>
-          <w:color w:val="19181B"/>
-          <w:kern w:val="0"/>
-          <w:sz w:val="20"/>
-          <w:szCs w:val="20"/>
-          <w:lang w:val="en-US"/>
-        </w:rPr>
-        <w:t xml:space="preserve">-Free 3D Surface Reconstruction </w:t>
-      </w:r>
-      <w:r>
-        <w:rPr>
-          <w:rFonts w:ascii="KaiTi" w:eastAsia="KaiTi" w:hAnsi="KaiTi" w:cs="KaiTi"/>
-        </w:rPr>
-        <w:t xml:space="preserve">   </w:t>
-      </w:r>
-      <w:r>
-        <w:rPr>
-          <w:rFonts w:ascii="KaiTi" w:eastAsia="KaiTi" w:hAnsi="KaiTi" w:cs="KaiTi"/>
-        </w:rPr>
-        <w:tab/>
-      </w:r>
-      <w:r>
-        <w:rPr>
-          <w:rFonts w:ascii="KaiTi" w:eastAsia="KaiTi" w:hAnsi="KaiTi" w:cs="KaiTi"/>
-        </w:rPr>
-        <w:tab/>
-      </w:r>
-      <w:r>
-        <w:rPr>
-          <w:rFonts w:ascii="KaiTi" w:eastAsia="KaiTi" w:hAnsi="KaiTi" w:cs="KaiTi"/>
-        </w:rPr>
-        <w:tab/>
-      </w:r>
-      <w:r>
-        <w:rPr>
-          <w:rFonts w:ascii="KaiTi" w:eastAsia="KaiTi" w:hAnsi="KaiTi" w:cs="KaiTi"/>
-        </w:rPr>
-        <w:tab/>
-      </w:r>
-      <w:r>
-        <w:rPr>
-          <w:rFonts w:ascii="KaiTi" w:eastAsia="KaiTi" w:hAnsi="KaiTi" w:cs="KaiTi"/>
-        </w:rPr>
-        <w:tab/>
-      </w:r>
-      <w:r>
-        <w:rPr>
-          <w:rFonts w:ascii="KaiTi" w:eastAsia="KaiTi" w:hAnsi="KaiTi" w:cs="KaiTi"/>
-        </w:rPr>
-        <w:tab/>
-      </w:r>
-      <w:r>
-        <w:rPr>
-          <w:rFonts w:ascii="KaiTi" w:eastAsia="KaiTi" w:hAnsi="KaiTi" w:cs="KaiTi"/>
-        </w:rPr>
-        <w:tab/>
-      </w:r>
-      <w:r>
-        <w:rPr>
-          <w:rFonts w:ascii="KaiTi" w:eastAsia="KaiTi" w:hAnsi="KaiTi" w:cs="KaiTi"/>
-        </w:rPr>
-        <w:tab/>
-        <w:t xml:space="preserve"> </w:t>
-      </w:r>
-      <w:r>
-        <w:rPr>
-          <w:rFonts w:ascii="KaiTi" w:eastAsia="KaiTi" w:hAnsi="KaiTi" w:cs="KaiTi"/>
-          <w:lang w:val="en-US"/>
-        </w:rPr>
-        <w:t xml:space="preserve">             </w:t>
-      </w:r>
-      <w:r>
-        <w:rPr>
-          <w:b/>
-          <w:bCs/>
-          <w:color w:val="19181B"/>
-          <w:kern w:val="0"/>
-          <w:sz w:val="20"/>
-          <w:szCs w:val="20"/>
-          <w:lang w:val="en-US"/>
-        </w:rPr>
-        <w:t>Aug. 2024 – Mar</w:t>
-      </w:r>
-      <w:r>
-        <w:rPr>
-          <w:rFonts w:hint="eastAsia"/>
-          <w:b/>
-          <w:bCs/>
-          <w:color w:val="19181B"/>
-          <w:kern w:val="0"/>
-          <w:sz w:val="20"/>
-          <w:szCs w:val="20"/>
-          <w:lang w:val="en-US"/>
-        </w:rPr>
-        <w:t>. 202</w:t>
-      </w:r>
-      <w:r>
-        <w:rPr>
-          <w:b/>
-          <w:bCs/>
-          <w:color w:val="19181B"/>
-          <w:kern w:val="0"/>
-          <w:sz w:val="20"/>
-          <w:szCs w:val="20"/>
-          <w:lang w:val="en-US"/>
-        </w:rPr>
-        <w:t>5</w:t>
-      </w:r>
-    </w:p>
-    <w:p>
-      <w:pPr>
-        <w:widowControl w:val="0"/>
-        <w:autoSpaceDE w:val="0"/>
-        <w:autoSpaceDN w:val="0"/>
-        <w:adjustRightInd w:val="0"/>
-        <w:spacing w:line="240" w:lineRule="auto"/>
-        <w:ind w:firstLineChars="0" w:firstLine="0"/>
-        <w:contextualSpacing/>
-      </w:pPr>
-      <w:r>
-        <w:rPr>
-          <w:b/>
-          <w:bCs/>
-          <w:iCs/>
-          <w:color w:val="19181B"/>
-          <w:kern w:val="0"/>
-          <w:sz w:val="20"/>
-          <w:szCs w:val="20"/>
-          <w:lang w:val="en-US"/>
-        </w:rPr>
-        <w:t xml:space="preserve">First Author (under the supervision of Professor </w:t>
-      </w:r>
-      <w:r>
-        <w:rPr>
-          <w:rFonts w:hint="eastAsia"/>
-          <w:b/>
-          <w:bCs/>
-          <w:iCs/>
-          <w:color w:val="19181B"/>
-          <w:kern w:val="0"/>
-          <w:sz w:val="20"/>
-          <w:szCs w:val="20"/>
-          <w:lang w:val="en-US"/>
-        </w:rPr>
-        <w:t>H</w:t>
-      </w:r>
-      <w:r>
-        <w:rPr>
-          <w:b/>
-          <w:bCs/>
-          <w:iCs/>
-          <w:color w:val="19181B"/>
-          <w:kern w:val="0"/>
-          <w:sz w:val="20"/>
-          <w:szCs w:val="20"/>
-          <w:lang w:val="en-US"/>
-        </w:rPr>
-        <w:t xml:space="preserve">uang Shi-Sheng and Dr. Zi-Xin Zou) </w:t>
+          <w:kern w:val="0"/>
+          <w:sz w:val="20"/>
+          <w:szCs w:val="20"/>
+          <w:lang w:val="en-US"/>
+        </w:rPr>
+      </w:pPr>
+      <w:r>
+        <w:rPr>
+          <w:kern w:val="0"/>
+          <w:sz w:val="20"/>
+          <w:szCs w:val="20"/>
+          <w:lang w:val="en-US"/>
+        </w:rPr>
+        <w:t>Constructed a triplane network with MLP-based geometric feature analysis to generate Signed Distance Functions (SDF)</w:t>
       </w:r>
     </w:p>
     <w:p>
@@ -2728,168 +3379,20 @@
         <w:contextualSpacing/>
         <w:jc w:val="both"/>
         <w:rPr>
-          <w:color w:val="2D2D2F"/>
-          <w:kern w:val="0"/>
-          <w:sz w:val="20"/>
-          <w:szCs w:val="20"/>
-          <w:lang w:val="en-US"/>
-        </w:rPr>
-      </w:pPr>
-      <w:r>
-        <w:rPr>
-          <w:color w:val="2D2D2F"/>
-          <w:kern w:val="0"/>
-          <w:sz w:val="20"/>
-          <w:szCs w:val="20"/>
-          <w:lang w:val="en-US"/>
-        </w:rPr>
-        <w:t>Developed a pose-free surface reconstruction framework that integrates triplane-based signed distance field (SDF) learning with geometric priors from a novel diffusion model</w:t>
-      </w:r>
-    </w:p>
-    <w:p>
-      <w:pPr>
-        <w:pStyle w:val="p1"/>
-      </w:pPr>
-      <w:r>
-        <w:rPr>
-          <w:rFonts w:ascii="Times New Roman" w:eastAsia="SimSun" w:hAnsi="Times New Roman"/>
-          <w:color w:val="2D2D2F"/>
-          <w:sz w:val="20"/>
-          <w:szCs w:val="20"/>
-        </w:rPr>
-        <w:t xml:space="preserve">- </w:t>
-      </w:r>
-      <w:r>
-        <w:rPr>
-          <w:rFonts w:ascii="Times New Roman" w:eastAsia="SimSun" w:hAnsi="Times New Roman"/>
-          <w:color w:val="2D2D2F"/>
-          <w:sz w:val="20"/>
-          <w:szCs w:val="20"/>
-        </w:rPr>
-        <w:tab/>
-        <w:t xml:space="preserve">Proposed </w:t>
-      </w:r>
-      <w:proofErr w:type="spellStart"/>
-      <w:r>
-        <w:rPr>
-          <w:rFonts w:ascii="Times New Roman" w:eastAsia="SimSun" w:hAnsi="Times New Roman"/>
-          <w:color w:val="2D2D2F"/>
-          <w:sz w:val="20"/>
-          <w:szCs w:val="20"/>
-        </w:rPr>
-        <w:t>GCRayDiffusion</w:t>
-      </w:r>
-      <w:proofErr w:type="spellEnd"/>
-      <w:r>
-        <w:rPr>
-          <w:rFonts w:ascii="Times New Roman" w:eastAsia="SimSun" w:hAnsi="Times New Roman"/>
-          <w:color w:val="2D2D2F"/>
-          <w:sz w:val="20"/>
-          <w:szCs w:val="20"/>
-        </w:rPr>
-        <w:t xml:space="preserve">, a geometric consistent ray diffusion model that estimates camera poses by representing them as </w:t>
-      </w:r>
-      <w:r>
-        <w:rPr>
-          <w:rFonts w:ascii="Times New Roman" w:eastAsia="SimSun" w:hAnsi="Times New Roman"/>
-          <w:color w:val="2D2D2F"/>
-          <w:sz w:val="20"/>
-          <w:szCs w:val="20"/>
-        </w:rPr>
-        <w:tab/>
-        <w:t>neural ray bundles and denoising their distributions with 3D geometric constraints</w:t>
-      </w:r>
-    </w:p>
-    <w:p>
-      <w:pPr>
-        <w:pStyle w:val="NormalWeb"/>
-        <w:spacing w:beforeAutospacing="0" w:afterAutospacing="0"/>
-        <w:rPr>
-          <w:color w:val="2D2D2F"/>
-          <w:sz w:val="20"/>
-          <w:szCs w:val="20"/>
-        </w:rPr>
-      </w:pPr>
-      <w:r>
-        <w:rPr>
-          <w:color w:val="2D2D2F"/>
-          <w:sz w:val="20"/>
-          <w:szCs w:val="20"/>
-        </w:rPr>
-        <w:t>-</w:t>
-      </w:r>
-      <w:r>
-        <w:rPr>
-          <w:color w:val="2D2D2F"/>
-          <w:sz w:val="20"/>
-          <w:szCs w:val="20"/>
-        </w:rPr>
-        <w:tab/>
-        <w:t xml:space="preserve">Incorporated explicit on-surface sampling points from the neural rays into the SDF learning process, enabling simultaneous </w:t>
-      </w:r>
-      <w:r>
-        <w:rPr>
-          <w:color w:val="2D2D2F"/>
-          <w:sz w:val="20"/>
-          <w:szCs w:val="20"/>
-        </w:rPr>
-        <w:tab/>
-        <w:t>optimization of camera pose and surface reconstruction</w:t>
-      </w:r>
-    </w:p>
-    <w:p>
-      <w:pPr>
-        <w:pStyle w:val="NormalWeb"/>
-        <w:spacing w:beforeAutospacing="0" w:afterAutospacing="0"/>
-        <w:rPr>
-          <w:color w:val="2D2D2F"/>
-          <w:sz w:val="20"/>
-          <w:szCs w:val="20"/>
-        </w:rPr>
-      </w:pPr>
-      <w:r>
-        <w:rPr>
-          <w:color w:val="2D2D2F"/>
-          <w:sz w:val="20"/>
-          <w:szCs w:val="20"/>
-        </w:rPr>
-        <w:t>-</w:t>
-      </w:r>
-      <w:r>
-        <w:rPr>
-          <w:color w:val="2D2D2F"/>
-          <w:sz w:val="20"/>
-          <w:szCs w:val="20"/>
-        </w:rPr>
-        <w:tab/>
-        <w:t xml:space="preserve">Conducted extensive experiments on </w:t>
-      </w:r>
-      <w:proofErr w:type="spellStart"/>
-      <w:r>
-        <w:rPr>
-          <w:color w:val="2D2D2F"/>
-          <w:sz w:val="20"/>
-          <w:szCs w:val="20"/>
-        </w:rPr>
-        <w:t>Objaverse</w:t>
-      </w:r>
-      <w:proofErr w:type="spellEnd"/>
-      <w:r>
-        <w:rPr>
-          <w:color w:val="2D2D2F"/>
-          <w:sz w:val="20"/>
-          <w:szCs w:val="20"/>
-        </w:rPr>
-        <w:t xml:space="preserve">, Co3D and Google Scanned Object datasets, demonstrating superior </w:t>
-      </w:r>
-      <w:r>
-        <w:rPr>
-          <w:color w:val="2D2D2F"/>
-          <w:sz w:val="20"/>
-          <w:szCs w:val="20"/>
-        </w:rPr>
-        <w:tab/>
-        <w:t>accuracy and generalization over prior methods under sparse view settings</w:t>
+          <w:kern w:val="0"/>
+          <w:sz w:val="20"/>
+          <w:szCs w:val="20"/>
+          <w:lang w:val="en-US"/>
+        </w:rPr>
+      </w:pPr>
+      <w:r>
+        <w:rPr>
+          <w:kern w:val="0"/>
+          <w:sz w:val="20"/>
+          <w:szCs w:val="20"/>
+          <w:lang w:val="en-US"/>
+        </w:rPr>
+        <w:t>Integrated SDF as a conditioning factor for the denoising process, using ray-calculated surface points as query points to significantly enhance the accuracy and fidelity of both 3D object shapes and camera pose estimation</w:t>
       </w:r>
     </w:p>
     <w:p>
@@ -2901,184 +3404,352 @@
         <w:spacing w:line="240" w:lineRule="auto"/>
         <w:ind w:firstLineChars="0" w:firstLine="0"/>
         <w:contextualSpacing/>
-        <w:jc w:val="distribute"/>
+        <w:rPr>
+          <w:b/>
+          <w:bCs/>
+          <w:kern w:val="0"/>
+          <w:sz w:val="20"/>
+          <w:szCs w:val="20"/>
+          <w:lang w:val="en-US"/>
+        </w:rPr>
+      </w:pPr>
+      <w:r>
+        <w:rPr>
+          <w:rFonts w:hint="eastAsia"/>
+          <w:b/>
+          <w:bCs/>
+          <w:kern w:val="0"/>
+          <w:sz w:val="20"/>
+          <w:szCs w:val="20"/>
+          <w:lang w:val="en-US"/>
+        </w:rPr>
+        <w:t>ABB</w:t>
+      </w:r>
+      <w:r>
+        <w:rPr>
+          <w:b/>
+          <w:bCs/>
+          <w:kern w:val="0"/>
+          <w:sz w:val="20"/>
+          <w:szCs w:val="20"/>
+          <w:lang w:val="en-US"/>
+        </w:rPr>
+        <w:t xml:space="preserve"> </w:t>
+      </w:r>
+      <w:r>
+        <w:rPr>
+          <w:rFonts w:hint="eastAsia"/>
+          <w:b/>
+          <w:bCs/>
+          <w:kern w:val="0"/>
+          <w:sz w:val="20"/>
+          <w:szCs w:val="20"/>
+          <w:lang w:val="en-US"/>
+        </w:rPr>
+        <w:t>(</w:t>
+      </w:r>
+      <w:proofErr w:type="gramStart"/>
+      <w:r>
+        <w:rPr>
+          <w:rFonts w:hint="eastAsia"/>
+          <w:b/>
+          <w:bCs/>
+          <w:kern w:val="0"/>
+          <w:sz w:val="20"/>
+          <w:szCs w:val="20"/>
+          <w:lang w:val="en-US"/>
+        </w:rPr>
+        <w:t>China)</w:t>
+      </w:r>
+      <w:r>
+        <w:rPr>
+          <w:b/>
+          <w:bCs/>
+          <w:kern w:val="0"/>
+          <w:sz w:val="20"/>
+          <w:szCs w:val="20"/>
+          <w:lang w:val="en-US"/>
+        </w:rPr>
+        <w:t xml:space="preserve">   </w:t>
+      </w:r>
+      <w:proofErr w:type="gramEnd"/>
+      <w:r>
+        <w:rPr>
+          <w:b/>
+          <w:bCs/>
+          <w:kern w:val="0"/>
+          <w:sz w:val="20"/>
+          <w:szCs w:val="20"/>
+          <w:lang w:val="en-US"/>
+        </w:rPr>
+        <w:t xml:space="preserve">  </w:t>
+      </w:r>
+      <w:r>
+        <w:rPr>
+          <w:b/>
+          <w:bCs/>
+          <w:kern w:val="0"/>
+          <w:sz w:val="20"/>
+          <w:szCs w:val="20"/>
+          <w:lang w:val="en-US"/>
+        </w:rPr>
+        <w:tab/>
+      </w:r>
+      <w:r>
+        <w:rPr>
+          <w:b/>
+          <w:bCs/>
+          <w:kern w:val="0"/>
+          <w:sz w:val="20"/>
+          <w:szCs w:val="20"/>
+          <w:lang w:val="en-US"/>
+        </w:rPr>
+        <w:tab/>
+      </w:r>
+      <w:r>
+        <w:rPr>
+          <w:b/>
+          <w:bCs/>
+          <w:kern w:val="0"/>
+          <w:sz w:val="20"/>
+          <w:szCs w:val="20"/>
+          <w:lang w:val="en-US"/>
+        </w:rPr>
+        <w:tab/>
+      </w:r>
+      <w:r>
+        <w:rPr>
+          <w:b/>
+          <w:bCs/>
+          <w:kern w:val="0"/>
+          <w:sz w:val="20"/>
+          <w:szCs w:val="20"/>
+          <w:lang w:val="en-US"/>
+        </w:rPr>
+        <w:tab/>
+      </w:r>
+      <w:r>
+        <w:rPr>
+          <w:b/>
+          <w:bCs/>
+          <w:kern w:val="0"/>
+          <w:sz w:val="20"/>
+          <w:szCs w:val="20"/>
+          <w:lang w:val="en-US"/>
+        </w:rPr>
+        <w:tab/>
+      </w:r>
+      <w:r>
+        <w:rPr>
+          <w:b/>
+          <w:bCs/>
+          <w:kern w:val="0"/>
+          <w:sz w:val="20"/>
+          <w:szCs w:val="20"/>
+          <w:lang w:val="en-US"/>
+        </w:rPr>
+        <w:tab/>
+      </w:r>
+      <w:r>
+        <w:rPr>
+          <w:b/>
+          <w:bCs/>
+          <w:kern w:val="0"/>
+          <w:sz w:val="20"/>
+          <w:szCs w:val="20"/>
+          <w:lang w:val="en-US"/>
+        </w:rPr>
+        <w:tab/>
+      </w:r>
+      <w:r>
+        <w:rPr>
+          <w:b/>
+          <w:bCs/>
+          <w:kern w:val="0"/>
+          <w:sz w:val="20"/>
+          <w:szCs w:val="20"/>
+          <w:lang w:val="en-US"/>
+        </w:rPr>
+        <w:tab/>
+      </w:r>
+      <w:r>
+        <w:rPr>
+          <w:b/>
+          <w:bCs/>
+          <w:kern w:val="0"/>
+          <w:sz w:val="20"/>
+          <w:szCs w:val="20"/>
+          <w:lang w:val="en-US"/>
+        </w:rPr>
+        <w:tab/>
+      </w:r>
+      <w:r>
+        <w:rPr>
+          <w:b/>
+          <w:bCs/>
+          <w:kern w:val="0"/>
+          <w:sz w:val="20"/>
+          <w:szCs w:val="20"/>
+          <w:lang w:val="en-US"/>
+        </w:rPr>
+        <w:tab/>
+      </w:r>
+      <w:r>
+        <w:rPr>
+          <w:b/>
+          <w:bCs/>
+          <w:kern w:val="0"/>
+          <w:sz w:val="20"/>
+          <w:szCs w:val="20"/>
+          <w:lang w:val="en-US"/>
+        </w:rPr>
+        <w:tab/>
+      </w:r>
+      <w:r>
+        <w:rPr>
+          <w:b/>
+          <w:bCs/>
+          <w:kern w:val="0"/>
+          <w:sz w:val="20"/>
+          <w:szCs w:val="20"/>
+          <w:lang w:val="en-US"/>
+        </w:rPr>
+        <w:tab/>
+      </w:r>
+      <w:r>
+        <w:rPr>
+          <w:b/>
+          <w:bCs/>
+          <w:kern w:val="0"/>
+          <w:sz w:val="20"/>
+          <w:szCs w:val="20"/>
+          <w:lang w:val="en-US"/>
+        </w:rPr>
+        <w:tab/>
+      </w:r>
+      <w:r>
+        <w:rPr>
+          <w:b/>
+          <w:bCs/>
+          <w:kern w:val="0"/>
+          <w:sz w:val="20"/>
+          <w:szCs w:val="20"/>
+          <w:lang w:val="en-US"/>
+        </w:rPr>
+        <w:tab/>
+      </w:r>
+      <w:r>
+        <w:rPr>
+          <w:b/>
+          <w:bCs/>
+          <w:kern w:val="0"/>
+          <w:sz w:val="20"/>
+          <w:szCs w:val="20"/>
+          <w:lang w:val="en-US"/>
+        </w:rPr>
+        <w:tab/>
+      </w:r>
+      <w:r>
+        <w:rPr>
+          <w:b/>
+          <w:bCs/>
+          <w:kern w:val="0"/>
+          <w:sz w:val="20"/>
+          <w:szCs w:val="20"/>
+          <w:lang w:val="en-US"/>
+        </w:rPr>
+        <w:tab/>
+      </w:r>
+      <w:r>
+        <w:rPr>
+          <w:b/>
+          <w:bCs/>
+          <w:kern w:val="0"/>
+          <w:sz w:val="20"/>
+          <w:szCs w:val="20"/>
+          <w:lang w:val="en-US"/>
+        </w:rPr>
+        <w:tab/>
+      </w:r>
+      <w:r>
+        <w:rPr>
+          <w:b/>
+          <w:bCs/>
+          <w:kern w:val="0"/>
+          <w:sz w:val="20"/>
+          <w:szCs w:val="20"/>
+          <w:lang w:val="en-US"/>
+        </w:rPr>
+        <w:tab/>
+      </w:r>
+      <w:r>
+        <w:rPr>
+          <w:b/>
+          <w:bCs/>
+          <w:kern w:val="0"/>
+          <w:sz w:val="20"/>
+          <w:szCs w:val="20"/>
+          <w:lang w:val="en-US"/>
+        </w:rPr>
+        <w:tab/>
+      </w:r>
+      <w:r>
+        <w:rPr>
+          <w:b/>
+          <w:bCs/>
+          <w:kern w:val="0"/>
+          <w:sz w:val="20"/>
+          <w:szCs w:val="20"/>
+          <w:lang w:val="en-US"/>
+        </w:rPr>
+        <w:tab/>
+      </w:r>
+      <w:r>
+        <w:rPr>
+          <w:rFonts w:hint="eastAsia"/>
+          <w:b/>
+          <w:bCs/>
+          <w:kern w:val="0"/>
+          <w:sz w:val="20"/>
+          <w:szCs w:val="20"/>
+          <w:lang w:val="en-US"/>
+        </w:rPr>
+        <w:t>Jul. 2024</w:t>
+      </w:r>
+    </w:p>
+    <w:p>
+      <w:pPr>
+        <w:widowControl w:val="0"/>
+        <w:autoSpaceDE w:val="0"/>
+        <w:autoSpaceDN w:val="0"/>
+        <w:adjustRightInd w:val="0"/>
+        <w:spacing w:line="240" w:lineRule="auto"/>
+        <w:ind w:firstLineChars="0" w:firstLine="0"/>
+        <w:contextualSpacing/>
         <w:rPr>
           <w:b/>
           <w:bCs/>
           <w:i/>
           <w:iCs/>
-          <w:color w:val="19181B"/>
-          <w:kern w:val="0"/>
-          <w:sz w:val="20"/>
-          <w:szCs w:val="20"/>
-          <w:lang w:val="en-US"/>
-        </w:rPr>
-      </w:pPr>
-      <w:r>
-        <w:rPr>
-          <w:b/>
-          <w:bCs/>
-          <w:color w:val="19181B"/>
-          <w:kern w:val="0"/>
-          <w:sz w:val="20"/>
-          <w:szCs w:val="20"/>
-          <w:lang w:val="en-US"/>
-        </w:rPr>
-        <w:t>Unsupervised Point Cloud-based 3D Model Reconstruction</w:t>
-      </w:r>
-      <w:r>
-        <w:rPr>
-          <w:rFonts w:ascii="KaiTi" w:eastAsia="KaiTi" w:hAnsi="KaiTi" w:cs="KaiTi"/>
-        </w:rPr>
-        <w:t xml:space="preserve">   </w:t>
-      </w:r>
-      <w:r>
-        <w:rPr>
-          <w:rFonts w:ascii="KaiTi" w:eastAsia="KaiTi" w:hAnsi="KaiTi" w:cs="KaiTi"/>
-        </w:rPr>
-        <w:tab/>
-      </w:r>
-      <w:r>
-        <w:rPr>
-          <w:rFonts w:ascii="KaiTi" w:eastAsia="KaiTi" w:hAnsi="KaiTi" w:cs="KaiTi"/>
-        </w:rPr>
-        <w:tab/>
-      </w:r>
-      <w:r>
-        <w:rPr>
-          <w:rFonts w:ascii="KaiTi" w:eastAsia="KaiTi" w:hAnsi="KaiTi" w:cs="KaiTi"/>
-        </w:rPr>
-        <w:tab/>
-      </w:r>
-      <w:r>
-        <w:rPr>
-          <w:rFonts w:ascii="KaiTi" w:eastAsia="KaiTi" w:hAnsi="KaiTi" w:cs="KaiTi"/>
-        </w:rPr>
-        <w:tab/>
-      </w:r>
-      <w:r>
-        <w:rPr>
-          <w:rFonts w:ascii="KaiTi" w:eastAsia="KaiTi" w:hAnsi="KaiTi" w:cs="KaiTi"/>
-        </w:rPr>
-        <w:tab/>
-      </w:r>
-      <w:r>
-        <w:rPr>
-          <w:rFonts w:ascii="KaiTi" w:eastAsia="KaiTi" w:hAnsi="KaiTi" w:cs="KaiTi"/>
-        </w:rPr>
-        <w:tab/>
-      </w:r>
-      <w:r>
-        <w:rPr>
-          <w:rFonts w:ascii="KaiTi" w:eastAsia="KaiTi" w:hAnsi="KaiTi" w:cs="KaiTi"/>
-        </w:rPr>
-        <w:tab/>
-      </w:r>
-      <w:r>
-        <w:rPr>
-          <w:rFonts w:ascii="KaiTi" w:eastAsia="KaiTi" w:hAnsi="KaiTi" w:cs="KaiTi"/>
-        </w:rPr>
-        <w:tab/>
-        <w:t xml:space="preserve"> </w:t>
-      </w:r>
-      <w:r>
-        <w:rPr>
-          <w:b/>
-          <w:bCs/>
-          <w:color w:val="19181B"/>
-          <w:kern w:val="0"/>
-          <w:sz w:val="20"/>
-          <w:szCs w:val="20"/>
-          <w:lang w:val="en-US"/>
-        </w:rPr>
-        <w:t xml:space="preserve">May. 2023 – </w:t>
-      </w:r>
+          <w:kern w:val="0"/>
+          <w:sz w:val="20"/>
+          <w:szCs w:val="20"/>
+          <w:lang w:val="en-US"/>
+        </w:rPr>
+      </w:pPr>
       <w:r>
         <w:rPr>
           <w:rFonts w:hint="eastAsia"/>
-          <w:b/>
-          <w:bCs/>
-          <w:color w:val="19181B"/>
-          <w:kern w:val="0"/>
-          <w:sz w:val="20"/>
-          <w:szCs w:val="20"/>
-          <w:lang w:val="en-US"/>
-        </w:rPr>
-        <w:t>Apr. 2024</w:t>
-      </w:r>
-    </w:p>
-    <w:p>
-      <w:pPr>
-        <w:widowControl w:val="0"/>
-        <w:autoSpaceDE w:val="0"/>
-        <w:autoSpaceDN w:val="0"/>
-        <w:adjustRightInd w:val="0"/>
-        <w:spacing w:line="240" w:lineRule="auto"/>
-        <w:ind w:firstLineChars="0" w:firstLine="0"/>
-        <w:contextualSpacing/>
-        <w:rPr>
-          <w:b/>
-          <w:bCs/>
-          <w:color w:val="19181B"/>
-          <w:kern w:val="0"/>
-          <w:sz w:val="20"/>
-          <w:szCs w:val="20"/>
-          <w:lang w:val="en-US"/>
-        </w:rPr>
-      </w:pPr>
-      <w:r>
-        <w:rPr>
           <w:b/>
           <w:bCs/>
           <w:i/>
           <w:iCs/>
-          <w:color w:val="19181B"/>
-          <w:kern w:val="0"/>
-          <w:sz w:val="20"/>
-          <w:szCs w:val="20"/>
-          <w:lang w:val="en-US"/>
-        </w:rPr>
-        <w:t>Research Assistant</w:t>
-      </w:r>
-      <w:r>
-        <w:rPr>
-          <w:b/>
-          <w:bCs/>
-          <w:iCs/>
-          <w:color w:val="19181B"/>
-          <w:kern w:val="0"/>
-          <w:sz w:val="20"/>
-          <w:szCs w:val="20"/>
-          <w:lang w:val="en-US"/>
-        </w:rPr>
-        <w:t xml:space="preserve"> (under the supervision of Professor </w:t>
-      </w:r>
-      <w:r>
-        <w:rPr>
-          <w:rFonts w:hint="eastAsia"/>
-          <w:b/>
-          <w:bCs/>
-          <w:iCs/>
-          <w:color w:val="19181B"/>
-          <w:kern w:val="0"/>
-          <w:sz w:val="20"/>
-          <w:szCs w:val="20"/>
-          <w:lang w:val="en-US"/>
-        </w:rPr>
-        <w:t>H</w:t>
-      </w:r>
-      <w:r>
-        <w:rPr>
-          <w:b/>
-          <w:bCs/>
-          <w:iCs/>
-          <w:color w:val="19181B"/>
-          <w:kern w:val="0"/>
-          <w:sz w:val="20"/>
-          <w:szCs w:val="20"/>
-          <w:lang w:val="en-US"/>
-        </w:rPr>
-        <w:t>uang Shisheng)</w:t>
+          <w:kern w:val="0"/>
+          <w:sz w:val="20"/>
+          <w:szCs w:val="20"/>
+          <w:lang w:val="en-US"/>
+        </w:rPr>
+        <w:t>Algorithm Engineer Intern, Department of Digital Systems</w:t>
       </w:r>
     </w:p>
     <w:p>
@@ -3097,22 +3768,39 @@
         <w:contextualSpacing/>
         <w:jc w:val="both"/>
         <w:rPr>
-          <w:color w:val="2D2D2F"/>
-          <w:kern w:val="0"/>
-          <w:sz w:val="20"/>
-          <w:szCs w:val="20"/>
-          <w:lang w:val="en-US"/>
-        </w:rPr>
-      </w:pPr>
-      <w:r>
-        <w:rPr>
-          <w:color w:val="19181B"/>
-          <w:kern w:val="0"/>
-          <w:sz w:val="20"/>
-          <w:szCs w:val="20"/>
-          <w:lang w:val="en-US"/>
-        </w:rPr>
-        <w:t>Applied an unsupervised learning model for 3D reconstruction, integrating global shape priors and smooth indicator functions constrained by gradient domains</w:t>
+          <w:kern w:val="0"/>
+          <w:sz w:val="20"/>
+          <w:szCs w:val="20"/>
+          <w:lang w:val="en-US"/>
+        </w:rPr>
+      </w:pPr>
+      <w:r>
+        <w:rPr>
+          <w:kern w:val="0"/>
+          <w:sz w:val="20"/>
+          <w:szCs w:val="20"/>
+          <w:lang w:val="en-US"/>
+        </w:rPr>
+        <w:t>Fine-tuned YOLOv8 parameters to develop a surveillance video integration program for detecting indoor population changes, and configured 5</w:t>
+      </w:r>
+      <w:r>
+        <w:rPr>
+          <w:rFonts w:hint="eastAsia"/>
+          <w:kern w:val="0"/>
+          <w:sz w:val="20"/>
+          <w:szCs w:val="20"/>
+          <w:lang w:val="en-US"/>
+        </w:rPr>
+        <w:t xml:space="preserve"> </w:t>
+      </w:r>
+      <w:r>
+        <w:rPr>
+          <w:kern w:val="0"/>
+          <w:sz w:val="20"/>
+          <w:szCs w:val="20"/>
+          <w:lang w:val="en-US"/>
+        </w:rPr>
+        <w:t>modes to provide air conditioning strategies based on population density</w:t>
       </w:r>
     </w:p>
     <w:p>
@@ -3131,35 +3819,40 @@
         <w:contextualSpacing/>
         <w:jc w:val="both"/>
         <w:rPr>
-          <w:color w:val="2D2D2F"/>
-          <w:kern w:val="0"/>
-          <w:sz w:val="20"/>
-          <w:szCs w:val="20"/>
-          <w:lang w:val="en-US"/>
-        </w:rPr>
-      </w:pPr>
-      <w:r>
-        <w:rPr>
-          <w:color w:val="2D2D2F"/>
-          <w:kern w:val="0"/>
-          <w:sz w:val="20"/>
-          <w:szCs w:val="20"/>
-          <w:lang w:val="en-US"/>
-        </w:rPr>
-        <w:t xml:space="preserve">Proposed a differentiable generation module to generate differentiable smooth indicator functions from a set of oriented points and developed a joint learning framework named </w:t>
-      </w:r>
-      <w:proofErr w:type="spellStart"/>
-      <w:r>
-        <w:rPr>
-          <w:color w:val="2D2D2F"/>
-          <w:kern w:val="0"/>
-          <w:sz w:val="20"/>
-          <w:szCs w:val="20"/>
-          <w:lang w:val="en-US"/>
-        </w:rPr>
-        <w:t>NeuralIndicator</w:t>
-      </w:r>
-      <w:proofErr w:type="spellEnd"/>
+          <w:kern w:val="0"/>
+          <w:sz w:val="20"/>
+          <w:szCs w:val="20"/>
+          <w:lang w:val="en-US"/>
+        </w:rPr>
+      </w:pPr>
+      <w:r>
+        <w:rPr>
+          <w:kern w:val="0"/>
+          <w:sz w:val="20"/>
+          <w:szCs w:val="20"/>
+          <w:lang w:val="en-US"/>
+        </w:rPr>
+        <w:t>Developed interfaces and standardized the database format for integration with the company’s industrial software</w:t>
+      </w:r>
+      <w:r>
+        <w:rPr>
+          <w:rFonts w:hint="eastAsia"/>
+          <w:kern w:val="0"/>
+          <w:sz w:val="20"/>
+          <w:szCs w:val="20"/>
+          <w:lang w:val="en-US"/>
+        </w:rPr>
+        <w:t xml:space="preserve"> </w:t>
+      </w:r>
+      <w:r>
+        <w:rPr>
+          <w:kern w:val="0"/>
+          <w:sz w:val="20"/>
+          <w:szCs w:val="20"/>
+          <w:lang w:val="en-US"/>
+        </w:rPr>
+        <w:t>Zee600</w:t>
+      </w:r>
     </w:p>
     <w:p>
       <w:pPr>
@@ -3177,22 +3870,59 @@
         <w:contextualSpacing/>
         <w:jc w:val="both"/>
         <w:rPr>
-          <w:color w:val="2D2D2F"/>
-          <w:kern w:val="0"/>
-          <w:sz w:val="20"/>
-          <w:szCs w:val="20"/>
-          <w:lang w:val="en-US"/>
-        </w:rPr>
-      </w:pPr>
-      <w:r>
-        <w:rPr>
-          <w:color w:val="2D2D2F"/>
-          <w:kern w:val="0"/>
-          <w:sz w:val="20"/>
-          <w:szCs w:val="20"/>
-          <w:lang w:val="en-US"/>
-        </w:rPr>
-        <w:t>Conducted extensive evaluations on various public synthetic and real-scan point cloud datasets, demonstrating significant advantages of our approach in surface reconstruction, even for input point clouds with complex topology structures and incompleteness or noise</w:t>
+          <w:rStyle w:val="CommentReference"/>
+          <w:kern w:val="0"/>
+          <w:sz w:val="20"/>
+          <w:szCs w:val="20"/>
+          <w:lang w:val="en-US"/>
+        </w:rPr>
+      </w:pPr>
+      <w:r>
+        <w:rPr>
+          <w:kern w:val="0"/>
+          <w:sz w:val="20"/>
+          <w:szCs w:val="20"/>
+          <w:lang w:val="en-US"/>
+        </w:rPr>
+        <w:t xml:space="preserve">Optimized data updates, real-time writing, and data structure for the smart </w:t>
+      </w:r>
+      <w:r>
+        <w:rPr>
+          <w:rFonts w:hint="eastAsia"/>
+          <w:kern w:val="0"/>
+          <w:sz w:val="20"/>
+          <w:szCs w:val="20"/>
+          <w:lang w:val="en-US"/>
+        </w:rPr>
+        <w:t xml:space="preserve">screen system, </w:t>
+      </w:r>
+      <w:r>
+        <w:rPr>
+          <w:kern w:val="0"/>
+          <w:sz w:val="20"/>
+          <w:szCs w:val="20"/>
+          <w:lang w:val="en-US"/>
+        </w:rPr>
+        <w:t>eliminating 80% of the manual steps</w:t>
+      </w:r>
+      <w:r>
+        <w:rPr>
+          <w:rFonts w:hint="eastAsia"/>
+          <w:kern w:val="0"/>
+          <w:sz w:val="20"/>
+          <w:szCs w:val="20"/>
+          <w:lang w:val="en-US"/>
+        </w:rPr>
+        <w:t xml:space="preserve"> and</w:t>
+      </w:r>
+      <w:r>
+        <w:rPr>
+          <w:kern w:val="0"/>
+          <w:sz w:val="20"/>
+          <w:szCs w:val="20"/>
+          <w:lang w:val="en-US"/>
+        </w:rPr>
+        <w:t xml:space="preserve"> enabling staff to access real-time data from four modules with a single IP address modification</w:t>
       </w:r>
     </w:p>
     <w:p>
@@ -3204,98 +3934,180 @@
         <w:spacing w:line="240" w:lineRule="auto"/>
         <w:ind w:firstLineChars="0" w:firstLine="0"/>
         <w:contextualSpacing/>
-        <w:jc w:val="distribute"/>
+        <w:rPr>
+          <w:b/>
+          <w:bCs/>
+          <w:color w:val="FF0000"/>
+          <w:kern w:val="0"/>
+          <w:sz w:val="20"/>
+          <w:szCs w:val="20"/>
+          <w:lang w:val="en-US"/>
+        </w:rPr>
+      </w:pPr>
+      <w:r>
+        <w:rPr>
+          <w:b/>
+          <w:bCs/>
+          <w:color w:val="19181B"/>
+          <w:kern w:val="0"/>
+          <w:sz w:val="20"/>
+          <w:szCs w:val="20"/>
+          <w:lang w:val="en-US"/>
+        </w:rPr>
+        <w:t xml:space="preserve">Xiamen Area of China (Fujian) Pilot Free Trade Zone Port Power Supply &amp; Tech. Co., LTD.      </w:t>
+      </w:r>
+      <w:r>
+        <w:rPr>
+          <w:rFonts w:hint="eastAsia"/>
+          <w:b/>
+          <w:bCs/>
+          <w:color w:val="19181B"/>
+          <w:kern w:val="0"/>
+          <w:sz w:val="20"/>
+          <w:szCs w:val="20"/>
+          <w:lang w:val="en-US"/>
+        </w:rPr>
+        <w:t>Jan</w:t>
+      </w:r>
+      <w:r>
+        <w:rPr>
+          <w:b/>
+          <w:bCs/>
+          <w:color w:val="19181B"/>
+          <w:kern w:val="0"/>
+          <w:sz w:val="20"/>
+          <w:szCs w:val="20"/>
+          <w:lang w:val="en-US"/>
+        </w:rPr>
+        <w:t>.</w:t>
+      </w:r>
+      <w:r>
+        <w:rPr>
+          <w:rFonts w:hint="eastAsia"/>
+          <w:b/>
+          <w:bCs/>
+          <w:color w:val="19181B"/>
+          <w:kern w:val="0"/>
+          <w:sz w:val="20"/>
+          <w:szCs w:val="20"/>
+          <w:lang w:val="en-US"/>
+        </w:rPr>
+        <w:t xml:space="preserve"> 2024</w:t>
+      </w:r>
+      <w:r>
+        <w:rPr>
+          <w:b/>
+          <w:bCs/>
+          <w:color w:val="19181B"/>
+          <w:kern w:val="0"/>
+          <w:sz w:val="20"/>
+          <w:szCs w:val="20"/>
+          <w:lang w:val="en-US"/>
+        </w:rPr>
+        <w:t xml:space="preserve"> – </w:t>
+      </w:r>
+      <w:r>
+        <w:rPr>
+          <w:rFonts w:hint="eastAsia"/>
+          <w:b/>
+          <w:bCs/>
+          <w:color w:val="19181B"/>
+          <w:kern w:val="0"/>
+          <w:sz w:val="20"/>
+          <w:szCs w:val="20"/>
+          <w:lang w:val="en-US"/>
+        </w:rPr>
+        <w:t>Feb</w:t>
+      </w:r>
+      <w:r>
+        <w:rPr>
+          <w:b/>
+          <w:bCs/>
+          <w:color w:val="19181B"/>
+          <w:kern w:val="0"/>
+          <w:sz w:val="20"/>
+          <w:szCs w:val="20"/>
+          <w:lang w:val="en-US"/>
+        </w:rPr>
+        <w:t>.</w:t>
+      </w:r>
+      <w:r>
+        <w:rPr>
+          <w:rFonts w:hint="eastAsia"/>
+          <w:b/>
+          <w:bCs/>
+          <w:color w:val="19181B"/>
+          <w:kern w:val="0"/>
+          <w:sz w:val="20"/>
+          <w:szCs w:val="20"/>
+          <w:lang w:val="en-US"/>
+        </w:rPr>
+        <w:t xml:space="preserve"> 2024</w:t>
+      </w:r>
+    </w:p>
+    <w:p>
+      <w:pPr>
+        <w:widowControl w:val="0"/>
+        <w:autoSpaceDE w:val="0"/>
+        <w:autoSpaceDN w:val="0"/>
+        <w:adjustRightInd w:val="0"/>
+        <w:spacing w:line="240" w:lineRule="auto"/>
+        <w:ind w:firstLineChars="0" w:firstLine="0"/>
+        <w:contextualSpacing/>
         <w:rPr>
           <w:b/>
           <w:bCs/>
           <w:i/>
           <w:iCs/>
-          <w:kern w:val="0"/>
-          <w:sz w:val="20"/>
-          <w:szCs w:val="20"/>
-          <w:lang w:val="en-US"/>
-        </w:rPr>
-      </w:pPr>
-      <w:r>
-        <w:rPr>
-          <w:b/>
-          <w:bCs/>
-          <w:kern w:val="0"/>
-          <w:sz w:val="20"/>
-          <w:szCs w:val="20"/>
-          <w:lang w:val="en-US"/>
-        </w:rPr>
-        <w:t>The Power of Momentum: How to Win the Match with Data</w:t>
-      </w:r>
-      <w:r>
-        <w:rPr>
-          <w:rFonts w:hint="eastAsia"/>
-          <w:b/>
-          <w:bCs/>
-          <w:kern w:val="0"/>
-          <w:sz w:val="20"/>
-          <w:szCs w:val="20"/>
-          <w:lang w:val="en-US"/>
-        </w:rPr>
-        <w:t xml:space="preserve"> (2024 MCM Problem C)                 </w:t>
-      </w:r>
-      <w:r>
-        <w:rPr>
-          <w:rFonts w:ascii="KaiTi" w:eastAsia="KaiTi" w:hAnsi="KaiTi" w:cs="KaiTi"/>
-        </w:rPr>
-        <w:tab/>
-        <w:t xml:space="preserve"> </w:t>
-      </w:r>
-      <w:r>
-        <w:rPr>
-          <w:rFonts w:ascii="KaiTi" w:eastAsia="KaiTi" w:hAnsi="KaiTi" w:cs="KaiTi" w:hint="eastAsia"/>
-        </w:rPr>
-        <w:t xml:space="preserve">  </w:t>
-      </w:r>
-      <w:r>
-        <w:rPr>
-          <w:rFonts w:hint="eastAsia"/>
-          <w:b/>
-          <w:bCs/>
-          <w:kern w:val="0"/>
-          <w:sz w:val="20"/>
-          <w:szCs w:val="20"/>
-          <w:lang w:val="en-US"/>
-        </w:rPr>
-        <w:t>Feb. 2024</w:t>
-      </w:r>
-    </w:p>
-    <w:p>
-      <w:pPr>
-        <w:widowControl w:val="0"/>
-        <w:autoSpaceDE w:val="0"/>
-        <w:autoSpaceDN w:val="0"/>
-        <w:adjustRightInd w:val="0"/>
-        <w:spacing w:line="240" w:lineRule="auto"/>
-        <w:ind w:firstLineChars="0" w:firstLine="0"/>
-        <w:contextualSpacing/>
-        <w:rPr>
-          <w:b/>
-          <w:bCs/>
-          <w:kern w:val="0"/>
-          <w:sz w:val="20"/>
-          <w:szCs w:val="20"/>
-          <w:lang w:val="en-US"/>
-        </w:rPr>
-      </w:pPr>
-      <w:r>
-        <w:rPr>
-          <w:rFonts w:hint="eastAsia"/>
+          <w:color w:val="19181B"/>
+          <w:kern w:val="0"/>
+          <w:sz w:val="20"/>
+          <w:szCs w:val="20"/>
+          <w:lang w:val="en-US"/>
+        </w:rPr>
+      </w:pPr>
+      <w:r>
+        <w:rPr>
           <w:b/>
           <w:bCs/>
           <w:i/>
           <w:iCs/>
-          <w:kern w:val="0"/>
-          <w:sz w:val="20"/>
-          <w:szCs w:val="20"/>
-          <w:lang w:val="en-US"/>
-        </w:rPr>
-        <w:t>Team Leader</w:t>
+          <w:color w:val="19181B"/>
+          <w:kern w:val="0"/>
+          <w:sz w:val="20"/>
+          <w:szCs w:val="20"/>
+          <w:lang w:val="en-US"/>
+        </w:rPr>
+        <w:t xml:space="preserve">System Engineering Intern, Department of </w:t>
+      </w:r>
+      <w:r>
+        <w:rPr>
+          <w:rFonts w:hint="eastAsia"/>
+          <w:b/>
+          <w:bCs/>
+          <w:i/>
+          <w:iCs/>
+          <w:color w:val="19181B"/>
+          <w:kern w:val="0"/>
+          <w:sz w:val="20"/>
+          <w:szCs w:val="20"/>
+          <w:lang w:val="en-US"/>
+        </w:rPr>
+        <w:t>C</w:t>
+      </w:r>
+      <w:r>
+        <w:rPr>
+          <w:b/>
+          <w:bCs/>
+          <w:i/>
+          <w:iCs/>
+          <w:color w:val="19181B"/>
+          <w:kern w:val="0"/>
+          <w:sz w:val="20"/>
+          <w:szCs w:val="20"/>
+          <w:lang w:val="en-US"/>
+        </w:rPr>
+        <w:t>ommunications</w:t>
       </w:r>
     </w:p>
     <w:p>
@@ -3314,77 +4126,22 @@
         <w:contextualSpacing/>
         <w:jc w:val="both"/>
         <w:rPr>
-          <w:kern w:val="0"/>
-          <w:sz w:val="20"/>
-          <w:szCs w:val="20"/>
-          <w:lang w:val="en-US"/>
-        </w:rPr>
-      </w:pPr>
-      <w:r>
-        <w:rPr>
-          <w:kern w:val="0"/>
-          <w:sz w:val="20"/>
-          <w:szCs w:val="20"/>
-          <w:lang w:val="en-US"/>
-        </w:rPr>
-        <w:t xml:space="preserve">Developed </w:t>
-      </w:r>
-      <w:r>
-        <w:rPr>
-          <w:rFonts w:hint="eastAsia"/>
-          <w:kern w:val="0"/>
-          <w:sz w:val="20"/>
-          <w:szCs w:val="20"/>
-          <w:lang w:val="en-US"/>
-        </w:rPr>
-        <w:t>a</w:t>
-      </w:r>
-      <w:r>
-        <w:rPr>
-          <w:kern w:val="0"/>
-          <w:sz w:val="20"/>
-          <w:szCs w:val="20"/>
-          <w:lang w:val="en-US"/>
-        </w:rPr>
-        <w:t xml:space="preserve"> </w:t>
-      </w:r>
-      <w:r>
-        <w:rPr>
-          <w:rFonts w:hint="eastAsia"/>
-          <w:kern w:val="0"/>
-          <w:sz w:val="20"/>
-          <w:szCs w:val="20"/>
-          <w:lang w:val="en-US"/>
-        </w:rPr>
-        <w:t>model</w:t>
-      </w:r>
-      <w:r>
-        <w:rPr>
-          <w:kern w:val="0"/>
-          <w:sz w:val="20"/>
-          <w:szCs w:val="20"/>
-          <w:lang w:val="en-US"/>
-        </w:rPr>
-        <w:t xml:space="preserve"> based on IG-LSTM to measure player momentum</w:t>
-      </w:r>
-      <w:r>
-        <w:rPr>
-          <w:rFonts w:hint="eastAsia"/>
-          <w:kern w:val="0"/>
-          <w:sz w:val="20"/>
-          <w:szCs w:val="20"/>
-          <w:lang w:val="en-US"/>
-        </w:rPr>
-        <w:t xml:space="preserve">, and conducted </w:t>
-      </w:r>
-      <w:r>
-        <w:rPr>
-          <w:kern w:val="0"/>
-          <w:sz w:val="20"/>
-          <w:szCs w:val="20"/>
-          <w:lang w:val="en-US"/>
-        </w:rPr>
-        <w:t>Correlation Analysis and Stochastic Simulation to assess the impact of momentum swings on match flow</w:t>
+          <w:color w:val="19181B"/>
+          <w:kern w:val="0"/>
+          <w:sz w:val="20"/>
+          <w:szCs w:val="20"/>
+          <w:lang w:val="en-US"/>
+        </w:rPr>
+      </w:pPr>
+      <w:r>
+        <w:rPr>
+          <w:color w:val="19181B"/>
+          <w:kern w:val="0"/>
+          <w:sz w:val="20"/>
+          <w:szCs w:val="20"/>
+          <w:lang w:val="en-US"/>
+        </w:rPr>
+        <w:t>Contributed to the usability optimization of the EAM system by resolving attribute conflicts in equipment inventory management and implementing automated equipment model selection, significantly reducing user workload</w:t>
       </w:r>
     </w:p>
     <w:p>
@@ -3403,20 +4160,356 @@
         <w:contextualSpacing/>
         <w:jc w:val="both"/>
         <w:rPr>
-          <w:kern w:val="0"/>
-          <w:sz w:val="20"/>
-          <w:szCs w:val="20"/>
-          <w:lang w:val="en-US"/>
-        </w:rPr>
-      </w:pPr>
-      <w:r>
-        <w:rPr>
-          <w:kern w:val="0"/>
-          <w:sz w:val="20"/>
-          <w:szCs w:val="20"/>
-          <w:lang w:val="en-US"/>
-        </w:rPr>
-        <w:t>Utilized an information entropy-based decision tree to extract key features driving momentum swings, and designed an ANN-driven Momentum Swing Prediction Model (MSPM) to forecast match dynamics</w:t>
+          <w:color w:val="19181B"/>
+          <w:kern w:val="0"/>
+          <w:sz w:val="20"/>
+          <w:szCs w:val="20"/>
+          <w:lang w:val="en-US"/>
+        </w:rPr>
+      </w:pPr>
+      <w:r>
+        <w:rPr>
+          <w:color w:val="19181B"/>
+          <w:kern w:val="0"/>
+          <w:sz w:val="20"/>
+          <w:szCs w:val="20"/>
+          <w:lang w:val="en-US"/>
+        </w:rPr>
+        <w:t>Contributed to the blueprint design of the project management system for Harbour Electric. Designed the data structure for project information tables, laying the groundwork for subsequent development</w:t>
+      </w:r>
+    </w:p>
+    <w:p>
+      <w:pPr>
+        <w:pStyle w:val="ListParagraph"/>
+        <w:widowControl w:val="0"/>
+        <w:numPr>
+          <w:ilvl w:val="0"/>
+          <w:numId w:val="1"/>
+        </w:numPr>
+        <w:autoSpaceDE w:val="0"/>
+        <w:autoSpaceDN w:val="0"/>
+        <w:adjustRightInd w:val="0"/>
+        <w:spacing w:line="240" w:lineRule="auto"/>
+        <w:ind w:firstLineChars="0"/>
+        <w:contextualSpacing/>
+        <w:jc w:val="both"/>
+        <w:rPr>
+          <w:color w:val="19181B"/>
+          <w:kern w:val="0"/>
+          <w:sz w:val="20"/>
+          <w:szCs w:val="20"/>
+          <w:lang w:val="en-US"/>
+        </w:rPr>
+      </w:pPr>
+      <w:r>
+        <w:rPr>
+          <w:color w:val="19181B"/>
+          <w:kern w:val="0"/>
+          <w:sz w:val="20"/>
+          <w:szCs w:val="20"/>
+          <w:lang w:val="en-US"/>
+        </w:rPr>
+        <w:t>Engaged in testing projects for the Geographic Information System for the power information in the Harbour region, optimizing various system functionalities</w:t>
+      </w:r>
+    </w:p>
+    <w:p>
+      <w:pPr>
+        <w:widowControl w:val="0"/>
+        <w:autoSpaceDE w:val="0"/>
+        <w:autoSpaceDN w:val="0"/>
+        <w:adjustRightInd w:val="0"/>
+        <w:spacing w:line="240" w:lineRule="auto"/>
+        <w:ind w:firstLineChars="0" w:firstLine="0"/>
+        <w:contextualSpacing/>
+        <w:rPr>
+          <w:color w:val="19181B"/>
+          <w:kern w:val="0"/>
+          <w:sz w:val="20"/>
+          <w:szCs w:val="20"/>
+          <w:lang w:val="en-US"/>
+        </w:rPr>
+      </w:pPr>
+    </w:p>
+    <w:p>
+      <w:pPr>
+        <w:widowControl w:val="0"/>
+        <w:pBdr>
+          <w:bottom w:val="single" w:sz="6" w:space="1" w:color="auto"/>
+        </w:pBdr>
+        <w:autoSpaceDE w:val="0"/>
+        <w:autoSpaceDN w:val="0"/>
+        <w:adjustRightInd w:val="0"/>
+        <w:spacing w:line="240" w:lineRule="auto"/>
+        <w:ind w:firstLineChars="0" w:firstLine="0"/>
+        <w:contextualSpacing/>
+        <w:rPr>
+          <w:b/>
+          <w:bCs/>
+          <w:color w:val="19181B"/>
+          <w:kern w:val="0"/>
+          <w:sz w:val="22"/>
+          <w:shd w:val="pct10" w:color="auto" w:fill="FFFFFF"/>
+          <w:lang w:val="en-US"/>
+        </w:rPr>
+      </w:pPr>
+      <w:r>
+        <w:rPr>
+          <w:rFonts w:hint="eastAsia"/>
+          <w:b/>
+          <w:bCs/>
+          <w:color w:val="19181B"/>
+          <w:kern w:val="0"/>
+          <w:sz w:val="22"/>
+          <w:shd w:val="pct10" w:color="auto" w:fill="FFFFFF"/>
+          <w:lang w:val="en-US"/>
+        </w:rPr>
+        <w:t>ACADEMIC</w:t>
+      </w:r>
+      <w:r>
+        <w:rPr>
+          <w:b/>
+          <w:bCs/>
+          <w:color w:val="19181B"/>
+          <w:kern w:val="0"/>
+          <w:sz w:val="22"/>
+          <w:shd w:val="pct10" w:color="auto" w:fill="FFFFFF"/>
+          <w:lang w:val="en-US"/>
+        </w:rPr>
+        <w:t xml:space="preserve"> EXPERIENCE</w:t>
+      </w:r>
+    </w:p>
+    <w:p>
+      <w:pPr>
+        <w:widowControl w:val="0"/>
+        <w:autoSpaceDE w:val="0"/>
+        <w:autoSpaceDN w:val="0"/>
+        <w:adjustRightInd w:val="0"/>
+        <w:spacing w:line="240" w:lineRule="auto"/>
+        <w:ind w:firstLineChars="0" w:firstLine="0"/>
+        <w:contextualSpacing/>
+        <w:jc w:val="distribute"/>
+        <w:rPr>
+          <w:b/>
+          <w:bCs/>
+          <w:i/>
+          <w:iCs/>
+          <w:kern w:val="0"/>
+          <w:sz w:val="20"/>
+          <w:szCs w:val="20"/>
+          <w:lang w:val="en-US"/>
+        </w:rPr>
+      </w:pPr>
+      <w:r>
+        <w:rPr>
+          <w:b/>
+          <w:bCs/>
+          <w:kern w:val="0"/>
+          <w:sz w:val="20"/>
+          <w:szCs w:val="20"/>
+          <w:lang w:val="en-US"/>
+        </w:rPr>
+        <w:t>The Power of Momentum: How to Win the Match with Data</w:t>
+      </w:r>
+      <w:r>
+        <w:rPr>
+          <w:rFonts w:hint="eastAsia"/>
+          <w:b/>
+          <w:bCs/>
+          <w:kern w:val="0"/>
+          <w:sz w:val="20"/>
+          <w:szCs w:val="20"/>
+          <w:lang w:val="en-US"/>
+        </w:rPr>
+        <w:t xml:space="preserve"> (2024 MCM Problem C)                 </w:t>
+      </w:r>
+      <w:r>
+        <w:rPr>
+          <w:rFonts w:ascii="KaiTi" w:eastAsia="KaiTi" w:hAnsi="KaiTi" w:cs="KaiTi"/>
+        </w:rPr>
+        <w:tab/>
+        <w:t xml:space="preserve"> </w:t>
+      </w:r>
+      <w:r>
+        <w:rPr>
+          <w:rFonts w:ascii="KaiTi" w:eastAsia="KaiTi" w:hAnsi="KaiTi" w:cs="KaiTi" w:hint="eastAsia"/>
+        </w:rPr>
+        <w:t xml:space="preserve">  </w:t>
+      </w:r>
+      <w:r>
+        <w:rPr>
+          <w:rFonts w:hint="eastAsia"/>
+          <w:b/>
+          <w:bCs/>
+          <w:kern w:val="0"/>
+          <w:sz w:val="20"/>
+          <w:szCs w:val="20"/>
+          <w:lang w:val="en-US"/>
+        </w:rPr>
+        <w:t>Feb. 2024</w:t>
+      </w:r>
+    </w:p>
+    <w:p>
+      <w:pPr>
+        <w:widowControl w:val="0"/>
+        <w:autoSpaceDE w:val="0"/>
+        <w:autoSpaceDN w:val="0"/>
+        <w:adjustRightInd w:val="0"/>
+        <w:spacing w:line="240" w:lineRule="auto"/>
+        <w:ind w:firstLineChars="0" w:firstLine="0"/>
+        <w:contextualSpacing/>
+        <w:rPr>
+          <w:b/>
+          <w:bCs/>
+          <w:kern w:val="0"/>
+          <w:sz w:val="20"/>
+          <w:szCs w:val="20"/>
+          <w:lang w:val="en-US"/>
+        </w:rPr>
+      </w:pPr>
+      <w:r>
+        <w:rPr>
+          <w:rFonts w:hint="eastAsia"/>
+          <w:b/>
+          <w:bCs/>
+          <w:i/>
+          <w:iCs/>
+          <w:kern w:val="0"/>
+          <w:sz w:val="20"/>
+          <w:szCs w:val="20"/>
+          <w:lang w:val="en-US"/>
+        </w:rPr>
+        <w:t>Team Leader</w:t>
+      </w:r>
+    </w:p>
+    <w:p>
+      <w:pPr>
+        <w:pStyle w:val="ListParagraph"/>
+        <w:widowControl w:val="0"/>
+        <w:numPr>
+          <w:ilvl w:val="0"/>
+          <w:numId w:val="1"/>
+        </w:numPr>
+        <w:autoSpaceDE w:val="0"/>
+        <w:autoSpaceDN w:val="0"/>
+        <w:adjustRightInd w:val="0"/>
+        <w:spacing w:line="240" w:lineRule="auto"/>
+        <w:ind w:firstLineChars="0"/>
+        <w:contextualSpacing/>
+        <w:jc w:val="both"/>
+        <w:rPr>
+          <w:kern w:val="0"/>
+          <w:sz w:val="20"/>
+          <w:szCs w:val="20"/>
+          <w:lang w:val="en-US"/>
+        </w:rPr>
+      </w:pPr>
+      <w:r>
+        <w:rPr>
+          <w:kern w:val="0"/>
+          <w:sz w:val="20"/>
+          <w:szCs w:val="20"/>
+          <w:lang w:val="en-US"/>
+        </w:rPr>
+        <w:t xml:space="preserve">Developed </w:t>
+      </w:r>
+      <w:r>
+        <w:rPr>
+          <w:rFonts w:hint="eastAsia"/>
+          <w:kern w:val="0"/>
+          <w:sz w:val="20"/>
+          <w:szCs w:val="20"/>
+          <w:lang w:val="en-US"/>
+        </w:rPr>
+        <w:t>a</w:t>
+      </w:r>
+      <w:r>
+        <w:rPr>
+          <w:kern w:val="0"/>
+          <w:sz w:val="20"/>
+          <w:szCs w:val="20"/>
+          <w:lang w:val="en-US"/>
+        </w:rPr>
+        <w:t xml:space="preserve"> </w:t>
+      </w:r>
+      <w:r>
+        <w:rPr>
+          <w:rFonts w:hint="eastAsia"/>
+          <w:kern w:val="0"/>
+          <w:sz w:val="20"/>
+          <w:szCs w:val="20"/>
+          <w:lang w:val="en-US"/>
+        </w:rPr>
+        <w:t>model</w:t>
+      </w:r>
+      <w:r>
+        <w:rPr>
+          <w:kern w:val="0"/>
+          <w:sz w:val="20"/>
+          <w:szCs w:val="20"/>
+          <w:lang w:val="en-US"/>
+        </w:rPr>
+        <w:t xml:space="preserve"> based on IG-LSTM to measure player momentum</w:t>
+      </w:r>
+      <w:r>
+        <w:rPr>
+          <w:rFonts w:hint="eastAsia"/>
+          <w:kern w:val="0"/>
+          <w:sz w:val="20"/>
+          <w:szCs w:val="20"/>
+          <w:lang w:val="en-US"/>
+        </w:rPr>
+        <w:t xml:space="preserve">, and conducted </w:t>
+      </w:r>
+      <w:r>
+        <w:rPr>
+          <w:kern w:val="0"/>
+          <w:sz w:val="20"/>
+          <w:szCs w:val="20"/>
+          <w:lang w:val="en-US"/>
+        </w:rPr>
+        <w:t>Correlation Analysis and Stochastic Simulation to assess the impact of momentum swings on match flow</w:t>
+      </w:r>
+    </w:p>
+    <w:p>
+      <w:pPr>
+        <w:pStyle w:val="ListParagraph"/>
+        <w:widowControl w:val="0"/>
+        <w:numPr>
+          <w:ilvl w:val="0"/>
+          <w:numId w:val="1"/>
+        </w:numPr>
+        <w:autoSpaceDE w:val="0"/>
+        <w:autoSpaceDN w:val="0"/>
+        <w:adjustRightInd w:val="0"/>
+        <w:spacing w:line="240" w:lineRule="auto"/>
+        <w:ind w:firstLineChars="0"/>
+        <w:contextualSpacing/>
+        <w:jc w:val="both"/>
+        <w:rPr>
+          <w:kern w:val="0"/>
+          <w:sz w:val="20"/>
+          <w:szCs w:val="20"/>
+          <w:lang w:val="en-US"/>
+        </w:rPr>
+      </w:pPr>
+      <w:r>
+        <w:rPr>
+          <w:kern w:val="0"/>
+          <w:sz w:val="20"/>
+          <w:szCs w:val="20"/>
+          <w:lang w:val="en-US"/>
+        </w:rPr>
+        <w:t>Utilized an information entropy-based decision tree to extract key features driving momentum swings, and designed an ANN-</w:t>
+      </w:r>
+      <w:r>
+        <w:rPr>
+          <w:kern w:val="0"/>
+          <w:sz w:val="20"/>
+          <w:szCs w:val="20"/>
+          <w:lang w:val="en-US"/>
+        </w:rPr>
+        <w:lastRenderedPageBreak/>
+        <w:t>driven Momentum Swing Prediction Model (MSPM) to forecast match dynamics</w:t>
       </w:r>
     </w:p>
     <w:p>
@@ -4195,7 +5288,7 @@
 </file>
 
 <file path=word/endnotes.xml><?xml version="1.0" encoding="utf-8"?>
-<w:endnotes xmlns:wpc="http://schemas.microsoft.com/office/word/2010/wordprocessingCanvas" xmlns:cx="http://schemas.microsoft.com/office/drawing/2014/chartex" xmlns:cx1="http://schemas.microsoft.com/office/drawing/2015/9/8/chartex" xmlns:cx2="http://schemas.microsoft.com/office/drawing/2015/10/21/chartex" xmlns:cx3="http://schemas.microsoft.com/office/drawing/2016/5/9/chartex" xmlns:cx4="http://schemas.microsoft.com/office/drawing/2016/5/10/chartex" xmlns:cx5="http://schemas.microsoft.com/office/drawing/2016/5/11/chartex" xmlns:cx6="http://schemas.microsoft.com/office/drawing/2016/5/12/chartex" xmlns:cx7="http://schemas.microsoft.com/office/drawing/2016/5/13/chartex" xmlns:cx8="http://schemas.microsoft.com/office/drawing/2016/5/14/chartex" xmlns:mc="http://schemas.openxmlformats.org/markup-compatibility/2006" xmlns:aink="http://schemas.microsoft.com/office/drawing/2016/ink" xmlns:am3d="http://schemas.microsoft.com/office/drawing/2017/model3d" xmlns:o="urn:schemas-microsoft-com:office:office" xmlns:oel="http://schemas.microsoft.com/office/2019/extlst" xmlns:r="http://schemas.openxmlformats.org/officeDocument/2006/relationships" xmlns:m="http://schemas.openxmlformats.org/officeDocument/2006/math" xmlns:v="urn:schemas-microsoft-com:vml" xmlns:wp14="http://schemas.microsoft.com/office/word/2010/wordprocessingDrawing" xmlns:wp="http://schemas.openxmlformats.org/drawingml/2006/wordprocessingDrawing" xmlns:w10="urn:schemas-microsoft-com:office:word" xmlns:w="http://schemas.openxmlformats.org/wordprocessingml/2006/main" xmlns:w14="http://schemas.microsoft.com/office/word/2010/wordml" xmlns:w15="http://schemas.microsoft.com/office/word/2012/wordml" xmlns:w16cex="http://schemas.microsoft.com/office/word/2018/wordml/cex" xmlns:w16cid="http://schemas.microsoft.com/office/word/2016/wordml/cid" xmlns:w16="http://schemas.microsoft.com/office/word/2018/wordml" xmlns:w16du="http://schemas.microsoft.com/office/word/2023/wordml/word16du" xmlns:w16sdtdh="http://schemas.microsoft.com/office/word/2020/wordml/sdtdatahash" xmlns:w16sdtfl="http://schemas.microsoft.com/office/word/2024/wordml/sdtformatlock" xmlns:w16se="http://schemas.microsoft.com/office/word/2015/wordml/symex" xmlns:wpg="http://schemas.microsoft.com/office/word/2010/wordprocessingGroup" xmlns:wpi="http://schemas.microsoft.com/office/word/2010/wordprocessingInk" xmlns:wne="http://schemas.microsoft.com/office/word/2006/wordml" xmlns:wps="http://schemas.microsoft.com/office/word/2010/wordprocessingShape" mc:Ignorable="w14 w15 w16se w16cid w16 w16cex w16sdtdh w16sdtfl w16du wp14">
+<w:endnotes xmlns:wpc="http://schemas.microsoft.com/office/word/2010/wordprocessingCanvas" xmlns:cx="http://schemas.microsoft.com/office/drawing/2014/chartex" xmlns:cx1="http://schemas.microsoft.com/office/drawing/2015/9/8/chartex" xmlns:cx2="http://schemas.microsoft.com/office/drawing/2015/10/21/chartex" xmlns:cx3="http://schemas.microsoft.com/office/drawing/2016/5/9/chartex" xmlns:cx4="http://schemas.microsoft.com/office/drawing/2016/5/10/chartex" xmlns:cx5="http://schemas.microsoft.com/office/drawing/2016/5/11/chartex" xmlns:cx6="http://schemas.microsoft.com/office/drawing/2016/5/12/chartex" xmlns:cx7="http://schemas.microsoft.com/office/drawing/2016/5/13/chartex" xmlns:cx8="http://schemas.microsoft.com/office/drawing/2016/5/14/chartex" xmlns:mc="http://schemas.openxmlformats.org/markup-compatibility/2006" xmlns:m="http://schemas.openxmlformats.org/officeDocument/2006/math" xmlns:aink="http://schemas.microsoft.com/office/drawing/2016/ink" xmlns:am3d="http://schemas.microsoft.com/office/drawing/2017/model3d" xmlns:oel="http://schemas.microsoft.com/office/2019/extlst" xmlns:r="http://schemas.openxmlformats.org/officeDocument/2006/relationships" xmlns:wp14="http://schemas.microsoft.com/office/word/2010/wordprocessingDrawing" xmlns:wp="http://schemas.openxmlformats.org/drawingml/2006/wordprocessingDrawing" xmlns:wpg="http://schemas.microsoft.com/office/word/2010/wordprocessingGroup" xmlns:wpi="http://schemas.microsoft.com/office/word/2010/wordprocessingInk" xmlns:wps="http://schemas.microsoft.com/office/word/2010/wordprocessingShape" xmlns:o="urn:schemas-microsoft-com:office:office" xmlns:v="urn:schemas-microsoft-com:vml" xmlns:w10="urn:schemas-microsoft-com:office:word" xmlns:w="http://schemas.openxmlformats.org/wordprocessingml/2006/main" xmlns:w14="http://schemas.microsoft.com/office/word/2010/wordml" xmlns:w15="http://schemas.microsoft.com/office/word/2012/wordml" xmlns:w16cei="http://schemas.microsoft.com/office/word/2026/wordml/cei" xmlns:w16cex="http://schemas.microsoft.com/office/word/2018/wordml/cex" xmlns:w16cid="http://schemas.microsoft.com/office/word/2016/wordml/cid" xmlns:w16="http://schemas.microsoft.com/office/word/2018/wordml" xmlns:w16sdtdh="http://schemas.microsoft.com/office/word/2020/wordml/sdtdatahash" xmlns:w16sdtfl="http://schemas.microsoft.com/office/word/2024/wordml/sdtformatlock" xmlns:w16se="http://schemas.microsoft.com/office/word/2015/wordml/symex" xmlns:w16du="http://schemas.microsoft.com/office/word/2023/wordml/word16du" xmlns:wne="http://schemas.microsoft.com/office/word/2006/wordml" mc:Ignorable="w14 w15 w16se w16cid w16 w16cex w16sdtdh w16sdtfl w16du wp14">
   <w:endnote w:type="separator" w:id="-1">
     <w:p>
       <w:pPr>
@@ -4222,7 +5315,7 @@
 </file>
 
 <file path=word/footer1.xml><?xml version="1.0" encoding="utf-8"?>
-<w:ftr xmlns:wpc="http://schemas.microsoft.com/office/word/2010/wordprocessingCanvas" xmlns:cx="http://schemas.microsoft.com/office/drawing/2014/chartex" xmlns:cx1="http://schemas.microsoft.com/office/drawing/2015/9/8/chartex" xmlns:cx2="http://schemas.microsoft.com/office/drawing/2015/10/21/chartex" xmlns:cx3="http://schemas.microsoft.com/office/drawing/2016/5/9/chartex" xmlns:cx4="http://schemas.microsoft.com/office/drawing/2016/5/10/chartex" xmlns:cx5="http://schemas.microsoft.com/office/drawing/2016/5/11/chartex" xmlns:cx6="http://schemas.microsoft.com/office/drawing/2016/5/12/chartex" xmlns:cx7="http://schemas.microsoft.com/office/drawing/2016/5/13/chartex" xmlns:cx8="http://schemas.microsoft.com/office/drawing/2016/5/14/chartex" xmlns:mc="http://schemas.openxmlformats.org/markup-compatibility/2006" xmlns:aink="http://schemas.microsoft.com/office/drawing/2016/ink" xmlns:am3d="http://schemas.microsoft.com/office/drawing/2017/model3d" xmlns:o="urn:schemas-microsoft-com:office:office" xmlns:oel="http://schemas.microsoft.com/office/2019/extlst" xmlns:r="http://schemas.openxmlformats.org/officeDocument/2006/relationships" xmlns:m="http://schemas.openxmlformats.org/officeDocument/2006/math" xmlns:v="urn:schemas-microsoft-com:vml" xmlns:wp14="http://schemas.microsoft.com/office/word/2010/wordprocessingDrawing" xmlns:wp="http://schemas.openxmlformats.org/drawingml/2006/wordprocessingDrawing" xmlns:w10="urn:schemas-microsoft-com:office:word" xmlns:w="http://schemas.openxmlformats.org/wordprocessingml/2006/main" xmlns:w14="http://schemas.microsoft.com/office/word/2010/wordml" xmlns:w15="http://schemas.microsoft.com/office/word/2012/wordml" xmlns:w16cex="http://schemas.microsoft.com/office/word/2018/wordml/cex" xmlns:w16cid="http://schemas.microsoft.com/office/word/2016/wordml/cid" xmlns:w16="http://schemas.microsoft.com/office/word/2018/wordml" xmlns:w16du="http://schemas.microsoft.com/office/word/2023/wordml/word16du" xmlns:w16sdtdh="http://schemas.microsoft.com/office/word/2020/wordml/sdtdatahash" xmlns:w16sdtfl="http://schemas.microsoft.com/office/word/2024/wordml/sdtformatlock" xmlns:w16se="http://schemas.microsoft.com/office/word/2015/wordml/symex" xmlns:wpg="http://schemas.microsoft.com/office/word/2010/wordprocessingGroup" xmlns:wpi="http://schemas.microsoft.com/office/word/2010/wordprocessingInk" xmlns:wne="http://schemas.microsoft.com/office/word/2006/wordml" xmlns:wps="http://schemas.microsoft.com/office/word/2010/wordprocessingShape" mc:Ignorable="w14 w15 w16se w16cid w16 w16cex w16sdtdh w16sdtfl w16du wp14">
+<w:ftr xmlns:wpc="http://schemas.microsoft.com/office/word/2010/wordprocessingCanvas" xmlns:cx="http://schemas.microsoft.com/office/drawing/2014/chartex" xmlns:cx1="http://schemas.microsoft.com/office/drawing/2015/9/8/chartex" xmlns:cx2="http://schemas.microsoft.com/office/drawing/2015/10/21/chartex" xmlns:cx3="http://schemas.microsoft.com/office/drawing/2016/5/9/chartex" xmlns:cx4="http://schemas.microsoft.com/office/drawing/2016/5/10/chartex" xmlns:cx5="http://schemas.microsoft.com/office/drawing/2016/5/11/chartex" xmlns:cx6="http://schemas.microsoft.com/office/drawing/2016/5/12/chartex" xmlns:cx7="http://schemas.microsoft.com/office/drawing/2016/5/13/chartex" xmlns:cx8="http://schemas.microsoft.com/office/drawing/2016/5/14/chartex" xmlns:mc="http://schemas.openxmlformats.org/markup-compatibility/2006" xmlns:m="http://schemas.openxmlformats.org/officeDocument/2006/math" xmlns:aink="http://schemas.microsoft.com/office/drawing/2016/ink" xmlns:am3d="http://schemas.microsoft.com/office/drawing/2017/model3d" xmlns:oel="http://schemas.microsoft.com/office/2019/extlst" xmlns:r="http://schemas.openxmlformats.org/officeDocument/2006/relationships" xmlns:wp14="http://schemas.microsoft.com/office/word/2010/wordprocessingDrawing" xmlns:wp="http://schemas.openxmlformats.org/drawingml/2006/wordprocessingDrawing" xmlns:wpg="http://schemas.microsoft.com/office/word/2010/wordprocessingGroup" xmlns:wpi="http://schemas.microsoft.com/office/word/2010/wordprocessingInk" xmlns:wps="http://schemas.microsoft.com/office/word/2010/wordprocessingShape" xmlns:o="urn:schemas-microsoft-com:office:office" xmlns:v="urn:schemas-microsoft-com:vml" xmlns:w10="urn:schemas-microsoft-com:office:word" xmlns:w="http://schemas.openxmlformats.org/wordprocessingml/2006/main" xmlns:w14="http://schemas.microsoft.com/office/word/2010/wordml" xmlns:w15="http://schemas.microsoft.com/office/word/2012/wordml" xmlns:w16cei="http://schemas.microsoft.com/office/word/2026/wordml/cei" xmlns:w16cex="http://schemas.microsoft.com/office/word/2018/wordml/cex" xmlns:w16cid="http://schemas.microsoft.com/office/word/2016/wordml/cid" xmlns:w16="http://schemas.microsoft.com/office/word/2018/wordml" xmlns:w16sdtdh="http://schemas.microsoft.com/office/word/2020/wordml/sdtdatahash" xmlns:w16sdtfl="http://schemas.microsoft.com/office/word/2024/wordml/sdtformatlock" xmlns:w16se="http://schemas.microsoft.com/office/word/2015/wordml/symex" xmlns:w16du="http://schemas.microsoft.com/office/word/2023/wordml/word16du" xmlns:wne="http://schemas.microsoft.com/office/word/2006/wordml" mc:Ignorable="w14 w15 w16se w16cid w16 w16cex w16sdtdh w16sdtfl w16du wp14">
   <w:p>
     <w:pPr>
       <w:pStyle w:val="Footer"/>
@@ -4233,7 +5326,7 @@
 </file>
 
 <file path=word/footer2.xml><?xml version="1.0" encoding="utf-8"?>
-<w:ftr xmlns:wpc="http://schemas.microsoft.com/office/word/2010/wordprocessingCanvas" xmlns:cx="http://schemas.microsoft.com/office/drawing/2014/chartex" xmlns:cx1="http://schemas.microsoft.com/office/drawing/2015/9/8/chartex" xmlns:cx2="http://schemas.microsoft.com/office/drawing/2015/10/21/chartex" xmlns:cx3="http://schemas.microsoft.com/office/drawing/2016/5/9/chartex" xmlns:cx4="http://schemas.microsoft.com/office/drawing/2016/5/10/chartex" xmlns:cx5="http://schemas.microsoft.com/office/drawing/2016/5/11/chartex" xmlns:cx6="http://schemas.microsoft.com/office/drawing/2016/5/12/chartex" xmlns:cx7="http://schemas.microsoft.com/office/drawing/2016/5/13/chartex" xmlns:cx8="http://schemas.microsoft.com/office/drawing/2016/5/14/chartex" xmlns:mc="http://schemas.openxmlformats.org/markup-compatibility/2006" xmlns:aink="http://schemas.microsoft.com/office/drawing/2016/ink" xmlns:am3d="http://schemas.microsoft.com/office/drawing/2017/model3d" xmlns:o="urn:schemas-microsoft-com:office:office" xmlns:oel="http://schemas.microsoft.com/office/2019/extlst" xmlns:r="http://schemas.openxmlformats.org/officeDocument/2006/relationships" xmlns:m="http://schemas.openxmlformats.org/officeDocument/2006/math" xmlns:v="urn:schemas-microsoft-com:vml" xmlns:wp14="http://schemas.microsoft.com/office/word/2010/wordprocessingDrawing" xmlns:wp="http://schemas.openxmlformats.org/drawingml/2006/wordprocessingDrawing" xmlns:w10="urn:schemas-microsoft-com:office:word" xmlns:w="http://schemas.openxmlformats.org/wordprocessingml/2006/main" xmlns:w14="http://schemas.microsoft.com/office/word/2010/wordml" xmlns:w15="http://schemas.microsoft.com/office/word/2012/wordml" xmlns:w16cex="http://schemas.microsoft.com/office/word/2018/wordml/cex" xmlns:w16cid="http://schemas.microsoft.com/office/word/2016/wordml/cid" xmlns:w16="http://schemas.microsoft.com/office/word/2018/wordml" xmlns:w16du="http://schemas.microsoft.com/office/word/2023/wordml/word16du" xmlns:w16sdtdh="http://schemas.microsoft.com/office/word/2020/wordml/sdtdatahash" xmlns:w16sdtfl="http://schemas.microsoft.com/office/word/2024/wordml/sdtformatlock" xmlns:w16se="http://schemas.microsoft.com/office/word/2015/wordml/symex" xmlns:wpg="http://schemas.microsoft.com/office/word/2010/wordprocessingGroup" xmlns:wpi="http://schemas.microsoft.com/office/word/2010/wordprocessingInk" xmlns:wne="http://schemas.microsoft.com/office/word/2006/wordml" xmlns:wps="http://schemas.microsoft.com/office/word/2010/wordprocessingShape" mc:Ignorable="w14 w15 w16se w16cid w16 w16cex w16sdtdh w16sdtfl w16du wp14">
+<w:ftr xmlns:wpc="http://schemas.microsoft.com/office/word/2010/wordprocessingCanvas" xmlns:cx="http://schemas.microsoft.com/office/drawing/2014/chartex" xmlns:cx1="http://schemas.microsoft.com/office/drawing/2015/9/8/chartex" xmlns:cx2="http://schemas.microsoft.com/office/drawing/2015/10/21/chartex" xmlns:cx3="http://schemas.microsoft.com/office/drawing/2016/5/9/chartex" xmlns:cx4="http://schemas.microsoft.com/office/drawing/2016/5/10/chartex" xmlns:cx5="http://schemas.microsoft.com/office/drawing/2016/5/11/chartex" xmlns:cx6="http://schemas.microsoft.com/office/drawing/2016/5/12/chartex" xmlns:cx7="http://schemas.microsoft.com/office/drawing/2016/5/13/chartex" xmlns:cx8="http://schemas.microsoft.com/office/drawing/2016/5/14/chartex" xmlns:mc="http://schemas.openxmlformats.org/markup-compatibility/2006" xmlns:m="http://schemas.openxmlformats.org/officeDocument/2006/math" xmlns:aink="http://schemas.microsoft.com/office/drawing/2016/ink" xmlns:am3d="http://schemas.microsoft.com/office/drawing/2017/model3d" xmlns:oel="http://schemas.microsoft.com/office/2019/extlst" xmlns:r="http://schemas.openxmlformats.org/officeDocument/2006/relationships" xmlns:wp14="http://schemas.microsoft.com/office/word/2010/wordprocessingDrawing" xmlns:wp="http://schemas.openxmlformats.org/drawingml/2006/wordprocessingDrawing" xmlns:wpg="http://schemas.microsoft.com/office/word/2010/wordprocessingGroup" xmlns:wpi="http://schemas.microsoft.com/office/word/2010/wordprocessingInk" xmlns:wps="http://schemas.microsoft.com/office/word/2010/wordprocessingShape" xmlns:o="urn:schemas-microsoft-com:office:office" xmlns:v="urn:schemas-microsoft-com:vml" xmlns:w10="urn:schemas-microsoft-com:office:word" xmlns:w="http://schemas.openxmlformats.org/wordprocessingml/2006/main" xmlns:w14="http://schemas.microsoft.com/office/word/2010/wordml" xmlns:w15="http://schemas.microsoft.com/office/word/2012/wordml" xmlns:w16cei="http://schemas.microsoft.com/office/word/2026/wordml/cei" xmlns:w16cex="http://schemas.microsoft.com/office/word/2018/wordml/cex" xmlns:w16cid="http://schemas.microsoft.com/office/word/2016/wordml/cid" xmlns:w16="http://schemas.microsoft.com/office/word/2018/wordml" xmlns:w16sdtdh="http://schemas.microsoft.com/office/word/2020/wordml/sdtdatahash" xmlns:w16sdtfl="http://schemas.microsoft.com/office/word/2024/wordml/sdtformatlock" xmlns:w16se="http://schemas.microsoft.com/office/word/2015/wordml/symex" xmlns:w16du="http://schemas.microsoft.com/office/word/2023/wordml/word16du" xmlns:wne="http://schemas.microsoft.com/office/word/2006/wordml" mc:Ignorable="w14 w15 w16se w16cid w16 w16cex w16sdtdh w16sdtfl w16du wp14">
   <w:p>
     <w:pPr>
       <w:pStyle w:val="Footer"/>
@@ -4244,7 +5337,7 @@
 </file>
 
 <file path=word/footer3.xml><?xml version="1.0" encoding="utf-8"?>
-<w:ftr xmlns:wpc="http://schemas.microsoft.com/office/word/2010/wordprocessingCanvas" xmlns:cx="http://schemas.microsoft.com/office/drawing/2014/chartex" xmlns:cx1="http://schemas.microsoft.com/office/drawing/2015/9/8/chartex" xmlns:cx2="http://schemas.microsoft.com/office/drawing/2015/10/21/chartex" xmlns:cx3="http://schemas.microsoft.com/office/drawing/2016/5/9/chartex" xmlns:cx4="http://schemas.microsoft.com/office/drawing/2016/5/10/chartex" xmlns:cx5="http://schemas.microsoft.com/office/drawing/2016/5/11/chartex" xmlns:cx6="http://schemas.microsoft.com/office/drawing/2016/5/12/chartex" xmlns:cx7="http://schemas.microsoft.com/office/drawing/2016/5/13/chartex" xmlns:cx8="http://schemas.microsoft.com/office/drawing/2016/5/14/chartex" xmlns:mc="http://schemas.openxmlformats.org/markup-compatibility/2006" xmlns:aink="http://schemas.microsoft.com/office/drawing/2016/ink" xmlns:am3d="http://schemas.microsoft.com/office/drawing/2017/model3d" xmlns:o="urn:schemas-microsoft-com:office:office" xmlns:oel="http://schemas.microsoft.com/office/2019/extlst" xmlns:r="http://schemas.openxmlformats.org/officeDocument/2006/relationships" xmlns:m="http://schemas.openxmlformats.org/officeDocument/2006/math" xmlns:v="urn:schemas-microsoft-com:vml" xmlns:wp14="http://schemas.microsoft.com/office/word/2010/wordprocessingDrawing" xmlns:wp="http://schemas.openxmlformats.org/drawingml/2006/wordprocessingDrawing" xmlns:w10="urn:schemas-microsoft-com:office:word" xmlns:w="http://schemas.openxmlformats.org/wordprocessingml/2006/main" xmlns:w14="http://schemas.microsoft.com/office/word/2010/wordml" xmlns:w15="http://schemas.microsoft.com/office/word/2012/wordml" xmlns:w16cex="http://schemas.microsoft.com/office/word/2018/wordml/cex" xmlns:w16cid="http://schemas.microsoft.com/office/word/2016/wordml/cid" xmlns:w16="http://schemas.microsoft.com/office/word/2018/wordml" xmlns:w16du="http://schemas.microsoft.com/office/word/2023/wordml/word16du" xmlns:w16sdtdh="http://schemas.microsoft.com/office/word/2020/wordml/sdtdatahash" xmlns:w16sdtfl="http://schemas.microsoft.com/office/word/2024/wordml/sdtformatlock" xmlns:w16se="http://schemas.microsoft.com/office/word/2015/wordml/symex" xmlns:wpg="http://schemas.microsoft.com/office/word/2010/wordprocessingGroup" xmlns:wpi="http://schemas.microsoft.com/office/word/2010/wordprocessingInk" xmlns:wne="http://schemas.microsoft.com/office/word/2006/wordml" xmlns:wps="http://schemas.microsoft.com/office/word/2010/wordprocessingShape" mc:Ignorable="w14 w15 w16se w16cid w16 w16cex w16sdtdh w16sdtfl w16du wp14">
+<w:ftr xmlns:wpc="http://schemas.microsoft.com/office/word/2010/wordprocessingCanvas" xmlns:cx="http://schemas.microsoft.com/office/drawing/2014/chartex" xmlns:cx1="http://schemas.microsoft.com/office/drawing/2015/9/8/chartex" xmlns:cx2="http://schemas.microsoft.com/office/drawing/2015/10/21/chartex" xmlns:cx3="http://schemas.microsoft.com/office/drawing/2016/5/9/chartex" xmlns:cx4="http://schemas.microsoft.com/office/drawing/2016/5/10/chartex" xmlns:cx5="http://schemas.microsoft.com/office/drawing/2016/5/11/chartex" xmlns:cx6="http://schemas.microsoft.com/office/drawing/2016/5/12/chartex" xmlns:cx7="http://schemas.microsoft.com/office/drawing/2016/5/13/chartex" xmlns:cx8="http://schemas.microsoft.com/office/drawing/2016/5/14/chartex" xmlns:mc="http://schemas.openxmlformats.org/markup-compatibility/2006" xmlns:m="http://schemas.openxmlformats.org/officeDocument/2006/math" xmlns:aink="http://schemas.microsoft.com/office/drawing/2016/ink" xmlns:am3d="http://schemas.microsoft.com/office/drawing/2017/model3d" xmlns:oel="http://schemas.microsoft.com/office/2019/extlst" xmlns:r="http://schemas.openxmlformats.org/officeDocument/2006/relationships" xmlns:wp14="http://schemas.microsoft.com/office/word/2010/wordprocessingDrawing" xmlns:wp="http://schemas.openxmlformats.org/drawingml/2006/wordprocessingDrawing" xmlns:wpg="http://schemas.microsoft.com/office/word/2010/wordprocessingGroup" xmlns:wpi="http://schemas.microsoft.com/office/word/2010/wordprocessingInk" xmlns:wps="http://schemas.microsoft.com/office/word/2010/wordprocessingShape" xmlns:o="urn:schemas-microsoft-com:office:office" xmlns:v="urn:schemas-microsoft-com:vml" xmlns:w10="urn:schemas-microsoft-com:office:word" xmlns:w="http://schemas.openxmlformats.org/wordprocessingml/2006/main" xmlns:w14="http://schemas.microsoft.com/office/word/2010/wordml" xmlns:w15="http://schemas.microsoft.com/office/word/2012/wordml" xmlns:w16cei="http://schemas.microsoft.com/office/word/2026/wordml/cei" xmlns:w16cex="http://schemas.microsoft.com/office/word/2018/wordml/cex" xmlns:w16cid="http://schemas.microsoft.com/office/word/2016/wordml/cid" xmlns:w16="http://schemas.microsoft.com/office/word/2018/wordml" xmlns:w16sdtdh="http://schemas.microsoft.com/office/word/2020/wordml/sdtdatahash" xmlns:w16sdtfl="http://schemas.microsoft.com/office/word/2024/wordml/sdtformatlock" xmlns:w16se="http://schemas.microsoft.com/office/word/2015/wordml/symex" xmlns:w16du="http://schemas.microsoft.com/office/word/2023/wordml/word16du" xmlns:wne="http://schemas.microsoft.com/office/word/2006/wordml" mc:Ignorable="w14 w15 w16se w16cid w16 w16cex w16sdtdh w16sdtfl w16du wp14">
   <w:p>
     <w:pPr>
       <w:pStyle w:val="Footer"/>
@@ -4255,7 +5348,7 @@
 </file>
 
 <file path=word/footnotes.xml><?xml version="1.0" encoding="utf-8"?>
-<w:footnotes xmlns:wpc="http://schemas.microsoft.com/office/word/2010/wordprocessingCanvas" xmlns:cx="http://schemas.microsoft.com/office/drawing/2014/chartex" xmlns:cx1="http://schemas.microsoft.com/office/drawing/2015/9/8/chartex" xmlns:cx2="http://schemas.microsoft.com/office/drawing/2015/10/21/chartex" xmlns:cx3="http://schemas.microsoft.com/office/drawing/2016/5/9/chartex" xmlns:cx4="http://schemas.microsoft.com/office/drawing/2016/5/10/chartex" xmlns:cx5="http://schemas.microsoft.com/office/drawing/2016/5/11/chartex" xmlns:cx6="http://schemas.microsoft.com/office/drawing/2016/5/12/chartex" xmlns:cx7="http://schemas.microsoft.com/office/drawing/2016/5/13/chartex" xmlns:cx8="http://schemas.microsoft.com/office/drawing/2016/5/14/chartex" xmlns:mc="http://schemas.openxmlformats.org/markup-compatibility/2006" xmlns:aink="http://schemas.microsoft.com/office/drawing/2016/ink" xmlns:am3d="http://schemas.microsoft.com/office/drawing/2017/model3d" xmlns:o="urn:schemas-microsoft-com:office:office" xmlns:oel="http://schemas.microsoft.com/office/2019/extlst" xmlns:r="http://schemas.openxmlformats.org/officeDocument/2006/relationships" xmlns:m="http://schemas.openxmlformats.org/officeDocument/2006/math" xmlns:v="urn:schemas-microsoft-com:vml" xmlns:wp14="http://schemas.microsoft.com/office/word/2010/wordprocessingDrawing" xmlns:wp="http://schemas.openxmlformats.org/drawingml/2006/wordprocessingDrawing" xmlns:w10="urn:schemas-microsoft-com:office:word" xmlns:w="http://schemas.openxmlformats.org/wordprocessingml/2006/main" xmlns:w14="http://schemas.microsoft.com/office/word/2010/wordml" xmlns:w15="http://schemas.microsoft.com/office/word/2012/wordml" xmlns:w16cex="http://schemas.microsoft.com/office/word/2018/wordml/cex" xmlns:w16cid="http://schemas.microsoft.com/office/word/2016/wordml/cid" xmlns:w16="http://schemas.microsoft.com/office/word/2018/wordml" xmlns:w16du="http://schemas.microsoft.com/office/word/2023/wordml/word16du" xmlns:w16sdtdh="http://schemas.microsoft.com/office/word/2020/wordml/sdtdatahash" xmlns:w16sdtfl="http://schemas.microsoft.com/office/word/2024/wordml/sdtformatlock" xmlns:w16se="http://schemas.microsoft.com/office/word/2015/wordml/symex" xmlns:wpg="http://schemas.microsoft.com/office/word/2010/wordprocessingGroup" xmlns:wpi="http://schemas.microsoft.com/office/word/2010/wordprocessingInk" xmlns:wne="http://schemas.microsoft.com/office/word/2006/wordml" xmlns:wps="http://schemas.microsoft.com/office/word/2010/wordprocessingShape" mc:Ignorable="w14 w15 w16se w16cid w16 w16cex w16sdtdh w16sdtfl w16du wp14">
+<w:footnotes xmlns:wpc="http://schemas.microsoft.com/office/word/2010/wordprocessingCanvas" xmlns:cx="http://schemas.microsoft.com/office/drawing/2014/chartex" xmlns:cx1="http://schemas.microsoft.com/office/drawing/2015/9/8/chartex" xmlns:cx2="http://schemas.microsoft.com/office/drawing/2015/10/21/chartex" xmlns:cx3="http://schemas.microsoft.com/office/drawing/2016/5/9/chartex" xmlns:cx4="http://schemas.microsoft.com/office/drawing/2016/5/10/chartex" xmlns:cx5="http://schemas.microsoft.com/office/drawing/2016/5/11/chartex" xmlns:cx6="http://schemas.microsoft.com/office/drawing/2016/5/12/chartex" xmlns:cx7="http://schemas.microsoft.com/office/drawing/2016/5/13/chartex" xmlns:cx8="http://schemas.microsoft.com/office/drawing/2016/5/14/chartex" xmlns:mc="http://schemas.openxmlformats.org/markup-compatibility/2006" xmlns:m="http://schemas.openxmlformats.org/officeDocument/2006/math" xmlns:aink="http://schemas.microsoft.com/office/drawing/2016/ink" xmlns:am3d="http://schemas.microsoft.com/office/drawing/2017/model3d" xmlns:oel="http://schemas.microsoft.com/office/2019/extlst" xmlns:r="http://schemas.openxmlformats.org/officeDocument/2006/relationships" xmlns:wp14="http://schemas.microsoft.com/office/word/2010/wordprocessingDrawing" xmlns:wp="http://schemas.openxmlformats.org/drawingml/2006/wordprocessingDrawing" xmlns:wpg="http://schemas.microsoft.com/office/word/2010/wordprocessingGroup" xmlns:wpi="http://schemas.microsoft.com/office/word/2010/wordprocessingInk" xmlns:wps="http://schemas.microsoft.com/office/word/2010/wordprocessingShape" xmlns:o="urn:schemas-microsoft-com:office:office" xmlns:v="urn:schemas-microsoft-com:vml" xmlns:w10="urn:schemas-microsoft-com:office:word" xmlns:w="http://schemas.openxmlformats.org/wordprocessingml/2006/main" xmlns:w14="http://schemas.microsoft.com/office/word/2010/wordml" xmlns:w15="http://schemas.microsoft.com/office/word/2012/wordml" xmlns:w16cei="http://schemas.microsoft.com/office/word/2026/wordml/cei" xmlns:w16cex="http://schemas.microsoft.com/office/word/2018/wordml/cex" xmlns:w16cid="http://schemas.microsoft.com/office/word/2016/wordml/cid" xmlns:w16="http://schemas.microsoft.com/office/word/2018/wordml" xmlns:w16sdtdh="http://schemas.microsoft.com/office/word/2020/wordml/sdtdatahash" xmlns:w16sdtfl="http://schemas.microsoft.com/office/word/2024/wordml/sdtformatlock" xmlns:w16se="http://schemas.microsoft.com/office/word/2015/wordml/symex" xmlns:w16du="http://schemas.microsoft.com/office/word/2023/wordml/word16du" xmlns:wne="http://schemas.microsoft.com/office/word/2006/wordml" mc:Ignorable="w14 w15 w16se w16cid w16 w16cex w16sdtdh w16sdtfl w16du wp14">
   <w:footnote w:type="separator" w:id="-1">
     <w:p>
       <w:pPr>
@@ -4280,7 +5373,7 @@
 </file>
 
 <file path=word/header1.xml><?xml version="1.0" encoding="utf-8"?>
-<w:hdr xmlns:wpc="http://schemas.microsoft.com/office/word/2010/wordprocessingCanvas" xmlns:cx="http://schemas.microsoft.com/office/drawing/2014/chartex" xmlns:cx1="http://schemas.microsoft.com/office/drawing/2015/9/8/chartex" xmlns:cx2="http://schemas.microsoft.com/office/drawing/2015/10/21/chartex" xmlns:cx3="http://schemas.microsoft.com/office/drawing/2016/5/9/chartex" xmlns:cx4="http://schemas.microsoft.com/office/drawing/2016/5/10/chartex" xmlns:cx5="http://schemas.microsoft.com/office/drawing/2016/5/11/chartex" xmlns:cx6="http://schemas.microsoft.com/office/drawing/2016/5/12/chartex" xmlns:cx7="http://schemas.microsoft.com/office/drawing/2016/5/13/chartex" xmlns:cx8="http://schemas.microsoft.com/office/drawing/2016/5/14/chartex" xmlns:mc="http://schemas.openxmlformats.org/markup-compatibility/2006" xmlns:aink="http://schemas.microsoft.com/office/drawing/2016/ink" xmlns:am3d="http://schemas.microsoft.com/office/drawing/2017/model3d" xmlns:o="urn:schemas-microsoft-com:office:office" xmlns:oel="http://schemas.microsoft.com/office/2019/extlst" xmlns:r="http://schemas.openxmlformats.org/officeDocument/2006/relationships" xmlns:m="http://schemas.openxmlformats.org/officeDocument/2006/math" xmlns:v="urn:schemas-microsoft-com:vml" xmlns:wp14="http://schemas.microsoft.com/office/word/2010/wordprocessingDrawing" xmlns:wp="http://schemas.openxmlformats.org/drawingml/2006/wordprocessingDrawing" xmlns:w10="urn:schemas-microsoft-com:office:word" xmlns:w="http://schemas.openxmlformats.org/wordprocessingml/2006/main" xmlns:w14="http://schemas.microsoft.com/office/word/2010/wordml" xmlns:w15="http://schemas.microsoft.com/office/word/2012/wordml" xmlns:w16cex="http://schemas.microsoft.com/office/word/2018/wordml/cex" xmlns:w16cid="http://schemas.microsoft.com/office/word/2016/wordml/cid" xmlns:w16="http://schemas.microsoft.com/office/word/2018/wordml" xmlns:w16du="http://schemas.microsoft.com/office/word/2023/wordml/word16du" xmlns:w16sdtdh="http://schemas.microsoft.com/office/word/2020/wordml/sdtdatahash" xmlns:w16sdtfl="http://schemas.microsoft.com/office/word/2024/wordml/sdtformatlock" xmlns:w16se="http://schemas.microsoft.com/office/word/2015/wordml/symex" xmlns:wpg="http://schemas.microsoft.com/office/word/2010/wordprocessingGroup" xmlns:wpi="http://schemas.microsoft.com/office/word/2010/wordprocessingInk" xmlns:wne="http://schemas.microsoft.com/office/word/2006/wordml" xmlns:wps="http://schemas.microsoft.com/office/word/2010/wordprocessingShape" mc:Ignorable="w14 w15 w16se w16cid w16 w16cex w16sdtdh w16sdtfl w16du wp14">
+<w:hdr xmlns:wpc="http://schemas.microsoft.com/office/word/2010/wordprocessingCanvas" xmlns:cx="http://schemas.microsoft.com/office/drawing/2014/chartex" xmlns:cx1="http://schemas.microsoft.com/office/drawing/2015/9/8/chartex" xmlns:cx2="http://schemas.microsoft.com/office/drawing/2015/10/21/chartex" xmlns:cx3="http://schemas.microsoft.com/office/drawing/2016/5/9/chartex" xmlns:cx4="http://schemas.microsoft.com/office/drawing/2016/5/10/chartex" xmlns:cx5="http://schemas.microsoft.com/office/drawing/2016/5/11/chartex" xmlns:cx6="http://schemas.microsoft.com/office/drawing/2016/5/12/chartex" xmlns:cx7="http://schemas.microsoft.com/office/drawing/2016/5/13/chartex" xmlns:cx8="http://schemas.microsoft.com/office/drawing/2016/5/14/chartex" xmlns:mc="http://schemas.openxmlformats.org/markup-compatibility/2006" xmlns:m="http://schemas.openxmlformats.org/officeDocument/2006/math" xmlns:aink="http://schemas.microsoft.com/office/drawing/2016/ink" xmlns:am3d="http://schemas.microsoft.com/office/drawing/2017/model3d" xmlns:oel="http://schemas.microsoft.com/office/2019/extlst" xmlns:r="http://schemas.openxmlformats.org/officeDocument/2006/relationships" xmlns:wp14="http://schemas.microsoft.com/office/word/2010/wordprocessingDrawing" xmlns:wp="http://schemas.openxmlformats.org/drawingml/2006/wordprocessingDrawing" xmlns:wpg="http://schemas.microsoft.com/office/word/2010/wordprocessingGroup" xmlns:wpi="http://schemas.microsoft.com/office/word/2010/wordprocessingInk" xmlns:wps="http://schemas.microsoft.com/office/word/2010/wordprocessingShape" xmlns:o="urn:schemas-microsoft-com:office:office" xmlns:v="urn:schemas-microsoft-com:vml" xmlns:w10="urn:schemas-microsoft-com:office:word" xmlns:w="http://schemas.openxmlformats.org/wordprocessingml/2006/main" xmlns:w14="http://schemas.microsoft.com/office/word/2010/wordml" xmlns:w15="http://schemas.microsoft.com/office/word/2012/wordml" xmlns:w16cei="http://schemas.microsoft.com/office/word/2026/wordml/cei" xmlns:w16cex="http://schemas.microsoft.com/office/word/2018/wordml/cex" xmlns:w16cid="http://schemas.microsoft.com/office/word/2016/wordml/cid" xmlns:w16="http://schemas.microsoft.com/office/word/2018/wordml" xmlns:w16sdtdh="http://schemas.microsoft.com/office/word/2020/wordml/sdtdatahash" xmlns:w16sdtfl="http://schemas.microsoft.com/office/word/2024/wordml/sdtformatlock" xmlns:w16se="http://schemas.microsoft.com/office/word/2015/wordml/symex" xmlns:w16du="http://schemas.microsoft.com/office/word/2023/wordml/word16du" xmlns:wne="http://schemas.microsoft.com/office/word/2006/wordml" mc:Ignorable="w14 w15 w16se w16cid w16 w16cex w16sdtdh w16sdtfl w16du wp14">
   <w:p>
     <w:pPr>
       <w:pStyle w:val="Header"/>
@@ -4291,7 +5384,7 @@
 </file>
 
 <file path=word/header2.xml><?xml version="1.0" encoding="utf-8"?>
-<w:hdr xmlns:wpc="http://schemas.microsoft.com/office/word/2010/wordprocessingCanvas" xmlns:cx="http://schemas.microsoft.com/office/drawing/2014/chartex" xmlns:cx1="http://schemas.microsoft.com/office/drawing/2015/9/8/chartex" xmlns:cx2="http://schemas.microsoft.com/office/drawing/2015/10/21/chartex" xmlns:cx3="http://schemas.microsoft.com/office/drawing/2016/5/9/chartex" xmlns:cx4="http://schemas.microsoft.com/office/drawing/2016/5/10/chartex" xmlns:cx5="http://schemas.microsoft.com/office/drawing/2016/5/11/chartex" xmlns:cx6="http://schemas.microsoft.com/office/drawing/2016/5/12/chartex" xmlns:cx7="http://schemas.microsoft.com/office/drawing/2016/5/13/chartex" xmlns:cx8="http://schemas.microsoft.com/office/drawing/2016/5/14/chartex" xmlns:mc="http://schemas.openxmlformats.org/markup-compatibility/2006" xmlns:aink="http://schemas.microsoft.com/office/drawing/2016/ink" xmlns:am3d="http://schemas.microsoft.com/office/drawing/2017/model3d" xmlns:o="urn:schemas-microsoft-com:office:office" xmlns:oel="http://schemas.microsoft.com/office/2019/extlst" xmlns:r="http://schemas.openxmlformats.org/officeDocument/2006/relationships" xmlns:m="http://schemas.openxmlformats.org/officeDocument/2006/math" xmlns:v="urn:schemas-microsoft-com:vml" xmlns:wp14="http://schemas.microsoft.com/office/word/2010/wordprocessingDrawing" xmlns:wp="http://schemas.openxmlformats.org/drawingml/2006/wordprocessingDrawing" xmlns:w10="urn:schemas-microsoft-com:office:word" xmlns:w="http://schemas.openxmlformats.org/wordprocessingml/2006/main" xmlns:w14="http://schemas.microsoft.com/office/word/2010/wordml" xmlns:w15="http://schemas.microsoft.com/office/word/2012/wordml" xmlns:w16cex="http://schemas.microsoft.com/office/word/2018/wordml/cex" xmlns:w16cid="http://schemas.microsoft.com/office/word/2016/wordml/cid" xmlns:w16="http://schemas.microsoft.com/office/word/2018/wordml" xmlns:w16du="http://schemas.microsoft.com/office/word/2023/wordml/word16du" xmlns:w16sdtdh="http://schemas.microsoft.com/office/word/2020/wordml/sdtdatahash" xmlns:w16sdtfl="http://schemas.microsoft.com/office/word/2024/wordml/sdtformatlock" xmlns:w16se="http://schemas.microsoft.com/office/word/2015/wordml/symex" xmlns:wpg="http://schemas.microsoft.com/office/word/2010/wordprocessingGroup" xmlns:wpi="http://schemas.microsoft.com/office/word/2010/wordprocessingInk" xmlns:wne="http://schemas.microsoft.com/office/word/2006/wordml" xmlns:wps="http://schemas.microsoft.com/office/word/2010/wordprocessingShape" mc:Ignorable="w14 w15 w16se w16cid w16 w16cex w16sdtdh w16sdtfl w16du wp14">
+<w:hdr xmlns:wpc="http://schemas.microsoft.com/office/word/2010/wordprocessingCanvas" xmlns:cx="http://schemas.microsoft.com/office/drawing/2014/chartex" xmlns:cx1="http://schemas.microsoft.com/office/drawing/2015/9/8/chartex" xmlns:cx2="http://schemas.microsoft.com/office/drawing/2015/10/21/chartex" xmlns:cx3="http://schemas.microsoft.com/office/drawing/2016/5/9/chartex" xmlns:cx4="http://schemas.microsoft.com/office/drawing/2016/5/10/chartex" xmlns:cx5="http://schemas.microsoft.com/office/drawing/2016/5/11/chartex" xmlns:cx6="http://schemas.microsoft.com/office/drawing/2016/5/12/chartex" xmlns:cx7="http://schemas.microsoft.com/office/drawing/2016/5/13/chartex" xmlns:cx8="http://schemas.microsoft.com/office/drawing/2016/5/14/chartex" xmlns:mc="http://schemas.openxmlformats.org/markup-compatibility/2006" xmlns:m="http://schemas.openxmlformats.org/officeDocument/2006/math" xmlns:aink="http://schemas.microsoft.com/office/drawing/2016/ink" xmlns:am3d="http://schemas.microsoft.com/office/drawing/2017/model3d" xmlns:oel="http://schemas.microsoft.com/office/2019/extlst" xmlns:r="http://schemas.openxmlformats.org/officeDocument/2006/relationships" xmlns:wp14="http://schemas.microsoft.com/office/word/2010/wordprocessingDrawing" xmlns:wp="http://schemas.openxmlformats.org/drawingml/2006/wordprocessingDrawing" xmlns:wpg="http://schemas.microsoft.com/office/word/2010/wordprocessingGroup" xmlns:wpi="http://schemas.microsoft.com/office/word/2010/wordprocessingInk" xmlns:wps="http://schemas.microsoft.com/office/word/2010/wordprocessingShape" xmlns:o="urn:schemas-microsoft-com:office:office" xmlns:v="urn:schemas-microsoft-com:vml" xmlns:w10="urn:schemas-microsoft-com:office:word" xmlns:w="http://schemas.openxmlformats.org/wordprocessingml/2006/main" xmlns:w14="http://schemas.microsoft.com/office/word/2010/wordml" xmlns:w15="http://schemas.microsoft.com/office/word/2012/wordml" xmlns:w16cei="http://schemas.microsoft.com/office/word/2026/wordml/cei" xmlns:w16cex="http://schemas.microsoft.com/office/word/2018/wordml/cex" xmlns:w16cid="http://schemas.microsoft.com/office/word/2016/wordml/cid" xmlns:w16="http://schemas.microsoft.com/office/word/2018/wordml" xmlns:w16sdtdh="http://schemas.microsoft.com/office/word/2020/wordml/sdtdatahash" xmlns:w16sdtfl="http://schemas.microsoft.com/office/word/2024/wordml/sdtformatlock" xmlns:w16se="http://schemas.microsoft.com/office/word/2015/wordml/symex" xmlns:w16du="http://schemas.microsoft.com/office/word/2023/wordml/word16du" xmlns:wne="http://schemas.microsoft.com/office/word/2006/wordml" mc:Ignorable="w14 w15 w16se w16cid w16 w16cex w16sdtdh w16sdtfl w16du wp14">
   <w:p>
     <w:pPr>
       <w:ind w:left="480" w:firstLineChars="0" w:firstLine="0"/>
@@ -4301,7 +5394,7 @@
 </file>
 
 <file path=word/header3.xml><?xml version="1.0" encoding="utf-8"?>
-<w:hdr xmlns:wpc="http://schemas.microsoft.com/office/word/2010/wordprocessingCanvas" xmlns:cx="http://schemas.microsoft.com/office/drawing/2014/chartex" xmlns:cx1="http://schemas.microsoft.com/office/drawing/2015/9/8/chartex" xmlns:cx2="http://schemas.microsoft.com/office/drawing/2015/10/21/chartex" xmlns:cx3="http://schemas.microsoft.com/office/drawing/2016/5/9/chartex" xmlns:cx4="http://schemas.microsoft.com/office/drawing/2016/5/10/chartex" xmlns:cx5="http://schemas.microsoft.com/office/drawing/2016/5/11/chartex" xmlns:cx6="http://schemas.microsoft.com/office/drawing/2016/5/12/chartex" xmlns:cx7="http://schemas.microsoft.com/office/drawing/2016/5/13/chartex" xmlns:cx8="http://schemas.microsoft.com/office/drawing/2016/5/14/chartex" xmlns:mc="http://schemas.openxmlformats.org/markup-compatibility/2006" xmlns:aink="http://schemas.microsoft.com/office/drawing/2016/ink" xmlns:am3d="http://schemas.microsoft.com/office/drawing/2017/model3d" xmlns:o="urn:schemas-microsoft-com:office:office" xmlns:oel="http://schemas.microsoft.com/office/2019/extlst" xmlns:r="http://schemas.openxmlformats.org/officeDocument/2006/relationships" xmlns:m="http://schemas.openxmlformats.org/officeDocument/2006/math" xmlns:v="urn:schemas-microsoft-com:vml" xmlns:wp14="http://schemas.microsoft.com/office/word/2010/wordprocessingDrawing" xmlns:wp="http://schemas.openxmlformats.org/drawingml/2006/wordprocessingDrawing" xmlns:w10="urn:schemas-microsoft-com:office:word" xmlns:w="http://schemas.openxmlformats.org/wordprocessingml/2006/main" xmlns:w14="http://schemas.microsoft.com/office/word/2010/wordml" xmlns:w15="http://schemas.microsoft.com/office/word/2012/wordml" xmlns:w16cex="http://schemas.microsoft.com/office/word/2018/wordml/cex" xmlns:w16cid="http://schemas.microsoft.com/office/word/2016/wordml/cid" xmlns:w16="http://schemas.microsoft.com/office/word/2018/wordml" xmlns:w16du="http://schemas.microsoft.com/office/word/2023/wordml/word16du" xmlns:w16sdtdh="http://schemas.microsoft.com/office/word/2020/wordml/sdtdatahash" xmlns:w16sdtfl="http://schemas.microsoft.com/office/word/2024/wordml/sdtformatlock" xmlns:w16se="http://schemas.microsoft.com/office/word/2015/wordml/symex" xmlns:wpg="http://schemas.microsoft.com/office/word/2010/wordprocessingGroup" xmlns:wpi="http://schemas.microsoft.com/office/word/2010/wordprocessingInk" xmlns:wne="http://schemas.microsoft.com/office/word/2006/wordml" xmlns:wps="http://schemas.microsoft.com/office/word/2010/wordprocessingShape" mc:Ignorable="w14 w15 w16se w16cid w16 w16cex w16sdtdh w16sdtfl w16du wp14">
+<w:hdr xmlns:wpc="http://schemas.microsoft.com/office/word/2010/wordprocessingCanvas" xmlns:cx="http://schemas.microsoft.com/office/drawing/2014/chartex" xmlns:cx1="http://schemas.microsoft.com/office/drawing/2015/9/8/chartex" xmlns:cx2="http://schemas.microsoft.com/office/drawing/2015/10/21/chartex" xmlns:cx3="http://schemas.microsoft.com/office/drawing/2016/5/9/chartex" xmlns:cx4="http://schemas.microsoft.com/office/drawing/2016/5/10/chartex" xmlns:cx5="http://schemas.microsoft.com/office/drawing/2016/5/11/chartex" xmlns:cx6="http://schemas.microsoft.com/office/drawing/2016/5/12/chartex" xmlns:cx7="http://schemas.microsoft.com/office/drawing/2016/5/13/chartex" xmlns:cx8="http://schemas.microsoft.com/office/drawing/2016/5/14/chartex" xmlns:mc="http://schemas.openxmlformats.org/markup-compatibility/2006" xmlns:m="http://schemas.openxmlformats.org/officeDocument/2006/math" xmlns:aink="http://schemas.microsoft.com/office/drawing/2016/ink" xmlns:am3d="http://schemas.microsoft.com/office/drawing/2017/model3d" xmlns:oel="http://schemas.microsoft.com/office/2019/extlst" xmlns:r="http://schemas.openxmlformats.org/officeDocument/2006/relationships" xmlns:wp14="http://schemas.microsoft.com/office/word/2010/wordprocessingDrawing" xmlns:wp="http://schemas.openxmlformats.org/drawingml/2006/wordprocessingDrawing" xmlns:wpg="http://schemas.microsoft.com/office/word/2010/wordprocessingGroup" xmlns:wpi="http://schemas.microsoft.com/office/word/2010/wordprocessingInk" xmlns:wps="http://schemas.microsoft.com/office/word/2010/wordprocessingShape" xmlns:o="urn:schemas-microsoft-com:office:office" xmlns:v="urn:schemas-microsoft-com:vml" xmlns:w10="urn:schemas-microsoft-com:office:word" xmlns:w="http://schemas.openxmlformats.org/wordprocessingml/2006/main" xmlns:w14="http://schemas.microsoft.com/office/word/2010/wordml" xmlns:w15="http://schemas.microsoft.com/office/word/2012/wordml" xmlns:w16cei="http://schemas.microsoft.com/office/word/2026/wordml/cei" xmlns:w16cex="http://schemas.microsoft.com/office/word/2018/wordml/cex" xmlns:w16cid="http://schemas.microsoft.com/office/word/2016/wordml/cid" xmlns:w16="http://schemas.microsoft.com/office/word/2018/wordml" xmlns:w16sdtdh="http://schemas.microsoft.com/office/word/2020/wordml/sdtdatahash" xmlns:w16sdtfl="http://schemas.microsoft.com/office/word/2024/wordml/sdtformatlock" xmlns:w16se="http://schemas.microsoft.com/office/word/2015/wordml/symex" xmlns:w16du="http://schemas.microsoft.com/office/word/2023/wordml/word16du" xmlns:wne="http://schemas.microsoft.com/office/word/2006/wordml" mc:Ignorable="w14 w15 w16se w16cid w16 w16cex w16sdtdh w16sdtfl w16du wp14">
   <w:p>
     <w:pPr>
       <w:pStyle w:val="Header"/>
@@ -4312,7 +5405,7 @@
 </file>
 
 <file path=word/numbering.xml><?xml version="1.0" encoding="utf-8"?>
-<w:numbering xmlns:wpc="http://schemas.microsoft.com/office/word/2010/wordprocessingCanvas" xmlns:cx="http://schemas.microsoft.com/office/drawing/2014/chartex" xmlns:cx1="http://schemas.microsoft.com/office/drawing/2015/9/8/chartex" xmlns:cx2="http://schemas.microsoft.com/office/drawing/2015/10/21/chartex" xmlns:cx3="http://schemas.microsoft.com/office/drawing/2016/5/9/chartex" xmlns:cx4="http://schemas.microsoft.com/office/drawing/2016/5/10/chartex" xmlns:cx5="http://schemas.microsoft.com/office/drawing/2016/5/11/chartex" xmlns:cx6="http://schemas.microsoft.com/office/drawing/2016/5/12/chartex" xmlns:cx7="http://schemas.microsoft.com/office/drawing/2016/5/13/chartex" xmlns:cx8="http://schemas.microsoft.com/office/drawing/2016/5/14/chartex" xmlns:mc="http://schemas.openxmlformats.org/markup-compatibility/2006" xmlns:aink="http://schemas.microsoft.com/office/drawing/2016/ink" xmlns:am3d="http://schemas.microsoft.com/office/drawing/2017/model3d" xmlns:o="urn:schemas-microsoft-com:office:office" xmlns:oel="http://schemas.microsoft.com/office/2019/extlst" xmlns:r="http://schemas.openxmlformats.org/officeDocument/2006/relationships" xmlns:m="http://schemas.openxmlformats.org/officeDocument/2006/math" xmlns:v="urn:schemas-microsoft-com:vml" xmlns:wp14="http://schemas.microsoft.com/office/word/2010/wordprocessingDrawing" xmlns:wp="http://schemas.openxmlformats.org/drawingml/2006/wordprocessingDrawing" xmlns:w10="urn:schemas-microsoft-com:office:word" xmlns:w="http://schemas.openxmlformats.org/wordprocessingml/2006/main" xmlns:w14="http://schemas.microsoft.com/office/word/2010/wordml" xmlns:w15="http://schemas.microsoft.com/office/word/2012/wordml" xmlns:w16cex="http://schemas.microsoft.com/office/word/2018/wordml/cex" xmlns:w16cid="http://schemas.microsoft.com/office/word/2016/wordml/cid" xmlns:w16="http://schemas.microsoft.com/office/word/2018/wordml" xmlns:w16du="http://schemas.microsoft.com/office/word/2023/wordml/word16du" xmlns:w16sdtdh="http://schemas.microsoft.com/office/word/2020/wordml/sdtdatahash" xmlns:w16sdtfl="http://schemas.microsoft.com/office/word/2024/wordml/sdtformatlock" xmlns:w16se="http://schemas.microsoft.com/office/word/2015/wordml/symex" xmlns:wpg="http://schemas.microsoft.com/office/word/2010/wordprocessingGroup" xmlns:wpi="http://schemas.microsoft.com/office/word/2010/wordprocessingInk" xmlns:wne="http://schemas.microsoft.com/office/word/2006/wordml" xmlns:wps="http://schemas.microsoft.com/office/word/2010/wordprocessingShape" mc:Ignorable="w14 w15 w16se w16cid w16 w16cex w16sdtdh w16sdtfl w16du wp14">
+<w:numbering xmlns:wpc="http://schemas.microsoft.com/office/word/2010/wordprocessingCanvas" xmlns:cx="http://schemas.microsoft.com/office/drawing/2014/chartex" xmlns:cx1="http://schemas.microsoft.com/office/drawing/2015/9/8/chartex" xmlns:cx2="http://schemas.microsoft.com/office/drawing/2015/10/21/chartex" xmlns:cx3="http://schemas.microsoft.com/office/drawing/2016/5/9/chartex" xmlns:cx4="http://schemas.microsoft.com/office/drawing/2016/5/10/chartex" xmlns:cx5="http://schemas.microsoft.com/office/drawing/2016/5/11/chartex" xmlns:cx6="http://schemas.microsoft.com/office/drawing/2016/5/12/chartex" xmlns:cx7="http://schemas.microsoft.com/office/drawing/2016/5/13/chartex" xmlns:cx8="http://schemas.microsoft.com/office/drawing/2016/5/14/chartex" xmlns:mc="http://schemas.openxmlformats.org/markup-compatibility/2006" xmlns:m="http://schemas.openxmlformats.org/officeDocument/2006/math" xmlns:aink="http://schemas.microsoft.com/office/drawing/2016/ink" xmlns:am3d="http://schemas.microsoft.com/office/drawing/2017/model3d" xmlns:oel="http://schemas.microsoft.com/office/2019/extlst" xmlns:r="http://schemas.openxmlformats.org/officeDocument/2006/relationships" xmlns:wp14="http://schemas.microsoft.com/office/word/2010/wordprocessingDrawing" xmlns:wp="http://schemas.openxmlformats.org/drawingml/2006/wordprocessingDrawing" xmlns:wpg="http://schemas.microsoft.com/office/word/2010/wordprocessingGroup" xmlns:wpi="http://schemas.microsoft.com/office/word/2010/wordprocessingInk" xmlns:wps="http://schemas.microsoft.com/office/word/2010/wordprocessingShape" xmlns:o="urn:schemas-microsoft-com:office:office" xmlns:v="urn:schemas-microsoft-com:vml" xmlns:w10="urn:schemas-microsoft-com:office:word" xmlns:w="http://schemas.openxmlformats.org/wordprocessingml/2006/main" xmlns:w14="http://schemas.microsoft.com/office/word/2010/wordml" xmlns:w15="http://schemas.microsoft.com/office/word/2012/wordml" xmlns:w16cei="http://schemas.microsoft.com/office/word/2026/wordml/cei" xmlns:w16cex="http://schemas.microsoft.com/office/word/2018/wordml/cex" xmlns:w16cid="http://schemas.microsoft.com/office/word/2016/wordml/cid" xmlns:w16="http://schemas.microsoft.com/office/word/2018/wordml" xmlns:w16sdtdh="http://schemas.microsoft.com/office/word/2020/wordml/sdtdatahash" xmlns:w16sdtfl="http://schemas.microsoft.com/office/word/2024/wordml/sdtformatlock" xmlns:w16se="http://schemas.microsoft.com/office/word/2015/wordml/symex" xmlns:w16du="http://schemas.microsoft.com/office/word/2023/wordml/word16du" xmlns:wne="http://schemas.microsoft.com/office/word/2006/wordml" mc:Ignorable="w14 w15 w16se w16cid w16 w16cex w16sdtdh w16sdtfl w16du wp14">
   <w:abstractNum w:abstractNumId="0" w15:restartNumberingAfterBreak="0">
     <w:nsid w:val="10791C1F"/>
     <w:multiLevelType w:val="multilevel"/>
@@ -4432,7 +5525,7 @@
 </file>
 
 <file path=word/styles.xml><?xml version="1.0" encoding="utf-8"?>
-<w:styles xmlns:mc="http://schemas.openxmlformats.org/markup-compatibility/2006" xmlns:r="http://schemas.openxmlformats.org/officeDocument/2006/relationships" xmlns:w="http://schemas.openxmlformats.org/wordprocessingml/2006/main" xmlns:w14="http://schemas.microsoft.com/office/word/2010/wordml" xmlns:w15="http://schemas.microsoft.com/office/word/2012/wordml" xmlns:w16cex="http://schemas.microsoft.com/office/word/2018/wordml/cex" xmlns:w16cid="http://schemas.microsoft.com/office/word/2016/wordml/cid" xmlns:w16="http://schemas.microsoft.com/office/word/2018/wordml" xmlns:w16du="http://schemas.microsoft.com/office/word/2023/wordml/word16du" xmlns:w16sdtdh="http://schemas.microsoft.com/office/word/2020/wordml/sdtdatahash" xmlns:w16sdtfl="http://schemas.microsoft.com/office/word/2024/wordml/sdtformatlock" xmlns:w16se="http://schemas.microsoft.com/office/word/2015/wordml/symex" mc:Ignorable="w14 w15 w16se w16cid w16 w16cex w16sdtdh w16sdtfl w16du">
+<w:styles xmlns:mc="http://schemas.openxmlformats.org/markup-compatibility/2006" xmlns:r="http://schemas.openxmlformats.org/officeDocument/2006/relationships" xmlns:w="http://schemas.openxmlformats.org/wordprocessingml/2006/main" xmlns:w14="http://schemas.microsoft.com/office/word/2010/wordml" xmlns:w15="http://schemas.microsoft.com/office/word/2012/wordml" xmlns:w16cex="http://schemas.microsoft.com/office/word/2018/wordml/cex" xmlns:w16cid="http://schemas.microsoft.com/office/word/2016/wordml/cid" xmlns:w16="http://schemas.microsoft.com/office/word/2018/wordml" xmlns:w16sdtdh="http://schemas.microsoft.com/office/word/2020/wordml/sdtdatahash" xmlns:w16sdtfl="http://schemas.microsoft.com/office/word/2024/wordml/sdtformatlock" xmlns:w16se="http://schemas.microsoft.com/office/word/2015/wordml/symex" xmlns:w16du="http://schemas.microsoft.com/office/word/2023/wordml/word16du" mc:Ignorable="w14 w15 w16se w16cid w16 w16cex w16sdtdh w16sdtfl w16du">
   <w:docDefaults>
     <w:rPrDefault>
       <w:rPr>
@@ -4824,6 +5917,7 @@
     <w:name w:val="Normal"/>
     <w:autoRedefine/>
     <w:qFormat/>
+    <w:rsid w:val="00A75BF2"/>
     <w:pPr>
       <w:spacing w:line="360" w:lineRule="auto"/>
       <w:ind w:firstLineChars="200" w:firstLine="200"/>
@@ -5071,6 +6165,30 @@
       <w:sz w:val="28"/>
       <w:szCs w:val="28"/>
       <w:lang w:val="en-US"/>
+    </w:rPr>
+  </w:style>
+  <w:style w:type="character" w:styleId="UnresolvedMention">
+    <w:name w:val="Unresolved Mention"/>
+    <w:basedOn w:val="DefaultParagraphFont"/>
+    <w:uiPriority w:val="99"/>
+    <w:semiHidden/>
+    <w:unhideWhenUsed/>
+    <w:rsid w:val="004E3420"/>
+    <w:rPr>
+      <w:color w:val="605E5C"/>
+      <w:shd w:val="clear" w:color="auto" w:fill="E1DFDD"/>
+    </w:rPr>
+  </w:style>
+  <w:style w:type="character" w:styleId="FollowedHyperlink">
+    <w:name w:val="FollowedHyperlink"/>
+    <w:basedOn w:val="DefaultParagraphFont"/>
+    <w:uiPriority w:val="99"/>
+    <w:semiHidden/>
+    <w:unhideWhenUsed/>
+    <w:rsid w:val="00BF5B82"/>
+    <w:rPr>
+      <w:color w:val="954F72" w:themeColor="followedHyperlink"/>
+      <w:u w:val="single"/>
     </w:rPr>
   </w:style>
 </w:styles>

--- a/src/Assets/CHEN Liheng - CV-20250707boss.docx
+++ b/src/Assets/CHEN Liheng - CV-20250707boss.docx
@@ -615,17 +615,7 @@
           <w:szCs w:val="20"/>
           <w:lang w:val="en-US"/>
         </w:rPr>
-        <w:t>B.Eng. in</w:t>
-      </w:r>
-      <w:r>
-        <w:rPr>
-          <w:color w:val="19181B"/>
-          <w:kern w:val="0"/>
-          <w:sz w:val="20"/>
-          <w:szCs w:val="20"/>
-          <w:lang w:val="en-US"/>
-        </w:rPr>
-        <w:t xml:space="preserve"> Artificial Intelligence </w:t>
+        <w:t xml:space="preserve">B.Eng. in Artificial Intelligence </w:t>
       </w:r>
       <w:r>
         <w:rPr>
@@ -1202,6 +1192,41 @@
           <w:lang w:val="en-US"/>
         </w:rPr>
       </w:pPr>
+      <w:proofErr w:type="spellStart"/>
+      <w:r>
+        <w:rPr>
+          <w:color w:val="19181B"/>
+          <w:kern w:val="0"/>
+          <w:sz w:val="20"/>
+          <w:szCs w:val="20"/>
+          <w:lang w:val="en-US"/>
+        </w:rPr>
+        <w:t>arXiv</w:t>
+      </w:r>
+      <w:proofErr w:type="spellEnd"/>
+      <w:r>
+        <w:rPr>
+          <w:color w:val="19181B"/>
+          <w:kern w:val="0"/>
+          <w:sz w:val="20"/>
+          <w:szCs w:val="20"/>
+          <w:lang w:val="en-US"/>
+        </w:rPr>
+        <w:t>:</w:t>
+      </w:r>
+      <w:r>
+        <w:t xml:space="preserve"> </w:t>
+      </w:r>
+      <w:r>
+        <w:rPr>
+          <w:color w:val="19181B"/>
+          <w:kern w:val="0"/>
+          <w:sz w:val="20"/>
+          <w:szCs w:val="20"/>
+          <w:lang w:val="en-US"/>
+        </w:rPr>
+        <w:t>https://arxiv.org/abs/2608.19036</w:t>
+      </w:r>
     </w:p>
     <w:p>
       <w:pPr>
@@ -1214,15 +1239,6 @@
         <w:contextualSpacing/>
         <w:jc w:val="both"/>
         <w:rPr>
-          <w:color w:val="19181B"/>
-          <w:kern w:val="0"/>
-          <w:sz w:val="20"/>
-          <w:szCs w:val="20"/>
-          <w:lang w:val="en-US"/>
-        </w:rPr>
-      </w:pPr>
-      <w:r>
-        <w:rPr>
           <w:rFonts w:ascii="Times New Roman Bold" w:hAnsi="Times New Roman Bold" w:cs="Times New Roman Bold"/>
           <w:b/>
           <w:bCs/>
@@ -1232,6 +1248,37 @@
           <w:szCs w:val="20"/>
           <w:lang w:val="en-US"/>
         </w:rPr>
+      </w:pPr>
+    </w:p>
+    <w:p>
+      <w:pPr>
+        <w:widowControl w:val="0"/>
+        <w:autoSpaceDE w:val="0"/>
+        <w:autoSpaceDN w:val="0"/>
+        <w:adjustRightInd w:val="0"/>
+        <w:spacing w:line="240" w:lineRule="auto"/>
+        <w:ind w:firstLineChars="0" w:firstLine="0"/>
+        <w:contextualSpacing/>
+        <w:jc w:val="both"/>
+        <w:rPr>
+          <w:color w:val="19181B"/>
+          <w:kern w:val="0"/>
+          <w:sz w:val="20"/>
+          <w:szCs w:val="20"/>
+          <w:lang w:val="en-US"/>
+        </w:rPr>
+      </w:pPr>
+      <w:r>
+        <w:rPr>
+          <w:rFonts w:ascii="Times New Roman Bold" w:hAnsi="Times New Roman Bold" w:cs="Times New Roman Bold"/>
+          <w:b/>
+          <w:bCs/>
+          <w:color w:val="19181B"/>
+          <w:kern w:val="0"/>
+          <w:sz w:val="20"/>
+          <w:szCs w:val="20"/>
+          <w:lang w:val="en-US"/>
+        </w:rPr>
         <w:t>Li-Heng Chen</w:t>
       </w:r>
       <w:r>
@@ -1242,17 +1289,7 @@
           <w:szCs w:val="20"/>
           <w:lang w:val="en-US"/>
         </w:rPr>
-        <w:t xml:space="preserve">, </w:t>
-      </w:r>
-      <w:r>
-        <w:rPr>
-          <w:color w:val="19181B"/>
-          <w:kern w:val="0"/>
-          <w:sz w:val="20"/>
-          <w:szCs w:val="20"/>
-          <w:lang w:val="en-US"/>
-        </w:rPr>
-        <w:t xml:space="preserve">Ke Cheng, Yahui Liu, Lei Shi, Shi-Sheng Huang and Hongbo Fu (2026). </w:t>
+        <w:t xml:space="preserve">, Ke Cheng, Yahui Liu, Lei Shi, Shi-Sheng Huang and Hongbo Fu (2026). </w:t>
       </w:r>
       <w:proofErr w:type="spellStart"/>
       <w:r>
@@ -1363,27 +1400,7 @@
           <w:szCs w:val="20"/>
           <w:lang w:val="en-US"/>
         </w:rPr>
-        <w:t xml:space="preserve"> </w:t>
-      </w:r>
-      <w:r>
-        <w:rPr>
-          <w:color w:val="19181B"/>
-          <w:kern w:val="0"/>
-          <w:sz w:val="20"/>
-          <w:szCs w:val="20"/>
-          <w:lang w:val="en-US"/>
-        </w:rPr>
-        <w:t>h</w:t>
-      </w:r>
-      <w:r>
-        <w:rPr>
-          <w:color w:val="19181B"/>
-          <w:kern w:val="0"/>
-          <w:sz w:val="20"/>
-          <w:szCs w:val="20"/>
-          <w:lang w:val="en-US"/>
-        </w:rPr>
-        <w:t>ttps://arxiv.org/abs/2503.22349</w:t>
+        <w:t xml:space="preserve"> https://arxiv.org/abs/2503.22349</w:t>
       </w:r>
     </w:p>
     <w:p>
@@ -2174,7 +2191,6 @@
         <w:contextualSpacing/>
         <w:jc w:val="both"/>
         <w:rPr>
-          <w:rFonts w:hint="eastAsia"/>
           <w:kern w:val="0"/>
           <w:sz w:val="20"/>
           <w:szCs w:val="20"/>
@@ -2269,7 +2285,17 @@
           <w:szCs w:val="20"/>
           <w:lang w:val="en-US"/>
         </w:rPr>
-        <w:t xml:space="preserve">Designed a Perception transfer framework, adapting pretrained 4D visual tokens through lightweight interfaces for Gaussian anchor based semantic occupancy prediction and </w:t>
+        <w:t xml:space="preserve">Designed a Perception transfer framework, adapting pretrained 4D visual tokens through lightweight interfaces for Gaussian </w:t>
+      </w:r>
+      <w:r>
+        <w:rPr>
+          <w:kern w:val="0"/>
+          <w:sz w:val="20"/>
+          <w:szCs w:val="20"/>
+          <w:lang w:val="en-US"/>
+        </w:rPr>
+        <w:lastRenderedPageBreak/>
+        <w:t xml:space="preserve">anchor based semantic occupancy prediction and </w:t>
       </w:r>
       <w:proofErr w:type="spellStart"/>
       <w:r>
@@ -2299,7 +2325,6 @@
           <w:szCs w:val="20"/>
           <w:lang w:val="en-US"/>
         </w:rPr>
-        <w:lastRenderedPageBreak/>
         <w:t>IoU</w:t>
       </w:r>
       <w:proofErr w:type="spellEnd"/>
@@ -4499,17 +4524,8 @@
           <w:szCs w:val="20"/>
           <w:lang w:val="en-US"/>
         </w:rPr>
-        <w:t>Utilized an information entropy-based decision tree to extract key features driving momentum swings, and designed an ANN-</w:t>
-      </w:r>
-      <w:r>
-        <w:rPr>
-          <w:kern w:val="0"/>
-          <w:sz w:val="20"/>
-          <w:szCs w:val="20"/>
-          <w:lang w:val="en-US"/>
-        </w:rPr>
         <w:lastRenderedPageBreak/>
-        <w:t>driven Momentum Swing Prediction Model (MSPM) to forecast match dynamics</w:t>
+        <w:t>Utilized an information entropy-based decision tree to extract key features driving momentum swings, and designed an ANN-driven Momentum Swing Prediction Model (MSPM) to forecast match dynamics</w:t>
       </w:r>
     </w:p>
     <w:p>

--- a/src/Assets/CHEN Liheng - CV-20250707boss.docx
+++ b/src/Assets/CHEN Liheng - CV-20250707boss.docx
@@ -1,6 +1,6 @@
 
 <file path=word/document.xml><?xml version="1.0" encoding="utf-8"?>
-<w:document xmlns:wpc="http://schemas.microsoft.com/office/word/2010/wordprocessingCanvas" xmlns:cx="http://schemas.microsoft.com/office/drawing/2014/chartex" xmlns:cx1="http://schemas.microsoft.com/office/drawing/2015/9/8/chartex" xmlns:cx2="http://schemas.microsoft.com/office/drawing/2015/10/21/chartex" xmlns:cx3="http://schemas.microsoft.com/office/drawing/2016/5/9/chartex" xmlns:cx4="http://schemas.microsoft.com/office/drawing/2016/5/10/chartex" xmlns:cx5="http://schemas.microsoft.com/office/drawing/2016/5/11/chartex" xmlns:cx6="http://schemas.microsoft.com/office/drawing/2016/5/12/chartex" xmlns:cx7="http://schemas.microsoft.com/office/drawing/2016/5/13/chartex" xmlns:cx8="http://schemas.microsoft.com/office/drawing/2016/5/14/chartex" xmlns:mc="http://schemas.openxmlformats.org/markup-compatibility/2006" xmlns:m="http://schemas.openxmlformats.org/officeDocument/2006/math" xmlns:aink="http://schemas.microsoft.com/office/drawing/2016/ink" xmlns:am3d="http://schemas.microsoft.com/office/drawing/2017/model3d" xmlns:oel="http://schemas.microsoft.com/office/2019/extlst" xmlns:r="http://schemas.openxmlformats.org/officeDocument/2006/relationships" xmlns:wp14="http://schemas.microsoft.com/office/word/2010/wordprocessingDrawing" xmlns:wp="http://schemas.openxmlformats.org/drawingml/2006/wordprocessingDrawing" xmlns:wpg="http://schemas.microsoft.com/office/word/2010/wordprocessingGroup" xmlns:wpi="http://schemas.microsoft.com/office/word/2010/wordprocessingInk" xmlns:wps="http://schemas.microsoft.com/office/word/2010/wordprocessingShape" xmlns:o="urn:schemas-microsoft-com:office:office" xmlns:v="urn:schemas-microsoft-com:vml" xmlns:w10="urn:schemas-microsoft-com:office:word" xmlns:w="http://schemas.openxmlformats.org/wordprocessingml/2006/main" xmlns:w14="http://schemas.microsoft.com/office/word/2010/wordml" xmlns:w15="http://schemas.microsoft.com/office/word/2012/wordml" xmlns:w16cei="http://schemas.microsoft.com/office/word/2026/wordml/cei" xmlns:w16cex="http://schemas.microsoft.com/office/word/2018/wordml/cex" xmlns:w16cid="http://schemas.microsoft.com/office/word/2016/wordml/cid" xmlns:w16="http://schemas.microsoft.com/office/word/2018/wordml" xmlns:w16sdtdh="http://schemas.microsoft.com/office/word/2020/wordml/sdtdatahash" xmlns:w16sdtfl="http://schemas.microsoft.com/office/word/2024/wordml/sdtformatlock" xmlns:w16se="http://schemas.microsoft.com/office/word/2015/wordml/symex" xmlns:w16du="http://schemas.microsoft.com/office/word/2023/wordml/word16du" xmlns:wne="http://schemas.microsoft.com/office/word/2006/wordml" mc:Ignorable="w14 w15 w16se w16cid w16 w16cex w16sdtdh w16sdtfl w16du wp14">
+<w:document xmlns:wpc="http://schemas.microsoft.com/office/word/2010/wordprocessingCanvas" xmlns:mc="http://schemas.openxmlformats.org/markup-compatibility/2006" xmlns:o="urn:schemas-microsoft-com:office:office" xmlns:r="http://schemas.openxmlformats.org/officeDocument/2006/relationships" xmlns:m="http://schemas.openxmlformats.org/officeDocument/2006/math" xmlns:v="urn:schemas-microsoft-com:vml" xmlns:wp14="http://schemas.microsoft.com/office/word/2010/wordprocessingDrawing" xmlns:wp="http://schemas.openxmlformats.org/drawingml/2006/wordprocessingDrawing" xmlns:w="http://schemas.openxmlformats.org/wordprocessingml/2006/main" xmlns:w14="http://schemas.microsoft.com/office/word/2010/wordml" xmlns:w10="urn:schemas-microsoft-com:office:word" xmlns:w15="http://schemas.microsoft.com/office/word/2012/wordml" xmlns:wpg="http://schemas.microsoft.com/office/word/2010/wordprocessingGroup" xmlns:wpi="http://schemas.microsoft.com/office/word/2010/wordprocessingInk" xmlns:wne="http://schemas.microsoft.com/office/word/2006/wordml" xmlns:wps="http://schemas.microsoft.com/office/word/2010/wordprocessingShape" xmlns:wpsCustomData="http://www.wps.cn/officeDocument/2013/wpsCustomData" mc:Ignorable="w14 w15 wp14">
   <w:body>
     <w:p>
       <w:pPr>
@@ -9,7 +9,7 @@
         <w:autoSpaceDN w:val="0"/>
         <w:adjustRightInd w:val="0"/>
         <w:spacing w:line="240" w:lineRule="auto"/>
-        <w:ind w:firstLineChars="0" w:firstLine="0"/>
+        <w:ind w:firstLine="0" w:firstLineChars="0"/>
         <w:contextualSpacing/>
         <w:jc w:val="center"/>
         <w:rPr>
@@ -65,13 +65,13 @@
       <w:pPr>
         <w:widowControl w:val="0"/>
         <w:pBdr>
-          <w:bottom w:val="single" w:sz="6" w:space="1" w:color="auto"/>
+          <w:bottom w:val="single" w:color="auto" w:sz="6" w:space="1"/>
         </w:pBdr>
         <w:autoSpaceDE w:val="0"/>
         <w:autoSpaceDN w:val="0"/>
         <w:adjustRightInd w:val="0"/>
         <w:spacing w:line="240" w:lineRule="auto"/>
-        <w:ind w:firstLineChars="0" w:firstLine="0"/>
+        <w:ind w:firstLine="0" w:firstLineChars="0"/>
         <w:contextualSpacing/>
         <w:rPr>
           <w:b/>
@@ -103,7 +103,7 @@
         <w:autoSpaceDN w:val="0"/>
         <w:adjustRightInd w:val="0"/>
         <w:spacing w:line="240" w:lineRule="auto"/>
-        <w:ind w:firstLineChars="0" w:firstLine="0"/>
+        <w:ind w:firstLine="0" w:firstLineChars="0"/>
         <w:contextualSpacing/>
         <w:jc w:val="distribute"/>
         <w:rPr>
@@ -201,16 +201,24 @@
         </w:rPr>
         <w:tab/>
       </w:r>
-      <w:proofErr w:type="gramStart"/>
-      <w:r>
-        <w:rPr>
-          <w:color w:val="19181B"/>
-          <w:kern w:val="0"/>
-          <w:sz w:val="20"/>
-          <w:szCs w:val="20"/>
-          <w:lang w:val="en-US"/>
-        </w:rPr>
-        <w:tab/>
+      <w:r>
+        <w:rPr>
+          <w:color w:val="19181B"/>
+          <w:kern w:val="0"/>
+          <w:sz w:val="20"/>
+          <w:szCs w:val="20"/>
+          <w:lang w:val="en-US"/>
+        </w:rPr>
+        <w:tab/>
+      </w:r>
+      <w:r>
+        <w:rPr>
+          <w:color w:val="19181B"/>
+          <w:kern w:val="0"/>
+          <w:sz w:val="20"/>
+          <w:szCs w:val="20"/>
+          <w:lang w:val="en-US"/>
+        </w:rPr>
         <w:t xml:space="preserve">  </w:t>
       </w:r>
       <w:r>
@@ -223,7 +231,6 @@
         </w:rPr>
         <w:tab/>
       </w:r>
-      <w:proofErr w:type="gramEnd"/>
       <w:r>
         <w:rPr>
           <w:b/>
@@ -259,29 +266,17 @@
           <w:szCs w:val="20"/>
           <w:lang w:val="en-US"/>
         </w:rPr>
-        <w:t>9</w:t>
-      </w:r>
-      <w:r>
-        <w:rPr>
-          <w:b/>
-          <w:bCs/>
-          <w:color w:val="19181B"/>
-          <w:kern w:val="0"/>
-          <w:sz w:val="20"/>
-          <w:szCs w:val="20"/>
-          <w:lang w:val="en-US"/>
-        </w:rPr>
-        <w:t>(expected)</w:t>
-      </w:r>
-    </w:p>
-    <w:p>
-      <w:pPr>
-        <w:widowControl w:val="0"/>
-        <w:autoSpaceDE w:val="0"/>
-        <w:autoSpaceDN w:val="0"/>
-        <w:adjustRightInd w:val="0"/>
-        <w:spacing w:line="240" w:lineRule="auto"/>
-        <w:ind w:firstLineChars="0" w:firstLine="0"/>
+        <w:t>9(expected)</w:t>
+      </w:r>
+    </w:p>
+    <w:p>
+      <w:pPr>
+        <w:widowControl w:val="0"/>
+        <w:autoSpaceDE w:val="0"/>
+        <w:autoSpaceDN w:val="0"/>
+        <w:adjustRightInd w:val="0"/>
+        <w:spacing w:line="240" w:lineRule="auto"/>
+        <w:ind w:firstLine="0" w:firstLineChars="0"/>
         <w:contextualSpacing/>
         <w:rPr>
           <w:bCs/>
@@ -309,7 +304,26 @@
           <w:szCs w:val="20"/>
           <w:lang w:val="en-US"/>
         </w:rPr>
-        <w:t xml:space="preserve"> of Philosophy in Individualized Interdisciplinary Program (Computer Vision and Computer Graphics)</w:t>
+        <w:t xml:space="preserve"> of Philosophy in Individualized Interdisciplinary Program (</w:t>
+      </w:r>
+      <w:r>
+        <w:rPr>
+          <w:rFonts w:hint="default"/>
+          <w:kern w:val="0"/>
+          <w:sz w:val="20"/>
+          <w:szCs w:val="20"/>
+          <w:lang w:val="en-US"/>
+        </w:rPr>
+        <w:t>Generative AI</w:t>
+      </w:r>
+      <w:r>
+        <w:rPr>
+          <w:kern w:val="0"/>
+          <w:sz w:val="20"/>
+          <w:szCs w:val="20"/>
+          <w:lang w:val="en-US"/>
+        </w:rPr>
+        <w:t>)</w:t>
       </w:r>
       <w:r>
         <w:rPr>
@@ -359,7 +373,7 @@
         <w:autoSpaceDN w:val="0"/>
         <w:adjustRightInd w:val="0"/>
         <w:spacing w:line="240" w:lineRule="auto"/>
-        <w:ind w:firstLineChars="0" w:firstLine="0"/>
+        <w:ind w:firstLine="0" w:firstLineChars="0"/>
         <w:contextualSpacing/>
         <w:rPr>
           <w:bCs/>
@@ -391,34 +405,36 @@
         </w:rPr>
         <w:t>visors: Hongbo Fu &amp; Anyi Rao</w:t>
       </w:r>
-    </w:p>
-    <w:p>
-      <w:pPr>
-        <w:widowControl w:val="0"/>
-        <w:autoSpaceDE w:val="0"/>
-        <w:autoSpaceDN w:val="0"/>
-        <w:adjustRightInd w:val="0"/>
-        <w:spacing w:line="240" w:lineRule="auto"/>
-        <w:ind w:firstLineChars="0" w:firstLine="0"/>
-        <w:contextualSpacing/>
-        <w:rPr>
-          <w:bCs/>
-          <w:color w:val="19181B"/>
-          <w:kern w:val="0"/>
-          <w:sz w:val="20"/>
-          <w:szCs w:val="20"/>
-          <w:lang w:val="en-US"/>
-        </w:rPr>
-      </w:pPr>
-    </w:p>
-    <w:p>
-      <w:pPr>
-        <w:widowControl w:val="0"/>
-        <w:autoSpaceDE w:val="0"/>
-        <w:autoSpaceDN w:val="0"/>
-        <w:adjustRightInd w:val="0"/>
-        <w:spacing w:line="240" w:lineRule="auto"/>
-        <w:ind w:firstLineChars="0" w:firstLine="0"/>
+      <w:bookmarkStart w:id="1" w:name="_GoBack"/>
+      <w:bookmarkEnd w:id="1"/>
+    </w:p>
+    <w:p>
+      <w:pPr>
+        <w:widowControl w:val="0"/>
+        <w:autoSpaceDE w:val="0"/>
+        <w:autoSpaceDN w:val="0"/>
+        <w:adjustRightInd w:val="0"/>
+        <w:spacing w:line="240" w:lineRule="auto"/>
+        <w:ind w:firstLine="0" w:firstLineChars="0"/>
+        <w:contextualSpacing/>
+        <w:rPr>
+          <w:bCs/>
+          <w:color w:val="19181B"/>
+          <w:kern w:val="0"/>
+          <w:sz w:val="20"/>
+          <w:szCs w:val="20"/>
+          <w:lang w:val="en-US"/>
+        </w:rPr>
+      </w:pPr>
+    </w:p>
+    <w:p>
+      <w:pPr>
+        <w:widowControl w:val="0"/>
+        <w:autoSpaceDE w:val="0"/>
+        <w:autoSpaceDN w:val="0"/>
+        <w:adjustRightInd w:val="0"/>
+        <w:spacing w:line="240" w:lineRule="auto"/>
+        <w:ind w:firstLine="0" w:firstLineChars="0"/>
         <w:contextualSpacing/>
         <w:jc w:val="distribute"/>
         <w:rPr>
@@ -501,16 +517,24 @@
         </w:rPr>
         <w:tab/>
       </w:r>
-      <w:proofErr w:type="gramStart"/>
-      <w:r>
-        <w:rPr>
-          <w:color w:val="19181B"/>
-          <w:kern w:val="0"/>
-          <w:sz w:val="20"/>
-          <w:szCs w:val="20"/>
-          <w:lang w:val="en-US"/>
-        </w:rPr>
-        <w:tab/>
+      <w:r>
+        <w:rPr>
+          <w:color w:val="19181B"/>
+          <w:kern w:val="0"/>
+          <w:sz w:val="20"/>
+          <w:szCs w:val="20"/>
+          <w:lang w:val="en-US"/>
+        </w:rPr>
+        <w:tab/>
+      </w:r>
+      <w:r>
+        <w:rPr>
+          <w:color w:val="19181B"/>
+          <w:kern w:val="0"/>
+          <w:sz w:val="20"/>
+          <w:szCs w:val="20"/>
+          <w:lang w:val="en-US"/>
+        </w:rPr>
         <w:t xml:space="preserve">  </w:t>
       </w:r>
       <w:r>
@@ -523,46 +547,54 @@
         </w:rPr>
         <w:tab/>
       </w:r>
-      <w:proofErr w:type="gramEnd"/>
-      <w:r>
-        <w:rPr>
-          <w:color w:val="19181B"/>
-          <w:kern w:val="0"/>
-          <w:sz w:val="20"/>
-          <w:szCs w:val="20"/>
-          <w:lang w:val="en-US"/>
-        </w:rPr>
-        <w:tab/>
-      </w:r>
-      <w:r>
-        <w:rPr>
-          <w:color w:val="19181B"/>
-          <w:kern w:val="0"/>
-          <w:sz w:val="20"/>
-          <w:szCs w:val="20"/>
-          <w:lang w:val="en-US"/>
-        </w:rPr>
-        <w:tab/>
-      </w:r>
-      <w:r>
-        <w:rPr>
-          <w:color w:val="19181B"/>
-          <w:kern w:val="0"/>
-          <w:sz w:val="20"/>
-          <w:szCs w:val="20"/>
-          <w:lang w:val="en-US"/>
-        </w:rPr>
-        <w:tab/>
-      </w:r>
-      <w:r>
-        <w:rPr>
-          <w:color w:val="19181B"/>
-          <w:kern w:val="0"/>
-          <w:sz w:val="20"/>
-          <w:szCs w:val="20"/>
-          <w:lang w:val="en-US"/>
-        </w:rPr>
-        <w:tab/>
+      <w:r>
+        <w:rPr>
+          <w:color w:val="19181B"/>
+          <w:kern w:val="0"/>
+          <w:sz w:val="20"/>
+          <w:szCs w:val="20"/>
+          <w:lang w:val="en-US"/>
+        </w:rPr>
+        <w:tab/>
+      </w:r>
+      <w:r>
+        <w:rPr>
+          <w:color w:val="19181B"/>
+          <w:kern w:val="0"/>
+          <w:sz w:val="20"/>
+          <w:szCs w:val="20"/>
+          <w:lang w:val="en-US"/>
+        </w:rPr>
+        <w:tab/>
+      </w:r>
+      <w:r>
+        <w:rPr>
+          <w:color w:val="19181B"/>
+          <w:kern w:val="0"/>
+          <w:sz w:val="20"/>
+          <w:szCs w:val="20"/>
+          <w:lang w:val="en-US"/>
+        </w:rPr>
+        <w:tab/>
+      </w:r>
+      <w:r>
+        <w:rPr>
+          <w:color w:val="19181B"/>
+          <w:kern w:val="0"/>
+          <w:sz w:val="20"/>
+          <w:szCs w:val="20"/>
+          <w:lang w:val="en-US"/>
+        </w:rPr>
+        <w:tab/>
+      </w:r>
+      <w:r>
+        <w:rPr>
+          <w:color w:val="19181B"/>
+          <w:kern w:val="0"/>
+          <w:sz w:val="20"/>
+          <w:szCs w:val="20"/>
+          <w:lang w:val="en-US"/>
+        </w:rPr>
         <w:t xml:space="preserve">        </w:t>
       </w:r>
       <w:r>
@@ -598,7 +630,7 @@
         <w:autoSpaceDN w:val="0"/>
         <w:adjustRightInd w:val="0"/>
         <w:spacing w:line="240" w:lineRule="auto"/>
-        <w:ind w:firstLineChars="0" w:firstLine="0"/>
+        <w:ind w:firstLine="0" w:firstLineChars="0"/>
         <w:contextualSpacing/>
         <w:rPr>
           <w:kern w:val="0"/>
@@ -655,6 +687,14 @@
           <w:lang w:val="en-US"/>
         </w:rPr>
         <w:tab/>
+      </w:r>
+      <w:r>
+        <w:rPr>
+          <w:kern w:val="0"/>
+          <w:sz w:val="20"/>
+          <w:szCs w:val="20"/>
+          <w:lang w:val="en-US"/>
+        </w:rPr>
         <w:t xml:space="preserve">          </w:t>
       </w:r>
     </w:p>
@@ -665,7 +705,7 @@
         <w:autoSpaceDN w:val="0"/>
         <w:adjustRightInd w:val="0"/>
         <w:spacing w:line="240" w:lineRule="auto"/>
-        <w:ind w:firstLineChars="0" w:firstLine="0"/>
+        <w:ind w:firstLine="0" w:firstLineChars="0"/>
         <w:contextualSpacing/>
         <w:rPr>
           <w:kern w:val="0"/>
@@ -701,7 +741,7 @@
         <w:autoSpaceDN w:val="0"/>
         <w:adjustRightInd w:val="0"/>
         <w:spacing w:line="240" w:lineRule="auto"/>
-        <w:ind w:firstLineChars="0" w:firstLine="0"/>
+        <w:ind w:firstLine="0" w:firstLineChars="0"/>
         <w:contextualSpacing/>
         <w:rPr>
           <w:bCs/>
@@ -787,7 +827,7 @@
         <w:autoSpaceDN w:val="0"/>
         <w:adjustRightInd w:val="0"/>
         <w:spacing w:line="240" w:lineRule="auto"/>
-        <w:ind w:firstLineChars="0" w:firstLine="0"/>
+        <w:ind w:firstLine="0" w:firstLineChars="0"/>
         <w:contextualSpacing/>
         <w:rPr>
           <w:color w:val="19181B"/>
@@ -802,13 +842,13 @@
       <w:pPr>
         <w:widowControl w:val="0"/>
         <w:pBdr>
-          <w:bottom w:val="single" w:sz="6" w:space="1" w:color="auto"/>
+          <w:bottom w:val="single" w:color="auto" w:sz="6" w:space="1"/>
         </w:pBdr>
         <w:autoSpaceDE w:val="0"/>
         <w:autoSpaceDN w:val="0"/>
         <w:adjustRightInd w:val="0"/>
         <w:spacing w:line="240" w:lineRule="auto"/>
-        <w:ind w:firstLineChars="0" w:firstLine="0"/>
+        <w:ind w:firstLine="0" w:firstLineChars="0"/>
         <w:contextualSpacing/>
         <w:rPr>
           <w:b/>
@@ -840,7 +880,7 @@
         <w:autoSpaceDN w:val="0"/>
         <w:adjustRightInd w:val="0"/>
         <w:spacing w:line="240" w:lineRule="auto"/>
-        <w:ind w:firstLineChars="0" w:firstLine="0"/>
+        <w:ind w:firstLine="0" w:firstLineChars="0"/>
         <w:contextualSpacing/>
         <w:jc w:val="both"/>
         <w:rPr>
@@ -888,19 +928,7 @@
           <w:szCs w:val="20"/>
           <w:lang w:val="en-US"/>
         </w:rPr>
-        <w:t>core-contributor</w:t>
-      </w:r>
-      <w:r>
-        <w:rPr>
-          <w:b/>
-          <w:bCs/>
-          <w:color w:val="19181B"/>
-          <w:kern w:val="0"/>
-          <w:sz w:val="20"/>
-          <w:szCs w:val="20"/>
-          <w:lang w:val="en-US"/>
-        </w:rPr>
-        <w:t xml:space="preserve">. </w:t>
+        <w:t xml:space="preserve">core-contributor. </w:t>
       </w:r>
       <w:r>
         <w:rPr>
@@ -923,30 +951,163 @@
           <w:szCs w:val="20"/>
           <w:lang w:val="en-US"/>
         </w:rPr>
+        <w:t xml:space="preserve"> Technical Report (2026).</w:t>
+      </w:r>
+    </w:p>
+    <w:bookmarkEnd w:id="0"/>
+    <w:p>
+      <w:pPr>
+        <w:widowControl w:val="0"/>
+        <w:autoSpaceDE w:val="0"/>
+        <w:autoSpaceDN w:val="0"/>
+        <w:adjustRightInd w:val="0"/>
+        <w:spacing w:line="240" w:lineRule="auto"/>
+        <w:ind w:firstLine="0" w:firstLineChars="0"/>
+        <w:contextualSpacing/>
+        <w:jc w:val="both"/>
+        <w:rPr>
+          <w:rFonts w:ascii="Times New Roman Bold" w:hAnsi="Times New Roman Bold" w:cs="Times New Roman Bold"/>
+          <w:b/>
+          <w:bCs/>
+          <w:color w:val="19181B"/>
+          <w:kern w:val="0"/>
+          <w:sz w:val="20"/>
+          <w:szCs w:val="20"/>
+          <w:lang w:val="en-US"/>
+        </w:rPr>
+      </w:pPr>
+    </w:p>
+    <w:p>
+      <w:pPr>
+        <w:widowControl w:val="0"/>
+        <w:autoSpaceDE w:val="0"/>
+        <w:autoSpaceDN w:val="0"/>
+        <w:adjustRightInd w:val="0"/>
+        <w:spacing w:line="240" w:lineRule="auto"/>
+        <w:ind w:firstLine="0" w:firstLineChars="0"/>
+        <w:contextualSpacing/>
+        <w:jc w:val="both"/>
+        <w:rPr>
+          <w:rFonts w:ascii="Times New Roman Bold" w:hAnsi="Times New Roman Bold" w:cs="Times New Roman Bold"/>
+          <w:b/>
+          <w:bCs/>
+          <w:color w:val="19181B"/>
+          <w:kern w:val="0"/>
+          <w:sz w:val="20"/>
+          <w:szCs w:val="20"/>
+          <w:lang w:val="en-US"/>
+        </w:rPr>
+      </w:pPr>
+      <w:r>
+        <w:rPr>
+          <w:rFonts w:ascii="Times New Roman Bold" w:hAnsi="Times New Roman Bold" w:cs="Times New Roman Bold"/>
+          <w:b/>
+          <w:bCs/>
+          <w:color w:val="19181B"/>
+          <w:kern w:val="0"/>
+          <w:sz w:val="20"/>
+          <w:szCs w:val="20"/>
+          <w:lang w:val="en-US"/>
+        </w:rPr>
+        <w:t>Li-Heng Chen</w:t>
+      </w:r>
+      <w:r>
+        <w:rPr>
+          <w:color w:val="19181B"/>
+          <w:kern w:val="0"/>
+          <w:sz w:val="20"/>
+          <w:szCs w:val="20"/>
+          <w:lang w:val="en-US"/>
+        </w:rPr>
+        <w:t xml:space="preserve">, Haokai Pang, Chengye Su, Jiarun Liu, Qifeng Chen, Ziqian Ni, Jianxin Huang, Shi-Sheng Huang, Hongbo Fu and Sheng Yang. </w:t>
+      </w:r>
+      <w:r>
+        <w:rPr>
+          <w:i/>
+          <w:color w:val="19181B"/>
+          <w:kern w:val="0"/>
+          <w:sz w:val="20"/>
+          <w:szCs w:val="20"/>
+          <w:lang w:val="en-US"/>
+        </w:rPr>
+        <w:t xml:space="preserve">USR-Drive: Unified Driving Scene Representation via Joint Denoising of 3D Gaussians and Boxes. </w:t>
+      </w:r>
+      <w:r>
+        <w:rPr>
+          <w:b/>
+          <w:bCs/>
+          <w:color w:val="19181B"/>
+          <w:kern w:val="0"/>
+          <w:sz w:val="20"/>
+          <w:szCs w:val="20"/>
+          <w:lang w:val="en-US"/>
+        </w:rPr>
+        <w:t>Under reviewed</w:t>
+      </w:r>
+      <w:r>
+        <w:rPr>
+          <w:color w:val="19181B"/>
+          <w:kern w:val="0"/>
+          <w:sz w:val="20"/>
+          <w:szCs w:val="20"/>
+          <w:lang w:val="en-US"/>
+        </w:rPr>
+        <w:t>.</w:t>
+      </w:r>
+    </w:p>
+    <w:p>
+      <w:pPr>
+        <w:widowControl w:val="0"/>
+        <w:autoSpaceDE w:val="0"/>
+        <w:autoSpaceDN w:val="0"/>
+        <w:adjustRightInd w:val="0"/>
+        <w:spacing w:line="240" w:lineRule="auto"/>
+        <w:ind w:firstLine="0" w:firstLineChars="0"/>
+        <w:contextualSpacing/>
+        <w:jc w:val="both"/>
+        <w:rPr>
+          <w:rFonts w:ascii="Times New Roman Bold" w:hAnsi="Times New Roman Bold" w:cs="Times New Roman Bold"/>
+          <w:b/>
+          <w:bCs/>
+          <w:color w:val="19181B"/>
+          <w:kern w:val="0"/>
+          <w:sz w:val="20"/>
+          <w:szCs w:val="20"/>
+          <w:lang w:val="en-US"/>
+        </w:rPr>
+      </w:pPr>
+      <w:r>
+        <w:rPr>
+          <w:color w:val="19181B"/>
+          <w:kern w:val="0"/>
+          <w:sz w:val="20"/>
+          <w:szCs w:val="20"/>
+          <w:lang w:val="en-US"/>
+        </w:rPr>
+        <w:t>arXiv:</w:t>
+      </w:r>
+      <w:r>
         <w:t xml:space="preserve"> </w:t>
       </w:r>
       <w:r>
         <w:rPr>
-          <w:b/>
-          <w:bCs/>
-          <w:color w:val="19181B"/>
-          <w:kern w:val="0"/>
-          <w:sz w:val="20"/>
-          <w:szCs w:val="20"/>
-          <w:lang w:val="en-US"/>
-        </w:rPr>
-        <w:t>Technical Report (2026).</w:t>
-      </w:r>
-    </w:p>
-    <w:bookmarkEnd w:id="0"/>
-    <w:p>
-      <w:pPr>
-        <w:widowControl w:val="0"/>
-        <w:autoSpaceDE w:val="0"/>
-        <w:autoSpaceDN w:val="0"/>
-        <w:adjustRightInd w:val="0"/>
-        <w:spacing w:line="240" w:lineRule="auto"/>
-        <w:ind w:firstLineChars="0" w:firstLine="0"/>
+          <w:color w:val="19181B"/>
+          <w:kern w:val="0"/>
+          <w:sz w:val="20"/>
+          <w:szCs w:val="20"/>
+          <w:lang w:val="en-US"/>
+        </w:rPr>
+        <w:t>https://arxiv.org/abs/2608.19036</w:t>
+      </w:r>
+    </w:p>
+    <w:p>
+      <w:pPr>
+        <w:widowControl w:val="0"/>
+        <w:autoSpaceDE w:val="0"/>
+        <w:autoSpaceDN w:val="0"/>
+        <w:adjustRightInd w:val="0"/>
+        <w:spacing w:line="240" w:lineRule="auto"/>
+        <w:ind w:firstLine="0" w:firstLineChars="0"/>
         <w:contextualSpacing/>
         <w:jc w:val="both"/>
         <w:rPr>
@@ -968,10 +1129,19 @@
         <w:autoSpaceDN w:val="0"/>
         <w:adjustRightInd w:val="0"/>
         <w:spacing w:line="240" w:lineRule="auto"/>
-        <w:ind w:firstLineChars="0" w:firstLine="0"/>
+        <w:ind w:firstLine="0" w:firstLineChars="0"/>
         <w:contextualSpacing/>
         <w:jc w:val="both"/>
         <w:rPr>
+          <w:color w:val="19181B"/>
+          <w:kern w:val="0"/>
+          <w:sz w:val="20"/>
+          <w:szCs w:val="20"/>
+          <w:lang w:val="en-US"/>
+        </w:rPr>
+      </w:pPr>
+      <w:r>
+        <w:rPr>
           <w:rFonts w:ascii="Times New Roman Bold" w:hAnsi="Times New Roman Bold" w:cs="Times New Roman Bold"/>
           <w:b/>
           <w:bCs/>
@@ -981,8 +1151,62 @@
           <w:szCs w:val="20"/>
           <w:lang w:val="en-US"/>
         </w:rPr>
-      </w:pPr>
-      <w:r>
+        <w:t>Li-Heng Chen</w:t>
+      </w:r>
+      <w:r>
+        <w:rPr>
+          <w:color w:val="19181B"/>
+          <w:kern w:val="0"/>
+          <w:sz w:val="20"/>
+          <w:szCs w:val="20"/>
+          <w:lang w:val="en-US"/>
+        </w:rPr>
+        <w:t xml:space="preserve">, Ke Cheng, Yahui Liu, Lei Shi, Shi-Sheng Huang and Hongbo Fu (2026). </w:t>
+      </w:r>
+      <w:r>
+        <w:rPr>
+          <w:i/>
+          <w:color w:val="19181B"/>
+          <w:kern w:val="0"/>
+          <w:sz w:val="20"/>
+          <w:szCs w:val="20"/>
+          <w:lang w:val="en-US"/>
+        </w:rPr>
+        <w:t xml:space="preserve">VistaGEN: Consistent Driving Video Generation with Fine-Grained Control Using Multiview Visual-Language Reasoning. </w:t>
+      </w:r>
+      <w:r>
+        <w:rPr>
+          <w:b/>
+          <w:bCs/>
+          <w:color w:val="19181B"/>
+          <w:kern w:val="0"/>
+          <w:sz w:val="20"/>
+          <w:szCs w:val="20"/>
+          <w:lang w:val="en-US"/>
+        </w:rPr>
+        <w:t>Under reviewed</w:t>
+      </w:r>
+      <w:r>
+        <w:rPr>
+          <w:color w:val="19181B"/>
+          <w:kern w:val="0"/>
+          <w:sz w:val="20"/>
+          <w:szCs w:val="20"/>
+          <w:lang w:val="en-US"/>
+        </w:rPr>
+        <w:t>.</w:t>
+      </w:r>
+    </w:p>
+    <w:p>
+      <w:pPr>
+        <w:widowControl w:val="0"/>
+        <w:autoSpaceDE w:val="0"/>
+        <w:autoSpaceDN w:val="0"/>
+        <w:adjustRightInd w:val="0"/>
+        <w:spacing w:line="240" w:lineRule="auto"/>
+        <w:ind w:firstLine="0" w:firstLineChars="0"/>
+        <w:contextualSpacing/>
+        <w:jc w:val="both"/>
         <w:rPr>
           <w:rFonts w:ascii="Times New Roman Bold" w:hAnsi="Times New Roman Bold" w:cs="Times New Roman Bold"/>
           <w:b/>
@@ -991,6 +1215,69 @@
           <w:kern w:val="0"/>
           <w:sz w:val="20"/>
           <w:szCs w:val="20"/>
+          <w:lang w:val="zh-CN"/>
+        </w:rPr>
+      </w:pPr>
+      <w:r>
+        <w:rPr>
+          <w:color w:val="19181B"/>
+          <w:kern w:val="0"/>
+          <w:sz w:val="20"/>
+          <w:szCs w:val="20"/>
+          <w:lang w:val="en-US"/>
+        </w:rPr>
+        <w:t>arXiv: https://arxiv.org/abs/2503.22349</w:t>
+      </w:r>
+    </w:p>
+    <w:p>
+      <w:pPr>
+        <w:widowControl w:val="0"/>
+        <w:autoSpaceDE w:val="0"/>
+        <w:autoSpaceDN w:val="0"/>
+        <w:adjustRightInd w:val="0"/>
+        <w:spacing w:line="240" w:lineRule="auto"/>
+        <w:ind w:firstLine="0" w:firstLineChars="0"/>
+        <w:contextualSpacing/>
+        <w:jc w:val="both"/>
+        <w:rPr>
+          <w:rFonts w:ascii="Times New Roman Bold" w:hAnsi="Times New Roman Bold" w:cs="Times New Roman Bold"/>
+          <w:b/>
+          <w:bCs/>
+          <w:color w:val="19181B"/>
+          <w:kern w:val="0"/>
+          <w:sz w:val="20"/>
+          <w:szCs w:val="20"/>
+          <w:lang w:val="en-US"/>
+        </w:rPr>
+      </w:pPr>
+    </w:p>
+    <w:p>
+      <w:pPr>
+        <w:widowControl w:val="0"/>
+        <w:autoSpaceDE w:val="0"/>
+        <w:autoSpaceDN w:val="0"/>
+        <w:adjustRightInd w:val="0"/>
+        <w:spacing w:line="240" w:lineRule="auto"/>
+        <w:ind w:firstLine="0" w:firstLineChars="0"/>
+        <w:contextualSpacing/>
+        <w:jc w:val="both"/>
+        <w:rPr>
+          <w:color w:val="19181B"/>
+          <w:kern w:val="0"/>
+          <w:sz w:val="20"/>
+          <w:szCs w:val="20"/>
+          <w:lang w:val="en-US"/>
+        </w:rPr>
+      </w:pPr>
+      <w:r>
+        <w:rPr>
+          <w:rFonts w:ascii="Times New Roman Bold" w:hAnsi="Times New Roman Bold" w:cs="Times New Roman Bold"/>
+          <w:b/>
+          <w:bCs/>
+          <w:color w:val="19181B"/>
+          <w:kern w:val="0"/>
+          <w:sz w:val="20"/>
+          <w:szCs w:val="20"/>
           <w:lang w:val="en-US"/>
         </w:rPr>
         <w:t>Li-Heng Chen</w:t>
@@ -1003,117 +1290,7 @@
           <w:szCs w:val="20"/>
           <w:lang w:val="en-US"/>
         </w:rPr>
-        <w:t xml:space="preserve">, </w:t>
-      </w:r>
-      <w:proofErr w:type="spellStart"/>
-      <w:r>
-        <w:rPr>
-          <w:color w:val="19181B"/>
-          <w:kern w:val="0"/>
-          <w:sz w:val="20"/>
-          <w:szCs w:val="20"/>
-          <w:lang w:val="en-US"/>
-        </w:rPr>
-        <w:t>Haokai</w:t>
-      </w:r>
-      <w:proofErr w:type="spellEnd"/>
-      <w:r>
-        <w:rPr>
-          <w:color w:val="19181B"/>
-          <w:kern w:val="0"/>
-          <w:sz w:val="20"/>
-          <w:szCs w:val="20"/>
-          <w:lang w:val="en-US"/>
-        </w:rPr>
-        <w:t xml:space="preserve"> Pang, </w:t>
-      </w:r>
-      <w:proofErr w:type="spellStart"/>
-      <w:r>
-        <w:rPr>
-          <w:color w:val="19181B"/>
-          <w:kern w:val="0"/>
-          <w:sz w:val="20"/>
-          <w:szCs w:val="20"/>
-          <w:lang w:val="en-US"/>
-        </w:rPr>
-        <w:t>Chengye</w:t>
-      </w:r>
-      <w:proofErr w:type="spellEnd"/>
-      <w:r>
-        <w:rPr>
-          <w:color w:val="19181B"/>
-          <w:kern w:val="0"/>
-          <w:sz w:val="20"/>
-          <w:szCs w:val="20"/>
-          <w:lang w:val="en-US"/>
-        </w:rPr>
-        <w:t xml:space="preserve"> Su, </w:t>
-      </w:r>
-      <w:proofErr w:type="spellStart"/>
-      <w:r>
-        <w:rPr>
-          <w:color w:val="19181B"/>
-          <w:kern w:val="0"/>
-          <w:sz w:val="20"/>
-          <w:szCs w:val="20"/>
-          <w:lang w:val="en-US"/>
-        </w:rPr>
-        <w:t>Jiarun</w:t>
-      </w:r>
-      <w:proofErr w:type="spellEnd"/>
-      <w:r>
-        <w:rPr>
-          <w:color w:val="19181B"/>
-          <w:kern w:val="0"/>
-          <w:sz w:val="20"/>
-          <w:szCs w:val="20"/>
-          <w:lang w:val="en-US"/>
-        </w:rPr>
-        <w:t xml:space="preserve"> Liu, </w:t>
-      </w:r>
-      <w:proofErr w:type="spellStart"/>
-      <w:r>
-        <w:rPr>
-          <w:color w:val="19181B"/>
-          <w:kern w:val="0"/>
-          <w:sz w:val="20"/>
-          <w:szCs w:val="20"/>
-          <w:lang w:val="en-US"/>
-        </w:rPr>
-        <w:t>Qifeng</w:t>
-      </w:r>
-      <w:proofErr w:type="spellEnd"/>
-      <w:r>
-        <w:rPr>
-          <w:color w:val="19181B"/>
-          <w:kern w:val="0"/>
-          <w:sz w:val="20"/>
-          <w:szCs w:val="20"/>
-          <w:lang w:val="en-US"/>
-        </w:rPr>
-        <w:t xml:space="preserve"> Chen, </w:t>
-      </w:r>
-      <w:proofErr w:type="spellStart"/>
-      <w:r>
-        <w:rPr>
-          <w:color w:val="19181B"/>
-          <w:kern w:val="0"/>
-          <w:sz w:val="20"/>
-          <w:szCs w:val="20"/>
-          <w:lang w:val="en-US"/>
-        </w:rPr>
-        <w:t>Ziqian</w:t>
-      </w:r>
-      <w:proofErr w:type="spellEnd"/>
-      <w:r>
-        <w:rPr>
-          <w:color w:val="19181B"/>
-          <w:kern w:val="0"/>
-          <w:sz w:val="20"/>
-          <w:szCs w:val="20"/>
-          <w:lang w:val="en-US"/>
-        </w:rPr>
-        <w:t xml:space="preserve"> Ni, Jianxin Huang, Shi-Sheng Huang, Hongbo Fu and Sheng Yang. </w:t>
+        <w:t xml:space="preserve">, Zi-Xin Zou, Chang Liu, Tianjiao Jing, Yan-Pei Cao, Shi-Sheng Huang, Hongbo Fu and Hua Huang (2025). </w:t>
       </w:r>
       <w:r>
         <w:rPr>
@@ -1124,7 +1301,146 @@
           <w:szCs w:val="20"/>
           <w:lang w:val="en-US"/>
         </w:rPr>
-        <w:t>USR-Drive: Unified Driving Scene Representation via Join</w:t>
+        <w:t xml:space="preserve">GCRayDiffusion: Pose-Free Surface Reconstruction via Geometric Consistent Ray Diffusion. </w:t>
+      </w:r>
+      <w:r>
+        <w:rPr>
+          <w:rFonts w:hint="eastAsia"/>
+          <w:color w:val="19181B"/>
+          <w:kern w:val="0"/>
+          <w:sz w:val="20"/>
+          <w:szCs w:val="20"/>
+          <w:lang w:val="en-US"/>
+        </w:rPr>
+        <w:t>Accepted by</w:t>
+      </w:r>
+      <w:r>
+        <w:rPr>
+          <w:color w:val="19181B"/>
+          <w:kern w:val="0"/>
+          <w:sz w:val="20"/>
+          <w:szCs w:val="20"/>
+          <w:lang w:val="en-US"/>
+        </w:rPr>
+        <w:t xml:space="preserve"> </w:t>
+      </w:r>
+      <w:r>
+        <w:rPr>
+          <w:b/>
+          <w:bCs/>
+          <w:color w:val="19181B"/>
+          <w:kern w:val="0"/>
+          <w:sz w:val="20"/>
+          <w:szCs w:val="20"/>
+          <w:lang w:val="en-US"/>
+        </w:rPr>
+        <w:t xml:space="preserve">International Conference </w:t>
+      </w:r>
+      <w:r>
+        <w:rPr>
+          <w:rFonts w:hint="eastAsia"/>
+          <w:b/>
+          <w:bCs/>
+          <w:color w:val="19181B"/>
+          <w:kern w:val="0"/>
+          <w:sz w:val="20"/>
+          <w:szCs w:val="20"/>
+          <w:lang w:val="en-US"/>
+        </w:rPr>
+        <w:t>on</w:t>
+      </w:r>
+      <w:r>
+        <w:rPr>
+          <w:b/>
+          <w:bCs/>
+          <w:color w:val="19181B"/>
+          <w:kern w:val="0"/>
+          <w:sz w:val="20"/>
+          <w:szCs w:val="20"/>
+          <w:lang w:val="en-US"/>
+        </w:rPr>
+        <w:t xml:space="preserve"> Computer Vision 2025</w:t>
+      </w:r>
+      <w:r>
+        <w:rPr>
+          <w:color w:val="19181B"/>
+          <w:kern w:val="0"/>
+          <w:sz w:val="20"/>
+          <w:szCs w:val="20"/>
+          <w:lang w:val="en-US"/>
+        </w:rPr>
+        <w:t>. arXiv: https://arxiv.org/abs/2503.22349</w:t>
+      </w:r>
+    </w:p>
+    <w:p>
+      <w:pPr>
+        <w:widowControl w:val="0"/>
+        <w:autoSpaceDE w:val="0"/>
+        <w:autoSpaceDN w:val="0"/>
+        <w:adjustRightInd w:val="0"/>
+        <w:spacing w:line="240" w:lineRule="auto"/>
+        <w:ind w:firstLine="0" w:firstLineChars="0"/>
+        <w:contextualSpacing/>
+        <w:jc w:val="both"/>
+        <w:rPr>
+          <w:color w:val="19181B"/>
+          <w:kern w:val="0"/>
+          <w:sz w:val="20"/>
+          <w:szCs w:val="20"/>
+          <w:lang w:val="en-US"/>
+        </w:rPr>
+      </w:pPr>
+    </w:p>
+    <w:p>
+      <w:pPr>
+        <w:widowControl w:val="0"/>
+        <w:autoSpaceDE w:val="0"/>
+        <w:autoSpaceDN w:val="0"/>
+        <w:adjustRightInd w:val="0"/>
+        <w:spacing w:line="240" w:lineRule="auto"/>
+        <w:ind w:firstLine="0" w:firstLineChars="0"/>
+        <w:contextualSpacing/>
+        <w:jc w:val="both"/>
+        <w:rPr>
+          <w:b/>
+          <w:bCs/>
+          <w:color w:val="19181B"/>
+          <w:kern w:val="0"/>
+          <w:sz w:val="20"/>
+          <w:szCs w:val="20"/>
+          <w:lang w:val="en-US"/>
+        </w:rPr>
+      </w:pPr>
+      <w:r>
+        <w:rPr>
+          <w:color w:val="19181B"/>
+          <w:kern w:val="0"/>
+          <w:sz w:val="20"/>
+          <w:szCs w:val="20"/>
+          <w:lang w:val="en-US"/>
+        </w:rPr>
+        <w:t xml:space="preserve">Huang, S., Chen, G., </w:t>
+      </w:r>
+      <w:r>
+        <w:rPr>
+          <w:b/>
+          <w:color w:val="19181B"/>
+          <w:kern w:val="0"/>
+          <w:sz w:val="20"/>
+          <w:szCs w:val="20"/>
+          <w:lang w:val="en-US"/>
+        </w:rPr>
+        <w:t>Chen, L</w:t>
+      </w:r>
+      <w:r>
+        <w:rPr>
+          <w:color w:val="19181B"/>
+          <w:kern w:val="0"/>
+          <w:sz w:val="20"/>
+          <w:szCs w:val="20"/>
+          <w:lang w:val="en-US"/>
+        </w:rPr>
+        <w:t xml:space="preserve">., &amp; Huang, H. (2024). </w:t>
       </w:r>
       <w:r>
         <w:rPr>
@@ -1135,567 +1451,7 @@
           <w:szCs w:val="20"/>
           <w:lang w:val="en-US"/>
         </w:rPr>
-        <w:t>t</w:t>
-      </w:r>
-      <w:r>
-        <w:rPr>
-          <w:i/>
-          <w:color w:val="19181B"/>
-          <w:kern w:val="0"/>
-          <w:sz w:val="20"/>
-          <w:szCs w:val="20"/>
-          <w:lang w:val="en-US"/>
-        </w:rPr>
-        <w:t xml:space="preserve"> Denoising of 3D Gaussians and Boxes. </w:t>
-      </w:r>
-      <w:r>
-        <w:rPr>
-          <w:b/>
-          <w:bCs/>
-          <w:color w:val="19181B"/>
-          <w:kern w:val="0"/>
-          <w:sz w:val="20"/>
-          <w:szCs w:val="20"/>
-          <w:lang w:val="en-US"/>
-        </w:rPr>
-        <w:t>Under reviewed</w:t>
-      </w:r>
-      <w:r>
-        <w:rPr>
-          <w:color w:val="19181B"/>
-          <w:kern w:val="0"/>
-          <w:sz w:val="20"/>
-          <w:szCs w:val="20"/>
-          <w:lang w:val="en-US"/>
-        </w:rPr>
-        <w:t>.</w:t>
-      </w:r>
-    </w:p>
-    <w:p>
-      <w:pPr>
-        <w:widowControl w:val="0"/>
-        <w:autoSpaceDE w:val="0"/>
-        <w:autoSpaceDN w:val="0"/>
-        <w:adjustRightInd w:val="0"/>
-        <w:spacing w:line="240" w:lineRule="auto"/>
-        <w:ind w:firstLineChars="0" w:firstLine="0"/>
-        <w:contextualSpacing/>
-        <w:jc w:val="both"/>
-        <w:rPr>
-          <w:rFonts w:ascii="Times New Roman Bold" w:hAnsi="Times New Roman Bold" w:cs="Times New Roman Bold"/>
-          <w:b/>
-          <w:bCs/>
-          <w:color w:val="19181B"/>
-          <w:kern w:val="0"/>
-          <w:sz w:val="20"/>
-          <w:szCs w:val="20"/>
-          <w:lang w:val="en-US"/>
-        </w:rPr>
-      </w:pPr>
-      <w:proofErr w:type="spellStart"/>
-      <w:r>
-        <w:rPr>
-          <w:color w:val="19181B"/>
-          <w:kern w:val="0"/>
-          <w:sz w:val="20"/>
-          <w:szCs w:val="20"/>
-          <w:lang w:val="en-US"/>
-        </w:rPr>
-        <w:t>arXiv</w:t>
-      </w:r>
-      <w:proofErr w:type="spellEnd"/>
-      <w:r>
-        <w:rPr>
-          <w:color w:val="19181B"/>
-          <w:kern w:val="0"/>
-          <w:sz w:val="20"/>
-          <w:szCs w:val="20"/>
-          <w:lang w:val="en-US"/>
-        </w:rPr>
-        <w:t>:</w:t>
-      </w:r>
-      <w:r>
-        <w:t xml:space="preserve"> </w:t>
-      </w:r>
-      <w:r>
-        <w:rPr>
-          <w:color w:val="19181B"/>
-          <w:kern w:val="0"/>
-          <w:sz w:val="20"/>
-          <w:szCs w:val="20"/>
-          <w:lang w:val="en-US"/>
-        </w:rPr>
-        <w:t>https://arxiv.org/abs/2608.19036</w:t>
-      </w:r>
-    </w:p>
-    <w:p>
-      <w:pPr>
-        <w:widowControl w:val="0"/>
-        <w:autoSpaceDE w:val="0"/>
-        <w:autoSpaceDN w:val="0"/>
-        <w:adjustRightInd w:val="0"/>
-        <w:spacing w:line="240" w:lineRule="auto"/>
-        <w:ind w:firstLineChars="0" w:firstLine="0"/>
-        <w:contextualSpacing/>
-        <w:jc w:val="both"/>
-        <w:rPr>
-          <w:rFonts w:ascii="Times New Roman Bold" w:hAnsi="Times New Roman Bold" w:cs="Times New Roman Bold"/>
-          <w:b/>
-          <w:bCs/>
-          <w:color w:val="19181B"/>
-          <w:kern w:val="0"/>
-          <w:sz w:val="20"/>
-          <w:szCs w:val="20"/>
-          <w:lang w:val="en-US"/>
-        </w:rPr>
-      </w:pPr>
-    </w:p>
-    <w:p>
-      <w:pPr>
-        <w:widowControl w:val="0"/>
-        <w:autoSpaceDE w:val="0"/>
-        <w:autoSpaceDN w:val="0"/>
-        <w:adjustRightInd w:val="0"/>
-        <w:spacing w:line="240" w:lineRule="auto"/>
-        <w:ind w:firstLineChars="0" w:firstLine="0"/>
-        <w:contextualSpacing/>
-        <w:jc w:val="both"/>
-        <w:rPr>
-          <w:color w:val="19181B"/>
-          <w:kern w:val="0"/>
-          <w:sz w:val="20"/>
-          <w:szCs w:val="20"/>
-          <w:lang w:val="en-US"/>
-        </w:rPr>
-      </w:pPr>
-      <w:r>
-        <w:rPr>
-          <w:rFonts w:ascii="Times New Roman Bold" w:hAnsi="Times New Roman Bold" w:cs="Times New Roman Bold"/>
-          <w:b/>
-          <w:bCs/>
-          <w:color w:val="19181B"/>
-          <w:kern w:val="0"/>
-          <w:sz w:val="20"/>
-          <w:szCs w:val="20"/>
-          <w:lang w:val="en-US"/>
-        </w:rPr>
-        <w:t>Li-Heng Chen</w:t>
-      </w:r>
-      <w:r>
-        <w:rPr>
-          <w:color w:val="19181B"/>
-          <w:kern w:val="0"/>
-          <w:sz w:val="20"/>
-          <w:szCs w:val="20"/>
-          <w:lang w:val="en-US"/>
-        </w:rPr>
-        <w:t xml:space="preserve">, Ke Cheng, Yahui Liu, Lei Shi, Shi-Sheng Huang and Hongbo Fu (2026). </w:t>
-      </w:r>
-      <w:proofErr w:type="spellStart"/>
-      <w:r>
-        <w:rPr>
-          <w:i/>
-          <w:color w:val="19181B"/>
-          <w:kern w:val="0"/>
-          <w:sz w:val="20"/>
-          <w:szCs w:val="20"/>
-          <w:lang w:val="en-US"/>
-        </w:rPr>
-        <w:t>VistaGEN</w:t>
-      </w:r>
-      <w:proofErr w:type="spellEnd"/>
-      <w:r>
-        <w:rPr>
-          <w:i/>
-          <w:color w:val="19181B"/>
-          <w:kern w:val="0"/>
-          <w:sz w:val="20"/>
-          <w:szCs w:val="20"/>
-          <w:lang w:val="en-US"/>
-        </w:rPr>
-        <w:t>: Consistent Driving Video Generation with Fine-Grained Control Using Multiview Visual-Language Reasoning.</w:t>
-      </w:r>
-      <w:r>
-        <w:rPr>
-          <w:i/>
-          <w:color w:val="19181B"/>
-          <w:kern w:val="0"/>
-          <w:sz w:val="20"/>
-          <w:szCs w:val="20"/>
-          <w:lang w:val="en-US"/>
-        </w:rPr>
-        <w:t xml:space="preserve"> </w:t>
-      </w:r>
-      <w:r>
-        <w:rPr>
-          <w:b/>
-          <w:bCs/>
-          <w:color w:val="19181B"/>
-          <w:kern w:val="0"/>
-          <w:sz w:val="20"/>
-          <w:szCs w:val="20"/>
-          <w:lang w:val="en-US"/>
-        </w:rPr>
-        <w:t>Under reviewed</w:t>
-      </w:r>
-      <w:r>
-        <w:rPr>
-          <w:color w:val="19181B"/>
-          <w:kern w:val="0"/>
-          <w:sz w:val="20"/>
-          <w:szCs w:val="20"/>
-          <w:lang w:val="en-US"/>
-        </w:rPr>
-        <w:t>.</w:t>
-      </w:r>
-    </w:p>
-    <w:p>
-      <w:pPr>
-        <w:widowControl w:val="0"/>
-        <w:autoSpaceDE w:val="0"/>
-        <w:autoSpaceDN w:val="0"/>
-        <w:adjustRightInd w:val="0"/>
-        <w:spacing w:line="240" w:lineRule="auto"/>
-        <w:ind w:firstLineChars="0" w:firstLine="0"/>
-        <w:contextualSpacing/>
-        <w:jc w:val="both"/>
-        <w:rPr>
-          <w:rFonts w:ascii="Times New Roman Bold" w:hAnsi="Times New Roman Bold" w:cs="Times New Roman Bold"/>
-          <w:b/>
-          <w:bCs/>
-          <w:color w:val="19181B"/>
-          <w:kern w:val="0"/>
-          <w:sz w:val="20"/>
-          <w:szCs w:val="20"/>
-          <w:lang w:val="en-CN"/>
-        </w:rPr>
-      </w:pPr>
-      <w:proofErr w:type="spellStart"/>
-      <w:r>
-        <w:rPr>
-          <w:color w:val="19181B"/>
-          <w:kern w:val="0"/>
-          <w:sz w:val="20"/>
-          <w:szCs w:val="20"/>
-          <w:lang w:val="en-US"/>
-        </w:rPr>
-        <w:t>arXiv</w:t>
-      </w:r>
-      <w:proofErr w:type="spellEnd"/>
-      <w:r>
-        <w:rPr>
-          <w:color w:val="19181B"/>
-          <w:kern w:val="0"/>
-          <w:sz w:val="20"/>
-          <w:szCs w:val="20"/>
-          <w:lang w:val="en-US"/>
-        </w:rPr>
-        <w:t>:</w:t>
-      </w:r>
-      <w:r>
-        <w:rPr>
-          <w:color w:val="19181B"/>
-          <w:kern w:val="0"/>
-          <w:sz w:val="20"/>
-          <w:szCs w:val="20"/>
-          <w:lang w:val="en-US"/>
-        </w:rPr>
-        <w:t xml:space="preserve"> https://arxiv.org/abs/2503.22349</w:t>
-      </w:r>
-    </w:p>
-    <w:p>
-      <w:pPr>
-        <w:widowControl w:val="0"/>
-        <w:autoSpaceDE w:val="0"/>
-        <w:autoSpaceDN w:val="0"/>
-        <w:adjustRightInd w:val="0"/>
-        <w:spacing w:line="240" w:lineRule="auto"/>
-        <w:ind w:firstLineChars="0" w:firstLine="0"/>
-        <w:contextualSpacing/>
-        <w:jc w:val="both"/>
-        <w:rPr>
-          <w:rFonts w:ascii="Times New Roman Bold" w:hAnsi="Times New Roman Bold" w:cs="Times New Roman Bold"/>
-          <w:b/>
-          <w:bCs/>
-          <w:color w:val="19181B"/>
-          <w:kern w:val="0"/>
-          <w:sz w:val="20"/>
-          <w:szCs w:val="20"/>
-          <w:lang w:val="en-US"/>
-        </w:rPr>
-      </w:pPr>
-    </w:p>
-    <w:p>
-      <w:pPr>
-        <w:widowControl w:val="0"/>
-        <w:autoSpaceDE w:val="0"/>
-        <w:autoSpaceDN w:val="0"/>
-        <w:adjustRightInd w:val="0"/>
-        <w:spacing w:line="240" w:lineRule="auto"/>
-        <w:ind w:firstLineChars="0" w:firstLine="0"/>
-        <w:contextualSpacing/>
-        <w:jc w:val="both"/>
-        <w:rPr>
-          <w:color w:val="19181B"/>
-          <w:kern w:val="0"/>
-          <w:sz w:val="20"/>
-          <w:szCs w:val="20"/>
-          <w:lang w:val="en-US"/>
-        </w:rPr>
-      </w:pPr>
-      <w:r>
-        <w:rPr>
-          <w:rFonts w:ascii="Times New Roman Bold" w:hAnsi="Times New Roman Bold" w:cs="Times New Roman Bold"/>
-          <w:b/>
-          <w:bCs/>
-          <w:color w:val="19181B"/>
-          <w:kern w:val="0"/>
-          <w:sz w:val="20"/>
-          <w:szCs w:val="20"/>
-          <w:lang w:val="en-US"/>
-        </w:rPr>
-        <w:t>Li-Heng Chen</w:t>
-      </w:r>
-      <w:r>
-        <w:rPr>
-          <w:color w:val="19181B"/>
-          <w:kern w:val="0"/>
-          <w:sz w:val="20"/>
-          <w:szCs w:val="20"/>
-          <w:lang w:val="en-US"/>
-        </w:rPr>
-        <w:t xml:space="preserve">, Zi-Xin Zou, Chang Liu, </w:t>
-      </w:r>
-      <w:proofErr w:type="spellStart"/>
-      <w:r>
-        <w:rPr>
-          <w:color w:val="19181B"/>
-          <w:kern w:val="0"/>
-          <w:sz w:val="20"/>
-          <w:szCs w:val="20"/>
-          <w:lang w:val="en-US"/>
-        </w:rPr>
-        <w:t>Tianjiao</w:t>
-      </w:r>
-      <w:proofErr w:type="spellEnd"/>
-      <w:r>
-        <w:rPr>
-          <w:color w:val="19181B"/>
-          <w:kern w:val="0"/>
-          <w:sz w:val="20"/>
-          <w:szCs w:val="20"/>
-          <w:lang w:val="en-US"/>
-        </w:rPr>
-        <w:t xml:space="preserve"> Jing, Yan-Pei Cao, Shi-Sheng Huang, Hongbo Fu and Hua Huang (2025). </w:t>
-      </w:r>
-      <w:proofErr w:type="spellStart"/>
-      <w:r>
-        <w:rPr>
-          <w:i/>
-          <w:color w:val="19181B"/>
-          <w:kern w:val="0"/>
-          <w:sz w:val="20"/>
-          <w:szCs w:val="20"/>
-          <w:lang w:val="en-US"/>
-        </w:rPr>
-        <w:t>GCRayDiffusion</w:t>
-      </w:r>
-      <w:proofErr w:type="spellEnd"/>
-      <w:r>
-        <w:rPr>
-          <w:i/>
-          <w:color w:val="19181B"/>
-          <w:kern w:val="0"/>
-          <w:sz w:val="20"/>
-          <w:szCs w:val="20"/>
-          <w:lang w:val="en-US"/>
-        </w:rPr>
-        <w:t xml:space="preserve">: Pose-Free Surface Reconstruction via Geometric Consistent Ray Diffusion. </w:t>
-      </w:r>
-      <w:r>
-        <w:rPr>
-          <w:rFonts w:hint="eastAsia"/>
-          <w:color w:val="19181B"/>
-          <w:kern w:val="0"/>
-          <w:sz w:val="20"/>
-          <w:szCs w:val="20"/>
-          <w:lang w:val="en-US"/>
-        </w:rPr>
-        <w:t>Accepted by</w:t>
-      </w:r>
-      <w:r>
-        <w:rPr>
-          <w:color w:val="19181B"/>
-          <w:kern w:val="0"/>
-          <w:sz w:val="20"/>
-          <w:szCs w:val="20"/>
-          <w:lang w:val="en-US"/>
-        </w:rPr>
-        <w:t xml:space="preserve"> </w:t>
-      </w:r>
-      <w:r>
-        <w:rPr>
-          <w:b/>
-          <w:bCs/>
-          <w:color w:val="19181B"/>
-          <w:kern w:val="0"/>
-          <w:sz w:val="20"/>
-          <w:szCs w:val="20"/>
-          <w:lang w:val="en-US"/>
-        </w:rPr>
-        <w:t xml:space="preserve">International Conference </w:t>
-      </w:r>
-      <w:r>
-        <w:rPr>
-          <w:rFonts w:hint="eastAsia"/>
-          <w:b/>
-          <w:bCs/>
-          <w:color w:val="19181B"/>
-          <w:kern w:val="0"/>
-          <w:sz w:val="20"/>
-          <w:szCs w:val="20"/>
-          <w:lang w:val="en-US"/>
-        </w:rPr>
-        <w:t>on</w:t>
-      </w:r>
-      <w:r>
-        <w:rPr>
-          <w:b/>
-          <w:bCs/>
-          <w:color w:val="19181B"/>
-          <w:kern w:val="0"/>
-          <w:sz w:val="20"/>
-          <w:szCs w:val="20"/>
-          <w:lang w:val="en-US"/>
-        </w:rPr>
-        <w:t xml:space="preserve"> Computer Vision 2025</w:t>
-      </w:r>
-      <w:r>
-        <w:rPr>
-          <w:color w:val="19181B"/>
-          <w:kern w:val="0"/>
-          <w:sz w:val="20"/>
-          <w:szCs w:val="20"/>
-          <w:lang w:val="en-US"/>
-        </w:rPr>
-        <w:t xml:space="preserve">. </w:t>
-      </w:r>
-      <w:proofErr w:type="spellStart"/>
-      <w:r>
-        <w:rPr>
-          <w:color w:val="19181B"/>
-          <w:kern w:val="0"/>
-          <w:sz w:val="20"/>
-          <w:szCs w:val="20"/>
-          <w:lang w:val="en-US"/>
-        </w:rPr>
-        <w:t>arXiv</w:t>
-      </w:r>
-      <w:proofErr w:type="spellEnd"/>
-      <w:r>
-        <w:rPr>
-          <w:color w:val="19181B"/>
-          <w:kern w:val="0"/>
-          <w:sz w:val="20"/>
-          <w:szCs w:val="20"/>
-          <w:lang w:val="en-US"/>
-        </w:rPr>
-        <w:t>: https://arxiv.org/abs/2503.22349</w:t>
-      </w:r>
-    </w:p>
-    <w:p>
-      <w:pPr>
-        <w:widowControl w:val="0"/>
-        <w:autoSpaceDE w:val="0"/>
-        <w:autoSpaceDN w:val="0"/>
-        <w:adjustRightInd w:val="0"/>
-        <w:spacing w:line="240" w:lineRule="auto"/>
-        <w:ind w:firstLineChars="0" w:firstLine="0"/>
-        <w:contextualSpacing/>
-        <w:jc w:val="both"/>
-        <w:rPr>
-          <w:color w:val="19181B"/>
-          <w:kern w:val="0"/>
-          <w:sz w:val="20"/>
-          <w:szCs w:val="20"/>
-          <w:lang w:val="en-US"/>
-        </w:rPr>
-      </w:pPr>
-    </w:p>
-    <w:p>
-      <w:pPr>
-        <w:widowControl w:val="0"/>
-        <w:autoSpaceDE w:val="0"/>
-        <w:autoSpaceDN w:val="0"/>
-        <w:adjustRightInd w:val="0"/>
-        <w:spacing w:line="240" w:lineRule="auto"/>
-        <w:ind w:firstLineChars="0" w:firstLine="0"/>
-        <w:contextualSpacing/>
-        <w:jc w:val="both"/>
-        <w:rPr>
-          <w:b/>
-          <w:bCs/>
-          <w:color w:val="19181B"/>
-          <w:kern w:val="0"/>
-          <w:sz w:val="20"/>
-          <w:szCs w:val="20"/>
-          <w:lang w:val="en-US"/>
-        </w:rPr>
-      </w:pPr>
-      <w:r>
-        <w:rPr>
-          <w:color w:val="19181B"/>
-          <w:kern w:val="0"/>
-          <w:sz w:val="20"/>
-          <w:szCs w:val="20"/>
-          <w:lang w:val="en-US"/>
-        </w:rPr>
-        <w:t xml:space="preserve">Huang, S., Chen, G., </w:t>
-      </w:r>
-      <w:r>
-        <w:rPr>
-          <w:b/>
-          <w:color w:val="19181B"/>
-          <w:kern w:val="0"/>
-          <w:sz w:val="20"/>
-          <w:szCs w:val="20"/>
-          <w:lang w:val="en-US"/>
-        </w:rPr>
-        <w:t>Chen, L</w:t>
-      </w:r>
-      <w:r>
-        <w:rPr>
-          <w:color w:val="19181B"/>
-          <w:kern w:val="0"/>
-          <w:sz w:val="20"/>
-          <w:szCs w:val="20"/>
-          <w:lang w:val="en-US"/>
-        </w:rPr>
-        <w:t xml:space="preserve">., &amp; Huang, H. (2024). </w:t>
-      </w:r>
-      <w:proofErr w:type="spellStart"/>
-      <w:r>
-        <w:rPr>
-          <w:i/>
-          <w:color w:val="19181B"/>
-          <w:kern w:val="0"/>
-          <w:sz w:val="20"/>
-          <w:szCs w:val="20"/>
-          <w:lang w:val="en-US"/>
-        </w:rPr>
-        <w:t>NeuralIndicator</w:t>
-      </w:r>
-      <w:proofErr w:type="spellEnd"/>
-      <w:r>
-        <w:rPr>
-          <w:i/>
-          <w:color w:val="19181B"/>
-          <w:kern w:val="0"/>
-          <w:sz w:val="20"/>
-          <w:szCs w:val="20"/>
-          <w:lang w:val="en-US"/>
-        </w:rPr>
-        <w:t>: Implicit Surface Reconstruction from Neural Indicator Priors.</w:t>
+        <w:t>NeuralIndicator: Implicit Surface Reconstruction from Neural Indicator Priors.</w:t>
       </w:r>
       <w:r>
         <w:rPr>
@@ -1727,7 +1483,7 @@
         <w:autoSpaceDN w:val="0"/>
         <w:adjustRightInd w:val="0"/>
         <w:spacing w:line="240" w:lineRule="auto"/>
-        <w:ind w:firstLineChars="0" w:firstLine="0"/>
+        <w:ind w:firstLine="0" w:firstLineChars="0"/>
         <w:contextualSpacing/>
         <w:rPr>
           <w:color w:val="19181B"/>
@@ -1742,13 +1498,13 @@
       <w:pPr>
         <w:widowControl w:val="0"/>
         <w:pBdr>
-          <w:bottom w:val="single" w:sz="6" w:space="1" w:color="auto"/>
+          <w:bottom w:val="single" w:color="auto" w:sz="6" w:space="1"/>
         </w:pBdr>
         <w:autoSpaceDE w:val="0"/>
         <w:autoSpaceDN w:val="0"/>
         <w:adjustRightInd w:val="0"/>
         <w:spacing w:line="240" w:lineRule="auto"/>
-        <w:ind w:firstLineChars="0" w:firstLine="0"/>
+        <w:ind w:firstLine="0" w:firstLineChars="0"/>
         <w:contextualSpacing/>
         <w:rPr>
           <w:b/>
@@ -1793,227 +1549,192 @@
         <w:autoSpaceDN w:val="0"/>
         <w:adjustRightInd w:val="0"/>
         <w:spacing w:line="240" w:lineRule="auto"/>
-        <w:ind w:firstLineChars="0" w:firstLine="0"/>
-        <w:contextualSpacing/>
-        <w:rPr>
-          <w:b/>
-          <w:bCs/>
-          <w:kern w:val="0"/>
-          <w:sz w:val="20"/>
-          <w:szCs w:val="20"/>
-          <w:lang w:val="en-US"/>
-        </w:rPr>
-      </w:pPr>
-      <w:r>
-        <w:rPr>
-          <w:b/>
-          <w:bCs/>
-          <w:kern w:val="0"/>
-          <w:sz w:val="20"/>
-          <w:szCs w:val="20"/>
-          <w:lang w:val="en-US"/>
-        </w:rPr>
-        <w:t>NIO Autonomous Driving</w:t>
-      </w:r>
-      <w:r>
-        <w:rPr>
-          <w:b/>
-          <w:bCs/>
-          <w:kern w:val="0"/>
-          <w:sz w:val="20"/>
-          <w:szCs w:val="20"/>
-          <w:lang w:val="en-US"/>
-        </w:rPr>
-        <w:t xml:space="preserve">      </w:t>
-      </w:r>
-      <w:r>
-        <w:rPr>
-          <w:b/>
-          <w:bCs/>
-          <w:kern w:val="0"/>
-          <w:sz w:val="20"/>
-          <w:szCs w:val="20"/>
-          <w:lang w:val="en-US"/>
-        </w:rPr>
-        <w:tab/>
-      </w:r>
-      <w:r>
-        <w:rPr>
-          <w:b/>
-          <w:bCs/>
-          <w:kern w:val="0"/>
-          <w:sz w:val="20"/>
-          <w:szCs w:val="20"/>
-          <w:lang w:val="en-US"/>
-        </w:rPr>
-        <w:tab/>
-      </w:r>
-      <w:r>
-        <w:rPr>
-          <w:b/>
-          <w:bCs/>
-          <w:kern w:val="0"/>
-          <w:sz w:val="20"/>
-          <w:szCs w:val="20"/>
-          <w:lang w:val="en-US"/>
-        </w:rPr>
-        <w:tab/>
-      </w:r>
-      <w:r>
-        <w:rPr>
-          <w:b/>
-          <w:bCs/>
-          <w:kern w:val="0"/>
-          <w:sz w:val="20"/>
-          <w:szCs w:val="20"/>
-          <w:lang w:val="en-US"/>
-        </w:rPr>
-        <w:tab/>
-      </w:r>
-      <w:r>
-        <w:rPr>
-          <w:b/>
-          <w:bCs/>
-          <w:kern w:val="0"/>
-          <w:sz w:val="20"/>
-          <w:szCs w:val="20"/>
-          <w:lang w:val="en-US"/>
-        </w:rPr>
-        <w:tab/>
-      </w:r>
-      <w:r>
-        <w:rPr>
-          <w:b/>
-          <w:bCs/>
-          <w:kern w:val="0"/>
-          <w:sz w:val="20"/>
-          <w:szCs w:val="20"/>
-          <w:lang w:val="en-US"/>
-        </w:rPr>
-        <w:tab/>
-      </w:r>
-      <w:r>
-        <w:rPr>
-          <w:b/>
-          <w:bCs/>
-          <w:kern w:val="0"/>
-          <w:sz w:val="20"/>
-          <w:szCs w:val="20"/>
-          <w:lang w:val="en-US"/>
-        </w:rPr>
-        <w:tab/>
-      </w:r>
-      <w:r>
-        <w:rPr>
-          <w:b/>
-          <w:bCs/>
-          <w:kern w:val="0"/>
-          <w:sz w:val="20"/>
-          <w:szCs w:val="20"/>
-          <w:lang w:val="en-US"/>
-        </w:rPr>
-        <w:tab/>
-      </w:r>
-      <w:r>
-        <w:rPr>
-          <w:b/>
-          <w:bCs/>
-          <w:kern w:val="0"/>
-          <w:sz w:val="20"/>
-          <w:szCs w:val="20"/>
-          <w:lang w:val="en-US"/>
-        </w:rPr>
-        <w:tab/>
-      </w:r>
-      <w:r>
-        <w:rPr>
-          <w:b/>
-          <w:bCs/>
-          <w:kern w:val="0"/>
-          <w:sz w:val="20"/>
-          <w:szCs w:val="20"/>
-          <w:lang w:val="en-US"/>
-        </w:rPr>
-        <w:tab/>
-      </w:r>
-      <w:r>
-        <w:rPr>
-          <w:b/>
-          <w:bCs/>
-          <w:kern w:val="0"/>
-          <w:sz w:val="20"/>
-          <w:szCs w:val="20"/>
-          <w:lang w:val="en-US"/>
-        </w:rPr>
-        <w:tab/>
-      </w:r>
-      <w:r>
-        <w:rPr>
-          <w:b/>
-          <w:bCs/>
-          <w:kern w:val="0"/>
-          <w:sz w:val="20"/>
-          <w:szCs w:val="20"/>
-          <w:lang w:val="en-US"/>
-        </w:rPr>
-        <w:tab/>
-      </w:r>
-      <w:r>
-        <w:rPr>
-          <w:b/>
-          <w:bCs/>
-          <w:kern w:val="0"/>
-          <w:sz w:val="20"/>
-          <w:szCs w:val="20"/>
-          <w:lang w:val="en-US"/>
-        </w:rPr>
-        <w:tab/>
-      </w:r>
-      <w:proofErr w:type="gramStart"/>
-      <w:r>
-        <w:rPr>
-          <w:b/>
-          <w:bCs/>
-          <w:kern w:val="0"/>
-          <w:sz w:val="20"/>
-          <w:szCs w:val="20"/>
-          <w:lang w:val="en-US"/>
-        </w:rPr>
-        <w:tab/>
-      </w:r>
-      <w:r>
-        <w:rPr>
-          <w:b/>
-          <w:bCs/>
-          <w:kern w:val="0"/>
-          <w:sz w:val="20"/>
-          <w:szCs w:val="20"/>
-          <w:lang w:val="en-US"/>
-        </w:rPr>
-        <w:t xml:space="preserve">  Mar.</w:t>
-      </w:r>
-      <w:proofErr w:type="gramEnd"/>
-      <w:r>
-        <w:rPr>
-          <w:b/>
-          <w:bCs/>
-          <w:kern w:val="0"/>
-          <w:sz w:val="20"/>
-          <w:szCs w:val="20"/>
-          <w:lang w:val="en-US"/>
-        </w:rPr>
-        <w:t xml:space="preserve"> 2026</w:t>
-      </w:r>
-      <w:r>
-        <w:rPr>
-          <w:b/>
-          <w:bCs/>
-          <w:kern w:val="0"/>
-          <w:sz w:val="20"/>
-          <w:szCs w:val="20"/>
-          <w:lang w:val="en-US"/>
-        </w:rPr>
-        <w:t xml:space="preserve"> – </w:t>
+        <w:ind w:firstLine="0" w:firstLineChars="0"/>
+        <w:contextualSpacing/>
+        <w:rPr>
+          <w:b/>
+          <w:bCs/>
+          <w:kern w:val="0"/>
+          <w:sz w:val="20"/>
+          <w:szCs w:val="20"/>
+          <w:lang w:val="en-US"/>
+        </w:rPr>
+      </w:pPr>
+      <w:r>
+        <w:rPr>
+          <w:b/>
+          <w:bCs/>
+          <w:kern w:val="0"/>
+          <w:sz w:val="20"/>
+          <w:szCs w:val="20"/>
+          <w:lang w:val="en-US"/>
+        </w:rPr>
+        <w:t xml:space="preserve">NIO Autonomous Driving      </w:t>
+      </w:r>
+      <w:r>
+        <w:rPr>
+          <w:b/>
+          <w:bCs/>
+          <w:kern w:val="0"/>
+          <w:sz w:val="20"/>
+          <w:szCs w:val="20"/>
+          <w:lang w:val="en-US"/>
+        </w:rPr>
+        <w:tab/>
+      </w:r>
+      <w:r>
+        <w:rPr>
+          <w:b/>
+          <w:bCs/>
+          <w:kern w:val="0"/>
+          <w:sz w:val="20"/>
+          <w:szCs w:val="20"/>
+          <w:lang w:val="en-US"/>
+        </w:rPr>
+        <w:tab/>
+      </w:r>
+      <w:r>
+        <w:rPr>
+          <w:b/>
+          <w:bCs/>
+          <w:kern w:val="0"/>
+          <w:sz w:val="20"/>
+          <w:szCs w:val="20"/>
+          <w:lang w:val="en-US"/>
+        </w:rPr>
+        <w:tab/>
+      </w:r>
+      <w:r>
+        <w:rPr>
+          <w:b/>
+          <w:bCs/>
+          <w:kern w:val="0"/>
+          <w:sz w:val="20"/>
+          <w:szCs w:val="20"/>
+          <w:lang w:val="en-US"/>
+        </w:rPr>
+        <w:tab/>
+      </w:r>
+      <w:r>
+        <w:rPr>
+          <w:b/>
+          <w:bCs/>
+          <w:kern w:val="0"/>
+          <w:sz w:val="20"/>
+          <w:szCs w:val="20"/>
+          <w:lang w:val="en-US"/>
+        </w:rPr>
+        <w:tab/>
+      </w:r>
+      <w:r>
+        <w:rPr>
+          <w:b/>
+          <w:bCs/>
+          <w:kern w:val="0"/>
+          <w:sz w:val="20"/>
+          <w:szCs w:val="20"/>
+          <w:lang w:val="en-US"/>
+        </w:rPr>
+        <w:tab/>
+      </w:r>
+      <w:r>
+        <w:rPr>
+          <w:b/>
+          <w:bCs/>
+          <w:kern w:val="0"/>
+          <w:sz w:val="20"/>
+          <w:szCs w:val="20"/>
+          <w:lang w:val="en-US"/>
+        </w:rPr>
+        <w:tab/>
+      </w:r>
+      <w:r>
+        <w:rPr>
+          <w:b/>
+          <w:bCs/>
+          <w:kern w:val="0"/>
+          <w:sz w:val="20"/>
+          <w:szCs w:val="20"/>
+          <w:lang w:val="en-US"/>
+        </w:rPr>
+        <w:tab/>
+      </w:r>
+      <w:r>
+        <w:rPr>
+          <w:b/>
+          <w:bCs/>
+          <w:kern w:val="0"/>
+          <w:sz w:val="20"/>
+          <w:szCs w:val="20"/>
+          <w:lang w:val="en-US"/>
+        </w:rPr>
+        <w:tab/>
+      </w:r>
+      <w:r>
+        <w:rPr>
+          <w:b/>
+          <w:bCs/>
+          <w:kern w:val="0"/>
+          <w:sz w:val="20"/>
+          <w:szCs w:val="20"/>
+          <w:lang w:val="en-US"/>
+        </w:rPr>
+        <w:tab/>
+      </w:r>
+      <w:r>
+        <w:rPr>
+          <w:b/>
+          <w:bCs/>
+          <w:kern w:val="0"/>
+          <w:sz w:val="20"/>
+          <w:szCs w:val="20"/>
+          <w:lang w:val="en-US"/>
+        </w:rPr>
+        <w:tab/>
+      </w:r>
+      <w:r>
+        <w:rPr>
+          <w:b/>
+          <w:bCs/>
+          <w:kern w:val="0"/>
+          <w:sz w:val="20"/>
+          <w:szCs w:val="20"/>
+          <w:lang w:val="en-US"/>
+        </w:rPr>
+        <w:tab/>
+      </w:r>
+      <w:r>
+        <w:rPr>
+          <w:b/>
+          <w:bCs/>
+          <w:kern w:val="0"/>
+          <w:sz w:val="20"/>
+          <w:szCs w:val="20"/>
+          <w:lang w:val="en-US"/>
+        </w:rPr>
+        <w:tab/>
+      </w:r>
+      <w:r>
+        <w:rPr>
+          <w:b/>
+          <w:bCs/>
+          <w:kern w:val="0"/>
+          <w:sz w:val="20"/>
+          <w:szCs w:val="20"/>
+          <w:lang w:val="en-US"/>
+        </w:rPr>
+        <w:tab/>
+      </w:r>
+      <w:r>
+        <w:rPr>
+          <w:b/>
+          <w:bCs/>
+          <w:kern w:val="0"/>
+          <w:sz w:val="20"/>
+          <w:szCs w:val="20"/>
+          <w:lang w:val="en-US"/>
+        </w:rPr>
+        <w:t xml:space="preserve">  Mar. 2026 – </w:t>
       </w:r>
       <w:r>
         <w:rPr>
@@ -2035,7 +1756,7 @@
         <w:autoSpaceDN w:val="0"/>
         <w:adjustRightInd w:val="0"/>
         <w:spacing w:line="240" w:lineRule="auto"/>
-        <w:ind w:firstLineChars="0" w:firstLine="0"/>
+        <w:ind w:firstLine="0" w:firstLineChars="0"/>
         <w:contextualSpacing/>
         <w:rPr>
           <w:b/>
@@ -2105,7 +1826,7 @@
     </w:p>
     <w:p>
       <w:pPr>
-        <w:pStyle w:val="ListParagraph"/>
+        <w:pStyle w:val="17"/>
         <w:widowControl w:val="0"/>
         <w:numPr>
           <w:ilvl w:val="0"/>
@@ -2132,52 +1853,12 @@
           <w:szCs w:val="20"/>
           <w:lang w:val="en-US"/>
         </w:rPr>
-        <w:t xml:space="preserve">Designed a unified generative representation for dynamic driving scenes that encodes dense 3D Gaussian geometry and sparse 3D bounding boxes as aligned latent streams, using dual branch autoencoders, Unified Positional Encoding, and a Multi-Modal Diffusion Transformer for joint denoising, achieving 27.55 PSNR, 0.854 SSIM, and 0.076 LPIPS for reconstruction, together with 0.625 NDS and 0.552 </w:t>
-      </w:r>
-      <w:proofErr w:type="spellStart"/>
-      <w:r>
-        <w:rPr>
-          <w:kern w:val="0"/>
-          <w:sz w:val="20"/>
-          <w:szCs w:val="20"/>
-          <w:lang w:val="en-US"/>
-        </w:rPr>
-        <w:t>mAP</w:t>
-      </w:r>
-      <w:proofErr w:type="spellEnd"/>
-      <w:r>
-        <w:rPr>
-          <w:kern w:val="0"/>
-          <w:sz w:val="20"/>
-          <w:szCs w:val="20"/>
-          <w:lang w:val="en-US"/>
-        </w:rPr>
-        <w:t xml:space="preserve"> for 3D detection on </w:t>
-      </w:r>
-      <w:proofErr w:type="spellStart"/>
-      <w:r>
-        <w:rPr>
-          <w:kern w:val="0"/>
-          <w:sz w:val="20"/>
-          <w:szCs w:val="20"/>
-          <w:lang w:val="en-US"/>
-        </w:rPr>
-        <w:t>nuScenes</w:t>
-      </w:r>
-      <w:proofErr w:type="spellEnd"/>
-      <w:r>
-        <w:rPr>
-          <w:kern w:val="0"/>
-          <w:sz w:val="20"/>
-          <w:szCs w:val="20"/>
-          <w:lang w:val="en-US"/>
-        </w:rPr>
-        <w:t>.</w:t>
-      </w:r>
-    </w:p>
-    <w:p>
-      <w:pPr>
-        <w:pStyle w:val="ListParagraph"/>
+        <w:t>Designed a unified generative representation for dynamic driving scenes that encodes dense 3D Gaussian geometry and sparse 3D bounding boxes as aligned latent streams, using dual branch autoencoders, Unified Positional Encoding, and a Multi-Modal Diffusion Transformer for joint denoising, achieving 27.55 PSNR, 0.854 SSIM, and 0.076 LPIPS for reconstruction, together with 0.625 NDS and 0.552 mAP for 3D detection on nuScenes.</w:t>
+      </w:r>
+    </w:p>
+    <w:p>
+      <w:pPr>
+        <w:pStyle w:val="17"/>
         <w:widowControl w:val="0"/>
         <w:numPr>
           <w:ilvl w:val="0"/>
@@ -2204,61 +1885,12 @@
           <w:szCs w:val="20"/>
           <w:lang w:val="en-US"/>
         </w:rPr>
-        <w:t xml:space="preserve">Designed a geometry grounded 4D visual tokenizer that aggregates synchronized </w:t>
-      </w:r>
-      <w:proofErr w:type="spellStart"/>
-      <w:r>
-        <w:rPr>
-          <w:kern w:val="0"/>
-          <w:sz w:val="20"/>
-          <w:szCs w:val="20"/>
-          <w:lang w:val="en-US"/>
-        </w:rPr>
-        <w:t>multiview</w:t>
-      </w:r>
-      <w:proofErr w:type="spellEnd"/>
-      <w:r>
-        <w:rPr>
-          <w:kern w:val="0"/>
-          <w:sz w:val="20"/>
-          <w:szCs w:val="20"/>
-          <w:lang w:val="en-US"/>
-        </w:rPr>
-        <w:t xml:space="preserve"> driving </w:t>
-      </w:r>
-      <w:proofErr w:type="spellStart"/>
-      <w:r>
-        <w:rPr>
-          <w:kern w:val="0"/>
-          <w:sz w:val="20"/>
-          <w:szCs w:val="20"/>
-          <w:lang w:val="en-US"/>
-        </w:rPr>
-        <w:t>driving</w:t>
-      </w:r>
-      <w:proofErr w:type="spellEnd"/>
-      <w:r>
-        <w:rPr>
-          <w:kern w:val="0"/>
-          <w:sz w:val="20"/>
-          <w:szCs w:val="20"/>
-          <w:lang w:val="en-US"/>
-        </w:rPr>
-        <w:t xml:space="preserve"> videos through a DINOv2 initialized visual backbone, camera and time embeddings, frame attention, and global attention, with</w:t>
-      </w:r>
-      <w:r>
-        <w:rPr>
-          <w:kern w:val="0"/>
-          <w:sz w:val="20"/>
-          <w:szCs w:val="20"/>
-          <w:lang w:val="en-US"/>
-        </w:rPr>
-        <w:t xml:space="preserve"> complementary depth, point map, Gaussian rendering, and bidirectional motion supervision, achieving 2.55m depth RMSE, 0.146m EPE3D, and 32.34 PSNR on Waymo.</w:t>
-      </w:r>
-    </w:p>
-    <w:p>
-      <w:pPr>
-        <w:pStyle w:val="ListParagraph"/>
+        <w:t>Designed a geometry grounded 4D visual tokenizer that aggregates synchronized multiview driving driving videos through a DINOv2 initialized visual backbone, camera and time embeddings, frame attention, and global attention, with complementary depth, point map, Gaussian rendering, and bidirectional motion supervision, achieving 2.55m depth RMSE, 0.146m EPE3D, and 32.34 PSNR on Waymo.</w:t>
+      </w:r>
+    </w:p>
+    <w:p>
+      <w:pPr>
+        <w:pStyle w:val="17"/>
         <w:widowControl w:val="0"/>
         <w:numPr>
           <w:ilvl w:val="0"/>
@@ -2285,122 +1917,12 @@
           <w:szCs w:val="20"/>
           <w:lang w:val="en-US"/>
         </w:rPr>
-        <w:t xml:space="preserve">Designed a Perception transfer framework, adapting pretrained 4D visual tokens through lightweight interfaces for Gaussian </w:t>
-      </w:r>
-      <w:r>
-        <w:rPr>
-          <w:kern w:val="0"/>
-          <w:sz w:val="20"/>
-          <w:szCs w:val="20"/>
-          <w:lang w:val="en-US"/>
-        </w:rPr>
-        <w:lastRenderedPageBreak/>
-        <w:t xml:space="preserve">anchor based semantic occupancy prediction and </w:t>
-      </w:r>
-      <w:proofErr w:type="spellStart"/>
-      <w:r>
-        <w:rPr>
-          <w:kern w:val="0"/>
-          <w:sz w:val="20"/>
-          <w:szCs w:val="20"/>
-          <w:lang w:val="en-US"/>
-        </w:rPr>
-        <w:t>StreamPETR</w:t>
-      </w:r>
-      <w:proofErr w:type="spellEnd"/>
-      <w:r>
-        <w:rPr>
-          <w:kern w:val="0"/>
-          <w:sz w:val="20"/>
-          <w:szCs w:val="20"/>
-          <w:lang w:val="en-US"/>
-        </w:rPr>
-        <w:t xml:space="preserve"> style temporal 3D object detection, achieving 35.56 occupancy </w:t>
-      </w:r>
-      <w:proofErr w:type="spellStart"/>
-      <w:r>
-        <w:rPr>
-          <w:kern w:val="0"/>
-          <w:sz w:val="20"/>
-          <w:szCs w:val="20"/>
-          <w:lang w:val="en-US"/>
-        </w:rPr>
-        <w:t>IoU</w:t>
-      </w:r>
-      <w:proofErr w:type="spellEnd"/>
-      <w:r>
-        <w:rPr>
-          <w:kern w:val="0"/>
-          <w:sz w:val="20"/>
-          <w:szCs w:val="20"/>
-          <w:lang w:val="en-US"/>
-        </w:rPr>
-        <w:t xml:space="preserve"> and 21.50 semantic </w:t>
-      </w:r>
-      <w:proofErr w:type="spellStart"/>
-      <w:r>
-        <w:rPr>
-          <w:kern w:val="0"/>
-          <w:sz w:val="20"/>
-          <w:szCs w:val="20"/>
-          <w:lang w:val="en-US"/>
-        </w:rPr>
-        <w:t>mIoU</w:t>
-      </w:r>
-      <w:proofErr w:type="spellEnd"/>
-      <w:r>
-        <w:rPr>
-          <w:kern w:val="0"/>
-          <w:sz w:val="20"/>
-          <w:szCs w:val="20"/>
-          <w:lang w:val="en-US"/>
-        </w:rPr>
-        <w:t xml:space="preserve">, together with 0.601 NDS and 0.543 </w:t>
-      </w:r>
-      <w:proofErr w:type="spellStart"/>
-      <w:r>
-        <w:rPr>
-          <w:kern w:val="0"/>
-          <w:sz w:val="20"/>
-          <w:szCs w:val="20"/>
-          <w:lang w:val="en-US"/>
-        </w:rPr>
-        <w:t>mAP</w:t>
-      </w:r>
-      <w:proofErr w:type="spellEnd"/>
-      <w:r>
-        <w:rPr>
-          <w:kern w:val="0"/>
-          <w:sz w:val="20"/>
-          <w:szCs w:val="20"/>
-          <w:lang w:val="en-US"/>
-        </w:rPr>
-        <w:t xml:space="preserve"> on </w:t>
-      </w:r>
-      <w:proofErr w:type="spellStart"/>
-      <w:r>
-        <w:rPr>
-          <w:kern w:val="0"/>
-          <w:sz w:val="20"/>
-          <w:szCs w:val="20"/>
-          <w:lang w:val="en-US"/>
-        </w:rPr>
-        <w:t>nuScenes</w:t>
-      </w:r>
-      <w:proofErr w:type="spellEnd"/>
-      <w:r>
-        <w:rPr>
-          <w:kern w:val="0"/>
-          <w:sz w:val="20"/>
-          <w:szCs w:val="20"/>
-          <w:lang w:val="en-US"/>
-        </w:rPr>
-        <w:t>.</w:t>
-      </w:r>
-    </w:p>
-    <w:p>
-      <w:pPr>
-        <w:pStyle w:val="ListParagraph"/>
+        <w:t>Designed a Perception transfer framework, adapting pretrained 4D visual tokens through lightweight interfaces for Gaussian anchor based semantic occupancy prediction and StreamPETR style temporal 3D object detection, achieving 35.56 occupancy IoU and 21.50 semantic mIoU, together with 0.601 NDS and 0.543 mAP on nuScenes.</w:t>
+      </w:r>
+    </w:p>
+    <w:p>
+      <w:pPr>
+        <w:pStyle w:val="17"/>
         <w:widowControl w:val="0"/>
         <w:numPr>
           <w:ilvl w:val="0"/>
@@ -2427,26 +1949,17 @@
           <w:szCs w:val="20"/>
           <w:lang w:val="en-US"/>
         </w:rPr>
-        <w:t>Enable</w:t>
-      </w:r>
-      <w:r>
-        <w:rPr>
-          <w:kern w:val="0"/>
-          <w:sz w:val="20"/>
-          <w:szCs w:val="20"/>
-          <w:lang w:val="en-US"/>
-        </w:rPr>
-        <w:t>d a Video Generator by exposing the pretrained 4D tokenizer hierarchy as a geometry grounded generative state, allowing a Diffusion Transformer to predict future visual tokens that remain decodable into temporally coherent RGB videos and 3D geometry, achieving 298.72 FVD and 4.37m depth RMSE for 16 frame future prediction.</w:t>
-      </w:r>
-    </w:p>
-    <w:p>
-      <w:pPr>
-        <w:widowControl w:val="0"/>
-        <w:autoSpaceDE w:val="0"/>
-        <w:autoSpaceDN w:val="0"/>
-        <w:adjustRightInd w:val="0"/>
-        <w:spacing w:line="240" w:lineRule="auto"/>
-        <w:ind w:firstLineChars="0" w:firstLine="0"/>
+        <w:t>Enabled a Video Generator by exposing the pretrained 4D tokenizer hierarchy as a geometry grounded generative state, allowing a Diffusion Transformer to predict future visual tokens that remain decodable into temporally coherent RGB videos and 3D geometry, achieving 298.72 FVD and 4.37m depth RMSE for 16 frame future prediction.</w:t>
+      </w:r>
+    </w:p>
+    <w:p>
+      <w:pPr>
+        <w:widowControl w:val="0"/>
+        <w:autoSpaceDE w:val="0"/>
+        <w:autoSpaceDN w:val="0"/>
+        <w:adjustRightInd w:val="0"/>
+        <w:spacing w:line="240" w:lineRule="auto"/>
+        <w:ind w:firstLine="0" w:firstLineChars="0"/>
         <w:contextualSpacing/>
         <w:rPr>
           <w:b/>
@@ -2643,6 +2156,16 @@
           <w:lang w:val="en-US"/>
         </w:rPr>
         <w:tab/>
+      </w:r>
+      <w:r>
+        <w:rPr>
+          <w:b/>
+          <w:bCs/>
+          <w:kern w:val="0"/>
+          <w:sz w:val="20"/>
+          <w:szCs w:val="20"/>
+          <w:lang w:val="en-US"/>
+        </w:rPr>
         <w:t>Dec.</w:t>
       </w:r>
       <w:r>
@@ -2676,7 +2199,7 @@
         <w:autoSpaceDN w:val="0"/>
         <w:adjustRightInd w:val="0"/>
         <w:spacing w:line="240" w:lineRule="auto"/>
-        <w:ind w:firstLineChars="0" w:firstLine="0"/>
+        <w:ind w:firstLine="0" w:firstLineChars="0"/>
         <w:contextualSpacing/>
         <w:rPr>
           <w:b/>
@@ -2746,7 +2269,7 @@
     </w:p>
     <w:p>
       <w:pPr>
-        <w:pStyle w:val="ListParagraph"/>
+        <w:pStyle w:val="17"/>
         <w:widowControl w:val="0"/>
         <w:numPr>
           <w:ilvl w:val="0"/>
@@ -2773,48 +2296,12 @@
           <w:szCs w:val="20"/>
           <w:lang w:val="en-US"/>
         </w:rPr>
-        <w:t>Developed a controllable Multiview driving video generation framework based on 3DVAE and Spatial Temporal Diffusion Transformer, integrating BEV layouts, camera</w:t>
-      </w:r>
-      <w:r>
-        <w:rPr>
-          <w:kern w:val="0"/>
-          <w:sz w:val="20"/>
-          <w:szCs w:val="20"/>
-          <w:lang w:val="en-US"/>
-        </w:rPr>
-        <w:t xml:space="preserve"> </w:t>
-      </w:r>
-      <w:r>
-        <w:rPr>
-          <w:kern w:val="0"/>
-          <w:sz w:val="20"/>
-          <w:szCs w:val="20"/>
-          <w:lang w:val="en-US"/>
-        </w:rPr>
-        <w:t>poses, text descriptions, reference images, and object trajectories to enable high resolution, long sequence, and fine</w:t>
-      </w:r>
-      <w:r>
-        <w:rPr>
-          <w:kern w:val="0"/>
-          <w:sz w:val="20"/>
-          <w:szCs w:val="20"/>
-          <w:lang w:val="en-US"/>
-        </w:rPr>
-        <w:t>-</w:t>
-      </w:r>
-      <w:r>
-        <w:rPr>
-          <w:kern w:val="0"/>
-          <w:sz w:val="20"/>
-          <w:szCs w:val="20"/>
-          <w:lang w:val="en-US"/>
-        </w:rPr>
-        <w:t>grained object level video generation.</w:t>
-      </w:r>
-    </w:p>
-    <w:p>
-      <w:pPr>
-        <w:pStyle w:val="ListParagraph"/>
+        <w:t>Developed a controllable Multiview driving video generation framework based on 3DVAE and Spatial Temporal Diffusion Transformer, integrating BEV layouts, camera poses, text descriptions, reference images, and object trajectories to enable high resolution, long sequence, and fine-grained object level video generation.</w:t>
+      </w:r>
+    </w:p>
+    <w:p>
+      <w:pPr>
+        <w:pStyle w:val="17"/>
         <w:widowControl w:val="0"/>
         <w:numPr>
           <w:ilvl w:val="0"/>
@@ -2841,72 +2328,12 @@
           <w:szCs w:val="20"/>
           <w:lang w:val="en-US"/>
         </w:rPr>
-        <w:t xml:space="preserve">Designed a multimodal object conditioning and feature fusion module, combining Fourier encoded 3D geometric features, text embeddings, and </w:t>
-      </w:r>
-      <w:proofErr w:type="spellStart"/>
-      <w:r>
-        <w:rPr>
-          <w:kern w:val="0"/>
-          <w:sz w:val="20"/>
-          <w:szCs w:val="20"/>
-          <w:lang w:val="en-US"/>
-        </w:rPr>
-        <w:t>SigLIP</w:t>
-      </w:r>
-      <w:proofErr w:type="spellEnd"/>
-      <w:r>
-        <w:rPr>
-          <w:kern w:val="0"/>
-          <w:sz w:val="20"/>
-          <w:szCs w:val="20"/>
-          <w:lang w:val="en-US"/>
-        </w:rPr>
-        <w:t xml:space="preserve"> visual features with instance identity encoding to maintain object appearance across views and time, achieving 53.48 </w:t>
-      </w:r>
-      <w:proofErr w:type="spellStart"/>
-      <w:r>
-        <w:rPr>
-          <w:kern w:val="0"/>
-          <w:sz w:val="20"/>
-          <w:szCs w:val="20"/>
-          <w:lang w:val="en-US"/>
-        </w:rPr>
-        <w:t>mAP</w:t>
-      </w:r>
-      <w:proofErr w:type="spellEnd"/>
-      <w:r>
-        <w:rPr>
-          <w:kern w:val="0"/>
-          <w:sz w:val="20"/>
-          <w:szCs w:val="20"/>
-          <w:lang w:val="en-US"/>
-        </w:rPr>
-        <w:t xml:space="preserve">, 65.70 </w:t>
-      </w:r>
-      <w:proofErr w:type="spellStart"/>
-      <w:r>
-        <w:rPr>
-          <w:kern w:val="0"/>
-          <w:sz w:val="20"/>
-          <w:szCs w:val="20"/>
-          <w:lang w:val="en-US"/>
-        </w:rPr>
-        <w:t>IoU</w:t>
-      </w:r>
-      <w:proofErr w:type="spellEnd"/>
-      <w:r>
-        <w:rPr>
-          <w:kern w:val="0"/>
-          <w:sz w:val="20"/>
-          <w:szCs w:val="20"/>
-          <w:lang w:val="en-US"/>
-        </w:rPr>
-        <w:t>, 60.3% text alignment, and 70.7% image alignment.</w:t>
-      </w:r>
-    </w:p>
-    <w:p>
-      <w:pPr>
-        <w:pStyle w:val="ListParagraph"/>
+        <w:t>Designed a multimodal object conditioning and feature fusion module, combining Fourier encoded 3D geometric features, text embeddings, and SigLIP visual features with instance identity encoding to maintain object appearance across views and time, achieving 53.48 mAP, 65.70 IoU, 60.3% text alignment, and 70.7% image alignment.</w:t>
+      </w:r>
+    </w:p>
+    <w:p>
+      <w:pPr>
+        <w:pStyle w:val="17"/>
         <w:widowControl w:val="0"/>
         <w:numPr>
           <w:ilvl w:val="0"/>
@@ -2933,37 +2360,17 @@
           <w:szCs w:val="20"/>
           <w:lang w:val="en-US"/>
         </w:rPr>
-        <w:t xml:space="preserve">Built a generation, evaluation, and regeneration closed loop framework with a </w:t>
-      </w:r>
-      <w:proofErr w:type="spellStart"/>
-      <w:r>
-        <w:rPr>
-          <w:kern w:val="0"/>
-          <w:sz w:val="20"/>
-          <w:szCs w:val="20"/>
-          <w:lang w:val="en-US"/>
-        </w:rPr>
-        <w:t>multiview</w:t>
-      </w:r>
-      <w:proofErr w:type="spellEnd"/>
-      <w:r>
-        <w:rPr>
-          <w:kern w:val="0"/>
-          <w:sz w:val="20"/>
-          <w:szCs w:val="20"/>
-          <w:lang w:val="en-US"/>
-        </w:rPr>
-        <w:t xml:space="preserve"> Vision Language Model evaluator and 3D guided object refinement module to automatically detect and repair inconsistent objects, improving multiview and temporal consistency to 84.9% index consistency while supporting controllable generation of rare and long-tail driving objects.</w:t>
-      </w:r>
-    </w:p>
-    <w:p>
-      <w:pPr>
-        <w:widowControl w:val="0"/>
-        <w:autoSpaceDE w:val="0"/>
-        <w:autoSpaceDN w:val="0"/>
-        <w:adjustRightInd w:val="0"/>
-        <w:spacing w:line="240" w:lineRule="auto"/>
-        <w:ind w:firstLineChars="0" w:firstLine="0"/>
+        <w:t>Built a generation, evaluation, and regeneration closed loop framework with a multiview Vision Language Model evaluator and 3D guided object refinement module to automatically detect and repair inconsistent objects, improving multiview and temporal consistency to 84.9% index consistency while supporting controllable generation of rare and long-tail driving objects.</w:t>
+      </w:r>
+    </w:p>
+    <w:p>
+      <w:pPr>
+        <w:widowControl w:val="0"/>
+        <w:autoSpaceDE w:val="0"/>
+        <w:autoSpaceDN w:val="0"/>
+        <w:adjustRightInd w:val="0"/>
+        <w:spacing w:line="240" w:lineRule="auto"/>
+        <w:ind w:firstLine="0" w:firstLineChars="0"/>
         <w:contextualSpacing/>
         <w:rPr>
           <w:b/>
@@ -3228,28 +2635,17 @@
           <w:szCs w:val="20"/>
           <w:lang w:val="en-US"/>
         </w:rPr>
-        <w:t xml:space="preserve"> – </w:t>
-      </w:r>
-      <w:r>
-        <w:rPr>
-          <w:b/>
-          <w:bCs/>
-          <w:kern w:val="0"/>
-          <w:sz w:val="20"/>
-          <w:szCs w:val="20"/>
-          <w:lang w:val="en-US"/>
-        </w:rPr>
-        <w:t>Jun. 2025</w:t>
-      </w:r>
-    </w:p>
-    <w:p>
-      <w:pPr>
-        <w:widowControl w:val="0"/>
-        <w:autoSpaceDE w:val="0"/>
-        <w:autoSpaceDN w:val="0"/>
-        <w:adjustRightInd w:val="0"/>
-        <w:spacing w:line="240" w:lineRule="auto"/>
-        <w:ind w:firstLineChars="0" w:firstLine="0"/>
+        <w:t xml:space="preserve"> – Jun. 2025</w:t>
+      </w:r>
+    </w:p>
+    <w:p>
+      <w:pPr>
+        <w:widowControl w:val="0"/>
+        <w:autoSpaceDE w:val="0"/>
+        <w:autoSpaceDN w:val="0"/>
+        <w:adjustRightInd w:val="0"/>
+        <w:spacing w:line="240" w:lineRule="auto"/>
+        <w:ind w:firstLine="0" w:firstLineChars="0"/>
         <w:contextualSpacing/>
         <w:rPr>
           <w:b/>
@@ -3306,7 +2702,7 @@
     </w:p>
     <w:p>
       <w:pPr>
-        <w:pStyle w:val="ListParagraph"/>
+        <w:pStyle w:val="17"/>
         <w:widowControl w:val="0"/>
         <w:numPr>
           <w:ilvl w:val="0"/>
@@ -3333,32 +2729,12 @@
           <w:szCs w:val="20"/>
           <w:lang w:val="en-US"/>
         </w:rPr>
-        <w:t xml:space="preserve">Developed a 3D reconstruction and camera pose estimation pipeline, using Dinov2 for accurate image feature extraction and 7D ray generation with Plücker coordinates, achieving over 90% accuracy for camera pose estimation on the </w:t>
-      </w:r>
-      <w:proofErr w:type="spellStart"/>
-      <w:r>
-        <w:rPr>
-          <w:kern w:val="0"/>
-          <w:sz w:val="20"/>
-          <w:szCs w:val="20"/>
-          <w:lang w:val="en-US"/>
-        </w:rPr>
-        <w:t>Objaverse</w:t>
-      </w:r>
-      <w:proofErr w:type="spellEnd"/>
-      <w:r>
-        <w:rPr>
-          <w:kern w:val="0"/>
-          <w:sz w:val="20"/>
-          <w:szCs w:val="20"/>
-          <w:lang w:val="en-US"/>
-        </w:rPr>
-        <w:t xml:space="preserve"> dataset</w:t>
-      </w:r>
-    </w:p>
-    <w:p>
-      <w:pPr>
-        <w:pStyle w:val="ListParagraph"/>
+        <w:t>Developed a 3D reconstruction and camera pose estimation pipeline, using Dinov2 for accurate image feature extraction and 7D ray generation with Plücker coordinates, achieving over 90% accuracy for camera pose estimation on the Objaverse dataset</w:t>
+      </w:r>
+    </w:p>
+    <w:p>
+      <w:pPr>
+        <w:pStyle w:val="17"/>
         <w:widowControl w:val="0"/>
         <w:numPr>
           <w:ilvl w:val="0"/>
@@ -3390,7 +2766,7 @@
     </w:p>
     <w:p>
       <w:pPr>
-        <w:pStyle w:val="ListParagraph"/>
+        <w:pStyle w:val="17"/>
         <w:widowControl w:val="0"/>
         <w:numPr>
           <w:ilvl w:val="0"/>
@@ -3427,7 +2803,7 @@
         <w:autoSpaceDN w:val="0"/>
         <w:adjustRightInd w:val="0"/>
         <w:spacing w:line="240" w:lineRule="auto"/>
-        <w:ind w:firstLineChars="0" w:firstLine="0"/>
+        <w:ind w:firstLine="0" w:firstLineChars="0"/>
         <w:contextualSpacing/>
         <w:rPr>
           <w:b/>
@@ -3471,43 +2847,18 @@
           <w:szCs w:val="20"/>
           <w:lang w:val="en-US"/>
         </w:rPr>
-        <w:t>(</w:t>
-      </w:r>
-      <w:proofErr w:type="gramStart"/>
-      <w:r>
-        <w:rPr>
-          <w:rFonts w:hint="eastAsia"/>
-          <w:b/>
-          <w:bCs/>
-          <w:kern w:val="0"/>
-          <w:sz w:val="20"/>
-          <w:szCs w:val="20"/>
-          <w:lang w:val="en-US"/>
-        </w:rPr>
-        <w:t>China)</w:t>
-      </w:r>
-      <w:r>
-        <w:rPr>
-          <w:b/>
-          <w:bCs/>
-          <w:kern w:val="0"/>
-          <w:sz w:val="20"/>
-          <w:szCs w:val="20"/>
-          <w:lang w:val="en-US"/>
-        </w:rPr>
-        <w:t xml:space="preserve">   </w:t>
-      </w:r>
-      <w:proofErr w:type="gramEnd"/>
-      <w:r>
-        <w:rPr>
-          <w:b/>
-          <w:bCs/>
-          <w:kern w:val="0"/>
-          <w:sz w:val="20"/>
-          <w:szCs w:val="20"/>
-          <w:lang w:val="en-US"/>
-        </w:rPr>
-        <w:t xml:space="preserve">  </w:t>
+        <w:t>(China)</w:t>
+      </w:r>
+      <w:r>
+        <w:rPr>
+          <w:b/>
+          <w:bCs/>
+          <w:kern w:val="0"/>
+          <w:sz w:val="20"/>
+          <w:szCs w:val="20"/>
+          <w:lang w:val="en-US"/>
+        </w:rPr>
+        <w:t xml:space="preserve">     </w:t>
       </w:r>
       <w:r>
         <w:rPr>
@@ -3749,7 +3100,7 @@
         <w:autoSpaceDN w:val="0"/>
         <w:adjustRightInd w:val="0"/>
         <w:spacing w:line="240" w:lineRule="auto"/>
-        <w:ind w:firstLineChars="0" w:firstLine="0"/>
+        <w:ind w:firstLine="0" w:firstLineChars="0"/>
         <w:contextualSpacing/>
         <w:rPr>
           <w:b/>
@@ -3779,7 +3130,7 @@
     </w:p>
     <w:p>
       <w:pPr>
-        <w:pStyle w:val="ListParagraph"/>
+        <w:pStyle w:val="17"/>
         <w:widowControl w:val="0"/>
         <w:numPr>
           <w:ilvl w:val="0"/>
@@ -3830,7 +3181,7 @@
     </w:p>
     <w:p>
       <w:pPr>
-        <w:pStyle w:val="ListParagraph"/>
+        <w:pStyle w:val="17"/>
         <w:widowControl w:val="0"/>
         <w:numPr>
           <w:ilvl w:val="0"/>
@@ -3881,7 +3232,7 @@
     </w:p>
     <w:p>
       <w:pPr>
-        <w:pStyle w:val="ListParagraph"/>
+        <w:pStyle w:val="17"/>
         <w:widowControl w:val="0"/>
         <w:numPr>
           <w:ilvl w:val="0"/>
@@ -3895,7 +3246,7 @@
         <w:contextualSpacing/>
         <w:jc w:val="both"/>
         <w:rPr>
-          <w:rStyle w:val="CommentReference"/>
+          <w:rStyle w:val="5"/>
           <w:kern w:val="0"/>
           <w:sz w:val="20"/>
           <w:szCs w:val="20"/>
@@ -3957,7 +3308,7 @@
         <w:autoSpaceDN w:val="0"/>
         <w:adjustRightInd w:val="0"/>
         <w:spacing w:line="240" w:lineRule="auto"/>
-        <w:ind w:firstLineChars="0" w:firstLine="0"/>
+        <w:ind w:firstLine="0" w:firstLineChars="0"/>
         <w:contextualSpacing/>
         <w:rPr>
           <w:b/>
@@ -4077,7 +3428,7 @@
         <w:autoSpaceDN w:val="0"/>
         <w:adjustRightInd w:val="0"/>
         <w:spacing w:line="240" w:lineRule="auto"/>
-        <w:ind w:firstLineChars="0" w:firstLine="0"/>
+        <w:ind w:firstLine="0" w:firstLineChars="0"/>
         <w:contextualSpacing/>
         <w:rPr>
           <w:b/>
@@ -4137,7 +3488,7 @@
     </w:p>
     <w:p>
       <w:pPr>
-        <w:pStyle w:val="ListParagraph"/>
+        <w:pStyle w:val="17"/>
         <w:widowControl w:val="0"/>
         <w:numPr>
           <w:ilvl w:val="0"/>
@@ -4171,7 +3522,7 @@
     </w:p>
     <w:p>
       <w:pPr>
-        <w:pStyle w:val="ListParagraph"/>
+        <w:pStyle w:val="17"/>
         <w:widowControl w:val="0"/>
         <w:numPr>
           <w:ilvl w:val="0"/>
@@ -4205,7 +3556,7 @@
     </w:p>
     <w:p>
       <w:pPr>
-        <w:pStyle w:val="ListParagraph"/>
+        <w:pStyle w:val="17"/>
         <w:widowControl w:val="0"/>
         <w:numPr>
           <w:ilvl w:val="0"/>
@@ -4244,7 +3595,7 @@
         <w:autoSpaceDN w:val="0"/>
         <w:adjustRightInd w:val="0"/>
         <w:spacing w:line="240" w:lineRule="auto"/>
-        <w:ind w:firstLineChars="0" w:firstLine="0"/>
+        <w:ind w:firstLine="0" w:firstLineChars="0"/>
         <w:contextualSpacing/>
         <w:rPr>
           <w:color w:val="19181B"/>
@@ -4259,13 +3610,13 @@
       <w:pPr>
         <w:widowControl w:val="0"/>
         <w:pBdr>
-          <w:bottom w:val="single" w:sz="6" w:space="1" w:color="auto"/>
+          <w:bottom w:val="single" w:color="auto" w:sz="6" w:space="1"/>
         </w:pBdr>
         <w:autoSpaceDE w:val="0"/>
         <w:autoSpaceDN w:val="0"/>
         <w:adjustRightInd w:val="0"/>
         <w:spacing w:line="240" w:lineRule="auto"/>
-        <w:ind w:firstLineChars="0" w:firstLine="0"/>
+        <w:ind w:firstLine="0" w:firstLineChars="0"/>
         <w:contextualSpacing/>
         <w:rPr>
           <w:b/>
@@ -4310,7 +3661,7 @@
         <w:autoSpaceDN w:val="0"/>
         <w:adjustRightInd w:val="0"/>
         <w:spacing w:line="240" w:lineRule="auto"/>
-        <w:ind w:firstLineChars="0" w:firstLine="0"/>
+        <w:ind w:firstLine="0" w:firstLineChars="0"/>
         <w:contextualSpacing/>
         <w:jc w:val="distribute"/>
         <w:rPr>
@@ -4349,14 +3700,19 @@
       </w:r>
       <w:r>
         <w:rPr>
-          <w:rFonts w:ascii="KaiTi" w:eastAsia="KaiTi" w:hAnsi="KaiTi" w:cs="KaiTi"/>
-        </w:rPr>
-        <w:tab/>
+          <w:rFonts w:ascii="KaiTi" w:hAnsi="KaiTi" w:eastAsia="KaiTi" w:cs="KaiTi"/>
+        </w:rPr>
+        <w:tab/>
+      </w:r>
+      <w:r>
+        <w:rPr>
+          <w:rFonts w:ascii="KaiTi" w:hAnsi="KaiTi" w:eastAsia="KaiTi" w:cs="KaiTi"/>
+        </w:rPr>
         <w:t xml:space="preserve"> </w:t>
       </w:r>
       <w:r>
         <w:rPr>
-          <w:rFonts w:ascii="KaiTi" w:eastAsia="KaiTi" w:hAnsi="KaiTi" w:cs="KaiTi" w:hint="eastAsia"/>
+          <w:rFonts w:hint="eastAsia" w:ascii="KaiTi" w:hAnsi="KaiTi" w:eastAsia="KaiTi" w:cs="KaiTi"/>
         </w:rPr>
         <w:t xml:space="preserve">  </w:t>
       </w:r>
@@ -4380,7 +3736,7 @@
         <w:autoSpaceDN w:val="0"/>
         <w:adjustRightInd w:val="0"/>
         <w:spacing w:line="240" w:lineRule="auto"/>
-        <w:ind w:firstLineChars="0" w:firstLine="0"/>
+        <w:ind w:firstLine="0" w:firstLineChars="0"/>
         <w:contextualSpacing/>
         <w:rPr>
           <w:b/>
@@ -4408,7 +3764,7 @@
     </w:p>
     <w:p>
       <w:pPr>
-        <w:pStyle w:val="ListParagraph"/>
+        <w:pStyle w:val="17"/>
         <w:widowControl w:val="0"/>
         <w:numPr>
           <w:ilvl w:val="0"/>
@@ -4497,7 +3853,7 @@
     </w:p>
     <w:p>
       <w:pPr>
-        <w:pStyle w:val="ListParagraph"/>
+        <w:pStyle w:val="17"/>
         <w:widowControl w:val="0"/>
         <w:numPr>
           <w:ilvl w:val="0"/>
@@ -4524,13 +3880,12 @@
           <w:szCs w:val="20"/>
           <w:lang w:val="en-US"/>
         </w:rPr>
-        <w:lastRenderedPageBreak/>
         <w:t>Utilized an information entropy-based decision tree to extract key features driving momentum swings, and designed an ANN-driven Momentum Swing Prediction Model (MSPM) to forecast match dynamics</w:t>
       </w:r>
     </w:p>
     <w:p>
       <w:pPr>
-        <w:pStyle w:val="ListParagraph"/>
+        <w:pStyle w:val="17"/>
         <w:widowControl w:val="0"/>
         <w:numPr>
           <w:ilvl w:val="0"/>
@@ -4644,7 +3999,7 @@
         <w:autoSpaceDN w:val="0"/>
         <w:adjustRightInd w:val="0"/>
         <w:spacing w:line="240" w:lineRule="auto"/>
-        <w:ind w:firstLineChars="0" w:firstLine="0"/>
+        <w:ind w:firstLine="0" w:firstLineChars="0"/>
         <w:contextualSpacing/>
         <w:rPr>
           <w:b/>
@@ -4685,46 +4040,49 @@
       </w:r>
       <w:r>
         <w:rPr>
-          <w:rFonts w:ascii="KaiTi" w:eastAsia="KaiTi" w:hAnsi="KaiTi" w:cs="KaiTi"/>
+          <w:rFonts w:ascii="KaiTi" w:hAnsi="KaiTi" w:eastAsia="KaiTi" w:cs="KaiTi"/>
         </w:rPr>
         <w:t xml:space="preserve"> </w:t>
       </w:r>
       <w:r>
         <w:rPr>
-          <w:rFonts w:ascii="KaiTi" w:eastAsia="KaiTi" w:hAnsi="KaiTi" w:cs="KaiTi"/>
-        </w:rPr>
-        <w:tab/>
-      </w:r>
-      <w:r>
-        <w:rPr>
-          <w:rFonts w:ascii="KaiTi" w:eastAsia="KaiTi" w:hAnsi="KaiTi" w:cs="KaiTi"/>
-        </w:rPr>
-        <w:tab/>
-      </w:r>
-      <w:r>
-        <w:rPr>
-          <w:rFonts w:ascii="KaiTi" w:eastAsia="KaiTi" w:hAnsi="KaiTi" w:cs="KaiTi"/>
-        </w:rPr>
-        <w:tab/>
-      </w:r>
-      <w:proofErr w:type="gramStart"/>
-      <w:r>
-        <w:rPr>
-          <w:rFonts w:ascii="KaiTi" w:eastAsia="KaiTi" w:hAnsi="KaiTi" w:cs="KaiTi"/>
-        </w:rPr>
-        <w:tab/>
+          <w:rFonts w:ascii="KaiTi" w:hAnsi="KaiTi" w:eastAsia="KaiTi" w:cs="KaiTi"/>
+        </w:rPr>
+        <w:tab/>
+      </w:r>
+      <w:r>
+        <w:rPr>
+          <w:rFonts w:ascii="KaiTi" w:hAnsi="KaiTi" w:eastAsia="KaiTi" w:cs="KaiTi"/>
+        </w:rPr>
+        <w:tab/>
+      </w:r>
+      <w:r>
+        <w:rPr>
+          <w:rFonts w:ascii="KaiTi" w:hAnsi="KaiTi" w:eastAsia="KaiTi" w:cs="KaiTi"/>
+        </w:rPr>
+        <w:tab/>
+      </w:r>
+      <w:r>
+        <w:rPr>
+          <w:rFonts w:ascii="KaiTi" w:hAnsi="KaiTi" w:eastAsia="KaiTi" w:cs="KaiTi"/>
+        </w:rPr>
+        <w:tab/>
+      </w:r>
+      <w:r>
+        <w:rPr>
+          <w:rFonts w:ascii="KaiTi" w:hAnsi="KaiTi" w:eastAsia="KaiTi" w:cs="KaiTi"/>
+        </w:rPr>
         <w:t xml:space="preserve">  </w:t>
       </w:r>
       <w:r>
         <w:rPr>
-          <w:rFonts w:ascii="KaiTi" w:eastAsia="KaiTi" w:hAnsi="KaiTi" w:cs="KaiTi"/>
-        </w:rPr>
-        <w:tab/>
-      </w:r>
-      <w:proofErr w:type="gramEnd"/>
-      <w:r>
-        <w:rPr>
-          <w:rFonts w:ascii="KaiTi" w:eastAsia="KaiTi" w:hAnsi="KaiTi" w:cs="KaiTi"/>
+          <w:rFonts w:ascii="KaiTi" w:hAnsi="KaiTi" w:eastAsia="KaiTi" w:cs="KaiTi"/>
+        </w:rPr>
+        <w:tab/>
+      </w:r>
+      <w:r>
+        <w:rPr>
+          <w:rFonts w:ascii="KaiTi" w:hAnsi="KaiTi" w:eastAsia="KaiTi" w:cs="KaiTi"/>
         </w:rPr>
         <w:t xml:space="preserve"> </w:t>
       </w:r>
@@ -4761,7 +4119,7 @@
         <w:autoSpaceDN w:val="0"/>
         <w:adjustRightInd w:val="0"/>
         <w:spacing w:line="240" w:lineRule="auto"/>
-        <w:ind w:firstLineChars="0" w:firstLine="0"/>
+        <w:ind w:firstLine="0" w:firstLineChars="0"/>
         <w:contextualSpacing/>
         <w:rPr>
           <w:b/>
@@ -4830,7 +4188,7 @@
     </w:p>
     <w:p>
       <w:pPr>
-        <w:pStyle w:val="ListParagraph"/>
+        <w:pStyle w:val="17"/>
         <w:widowControl w:val="0"/>
         <w:numPr>
           <w:ilvl w:val="0"/>
@@ -4864,7 +4222,7 @@
     </w:p>
     <w:p>
       <w:pPr>
-        <w:pStyle w:val="ListParagraph"/>
+        <w:pStyle w:val="17"/>
         <w:widowControl w:val="0"/>
         <w:numPr>
           <w:ilvl w:val="0"/>
@@ -4951,7 +4309,7 @@
     </w:p>
     <w:p>
       <w:pPr>
-        <w:pStyle w:val="ListParagraph"/>
+        <w:pStyle w:val="17"/>
         <w:widowControl w:val="0"/>
         <w:numPr>
           <w:ilvl w:val="0"/>
@@ -5011,7 +4369,7 @@
         <w:autoSpaceDN w:val="0"/>
         <w:adjustRightInd w:val="0"/>
         <w:spacing w:line="240" w:lineRule="auto"/>
-        <w:ind w:firstLineChars="0" w:firstLine="0"/>
+        <w:ind w:firstLine="0" w:firstLineChars="0"/>
         <w:contextualSpacing/>
         <w:rPr>
           <w:color w:val="19181B"/>
@@ -5026,13 +4384,13 @@
       <w:pPr>
         <w:widowControl w:val="0"/>
         <w:pBdr>
-          <w:bottom w:val="single" w:sz="6" w:space="1" w:color="auto"/>
+          <w:bottom w:val="single" w:color="auto" w:sz="6" w:space="1"/>
         </w:pBdr>
         <w:autoSpaceDE w:val="0"/>
         <w:autoSpaceDN w:val="0"/>
         <w:adjustRightInd w:val="0"/>
         <w:spacing w:line="240" w:lineRule="auto"/>
-        <w:ind w:firstLineChars="0" w:firstLine="0"/>
+        <w:ind w:firstLine="0" w:firstLineChars="0"/>
         <w:contextualSpacing/>
         <w:rPr>
           <w:b/>
@@ -5066,7 +4424,7 @@
         <w:autoSpaceDN w:val="0"/>
         <w:adjustRightInd w:val="0"/>
         <w:spacing w:line="240" w:lineRule="auto"/>
-        <w:ind w:firstLineChars="0" w:firstLine="0"/>
+        <w:ind w:firstLine="0" w:firstLineChars="0"/>
         <w:contextualSpacing/>
         <w:rPr>
           <w:bCs/>
@@ -5178,7 +4536,7 @@
         <w:autoSpaceDN w:val="0"/>
         <w:adjustRightInd w:val="0"/>
         <w:spacing w:line="240" w:lineRule="auto"/>
-        <w:ind w:firstLineChars="0" w:firstLine="0"/>
+        <w:ind w:firstLine="0" w:firstLineChars="0"/>
         <w:contextualSpacing/>
         <w:rPr>
           <w:color w:val="19181B"/>
@@ -5254,7 +4612,7 @@
         <w:autoSpaceDN w:val="0"/>
         <w:adjustRightInd w:val="0"/>
         <w:spacing w:line="240" w:lineRule="auto"/>
-        <w:ind w:firstLineChars="0" w:firstLine="0"/>
+        <w:ind w:firstLine="0" w:firstLineChars="0"/>
         <w:contextualSpacing/>
         <w:rPr>
           <w:bCs/>
@@ -5288,24 +4646,24 @@
       </w:r>
     </w:p>
     <w:sectPr>
-      <w:headerReference w:type="even" r:id="rId7"/>
-      <w:headerReference w:type="default" r:id="rId8"/>
-      <w:footerReference w:type="even" r:id="rId9"/>
-      <w:footerReference w:type="default" r:id="rId10"/>
-      <w:headerReference w:type="first" r:id="rId11"/>
-      <w:footerReference w:type="first" r:id="rId12"/>
+      <w:headerReference r:id="rId7" w:type="first"/>
+      <w:footerReference r:id="rId10" w:type="first"/>
+      <w:headerReference r:id="rId5" w:type="default"/>
+      <w:footerReference r:id="rId8" w:type="default"/>
+      <w:headerReference r:id="rId6" w:type="even"/>
+      <w:footerReference r:id="rId9" w:type="even"/>
       <w:pgSz w:w="11906" w:h="16838"/>
       <w:pgMar w:top="720" w:right="720" w:bottom="720" w:left="720" w:header="851" w:footer="992" w:gutter="0"/>
-      <w:cols w:space="425"/>
-      <w:docGrid w:type="lines" w:linePitch="326"/>
+      <w:cols w:space="425" w:num="1"/>
+      <w:docGrid w:type="lines" w:linePitch="326" w:charSpace="0"/>
     </w:sectPr>
   </w:body>
 </w:document>
 </file>
 
 <file path=word/endnotes.xml><?xml version="1.0" encoding="utf-8"?>
-<w:endnotes xmlns:wpc="http://schemas.microsoft.com/office/word/2010/wordprocessingCanvas" xmlns:cx="http://schemas.microsoft.com/office/drawing/2014/chartex" xmlns:cx1="http://schemas.microsoft.com/office/drawing/2015/9/8/chartex" xmlns:cx2="http://schemas.microsoft.com/office/drawing/2015/10/21/chartex" xmlns:cx3="http://schemas.microsoft.com/office/drawing/2016/5/9/chartex" xmlns:cx4="http://schemas.microsoft.com/office/drawing/2016/5/10/chartex" xmlns:cx5="http://schemas.microsoft.com/office/drawing/2016/5/11/chartex" xmlns:cx6="http://schemas.microsoft.com/office/drawing/2016/5/12/chartex" xmlns:cx7="http://schemas.microsoft.com/office/drawing/2016/5/13/chartex" xmlns:cx8="http://schemas.microsoft.com/office/drawing/2016/5/14/chartex" xmlns:mc="http://schemas.openxmlformats.org/markup-compatibility/2006" xmlns:m="http://schemas.openxmlformats.org/officeDocument/2006/math" xmlns:aink="http://schemas.microsoft.com/office/drawing/2016/ink" xmlns:am3d="http://schemas.microsoft.com/office/drawing/2017/model3d" xmlns:oel="http://schemas.microsoft.com/office/2019/extlst" xmlns:r="http://schemas.openxmlformats.org/officeDocument/2006/relationships" xmlns:wp14="http://schemas.microsoft.com/office/word/2010/wordprocessingDrawing" xmlns:wp="http://schemas.openxmlformats.org/drawingml/2006/wordprocessingDrawing" xmlns:wpg="http://schemas.microsoft.com/office/word/2010/wordprocessingGroup" xmlns:wpi="http://schemas.microsoft.com/office/word/2010/wordprocessingInk" xmlns:wps="http://schemas.microsoft.com/office/word/2010/wordprocessingShape" xmlns:o="urn:schemas-microsoft-com:office:office" xmlns:v="urn:schemas-microsoft-com:vml" xmlns:w10="urn:schemas-microsoft-com:office:word" xmlns:w="http://schemas.openxmlformats.org/wordprocessingml/2006/main" xmlns:w14="http://schemas.microsoft.com/office/word/2010/wordml" xmlns:w15="http://schemas.microsoft.com/office/word/2012/wordml" xmlns:w16cei="http://schemas.microsoft.com/office/word/2026/wordml/cei" xmlns:w16cex="http://schemas.microsoft.com/office/word/2018/wordml/cex" xmlns:w16cid="http://schemas.microsoft.com/office/word/2016/wordml/cid" xmlns:w16="http://schemas.microsoft.com/office/word/2018/wordml" xmlns:w16sdtdh="http://schemas.microsoft.com/office/word/2020/wordml/sdtdatahash" xmlns:w16sdtfl="http://schemas.microsoft.com/office/word/2024/wordml/sdtformatlock" xmlns:w16se="http://schemas.microsoft.com/office/word/2015/wordml/symex" xmlns:w16du="http://schemas.microsoft.com/office/word/2023/wordml/word16du" xmlns:wne="http://schemas.microsoft.com/office/word/2006/wordml" mc:Ignorable="w14 w15 w16se w16cid w16 w16cex w16sdtdh w16sdtfl w16du wp14">
-  <w:endnote w:type="separator" w:id="-1">
+<w:endnotes xmlns:wpc="http://schemas.microsoft.com/office/word/2010/wordprocessingCanvas" xmlns:mc="http://schemas.openxmlformats.org/markup-compatibility/2006" xmlns:o="urn:schemas-microsoft-com:office:office" xmlns:r="http://schemas.openxmlformats.org/officeDocument/2006/relationships" xmlns:m="http://schemas.openxmlformats.org/officeDocument/2006/math" xmlns:v="urn:schemas-microsoft-com:vml" xmlns:wp14="http://schemas.microsoft.com/office/word/2010/wordprocessingDrawing" xmlns:wp="http://schemas.openxmlformats.org/drawingml/2006/wordprocessingDrawing" xmlns:w="http://schemas.openxmlformats.org/wordprocessingml/2006/main" xmlns:w14="http://schemas.microsoft.com/office/word/2010/wordml" xmlns:w15="http://schemas.microsoft.com/office/word/2012/wordml" xmlns:w10="urn:schemas-microsoft-com:office:word" xmlns:wpg="http://schemas.microsoft.com/office/word/2010/wordprocessingGroup" xmlns:wpi="http://schemas.microsoft.com/office/word/2010/wordprocessingInk" xmlns:wne="http://schemas.microsoft.com/office/word/2006/wordml" xmlns:wps="http://schemas.microsoft.com/office/word/2010/wordprocessingShape" xmlns:wpsCustomData="http://www.wps.cn/officeDocument/2013/wpsCustomData" mc:Ignorable="w14 w15 wp14">
+  <w:endnote w:type="separator" w:id="0">
     <w:p>
       <w:pPr>
         <w:spacing w:line="240" w:lineRule="auto"/>
@@ -5316,7 +4674,7 @@
       </w:r>
     </w:p>
   </w:endnote>
-  <w:endnote w:type="continuationSeparator" w:id="0">
+  <w:endnote w:type="continuationSeparator" w:id="1">
     <w:p>
       <w:pPr>
         <w:spacing w:line="240" w:lineRule="auto"/>
@@ -5331,10 +4689,10 @@
 </file>
 
 <file path=word/footer1.xml><?xml version="1.0" encoding="utf-8"?>
-<w:ftr xmlns:wpc="http://schemas.microsoft.com/office/word/2010/wordprocessingCanvas" xmlns:cx="http://schemas.microsoft.com/office/drawing/2014/chartex" xmlns:cx1="http://schemas.microsoft.com/office/drawing/2015/9/8/chartex" xmlns:cx2="http://schemas.microsoft.com/office/drawing/2015/10/21/chartex" xmlns:cx3="http://schemas.microsoft.com/office/drawing/2016/5/9/chartex" xmlns:cx4="http://schemas.microsoft.com/office/drawing/2016/5/10/chartex" xmlns:cx5="http://schemas.microsoft.com/office/drawing/2016/5/11/chartex" xmlns:cx6="http://schemas.microsoft.com/office/drawing/2016/5/12/chartex" xmlns:cx7="http://schemas.microsoft.com/office/drawing/2016/5/13/chartex" xmlns:cx8="http://schemas.microsoft.com/office/drawing/2016/5/14/chartex" xmlns:mc="http://schemas.openxmlformats.org/markup-compatibility/2006" xmlns:m="http://schemas.openxmlformats.org/officeDocument/2006/math" xmlns:aink="http://schemas.microsoft.com/office/drawing/2016/ink" xmlns:am3d="http://schemas.microsoft.com/office/drawing/2017/model3d" xmlns:oel="http://schemas.microsoft.com/office/2019/extlst" xmlns:r="http://schemas.openxmlformats.org/officeDocument/2006/relationships" xmlns:wp14="http://schemas.microsoft.com/office/word/2010/wordprocessingDrawing" xmlns:wp="http://schemas.openxmlformats.org/drawingml/2006/wordprocessingDrawing" xmlns:wpg="http://schemas.microsoft.com/office/word/2010/wordprocessingGroup" xmlns:wpi="http://schemas.microsoft.com/office/word/2010/wordprocessingInk" xmlns:wps="http://schemas.microsoft.com/office/word/2010/wordprocessingShape" xmlns:o="urn:schemas-microsoft-com:office:office" xmlns:v="urn:schemas-microsoft-com:vml" xmlns:w10="urn:schemas-microsoft-com:office:word" xmlns:w="http://schemas.openxmlformats.org/wordprocessingml/2006/main" xmlns:w14="http://schemas.microsoft.com/office/word/2010/wordml" xmlns:w15="http://schemas.microsoft.com/office/word/2012/wordml" xmlns:w16cei="http://schemas.microsoft.com/office/word/2026/wordml/cei" xmlns:w16cex="http://schemas.microsoft.com/office/word/2018/wordml/cex" xmlns:w16cid="http://schemas.microsoft.com/office/word/2016/wordml/cid" xmlns:w16="http://schemas.microsoft.com/office/word/2018/wordml" xmlns:w16sdtdh="http://schemas.microsoft.com/office/word/2020/wordml/sdtdatahash" xmlns:w16sdtfl="http://schemas.microsoft.com/office/word/2024/wordml/sdtformatlock" xmlns:w16se="http://schemas.microsoft.com/office/word/2015/wordml/symex" xmlns:w16du="http://schemas.microsoft.com/office/word/2023/wordml/word16du" xmlns:wne="http://schemas.microsoft.com/office/word/2006/wordml" mc:Ignorable="w14 w15 w16se w16cid w16 w16cex w16sdtdh w16sdtfl w16du wp14">
+<w:ftr xmlns:wpc="http://schemas.microsoft.com/office/word/2010/wordprocessingCanvas" xmlns:mc="http://schemas.openxmlformats.org/markup-compatibility/2006" xmlns:o="urn:schemas-microsoft-com:office:office" xmlns:r="http://schemas.openxmlformats.org/officeDocument/2006/relationships" xmlns:m="http://schemas.openxmlformats.org/officeDocument/2006/math" xmlns:v="urn:schemas-microsoft-com:vml" xmlns:wp14="http://schemas.microsoft.com/office/word/2010/wordprocessingDrawing" xmlns:wp="http://schemas.openxmlformats.org/drawingml/2006/wordprocessingDrawing" xmlns:w10="urn:schemas-microsoft-com:office:word" xmlns:w="http://schemas.openxmlformats.org/wordprocessingml/2006/main" xmlns:w14="http://schemas.microsoft.com/office/word/2010/wordml" xmlns:w15="http://schemas.microsoft.com/office/word/2012/wordml" xmlns:wpg="http://schemas.microsoft.com/office/word/2010/wordprocessingGroup" xmlns:wpi="http://schemas.microsoft.com/office/word/2010/wordprocessingInk" xmlns:wne="http://schemas.microsoft.com/office/word/2006/wordml" xmlns:wps="http://schemas.microsoft.com/office/word/2010/wordprocessingShape" xmlns:wpsCustomData="http://www.wps.cn/officeDocument/2013/wpsCustomData" mc:Ignorable="w14 w15 wp14">
   <w:p>
     <w:pPr>
-      <w:pStyle w:val="Footer"/>
+      <w:pStyle w:val="9"/>
       <w:ind w:firstLine="360"/>
     </w:pPr>
   </w:p>
@@ -5342,10 +4700,10 @@
 </file>
 
 <file path=word/footer2.xml><?xml version="1.0" encoding="utf-8"?>
-<w:ftr xmlns:wpc="http://schemas.microsoft.com/office/word/2010/wordprocessingCanvas" xmlns:cx="http://schemas.microsoft.com/office/drawing/2014/chartex" xmlns:cx1="http://schemas.microsoft.com/office/drawing/2015/9/8/chartex" xmlns:cx2="http://schemas.microsoft.com/office/drawing/2015/10/21/chartex" xmlns:cx3="http://schemas.microsoft.com/office/drawing/2016/5/9/chartex" xmlns:cx4="http://schemas.microsoft.com/office/drawing/2016/5/10/chartex" xmlns:cx5="http://schemas.microsoft.com/office/drawing/2016/5/11/chartex" xmlns:cx6="http://schemas.microsoft.com/office/drawing/2016/5/12/chartex" xmlns:cx7="http://schemas.microsoft.com/office/drawing/2016/5/13/chartex" xmlns:cx8="http://schemas.microsoft.com/office/drawing/2016/5/14/chartex" xmlns:mc="http://schemas.openxmlformats.org/markup-compatibility/2006" xmlns:m="http://schemas.openxmlformats.org/officeDocument/2006/math" xmlns:aink="http://schemas.microsoft.com/office/drawing/2016/ink" xmlns:am3d="http://schemas.microsoft.com/office/drawing/2017/model3d" xmlns:oel="http://schemas.microsoft.com/office/2019/extlst" xmlns:r="http://schemas.openxmlformats.org/officeDocument/2006/relationships" xmlns:wp14="http://schemas.microsoft.com/office/word/2010/wordprocessingDrawing" xmlns:wp="http://schemas.openxmlformats.org/drawingml/2006/wordprocessingDrawing" xmlns:wpg="http://schemas.microsoft.com/office/word/2010/wordprocessingGroup" xmlns:wpi="http://schemas.microsoft.com/office/word/2010/wordprocessingInk" xmlns:wps="http://schemas.microsoft.com/office/word/2010/wordprocessingShape" xmlns:o="urn:schemas-microsoft-com:office:office" xmlns:v="urn:schemas-microsoft-com:vml" xmlns:w10="urn:schemas-microsoft-com:office:word" xmlns:w="http://schemas.openxmlformats.org/wordprocessingml/2006/main" xmlns:w14="http://schemas.microsoft.com/office/word/2010/wordml" xmlns:w15="http://schemas.microsoft.com/office/word/2012/wordml" xmlns:w16cei="http://schemas.microsoft.com/office/word/2026/wordml/cei" xmlns:w16cex="http://schemas.microsoft.com/office/word/2018/wordml/cex" xmlns:w16cid="http://schemas.microsoft.com/office/word/2016/wordml/cid" xmlns:w16="http://schemas.microsoft.com/office/word/2018/wordml" xmlns:w16sdtdh="http://schemas.microsoft.com/office/word/2020/wordml/sdtdatahash" xmlns:w16sdtfl="http://schemas.microsoft.com/office/word/2024/wordml/sdtformatlock" xmlns:w16se="http://schemas.microsoft.com/office/word/2015/wordml/symex" xmlns:w16du="http://schemas.microsoft.com/office/word/2023/wordml/word16du" xmlns:wne="http://schemas.microsoft.com/office/word/2006/wordml" mc:Ignorable="w14 w15 w16se w16cid w16 w16cex w16sdtdh w16sdtfl w16du wp14">
+<w:ftr xmlns:wpc="http://schemas.microsoft.com/office/word/2010/wordprocessingCanvas" xmlns:mc="http://schemas.openxmlformats.org/markup-compatibility/2006" xmlns:o="urn:schemas-microsoft-com:office:office" xmlns:r="http://schemas.openxmlformats.org/officeDocument/2006/relationships" xmlns:m="http://schemas.openxmlformats.org/officeDocument/2006/math" xmlns:v="urn:schemas-microsoft-com:vml" xmlns:wp14="http://schemas.microsoft.com/office/word/2010/wordprocessingDrawing" xmlns:wp="http://schemas.openxmlformats.org/drawingml/2006/wordprocessingDrawing" xmlns:w10="urn:schemas-microsoft-com:office:word" xmlns:w="http://schemas.openxmlformats.org/wordprocessingml/2006/main" xmlns:w14="http://schemas.microsoft.com/office/word/2010/wordml" xmlns:w15="http://schemas.microsoft.com/office/word/2012/wordml" xmlns:wpg="http://schemas.microsoft.com/office/word/2010/wordprocessingGroup" xmlns:wpi="http://schemas.microsoft.com/office/word/2010/wordprocessingInk" xmlns:wne="http://schemas.microsoft.com/office/word/2006/wordml" xmlns:wps="http://schemas.microsoft.com/office/word/2010/wordprocessingShape" xmlns:wpsCustomData="http://www.wps.cn/officeDocument/2013/wpsCustomData" mc:Ignorable="w14 w15 wp14">
   <w:p>
     <w:pPr>
-      <w:pStyle w:val="Footer"/>
+      <w:pStyle w:val="9"/>
       <w:ind w:firstLine="360"/>
     </w:pPr>
   </w:p>
@@ -5353,10 +4711,10 @@
 </file>
 
 <file path=word/footer3.xml><?xml version="1.0" encoding="utf-8"?>
-<w:ftr xmlns:wpc="http://schemas.microsoft.com/office/word/2010/wordprocessingCanvas" xmlns:cx="http://schemas.microsoft.com/office/drawing/2014/chartex" xmlns:cx1="http://schemas.microsoft.com/office/drawing/2015/9/8/chartex" xmlns:cx2="http://schemas.microsoft.com/office/drawing/2015/10/21/chartex" xmlns:cx3="http://schemas.microsoft.com/office/drawing/2016/5/9/chartex" xmlns:cx4="http://schemas.microsoft.com/office/drawing/2016/5/10/chartex" xmlns:cx5="http://schemas.microsoft.com/office/drawing/2016/5/11/chartex" xmlns:cx6="http://schemas.microsoft.com/office/drawing/2016/5/12/chartex" xmlns:cx7="http://schemas.microsoft.com/office/drawing/2016/5/13/chartex" xmlns:cx8="http://schemas.microsoft.com/office/drawing/2016/5/14/chartex" xmlns:mc="http://schemas.openxmlformats.org/markup-compatibility/2006" xmlns:m="http://schemas.openxmlformats.org/officeDocument/2006/math" xmlns:aink="http://schemas.microsoft.com/office/drawing/2016/ink" xmlns:am3d="http://schemas.microsoft.com/office/drawing/2017/model3d" xmlns:oel="http://schemas.microsoft.com/office/2019/extlst" xmlns:r="http://schemas.openxmlformats.org/officeDocument/2006/relationships" xmlns:wp14="http://schemas.microsoft.com/office/word/2010/wordprocessingDrawing" xmlns:wp="http://schemas.openxmlformats.org/drawingml/2006/wordprocessingDrawing" xmlns:wpg="http://schemas.microsoft.com/office/word/2010/wordprocessingGroup" xmlns:wpi="http://schemas.microsoft.com/office/word/2010/wordprocessingInk" xmlns:wps="http://schemas.microsoft.com/office/word/2010/wordprocessingShape" xmlns:o="urn:schemas-microsoft-com:office:office" xmlns:v="urn:schemas-microsoft-com:vml" xmlns:w10="urn:schemas-microsoft-com:office:word" xmlns:w="http://schemas.openxmlformats.org/wordprocessingml/2006/main" xmlns:w14="http://schemas.microsoft.com/office/word/2010/wordml" xmlns:w15="http://schemas.microsoft.com/office/word/2012/wordml" xmlns:w16cei="http://schemas.microsoft.com/office/word/2026/wordml/cei" xmlns:w16cex="http://schemas.microsoft.com/office/word/2018/wordml/cex" xmlns:w16cid="http://schemas.microsoft.com/office/word/2016/wordml/cid" xmlns:w16="http://schemas.microsoft.com/office/word/2018/wordml" xmlns:w16sdtdh="http://schemas.microsoft.com/office/word/2020/wordml/sdtdatahash" xmlns:w16sdtfl="http://schemas.microsoft.com/office/word/2024/wordml/sdtformatlock" xmlns:w16se="http://schemas.microsoft.com/office/word/2015/wordml/symex" xmlns:w16du="http://schemas.microsoft.com/office/word/2023/wordml/word16du" xmlns:wne="http://schemas.microsoft.com/office/word/2006/wordml" mc:Ignorable="w14 w15 w16se w16cid w16 w16cex w16sdtdh w16sdtfl w16du wp14">
+<w:ftr xmlns:wpc="http://schemas.microsoft.com/office/word/2010/wordprocessingCanvas" xmlns:mc="http://schemas.openxmlformats.org/markup-compatibility/2006" xmlns:o="urn:schemas-microsoft-com:office:office" xmlns:r="http://schemas.openxmlformats.org/officeDocument/2006/relationships" xmlns:m="http://schemas.openxmlformats.org/officeDocument/2006/math" xmlns:v="urn:schemas-microsoft-com:vml" xmlns:wp14="http://schemas.microsoft.com/office/word/2010/wordprocessingDrawing" xmlns:wp="http://schemas.openxmlformats.org/drawingml/2006/wordprocessingDrawing" xmlns:w10="urn:schemas-microsoft-com:office:word" xmlns:w="http://schemas.openxmlformats.org/wordprocessingml/2006/main" xmlns:w14="http://schemas.microsoft.com/office/word/2010/wordml" xmlns:w15="http://schemas.microsoft.com/office/word/2012/wordml" xmlns:wpg="http://schemas.microsoft.com/office/word/2010/wordprocessingGroup" xmlns:wpi="http://schemas.microsoft.com/office/word/2010/wordprocessingInk" xmlns:wne="http://schemas.microsoft.com/office/word/2006/wordml" xmlns:wps="http://schemas.microsoft.com/office/word/2010/wordprocessingShape" xmlns:wpsCustomData="http://www.wps.cn/officeDocument/2013/wpsCustomData" mc:Ignorable="w14 w15 wp14">
   <w:p>
     <w:pPr>
-      <w:pStyle w:val="Footer"/>
+      <w:pStyle w:val="9"/>
       <w:ind w:firstLine="360"/>
     </w:pPr>
   </w:p>
@@ -5364,10 +4722,11 @@
 </file>
 
 <file path=word/footnotes.xml><?xml version="1.0" encoding="utf-8"?>
-<w:footnotes xmlns:wpc="http://schemas.microsoft.com/office/word/2010/wordprocessingCanvas" xmlns:cx="http://schemas.microsoft.com/office/drawing/2014/chartex" xmlns:cx1="http://schemas.microsoft.com/office/drawing/2015/9/8/chartex" xmlns:cx2="http://schemas.microsoft.com/office/drawing/2015/10/21/chartex" xmlns:cx3="http://schemas.microsoft.com/office/drawing/2016/5/9/chartex" xmlns:cx4="http://schemas.microsoft.com/office/drawing/2016/5/10/chartex" xmlns:cx5="http://schemas.microsoft.com/office/drawing/2016/5/11/chartex" xmlns:cx6="http://schemas.microsoft.com/office/drawing/2016/5/12/chartex" xmlns:cx7="http://schemas.microsoft.com/office/drawing/2016/5/13/chartex" xmlns:cx8="http://schemas.microsoft.com/office/drawing/2016/5/14/chartex" xmlns:mc="http://schemas.openxmlformats.org/markup-compatibility/2006" xmlns:m="http://schemas.openxmlformats.org/officeDocument/2006/math" xmlns:aink="http://schemas.microsoft.com/office/drawing/2016/ink" xmlns:am3d="http://schemas.microsoft.com/office/drawing/2017/model3d" xmlns:oel="http://schemas.microsoft.com/office/2019/extlst" xmlns:r="http://schemas.openxmlformats.org/officeDocument/2006/relationships" xmlns:wp14="http://schemas.microsoft.com/office/word/2010/wordprocessingDrawing" xmlns:wp="http://schemas.openxmlformats.org/drawingml/2006/wordprocessingDrawing" xmlns:wpg="http://schemas.microsoft.com/office/word/2010/wordprocessingGroup" xmlns:wpi="http://schemas.microsoft.com/office/word/2010/wordprocessingInk" xmlns:wps="http://schemas.microsoft.com/office/word/2010/wordprocessingShape" xmlns:o="urn:schemas-microsoft-com:office:office" xmlns:v="urn:schemas-microsoft-com:vml" xmlns:w10="urn:schemas-microsoft-com:office:word" xmlns:w="http://schemas.openxmlformats.org/wordprocessingml/2006/main" xmlns:w14="http://schemas.microsoft.com/office/word/2010/wordml" xmlns:w15="http://schemas.microsoft.com/office/word/2012/wordml" xmlns:w16cei="http://schemas.microsoft.com/office/word/2026/wordml/cei" xmlns:w16cex="http://schemas.microsoft.com/office/word/2018/wordml/cex" xmlns:w16cid="http://schemas.microsoft.com/office/word/2016/wordml/cid" xmlns:w16="http://schemas.microsoft.com/office/word/2018/wordml" xmlns:w16sdtdh="http://schemas.microsoft.com/office/word/2020/wordml/sdtdatahash" xmlns:w16sdtfl="http://schemas.microsoft.com/office/word/2024/wordml/sdtformatlock" xmlns:w16se="http://schemas.microsoft.com/office/word/2015/wordml/symex" xmlns:w16du="http://schemas.microsoft.com/office/word/2023/wordml/word16du" xmlns:wne="http://schemas.microsoft.com/office/word/2006/wordml" mc:Ignorable="w14 w15 w16se w16cid w16 w16cex w16sdtdh w16sdtfl w16du wp14">
-  <w:footnote w:type="separator" w:id="-1">
-    <w:p>
-      <w:pPr>
+<w:footnotes xmlns:wpc="http://schemas.microsoft.com/office/word/2010/wordprocessingCanvas" xmlns:mc="http://schemas.openxmlformats.org/markup-compatibility/2006" xmlns:o="urn:schemas-microsoft-com:office:office" xmlns:r="http://schemas.openxmlformats.org/officeDocument/2006/relationships" xmlns:m="http://schemas.openxmlformats.org/officeDocument/2006/math" xmlns:v="urn:schemas-microsoft-com:vml" xmlns:wp14="http://schemas.microsoft.com/office/word/2010/wordprocessingDrawing" xmlns:wp="http://schemas.openxmlformats.org/drawingml/2006/wordprocessingDrawing" xmlns:w="http://schemas.openxmlformats.org/wordprocessingml/2006/main" xmlns:w14="http://schemas.microsoft.com/office/word/2010/wordml" xmlns:w15="http://schemas.microsoft.com/office/word/2012/wordml" xmlns:w10="urn:schemas-microsoft-com:office:word" xmlns:wpg="http://schemas.microsoft.com/office/word/2010/wordprocessingGroup" xmlns:wpi="http://schemas.microsoft.com/office/word/2010/wordprocessingInk" xmlns:wne="http://schemas.microsoft.com/office/word/2006/wordml" xmlns:wps="http://schemas.microsoft.com/office/word/2010/wordprocessingShape" xmlns:wpsCustomData="http://www.wps.cn/officeDocument/2013/wpsCustomData" mc:Ignorable="w14 w15 wp14">
+  <w:footnote w:type="separator" w:id="0">
+    <w:p>
+      <w:pPr>
+        <w:spacing w:line="360" w:lineRule="auto"/>
         <w:ind w:firstLine="480"/>
       </w:pPr>
       <w:r>
@@ -5375,9 +4734,10 @@
       </w:r>
     </w:p>
   </w:footnote>
-  <w:footnote w:type="continuationSeparator" w:id="0">
-    <w:p>
-      <w:pPr>
+  <w:footnote w:type="continuationSeparator" w:id="1">
+    <w:p>
+      <w:pPr>
+        <w:spacing w:line="360" w:lineRule="auto"/>
         <w:ind w:firstLine="480"/>
       </w:pPr>
       <w:r>
@@ -5389,31 +4749,31 @@
 </file>
 
 <file path=word/header1.xml><?xml version="1.0" encoding="utf-8"?>
-<w:hdr xmlns:wpc="http://schemas.microsoft.com/office/word/2010/wordprocessingCanvas" xmlns:cx="http://schemas.microsoft.com/office/drawing/2014/chartex" xmlns:cx1="http://schemas.microsoft.com/office/drawing/2015/9/8/chartex" xmlns:cx2="http://schemas.microsoft.com/office/drawing/2015/10/21/chartex" xmlns:cx3="http://schemas.microsoft.com/office/drawing/2016/5/9/chartex" xmlns:cx4="http://schemas.microsoft.com/office/drawing/2016/5/10/chartex" xmlns:cx5="http://schemas.microsoft.com/office/drawing/2016/5/11/chartex" xmlns:cx6="http://schemas.microsoft.com/office/drawing/2016/5/12/chartex" xmlns:cx7="http://schemas.microsoft.com/office/drawing/2016/5/13/chartex" xmlns:cx8="http://schemas.microsoft.com/office/drawing/2016/5/14/chartex" xmlns:mc="http://schemas.openxmlformats.org/markup-compatibility/2006" xmlns:m="http://schemas.openxmlformats.org/officeDocument/2006/math" xmlns:aink="http://schemas.microsoft.com/office/drawing/2016/ink" xmlns:am3d="http://schemas.microsoft.com/office/drawing/2017/model3d" xmlns:oel="http://schemas.microsoft.com/office/2019/extlst" xmlns:r="http://schemas.openxmlformats.org/officeDocument/2006/relationships" xmlns:wp14="http://schemas.microsoft.com/office/word/2010/wordprocessingDrawing" xmlns:wp="http://schemas.openxmlformats.org/drawingml/2006/wordprocessingDrawing" xmlns:wpg="http://schemas.microsoft.com/office/word/2010/wordprocessingGroup" xmlns:wpi="http://schemas.microsoft.com/office/word/2010/wordprocessingInk" xmlns:wps="http://schemas.microsoft.com/office/word/2010/wordprocessingShape" xmlns:o="urn:schemas-microsoft-com:office:office" xmlns:v="urn:schemas-microsoft-com:vml" xmlns:w10="urn:schemas-microsoft-com:office:word" xmlns:w="http://schemas.openxmlformats.org/wordprocessingml/2006/main" xmlns:w14="http://schemas.microsoft.com/office/word/2010/wordml" xmlns:w15="http://schemas.microsoft.com/office/word/2012/wordml" xmlns:w16cei="http://schemas.microsoft.com/office/word/2026/wordml/cei" xmlns:w16cex="http://schemas.microsoft.com/office/word/2018/wordml/cex" xmlns:w16cid="http://schemas.microsoft.com/office/word/2016/wordml/cid" xmlns:w16="http://schemas.microsoft.com/office/word/2018/wordml" xmlns:w16sdtdh="http://schemas.microsoft.com/office/word/2020/wordml/sdtdatahash" xmlns:w16sdtfl="http://schemas.microsoft.com/office/word/2024/wordml/sdtformatlock" xmlns:w16se="http://schemas.microsoft.com/office/word/2015/wordml/symex" xmlns:w16du="http://schemas.microsoft.com/office/word/2023/wordml/word16du" xmlns:wne="http://schemas.microsoft.com/office/word/2006/wordml" mc:Ignorable="w14 w15 w16se w16cid w16 w16cex w16sdtdh w16sdtfl w16du wp14">
+<w:hdr xmlns:wpc="http://schemas.microsoft.com/office/word/2010/wordprocessingCanvas" xmlns:mc="http://schemas.openxmlformats.org/markup-compatibility/2006" xmlns:o="urn:schemas-microsoft-com:office:office" xmlns:r="http://schemas.openxmlformats.org/officeDocument/2006/relationships" xmlns:m="http://schemas.openxmlformats.org/officeDocument/2006/math" xmlns:v="urn:schemas-microsoft-com:vml" xmlns:wp14="http://schemas.microsoft.com/office/word/2010/wordprocessingDrawing" xmlns:wp="http://schemas.openxmlformats.org/drawingml/2006/wordprocessingDrawing" xmlns:w10="urn:schemas-microsoft-com:office:word" xmlns:w="http://schemas.openxmlformats.org/wordprocessingml/2006/main" xmlns:w14="http://schemas.microsoft.com/office/word/2010/wordml" xmlns:w15="http://schemas.microsoft.com/office/word/2012/wordml" xmlns:wpg="http://schemas.microsoft.com/office/word/2010/wordprocessingGroup" xmlns:wpi="http://schemas.microsoft.com/office/word/2010/wordprocessingInk" xmlns:wne="http://schemas.microsoft.com/office/word/2006/wordml" xmlns:wps="http://schemas.microsoft.com/office/word/2010/wordprocessingShape" xmlns:wpsCustomData="http://www.wps.cn/officeDocument/2013/wpsCustomData" mc:Ignorable="w14 w15 wp14">
   <w:p>
     <w:pPr>
-      <w:pStyle w:val="Header"/>
+      <w:ind w:left="480" w:firstLine="0" w:firstLineChars="0"/>
+    </w:pPr>
+  </w:p>
+</w:hdr>
+</file>
+
+<file path=word/header2.xml><?xml version="1.0" encoding="utf-8"?>
+<w:hdr xmlns:wpc="http://schemas.microsoft.com/office/word/2010/wordprocessingCanvas" xmlns:mc="http://schemas.openxmlformats.org/markup-compatibility/2006" xmlns:o="urn:schemas-microsoft-com:office:office" xmlns:r="http://schemas.openxmlformats.org/officeDocument/2006/relationships" xmlns:m="http://schemas.openxmlformats.org/officeDocument/2006/math" xmlns:v="urn:schemas-microsoft-com:vml" xmlns:wp14="http://schemas.microsoft.com/office/word/2010/wordprocessingDrawing" xmlns:wp="http://schemas.openxmlformats.org/drawingml/2006/wordprocessingDrawing" xmlns:w10="urn:schemas-microsoft-com:office:word" xmlns:w="http://schemas.openxmlformats.org/wordprocessingml/2006/main" xmlns:w14="http://schemas.microsoft.com/office/word/2010/wordml" xmlns:w15="http://schemas.microsoft.com/office/word/2012/wordml" xmlns:wpg="http://schemas.microsoft.com/office/word/2010/wordprocessingGroup" xmlns:wpi="http://schemas.microsoft.com/office/word/2010/wordprocessingInk" xmlns:wne="http://schemas.microsoft.com/office/word/2006/wordml" xmlns:wps="http://schemas.microsoft.com/office/word/2010/wordprocessingShape" xmlns:wpsCustomData="http://www.wps.cn/officeDocument/2013/wpsCustomData" mc:Ignorable="w14 w15 wp14">
+  <w:p>
+    <w:pPr>
+      <w:pStyle w:val="10"/>
       <w:ind w:firstLine="360"/>
     </w:pPr>
   </w:p>
 </w:hdr>
 </file>
 
-<file path=word/header2.xml><?xml version="1.0" encoding="utf-8"?>
-<w:hdr xmlns:wpc="http://schemas.microsoft.com/office/word/2010/wordprocessingCanvas" xmlns:cx="http://schemas.microsoft.com/office/drawing/2014/chartex" xmlns:cx1="http://schemas.microsoft.com/office/drawing/2015/9/8/chartex" xmlns:cx2="http://schemas.microsoft.com/office/drawing/2015/10/21/chartex" xmlns:cx3="http://schemas.microsoft.com/office/drawing/2016/5/9/chartex" xmlns:cx4="http://schemas.microsoft.com/office/drawing/2016/5/10/chartex" xmlns:cx5="http://schemas.microsoft.com/office/drawing/2016/5/11/chartex" xmlns:cx6="http://schemas.microsoft.com/office/drawing/2016/5/12/chartex" xmlns:cx7="http://schemas.microsoft.com/office/drawing/2016/5/13/chartex" xmlns:cx8="http://schemas.microsoft.com/office/drawing/2016/5/14/chartex" xmlns:mc="http://schemas.openxmlformats.org/markup-compatibility/2006" xmlns:m="http://schemas.openxmlformats.org/officeDocument/2006/math" xmlns:aink="http://schemas.microsoft.com/office/drawing/2016/ink" xmlns:am3d="http://schemas.microsoft.com/office/drawing/2017/model3d" xmlns:oel="http://schemas.microsoft.com/office/2019/extlst" xmlns:r="http://schemas.openxmlformats.org/officeDocument/2006/relationships" xmlns:wp14="http://schemas.microsoft.com/office/word/2010/wordprocessingDrawing" xmlns:wp="http://schemas.openxmlformats.org/drawingml/2006/wordprocessingDrawing" xmlns:wpg="http://schemas.microsoft.com/office/word/2010/wordprocessingGroup" xmlns:wpi="http://schemas.microsoft.com/office/word/2010/wordprocessingInk" xmlns:wps="http://schemas.microsoft.com/office/word/2010/wordprocessingShape" xmlns:o="urn:schemas-microsoft-com:office:office" xmlns:v="urn:schemas-microsoft-com:vml" xmlns:w10="urn:schemas-microsoft-com:office:word" xmlns:w="http://schemas.openxmlformats.org/wordprocessingml/2006/main" xmlns:w14="http://schemas.microsoft.com/office/word/2010/wordml" xmlns:w15="http://schemas.microsoft.com/office/word/2012/wordml" xmlns:w16cei="http://schemas.microsoft.com/office/word/2026/wordml/cei" xmlns:w16cex="http://schemas.microsoft.com/office/word/2018/wordml/cex" xmlns:w16cid="http://schemas.microsoft.com/office/word/2016/wordml/cid" xmlns:w16="http://schemas.microsoft.com/office/word/2018/wordml" xmlns:w16sdtdh="http://schemas.microsoft.com/office/word/2020/wordml/sdtdatahash" xmlns:w16sdtfl="http://schemas.microsoft.com/office/word/2024/wordml/sdtformatlock" xmlns:w16se="http://schemas.microsoft.com/office/word/2015/wordml/symex" xmlns:w16du="http://schemas.microsoft.com/office/word/2023/wordml/word16du" xmlns:wne="http://schemas.microsoft.com/office/word/2006/wordml" mc:Ignorable="w14 w15 w16se w16cid w16 w16cex w16sdtdh w16sdtfl w16du wp14">
+<file path=word/header3.xml><?xml version="1.0" encoding="utf-8"?>
+<w:hdr xmlns:wpc="http://schemas.microsoft.com/office/word/2010/wordprocessingCanvas" xmlns:mc="http://schemas.openxmlformats.org/markup-compatibility/2006" xmlns:o="urn:schemas-microsoft-com:office:office" xmlns:r="http://schemas.openxmlformats.org/officeDocument/2006/relationships" xmlns:m="http://schemas.openxmlformats.org/officeDocument/2006/math" xmlns:v="urn:schemas-microsoft-com:vml" xmlns:wp14="http://schemas.microsoft.com/office/word/2010/wordprocessingDrawing" xmlns:wp="http://schemas.openxmlformats.org/drawingml/2006/wordprocessingDrawing" xmlns:w10="urn:schemas-microsoft-com:office:word" xmlns:w="http://schemas.openxmlformats.org/wordprocessingml/2006/main" xmlns:w14="http://schemas.microsoft.com/office/word/2010/wordml" xmlns:w15="http://schemas.microsoft.com/office/word/2012/wordml" xmlns:wpg="http://schemas.microsoft.com/office/word/2010/wordprocessingGroup" xmlns:wpi="http://schemas.microsoft.com/office/word/2010/wordprocessingInk" xmlns:wne="http://schemas.microsoft.com/office/word/2006/wordml" xmlns:wps="http://schemas.microsoft.com/office/word/2010/wordprocessingShape" xmlns:wpsCustomData="http://www.wps.cn/officeDocument/2013/wpsCustomData" mc:Ignorable="w14 w15 wp14">
   <w:p>
     <w:pPr>
-      <w:ind w:left="480" w:firstLineChars="0" w:firstLine="0"/>
-    </w:pPr>
-  </w:p>
-</w:hdr>
-</file>
-
-<file path=word/header3.xml><?xml version="1.0" encoding="utf-8"?>
-<w:hdr xmlns:wpc="http://schemas.microsoft.com/office/word/2010/wordprocessingCanvas" xmlns:cx="http://schemas.microsoft.com/office/drawing/2014/chartex" xmlns:cx1="http://schemas.microsoft.com/office/drawing/2015/9/8/chartex" xmlns:cx2="http://schemas.microsoft.com/office/drawing/2015/10/21/chartex" xmlns:cx3="http://schemas.microsoft.com/office/drawing/2016/5/9/chartex" xmlns:cx4="http://schemas.microsoft.com/office/drawing/2016/5/10/chartex" xmlns:cx5="http://schemas.microsoft.com/office/drawing/2016/5/11/chartex" xmlns:cx6="http://schemas.microsoft.com/office/drawing/2016/5/12/chartex" xmlns:cx7="http://schemas.microsoft.com/office/drawing/2016/5/13/chartex" xmlns:cx8="http://schemas.microsoft.com/office/drawing/2016/5/14/chartex" xmlns:mc="http://schemas.openxmlformats.org/markup-compatibility/2006" xmlns:m="http://schemas.openxmlformats.org/officeDocument/2006/math" xmlns:aink="http://schemas.microsoft.com/office/drawing/2016/ink" xmlns:am3d="http://schemas.microsoft.com/office/drawing/2017/model3d" xmlns:oel="http://schemas.microsoft.com/office/2019/extlst" xmlns:r="http://schemas.openxmlformats.org/officeDocument/2006/relationships" xmlns:wp14="http://schemas.microsoft.com/office/word/2010/wordprocessingDrawing" xmlns:wp="http://schemas.openxmlformats.org/drawingml/2006/wordprocessingDrawing" xmlns:wpg="http://schemas.microsoft.com/office/word/2010/wordprocessingGroup" xmlns:wpi="http://schemas.microsoft.com/office/word/2010/wordprocessingInk" xmlns:wps="http://schemas.microsoft.com/office/word/2010/wordprocessingShape" xmlns:o="urn:schemas-microsoft-com:office:office" xmlns:v="urn:schemas-microsoft-com:vml" xmlns:w10="urn:schemas-microsoft-com:office:word" xmlns:w="http://schemas.openxmlformats.org/wordprocessingml/2006/main" xmlns:w14="http://schemas.microsoft.com/office/word/2010/wordml" xmlns:w15="http://schemas.microsoft.com/office/word/2012/wordml" xmlns:w16cei="http://schemas.microsoft.com/office/word/2026/wordml/cei" xmlns:w16cex="http://schemas.microsoft.com/office/word/2018/wordml/cex" xmlns:w16cid="http://schemas.microsoft.com/office/word/2016/wordml/cid" xmlns:w16="http://schemas.microsoft.com/office/word/2018/wordml" xmlns:w16sdtdh="http://schemas.microsoft.com/office/word/2020/wordml/sdtdatahash" xmlns:w16sdtfl="http://schemas.microsoft.com/office/word/2024/wordml/sdtformatlock" xmlns:w16se="http://schemas.microsoft.com/office/word/2015/wordml/symex" xmlns:w16du="http://schemas.microsoft.com/office/word/2023/wordml/word16du" xmlns:wne="http://schemas.microsoft.com/office/word/2006/wordml" mc:Ignorable="w14 w15 w16se w16cid w16 w16cex w16sdtdh w16sdtfl w16du wp14">
-  <w:p>
-    <w:pPr>
-      <w:pStyle w:val="Header"/>
+      <w:pStyle w:val="10"/>
       <w:ind w:firstLine="360"/>
     </w:pPr>
   </w:p>
@@ -5421,12 +4781,13 @@
 </file>
 
 <file path=word/numbering.xml><?xml version="1.0" encoding="utf-8"?>
-<w:numbering xmlns:wpc="http://schemas.microsoft.com/office/word/2010/wordprocessingCanvas" xmlns:cx="http://schemas.microsoft.com/office/drawing/2014/chartex" xmlns:cx1="http://schemas.microsoft.com/office/drawing/2015/9/8/chartex" xmlns:cx2="http://schemas.microsoft.com/office/drawing/2015/10/21/chartex" xmlns:cx3="http://schemas.microsoft.com/office/drawing/2016/5/9/chartex" xmlns:cx4="http://schemas.microsoft.com/office/drawing/2016/5/10/chartex" xmlns:cx5="http://schemas.microsoft.com/office/drawing/2016/5/11/chartex" xmlns:cx6="http://schemas.microsoft.com/office/drawing/2016/5/12/chartex" xmlns:cx7="http://schemas.microsoft.com/office/drawing/2016/5/13/chartex" xmlns:cx8="http://schemas.microsoft.com/office/drawing/2016/5/14/chartex" xmlns:mc="http://schemas.openxmlformats.org/markup-compatibility/2006" xmlns:m="http://schemas.openxmlformats.org/officeDocument/2006/math" xmlns:aink="http://schemas.microsoft.com/office/drawing/2016/ink" xmlns:am3d="http://schemas.microsoft.com/office/drawing/2017/model3d" xmlns:oel="http://schemas.microsoft.com/office/2019/extlst" xmlns:r="http://schemas.openxmlformats.org/officeDocument/2006/relationships" xmlns:wp14="http://schemas.microsoft.com/office/word/2010/wordprocessingDrawing" xmlns:wp="http://schemas.openxmlformats.org/drawingml/2006/wordprocessingDrawing" xmlns:wpg="http://schemas.microsoft.com/office/word/2010/wordprocessingGroup" xmlns:wpi="http://schemas.microsoft.com/office/word/2010/wordprocessingInk" xmlns:wps="http://schemas.microsoft.com/office/word/2010/wordprocessingShape" xmlns:o="urn:schemas-microsoft-com:office:office" xmlns:v="urn:schemas-microsoft-com:vml" xmlns:w10="urn:schemas-microsoft-com:office:word" xmlns:w="http://schemas.openxmlformats.org/wordprocessingml/2006/main" xmlns:w14="http://schemas.microsoft.com/office/word/2010/wordml" xmlns:w15="http://schemas.microsoft.com/office/word/2012/wordml" xmlns:w16cei="http://schemas.microsoft.com/office/word/2026/wordml/cei" xmlns:w16cex="http://schemas.microsoft.com/office/word/2018/wordml/cex" xmlns:w16cid="http://schemas.microsoft.com/office/word/2016/wordml/cid" xmlns:w16="http://schemas.microsoft.com/office/word/2018/wordml" xmlns:w16sdtdh="http://schemas.microsoft.com/office/word/2020/wordml/sdtdatahash" xmlns:w16sdtfl="http://schemas.microsoft.com/office/word/2024/wordml/sdtformatlock" xmlns:w16se="http://schemas.microsoft.com/office/word/2015/wordml/symex" xmlns:w16du="http://schemas.microsoft.com/office/word/2023/wordml/word16du" xmlns:wne="http://schemas.microsoft.com/office/word/2006/wordml" mc:Ignorable="w14 w15 w16se w16cid w16 w16cex w16sdtdh w16sdtfl w16du wp14">
-  <w:abstractNum w:abstractNumId="0" w15:restartNumberingAfterBreak="0">
+<w:numbering xmlns:wpc="http://schemas.microsoft.com/office/word/2010/wordprocessingCanvas" xmlns:mc="http://schemas.openxmlformats.org/markup-compatibility/2006" xmlns:o="urn:schemas-microsoft-com:office:office" xmlns:r="http://schemas.openxmlformats.org/officeDocument/2006/relationships" xmlns:m="http://schemas.openxmlformats.org/officeDocument/2006/math" xmlns:v="urn:schemas-microsoft-com:vml" xmlns:wp14="http://schemas.microsoft.com/office/word/2010/wordprocessingDrawing" xmlns:wp="http://schemas.openxmlformats.org/drawingml/2006/wordprocessingDrawing" xmlns:w10="urn:schemas-microsoft-com:office:word" xmlns:w="http://schemas.openxmlformats.org/wordprocessingml/2006/main" xmlns:w14="http://schemas.microsoft.com/office/word/2010/wordml" xmlns:wpg="http://schemas.microsoft.com/office/word/2010/wordprocessingGroup" xmlns:wpi="http://schemas.microsoft.com/office/word/2010/wordprocessingInk" xmlns:wne="http://schemas.microsoft.com/office/word/2006/wordml" xmlns:wps="http://schemas.microsoft.com/office/word/2010/wordprocessingShape" xmlns:wpsCustomData="http://www.wps.cn/officeDocument/2013/wpsCustomData" mc:Ignorable="w14 wp14">
+  <w:abstractNum w:abstractNumId="0">
     <w:nsid w:val="10791C1F"/>
     <w:multiLevelType w:val="multilevel"/>
     <w:tmpl w:val="10791C1F"/>
-    <w:lvl w:ilvl="0">
+    <w:lvl w:ilvl="0" w:tentative="0">
+      <w:start w:val="0"/>
       <w:numFmt w:val="bullet"/>
       <w:lvlText w:val="-"/>
       <w:lvlJc w:val="left"/>
@@ -5434,10 +4795,10 @@
         <w:ind w:left="360" w:hanging="360"/>
       </w:pPr>
       <w:rPr>
-        <w:rFonts w:ascii="Times New Roman" w:eastAsia="SimSun" w:hAnsi="Times New Roman" w:cs="Times New Roman" w:hint="default"/>
+        <w:rFonts w:hint="default" w:ascii="Times New Roman" w:hAnsi="Times New Roman" w:eastAsia="宋体" w:cs="Times New Roman"/>
       </w:rPr>
     </w:lvl>
-    <w:lvl w:ilvl="1">
+    <w:lvl w:ilvl="1" w:tentative="0">
       <w:start w:val="1"/>
       <w:numFmt w:val="bullet"/>
       <w:lvlText w:val=""/>
@@ -5446,10 +4807,10 @@
         <w:ind w:left="840" w:hanging="420"/>
       </w:pPr>
       <w:rPr>
-        <w:rFonts w:ascii="Wingdings" w:hAnsi="Wingdings" w:hint="default"/>
+        <w:rFonts w:hint="default" w:ascii="Wingdings" w:hAnsi="Wingdings"/>
       </w:rPr>
     </w:lvl>
-    <w:lvl w:ilvl="2">
+    <w:lvl w:ilvl="2" w:tentative="0">
       <w:start w:val="1"/>
       <w:numFmt w:val="bullet"/>
       <w:lvlText w:val=""/>
@@ -5458,10 +4819,10 @@
         <w:ind w:left="1260" w:hanging="420"/>
       </w:pPr>
       <w:rPr>
-        <w:rFonts w:ascii="Wingdings" w:hAnsi="Wingdings" w:hint="default"/>
+        <w:rFonts w:hint="default" w:ascii="Wingdings" w:hAnsi="Wingdings"/>
       </w:rPr>
     </w:lvl>
-    <w:lvl w:ilvl="3">
+    <w:lvl w:ilvl="3" w:tentative="0">
       <w:start w:val="1"/>
       <w:numFmt w:val="bullet"/>
       <w:lvlText w:val=""/>
@@ -5470,10 +4831,10 @@
         <w:ind w:left="1680" w:hanging="420"/>
       </w:pPr>
       <w:rPr>
-        <w:rFonts w:ascii="Wingdings" w:hAnsi="Wingdings" w:hint="default"/>
+        <w:rFonts w:hint="default" w:ascii="Wingdings" w:hAnsi="Wingdings"/>
       </w:rPr>
     </w:lvl>
-    <w:lvl w:ilvl="4">
+    <w:lvl w:ilvl="4" w:tentative="0">
       <w:start w:val="1"/>
       <w:numFmt w:val="bullet"/>
       <w:lvlText w:val=""/>
@@ -5482,10 +4843,10 @@
         <w:ind w:left="2100" w:hanging="420"/>
       </w:pPr>
       <w:rPr>
-        <w:rFonts w:ascii="Wingdings" w:hAnsi="Wingdings" w:hint="default"/>
+        <w:rFonts w:hint="default" w:ascii="Wingdings" w:hAnsi="Wingdings"/>
       </w:rPr>
     </w:lvl>
-    <w:lvl w:ilvl="5">
+    <w:lvl w:ilvl="5" w:tentative="0">
       <w:start w:val="1"/>
       <w:numFmt w:val="bullet"/>
       <w:lvlText w:val=""/>
@@ -5494,10 +4855,10 @@
         <w:ind w:left="2520" w:hanging="420"/>
       </w:pPr>
       <w:rPr>
-        <w:rFonts w:ascii="Wingdings" w:hAnsi="Wingdings" w:hint="default"/>
+        <w:rFonts w:hint="default" w:ascii="Wingdings" w:hAnsi="Wingdings"/>
       </w:rPr>
     </w:lvl>
-    <w:lvl w:ilvl="6">
+    <w:lvl w:ilvl="6" w:tentative="0">
       <w:start w:val="1"/>
       <w:numFmt w:val="bullet"/>
       <w:lvlText w:val=""/>
@@ -5506,10 +4867,10 @@
         <w:ind w:left="2940" w:hanging="420"/>
       </w:pPr>
       <w:rPr>
-        <w:rFonts w:ascii="Wingdings" w:hAnsi="Wingdings" w:hint="default"/>
+        <w:rFonts w:hint="default" w:ascii="Wingdings" w:hAnsi="Wingdings"/>
       </w:rPr>
     </w:lvl>
-    <w:lvl w:ilvl="7">
+    <w:lvl w:ilvl="7" w:tentative="0">
       <w:start w:val="1"/>
       <w:numFmt w:val="bullet"/>
       <w:lvlText w:val=""/>
@@ -5518,10 +4879,10 @@
         <w:ind w:left="3360" w:hanging="420"/>
       </w:pPr>
       <w:rPr>
-        <w:rFonts w:ascii="Wingdings" w:hAnsi="Wingdings" w:hint="default"/>
+        <w:rFonts w:hint="default" w:ascii="Wingdings" w:hAnsi="Wingdings"/>
       </w:rPr>
     </w:lvl>
-    <w:lvl w:ilvl="8">
+    <w:lvl w:ilvl="8" w:tentative="0">
       <w:start w:val="1"/>
       <w:numFmt w:val="bullet"/>
       <w:lvlText w:val=""/>
@@ -5530,452 +4891,325 @@
         <w:ind w:left="3780" w:hanging="420"/>
       </w:pPr>
       <w:rPr>
-        <w:rFonts w:ascii="Wingdings" w:hAnsi="Wingdings" w:hint="default"/>
+        <w:rFonts w:hint="default" w:ascii="Wingdings" w:hAnsi="Wingdings"/>
       </w:rPr>
     </w:lvl>
   </w:abstractNum>
-  <w:num w:numId="1" w16cid:durableId="1344436116">
+  <w:num w:numId="1">
     <w:abstractNumId w:val="0"/>
   </w:num>
 </w:numbering>
 </file>
 
 <file path=word/styles.xml><?xml version="1.0" encoding="utf-8"?>
-<w:styles xmlns:mc="http://schemas.openxmlformats.org/markup-compatibility/2006" xmlns:r="http://schemas.openxmlformats.org/officeDocument/2006/relationships" xmlns:w="http://schemas.openxmlformats.org/wordprocessingml/2006/main" xmlns:w14="http://schemas.microsoft.com/office/word/2010/wordml" xmlns:w15="http://schemas.microsoft.com/office/word/2012/wordml" xmlns:w16cex="http://schemas.microsoft.com/office/word/2018/wordml/cex" xmlns:w16cid="http://schemas.microsoft.com/office/word/2016/wordml/cid" xmlns:w16="http://schemas.microsoft.com/office/word/2018/wordml" xmlns:w16sdtdh="http://schemas.microsoft.com/office/word/2020/wordml/sdtdatahash" xmlns:w16sdtfl="http://schemas.microsoft.com/office/word/2024/wordml/sdtformatlock" xmlns:w16se="http://schemas.microsoft.com/office/word/2015/wordml/symex" xmlns:w16du="http://schemas.microsoft.com/office/word/2023/wordml/word16du" mc:Ignorable="w14 w15 w16se w16cid w16 w16cex w16sdtdh w16sdtfl w16du">
+<w:styles xmlns:mc="http://schemas.openxmlformats.org/markup-compatibility/2006" xmlns:o="urn:schemas-microsoft-com:office:office" xmlns:r="http://schemas.openxmlformats.org/officeDocument/2006/relationships" xmlns:m="http://schemas.openxmlformats.org/officeDocument/2006/math" xmlns:v="urn:schemas-microsoft-com:vml" xmlns:w="http://schemas.openxmlformats.org/wordprocessingml/2006/main" xmlns:w14="http://schemas.microsoft.com/office/word/2010/wordml" xmlns:w10="urn:schemas-microsoft-com:office:word" xmlns:sl="http://schemas.openxmlformats.org/schemaLibrary/2006/main" xmlns:wpsCustomData="http://www.wps.cn/officeDocument/2013/wpsCustomData" mc:Ignorable="w14">
   <w:docDefaults>
     <w:rPrDefault>
       <w:rPr>
-        <w:rFonts w:ascii="Times New Roman" w:eastAsia="SimSun" w:hAnsi="Times New Roman" w:cs="Times New Roman"/>
-        <w:lang w:val="en-CN" w:eastAsia="zh-CN" w:bidi="ar-SA"/>
+        <w:rFonts w:ascii="Times New Roman" w:hAnsi="Times New Roman" w:eastAsia="宋体" w:cs="Times New Roman"/>
       </w:rPr>
     </w:rPrDefault>
     <w:pPrDefault/>
   </w:docDefaults>
-  <w:latentStyles w:defLockedState="0" w:defUIPriority="99" w:defSemiHidden="0" w:defUnhideWhenUsed="0" w:defQFormat="0" w:count="376">
-    <w:lsdException w:name="Normal" w:uiPriority="0" w:qFormat="1"/>
-    <w:lsdException w:name="heading 1" w:uiPriority="0" w:qFormat="1"/>
-    <w:lsdException w:name="heading 2" w:semiHidden="1" w:uiPriority="9" w:unhideWhenUsed="1" w:qFormat="1"/>
-    <w:lsdException w:name="heading 3" w:semiHidden="1" w:uiPriority="9" w:unhideWhenUsed="1" w:qFormat="1"/>
-    <w:lsdException w:name="heading 4" w:semiHidden="1" w:uiPriority="9" w:unhideWhenUsed="1" w:qFormat="1"/>
-    <w:lsdException w:name="heading 5" w:semiHidden="1" w:uiPriority="9" w:unhideWhenUsed="1" w:qFormat="1"/>
-    <w:lsdException w:name="heading 6" w:semiHidden="1" w:uiPriority="9" w:unhideWhenUsed="1" w:qFormat="1"/>
-    <w:lsdException w:name="heading 7" w:semiHidden="1" w:uiPriority="9" w:unhideWhenUsed="1" w:qFormat="1"/>
-    <w:lsdException w:name="heading 8" w:semiHidden="1" w:uiPriority="9" w:unhideWhenUsed="1" w:qFormat="1"/>
-    <w:lsdException w:name="heading 9" w:semiHidden="1" w:uiPriority="9" w:unhideWhenUsed="1" w:qFormat="1"/>
-    <w:lsdException w:name="index 1" w:semiHidden="1" w:unhideWhenUsed="1"/>
-    <w:lsdException w:name="index 2" w:semiHidden="1" w:unhideWhenUsed="1"/>
-    <w:lsdException w:name="index 3" w:semiHidden="1" w:unhideWhenUsed="1"/>
-    <w:lsdException w:name="index 4" w:semiHidden="1" w:unhideWhenUsed="1"/>
-    <w:lsdException w:name="index 5" w:semiHidden="1" w:unhideWhenUsed="1"/>
-    <w:lsdException w:name="index 6" w:semiHidden="1" w:unhideWhenUsed="1"/>
-    <w:lsdException w:name="index 7" w:semiHidden="1" w:unhideWhenUsed="1"/>
-    <w:lsdException w:name="index 8" w:semiHidden="1" w:unhideWhenUsed="1"/>
-    <w:lsdException w:name="index 9" w:semiHidden="1" w:unhideWhenUsed="1"/>
-    <w:lsdException w:name="toc 1" w:semiHidden="1" w:uiPriority="39" w:unhideWhenUsed="1"/>
-    <w:lsdException w:name="toc 2" w:semiHidden="1" w:uiPriority="39" w:unhideWhenUsed="1"/>
-    <w:lsdException w:name="toc 3" w:semiHidden="1" w:uiPriority="39" w:unhideWhenUsed="1"/>
-    <w:lsdException w:name="toc 4" w:semiHidden="1" w:uiPriority="39" w:unhideWhenUsed="1"/>
-    <w:lsdException w:name="toc 5" w:semiHidden="1" w:uiPriority="39" w:unhideWhenUsed="1"/>
-    <w:lsdException w:name="toc 6" w:semiHidden="1" w:uiPriority="39" w:unhideWhenUsed="1"/>
-    <w:lsdException w:name="toc 7" w:semiHidden="1" w:uiPriority="39" w:unhideWhenUsed="1"/>
-    <w:lsdException w:name="toc 8" w:semiHidden="1" w:uiPriority="39" w:unhideWhenUsed="1"/>
-    <w:lsdException w:name="toc 9" w:semiHidden="1" w:uiPriority="39" w:unhideWhenUsed="1"/>
-    <w:lsdException w:name="Normal Indent" w:semiHidden="1" w:unhideWhenUsed="1"/>
-    <w:lsdException w:name="footnote text" w:semiHidden="1" w:unhideWhenUsed="1"/>
-    <w:lsdException w:name="annotation text" w:semiHidden="1" w:unhideWhenUsed="1"/>
-    <w:lsdException w:name="header" w:unhideWhenUsed="1" w:qFormat="1"/>
-    <w:lsdException w:name="footer" w:unhideWhenUsed="1" w:qFormat="1"/>
-    <w:lsdException w:name="index heading" w:semiHidden="1" w:unhideWhenUsed="1"/>
-    <w:lsdException w:name="caption" w:semiHidden="1" w:uiPriority="35" w:unhideWhenUsed="1" w:qFormat="1"/>
-    <w:lsdException w:name="table of figures" w:semiHidden="1" w:unhideWhenUsed="1"/>
-    <w:lsdException w:name="envelope address" w:semiHidden="1" w:unhideWhenUsed="1"/>
-    <w:lsdException w:name="envelope return" w:semiHidden="1" w:unhideWhenUsed="1"/>
-    <w:lsdException w:name="footnote reference" w:semiHidden="1" w:unhideWhenUsed="1"/>
-    <w:lsdException w:name="annotation reference" w:semiHidden="1" w:unhideWhenUsed="1" w:qFormat="1"/>
-    <w:lsdException w:name="line number" w:semiHidden="1" w:unhideWhenUsed="1"/>
-    <w:lsdException w:name="page number" w:semiHidden="1" w:unhideWhenUsed="1"/>
-    <w:lsdException w:name="endnote reference" w:semiHidden="1" w:unhideWhenUsed="1"/>
-    <w:lsdException w:name="endnote text" w:semiHidden="1" w:unhideWhenUsed="1"/>
-    <w:lsdException w:name="table of authorities" w:semiHidden="1" w:unhideWhenUsed="1"/>
-    <w:lsdException w:name="macro" w:semiHidden="1" w:unhideWhenUsed="1"/>
-    <w:lsdException w:name="toa heading" w:semiHidden="1" w:unhideWhenUsed="1"/>
-    <w:lsdException w:name="List" w:semiHidden="1" w:unhideWhenUsed="1"/>
-    <w:lsdException w:name="List Bullet" w:semiHidden="1" w:unhideWhenUsed="1"/>
-    <w:lsdException w:name="List Number" w:semiHidden="1" w:unhideWhenUsed="1"/>
-    <w:lsdException w:name="List 2" w:semiHidden="1" w:unhideWhenUsed="1"/>
-    <w:lsdException w:name="List 3" w:semiHidden="1" w:unhideWhenUsed="1"/>
-    <w:lsdException w:name="List 4" w:semiHidden="1" w:unhideWhenUsed="1"/>
-    <w:lsdException w:name="List 5" w:semiHidden="1" w:unhideWhenUsed="1"/>
-    <w:lsdException w:name="List Bullet 2" w:semiHidden="1" w:unhideWhenUsed="1"/>
-    <w:lsdException w:name="List Bullet 3" w:semiHidden="1" w:unhideWhenUsed="1"/>
-    <w:lsdException w:name="List Bullet 4" w:semiHidden="1" w:unhideWhenUsed="1"/>
-    <w:lsdException w:name="List Bullet 5" w:semiHidden="1" w:unhideWhenUsed="1"/>
-    <w:lsdException w:name="List Number 2" w:semiHidden="1" w:unhideWhenUsed="1"/>
-    <w:lsdException w:name="List Number 3" w:semiHidden="1" w:unhideWhenUsed="1"/>
-    <w:lsdException w:name="List Number 4" w:semiHidden="1" w:unhideWhenUsed="1"/>
-    <w:lsdException w:name="List Number 5" w:semiHidden="1" w:unhideWhenUsed="1"/>
-    <w:lsdException w:name="Title" w:uiPriority="10" w:qFormat="1"/>
-    <w:lsdException w:name="Closing" w:semiHidden="1" w:unhideWhenUsed="1"/>
-    <w:lsdException w:name="Signature" w:semiHidden="1" w:unhideWhenUsed="1"/>
-    <w:lsdException w:name="Default Paragraph Font" w:semiHidden="1" w:uiPriority="1" w:unhideWhenUsed="1"/>
-    <w:lsdException w:name="Body Text" w:semiHidden="1" w:unhideWhenUsed="1"/>
-    <w:lsdException w:name="Body Text Indent" w:semiHidden="1" w:unhideWhenUsed="1"/>
-    <w:lsdException w:name="List Continue" w:semiHidden="1" w:unhideWhenUsed="1"/>
-    <w:lsdException w:name="List Continue 2" w:semiHidden="1" w:unhideWhenUsed="1"/>
-    <w:lsdException w:name="List Continue 3" w:semiHidden="1" w:unhideWhenUsed="1"/>
-    <w:lsdException w:name="List Continue 4" w:semiHidden="1" w:unhideWhenUsed="1"/>
-    <w:lsdException w:name="List Continue 5" w:semiHidden="1" w:unhideWhenUsed="1"/>
-    <w:lsdException w:name="Message Header" w:semiHidden="1" w:unhideWhenUsed="1"/>
-    <w:lsdException w:name="Subtitle" w:uiPriority="11" w:qFormat="1"/>
-    <w:lsdException w:name="Salutation" w:semiHidden="1" w:unhideWhenUsed="1"/>
-    <w:lsdException w:name="Date" w:semiHidden="1" w:unhideWhenUsed="1"/>
-    <w:lsdException w:name="Body Text First Indent" w:semiHidden="1" w:unhideWhenUsed="1"/>
-    <w:lsdException w:name="Body Text First Indent 2" w:semiHidden="1" w:unhideWhenUsed="1"/>
-    <w:lsdException w:name="Note Heading" w:semiHidden="1" w:unhideWhenUsed="1"/>
-    <w:lsdException w:name="Body Text 2" w:semiHidden="1" w:unhideWhenUsed="1"/>
-    <w:lsdException w:name="Body Text 3" w:semiHidden="1" w:unhideWhenUsed="1"/>
-    <w:lsdException w:name="Body Text Indent 2" w:semiHidden="1" w:unhideWhenUsed="1"/>
-    <w:lsdException w:name="Body Text Indent 3" w:semiHidden="1" w:unhideWhenUsed="1"/>
-    <w:lsdException w:name="Block Text" w:semiHidden="1" w:unhideWhenUsed="1"/>
-    <w:lsdException w:name="Hyperlink" w:unhideWhenUsed="1" w:qFormat="1"/>
-    <w:lsdException w:name="FollowedHyperlink" w:semiHidden="1" w:unhideWhenUsed="1"/>
-    <w:lsdException w:name="Strong" w:uiPriority="22" w:qFormat="1"/>
-    <w:lsdException w:name="Emphasis" w:uiPriority="20" w:qFormat="1"/>
-    <w:lsdException w:name="Document Map" w:semiHidden="1" w:unhideWhenUsed="1"/>
-    <w:lsdException w:name="Plain Text" w:semiHidden="1" w:unhideWhenUsed="1"/>
-    <w:lsdException w:name="E-mail Signature" w:semiHidden="1" w:unhideWhenUsed="1"/>
-    <w:lsdException w:name="HTML Top of Form" w:semiHidden="1" w:unhideWhenUsed="1"/>
-    <w:lsdException w:name="HTML Bottom of Form" w:semiHidden="1" w:unhideWhenUsed="1"/>
-    <w:lsdException w:name="Normal (Web)" w:semiHidden="1" w:unhideWhenUsed="1"/>
-    <w:lsdException w:name="HTML Acronym" w:semiHidden="1" w:unhideWhenUsed="1"/>
-    <w:lsdException w:name="HTML Address" w:semiHidden="1" w:unhideWhenUsed="1"/>
-    <w:lsdException w:name="HTML Cite" w:semiHidden="1" w:unhideWhenUsed="1"/>
-    <w:lsdException w:name="HTML Code" w:semiHidden="1" w:unhideWhenUsed="1"/>
-    <w:lsdException w:name="HTML Definition" w:semiHidden="1" w:unhideWhenUsed="1"/>
-    <w:lsdException w:name="HTML Keyboard" w:semiHidden="1" w:unhideWhenUsed="1"/>
-    <w:lsdException w:name="HTML Preformatted" w:semiHidden="1" w:unhideWhenUsed="1"/>
-    <w:lsdException w:name="HTML Sample" w:semiHidden="1" w:unhideWhenUsed="1"/>
-    <w:lsdException w:name="HTML Typewriter" w:semiHidden="1" w:unhideWhenUsed="1"/>
-    <w:lsdException w:name="HTML Variable" w:semiHidden="1" w:unhideWhenUsed="1"/>
-    <w:lsdException w:name="Normal Table" w:semiHidden="1" w:unhideWhenUsed="1"/>
-    <w:lsdException w:name="annotation subject" w:semiHidden="1" w:unhideWhenUsed="1" w:qFormat="1"/>
-    <w:lsdException w:name="No List" w:semiHidden="1" w:unhideWhenUsed="1"/>
-    <w:lsdException w:name="Outline List 1" w:semiHidden="1" w:unhideWhenUsed="1"/>
-    <w:lsdException w:name="Outline List 2" w:semiHidden="1" w:unhideWhenUsed="1"/>
-    <w:lsdException w:name="Outline List 3" w:semiHidden="1" w:unhideWhenUsed="1"/>
-    <w:lsdException w:name="Table Simple 1" w:semiHidden="1" w:unhideWhenUsed="1"/>
-    <w:lsdException w:name="Table Simple 2" w:semiHidden="1" w:unhideWhenUsed="1"/>
-    <w:lsdException w:name="Table Simple 3" w:semiHidden="1" w:unhideWhenUsed="1"/>
-    <w:lsdException w:name="Table Classic 1" w:semiHidden="1" w:unhideWhenUsed="1"/>
-    <w:lsdException w:name="Table Classic 2" w:semiHidden="1" w:unhideWhenUsed="1"/>
-    <w:lsdException w:name="Table Classic 3" w:semiHidden="1" w:unhideWhenUsed="1"/>
-    <w:lsdException w:name="Table Classic 4" w:semiHidden="1" w:unhideWhenUsed="1"/>
-    <w:lsdException w:name="Table Colorful 1" w:semiHidden="1" w:unhideWhenUsed="1"/>
-    <w:lsdException w:name="Table Colorful 2" w:semiHidden="1" w:unhideWhenUsed="1"/>
-    <w:lsdException w:name="Table Colorful 3" w:semiHidden="1" w:unhideWhenUsed="1"/>
-    <w:lsdException w:name="Table Columns 1" w:semiHidden="1" w:unhideWhenUsed="1"/>
-    <w:lsdException w:name="Table Columns 2" w:semiHidden="1" w:unhideWhenUsed="1"/>
-    <w:lsdException w:name="Table Columns 3" w:semiHidden="1" w:unhideWhenUsed="1"/>
-    <w:lsdException w:name="Table Columns 4" w:semiHidden="1" w:unhideWhenUsed="1"/>
-    <w:lsdException w:name="Table Columns 5" w:semiHidden="1" w:unhideWhenUsed="1"/>
-    <w:lsdException w:name="Table Grid 1" w:semiHidden="1" w:unhideWhenUsed="1"/>
-    <w:lsdException w:name="Table Grid 2" w:semiHidden="1" w:unhideWhenUsed="1"/>
-    <w:lsdException w:name="Table Grid 3" w:semiHidden="1" w:unhideWhenUsed="1"/>
-    <w:lsdException w:name="Table Grid 4" w:semiHidden="1" w:unhideWhenUsed="1"/>
-    <w:lsdException w:name="Table Grid 5" w:semiHidden="1" w:unhideWhenUsed="1"/>
-    <w:lsdException w:name="Table Grid 6" w:semiHidden="1" w:unhideWhenUsed="1"/>
-    <w:lsdException w:name="Table Grid 7" w:semiHidden="1" w:unhideWhenUsed="1"/>
-    <w:lsdException w:name="Table Grid 8" w:semiHidden="1" w:unhideWhenUsed="1"/>
-    <w:lsdException w:name="Table List 1" w:semiHidden="1" w:unhideWhenUsed="1"/>
-    <w:lsdException w:name="Table List 2" w:semiHidden="1" w:unhideWhenUsed="1"/>
-    <w:lsdException w:name="Table List 3" w:semiHidden="1" w:unhideWhenUsed="1"/>
-    <w:lsdException w:name="Table List 4" w:semiHidden="1" w:unhideWhenUsed="1"/>
-    <w:lsdException w:name="Table List 5" w:semiHidden="1" w:unhideWhenUsed="1"/>
-    <w:lsdException w:name="Table List 6" w:semiHidden="1" w:unhideWhenUsed="1"/>
-    <w:lsdException w:name="Table List 7" w:semiHidden="1" w:unhideWhenUsed="1"/>
-    <w:lsdException w:name="Table List 8" w:semiHidden="1" w:unhideWhenUsed="1"/>
-    <w:lsdException w:name="Table 3D effects 1" w:semiHidden="1" w:unhideWhenUsed="1"/>
-    <w:lsdException w:name="Table 3D effects 2" w:semiHidden="1" w:unhideWhenUsed="1"/>
-    <w:lsdException w:name="Table 3D effects 3" w:semiHidden="1" w:unhideWhenUsed="1"/>
-    <w:lsdException w:name="Table Contemporary" w:semiHidden="1" w:unhideWhenUsed="1"/>
-    <w:lsdException w:name="Table Elegant" w:semiHidden="1" w:unhideWhenUsed="1"/>
-    <w:lsdException w:name="Table Professional" w:semiHidden="1" w:unhideWhenUsed="1"/>
-    <w:lsdException w:name="Table Subtle 1" w:semiHidden="1" w:unhideWhenUsed="1"/>
-    <w:lsdException w:name="Table Subtle 2" w:semiHidden="1" w:unhideWhenUsed="1"/>
-    <w:lsdException w:name="Table Web 1" w:semiHidden="1" w:unhideWhenUsed="1"/>
-    <w:lsdException w:name="Table Web 2" w:semiHidden="1" w:unhideWhenUsed="1"/>
-    <w:lsdException w:name="Table Web 3" w:semiHidden="1" w:unhideWhenUsed="1"/>
-    <w:lsdException w:name="Balloon Text" w:semiHidden="1" w:unhideWhenUsed="1"/>
-    <w:lsdException w:name="Table Grid" w:uiPriority="39"/>
-    <w:lsdException w:name="Table Theme" w:semiHidden="1" w:unhideWhenUsed="1"/>
-    <w:lsdException w:name="Placeholder Text" w:semiHidden="1" w:unhideWhenUsed="1"/>
-    <w:lsdException w:name="No Spacing" w:semiHidden="1" w:unhideWhenUsed="1"/>
-    <w:lsdException w:name="Light Shading" w:uiPriority="60"/>
-    <w:lsdException w:name="Light List" w:uiPriority="61"/>
-    <w:lsdException w:name="Light Grid" w:uiPriority="62"/>
-    <w:lsdException w:name="Medium Shading 1" w:uiPriority="63"/>
-    <w:lsdException w:name="Medium Shading 2" w:uiPriority="64"/>
-    <w:lsdException w:name="Medium List 1" w:uiPriority="65"/>
-    <w:lsdException w:name="Medium List 2" w:uiPriority="66"/>
-    <w:lsdException w:name="Medium Grid 1" w:uiPriority="67"/>
-    <w:lsdException w:name="Medium Grid 2" w:uiPriority="68"/>
-    <w:lsdException w:name="Medium Grid 3" w:uiPriority="69"/>
-    <w:lsdException w:name="Dark List" w:uiPriority="70"/>
-    <w:lsdException w:name="Colorful Shading" w:uiPriority="71"/>
-    <w:lsdException w:name="Colorful List" w:uiPriority="72"/>
-    <w:lsdException w:name="Colorful Grid" w:uiPriority="73"/>
-    <w:lsdException w:name="Light Shading Accent 1" w:uiPriority="60"/>
-    <w:lsdException w:name="Light List Accent 1" w:uiPriority="61"/>
-    <w:lsdException w:name="Light Grid Accent 1" w:uiPriority="62"/>
-    <w:lsdException w:name="Medium Shading 1 Accent 1" w:uiPriority="63"/>
-    <w:lsdException w:name="Medium Shading 2 Accent 1" w:uiPriority="64"/>
-    <w:lsdException w:name="Medium List 1 Accent 1" w:uiPriority="65"/>
-    <w:lsdException w:name="Revision" w:semiHidden="1" w:unhideWhenUsed="1"/>
-    <w:lsdException w:name="List Paragraph" w:uiPriority="34" w:qFormat="1"/>
-    <w:lsdException w:name="Quote" w:semiHidden="1" w:unhideWhenUsed="1"/>
-    <w:lsdException w:name="Intense Quote" w:semiHidden="1" w:unhideWhenUsed="1"/>
-    <w:lsdException w:name="Medium List 2 Accent 1" w:uiPriority="66"/>
-    <w:lsdException w:name="Medium Grid 1 Accent 1" w:uiPriority="67"/>
-    <w:lsdException w:name="Medium Grid 2 Accent 1" w:uiPriority="68"/>
-    <w:lsdException w:name="Medium Grid 3 Accent 1" w:uiPriority="69"/>
-    <w:lsdException w:name="Dark List Accent 1" w:uiPriority="70"/>
-    <w:lsdException w:name="Colorful Shading Accent 1" w:uiPriority="71"/>
-    <w:lsdException w:name="Colorful List Accent 1" w:uiPriority="72"/>
-    <w:lsdException w:name="Colorful Grid Accent 1" w:uiPriority="73"/>
-    <w:lsdException w:name="Light Shading Accent 2" w:uiPriority="60"/>
-    <w:lsdException w:name="Light List Accent 2" w:uiPriority="61"/>
-    <w:lsdException w:name="Light Grid Accent 2" w:uiPriority="62"/>
-    <w:lsdException w:name="Medium Shading 1 Accent 2" w:uiPriority="63"/>
-    <w:lsdException w:name="Medium Shading 2 Accent 2" w:uiPriority="64"/>
-    <w:lsdException w:name="Medium List 1 Accent 2" w:uiPriority="65"/>
-    <w:lsdException w:name="Medium List 2 Accent 2" w:uiPriority="66"/>
-    <w:lsdException w:name="Medium Grid 1 Accent 2" w:uiPriority="67"/>
-    <w:lsdException w:name="Medium Grid 2 Accent 2" w:uiPriority="68"/>
-    <w:lsdException w:name="Medium Grid 3 Accent 2" w:uiPriority="69"/>
-    <w:lsdException w:name="Dark List Accent 2" w:uiPriority="70"/>
-    <w:lsdException w:name="Colorful Shading Accent 2" w:uiPriority="71"/>
-    <w:lsdException w:name="Colorful List Accent 2" w:uiPriority="72"/>
-    <w:lsdException w:name="Colorful Grid Accent 2" w:uiPriority="73"/>
-    <w:lsdException w:name="Light Shading Accent 3" w:uiPriority="60"/>
-    <w:lsdException w:name="Light List Accent 3" w:uiPriority="61"/>
-    <w:lsdException w:name="Light Grid Accent 3" w:uiPriority="62"/>
-    <w:lsdException w:name="Medium Shading 1 Accent 3" w:uiPriority="63"/>
-    <w:lsdException w:name="Medium Shading 2 Accent 3" w:uiPriority="64"/>
-    <w:lsdException w:name="Medium List 1 Accent 3" w:uiPriority="65"/>
-    <w:lsdException w:name="Medium List 2 Accent 3" w:uiPriority="66"/>
-    <w:lsdException w:name="Medium Grid 1 Accent 3" w:uiPriority="67"/>
-    <w:lsdException w:name="Medium Grid 2 Accent 3" w:uiPriority="68"/>
-    <w:lsdException w:name="Medium Grid 3 Accent 3" w:uiPriority="69"/>
-    <w:lsdException w:name="Dark List Accent 3" w:uiPriority="70"/>
-    <w:lsdException w:name="Colorful Shading Accent 3" w:uiPriority="71"/>
-    <w:lsdException w:name="Colorful List Accent 3" w:uiPriority="72"/>
-    <w:lsdException w:name="Colorful Grid Accent 3" w:uiPriority="73"/>
-    <w:lsdException w:name="Light Shading Accent 4" w:uiPriority="60"/>
-    <w:lsdException w:name="Light List Accent 4" w:uiPriority="61"/>
-    <w:lsdException w:name="Light Grid Accent 4" w:uiPriority="62"/>
-    <w:lsdException w:name="Medium Shading 1 Accent 4" w:uiPriority="63"/>
-    <w:lsdException w:name="Medium Shading 2 Accent 4" w:uiPriority="64"/>
-    <w:lsdException w:name="Medium List 1 Accent 4" w:uiPriority="65"/>
-    <w:lsdException w:name="Medium List 2 Accent 4" w:uiPriority="66"/>
-    <w:lsdException w:name="Medium Grid 1 Accent 4" w:uiPriority="67"/>
-    <w:lsdException w:name="Medium Grid 2 Accent 4" w:uiPriority="68"/>
-    <w:lsdException w:name="Medium Grid 3 Accent 4" w:uiPriority="69"/>
-    <w:lsdException w:name="Dark List Accent 4" w:uiPriority="70"/>
-    <w:lsdException w:name="Colorful Shading Accent 4" w:uiPriority="71"/>
-    <w:lsdException w:name="Colorful List Accent 4" w:uiPriority="72"/>
-    <w:lsdException w:name="Colorful Grid Accent 4" w:uiPriority="73"/>
-    <w:lsdException w:name="Light Shading Accent 5" w:uiPriority="60"/>
-    <w:lsdException w:name="Light List Accent 5" w:uiPriority="61"/>
-    <w:lsdException w:name="Light Grid Accent 5" w:uiPriority="62"/>
-    <w:lsdException w:name="Medium Shading 1 Accent 5" w:uiPriority="63"/>
-    <w:lsdException w:name="Medium Shading 2 Accent 5" w:uiPriority="64"/>
-    <w:lsdException w:name="Medium List 1 Accent 5" w:uiPriority="65"/>
-    <w:lsdException w:name="Medium List 2 Accent 5" w:uiPriority="66"/>
-    <w:lsdException w:name="Medium Grid 1 Accent 5" w:uiPriority="67"/>
-    <w:lsdException w:name="Medium Grid 2 Accent 5" w:uiPriority="68"/>
-    <w:lsdException w:name="Medium Grid 3 Accent 5" w:uiPriority="69"/>
-    <w:lsdException w:name="Dark List Accent 5" w:uiPriority="70"/>
-    <w:lsdException w:name="Colorful Shading Accent 5" w:uiPriority="71"/>
-    <w:lsdException w:name="Colorful List Accent 5" w:uiPriority="72"/>
-    <w:lsdException w:name="Colorful Grid Accent 5" w:uiPriority="73"/>
-    <w:lsdException w:name="Light Shading Accent 6" w:uiPriority="60"/>
-    <w:lsdException w:name="Light List Accent 6" w:uiPriority="61"/>
-    <w:lsdException w:name="Light Grid Accent 6" w:uiPriority="62"/>
-    <w:lsdException w:name="Medium Shading 1 Accent 6" w:uiPriority="63"/>
-    <w:lsdException w:name="Medium Shading 2 Accent 6" w:uiPriority="64"/>
-    <w:lsdException w:name="Medium List 1 Accent 6" w:uiPriority="65"/>
-    <w:lsdException w:name="Medium List 2 Accent 6" w:uiPriority="66"/>
-    <w:lsdException w:name="Medium Grid 1 Accent 6" w:uiPriority="67"/>
-    <w:lsdException w:name="Medium Grid 2 Accent 6" w:uiPriority="68"/>
-    <w:lsdException w:name="Medium Grid 3 Accent 6" w:uiPriority="69"/>
-    <w:lsdException w:name="Dark List Accent 6" w:uiPriority="70"/>
-    <w:lsdException w:name="Colorful Shading Accent 6" w:uiPriority="71"/>
-    <w:lsdException w:name="Colorful List Accent 6" w:uiPriority="72"/>
-    <w:lsdException w:name="Colorful Grid Accent 6" w:uiPriority="73"/>
-    <w:lsdException w:name="Subtle Emphasis" w:uiPriority="19" w:qFormat="1"/>
-    <w:lsdException w:name="Intense Emphasis" w:uiPriority="21" w:qFormat="1"/>
-    <w:lsdException w:name="Subtle Reference" w:uiPriority="31" w:qFormat="1"/>
-    <w:lsdException w:name="Intense Reference" w:uiPriority="32" w:qFormat="1"/>
-    <w:lsdException w:name="Book Title" w:uiPriority="33" w:qFormat="1"/>
-    <w:lsdException w:name="Bibliography" w:semiHidden="1" w:uiPriority="37" w:unhideWhenUsed="1"/>
-    <w:lsdException w:name="TOC Heading" w:semiHidden="1" w:uiPriority="39" w:unhideWhenUsed="1" w:qFormat="1"/>
-    <w:lsdException w:name="Plain Table 1" w:uiPriority="41"/>
-    <w:lsdException w:name="Plain Table 2" w:uiPriority="42"/>
-    <w:lsdException w:name="Plain Table 3" w:uiPriority="43"/>
-    <w:lsdException w:name="Plain Table 4" w:uiPriority="44"/>
-    <w:lsdException w:name="Plain Table 5" w:uiPriority="45"/>
-    <w:lsdException w:name="Grid Table Light" w:uiPriority="40"/>
-    <w:lsdException w:name="Grid Table 1 Light" w:uiPriority="46"/>
-    <w:lsdException w:name="Grid Table 2" w:uiPriority="47"/>
-    <w:lsdException w:name="Grid Table 3" w:uiPriority="48"/>
-    <w:lsdException w:name="Grid Table 4" w:uiPriority="49"/>
-    <w:lsdException w:name="Grid Table 5 Dark" w:uiPriority="50"/>
-    <w:lsdException w:name="Grid Table 6 Colorful" w:uiPriority="51"/>
-    <w:lsdException w:name="Grid Table 7 Colorful" w:uiPriority="52"/>
-    <w:lsdException w:name="Grid Table 1 Light Accent 1" w:uiPriority="46"/>
-    <w:lsdException w:name="Grid Table 2 Accent 1" w:uiPriority="47"/>
-    <w:lsdException w:name="Grid Table 3 Accent 1" w:uiPriority="48"/>
-    <w:lsdException w:name="Grid Table 4 Accent 1" w:uiPriority="49"/>
-    <w:lsdException w:name="Grid Table 5 Dark Accent 1" w:uiPriority="50"/>
-    <w:lsdException w:name="Grid Table 6 Colorful Accent 1" w:uiPriority="51"/>
-    <w:lsdException w:name="Grid Table 7 Colorful Accent 1" w:uiPriority="52"/>
-    <w:lsdException w:name="Grid Table 1 Light Accent 2" w:uiPriority="46"/>
-    <w:lsdException w:name="Grid Table 2 Accent 2" w:uiPriority="47"/>
-    <w:lsdException w:name="Grid Table 3 Accent 2" w:uiPriority="48"/>
-    <w:lsdException w:name="Grid Table 4 Accent 2" w:uiPriority="49"/>
-    <w:lsdException w:name="Grid Table 5 Dark Accent 2" w:uiPriority="50"/>
-    <w:lsdException w:name="Grid Table 6 Colorful Accent 2" w:uiPriority="51"/>
-    <w:lsdException w:name="Grid Table 7 Colorful Accent 2" w:uiPriority="52"/>
-    <w:lsdException w:name="Grid Table 1 Light Accent 3" w:uiPriority="46"/>
-    <w:lsdException w:name="Grid Table 2 Accent 3" w:uiPriority="47"/>
-    <w:lsdException w:name="Grid Table 3 Accent 3" w:uiPriority="48"/>
-    <w:lsdException w:name="Grid Table 4 Accent 3" w:uiPriority="49"/>
-    <w:lsdException w:name="Grid Table 5 Dark Accent 3" w:uiPriority="50"/>
-    <w:lsdException w:name="Grid Table 6 Colorful Accent 3" w:uiPriority="51"/>
-    <w:lsdException w:name="Grid Table 7 Colorful Accent 3" w:uiPriority="52"/>
-    <w:lsdException w:name="Grid Table 1 Light Accent 4" w:uiPriority="46"/>
-    <w:lsdException w:name="Grid Table 2 Accent 4" w:uiPriority="47"/>
-    <w:lsdException w:name="Grid Table 3 Accent 4" w:uiPriority="48"/>
-    <w:lsdException w:name="Grid Table 4 Accent 4" w:uiPriority="49"/>
-    <w:lsdException w:name="Grid Table 5 Dark Accent 4" w:uiPriority="50"/>
-    <w:lsdException w:name="Grid Table 6 Colorful Accent 4" w:uiPriority="51"/>
-    <w:lsdException w:name="Grid Table 7 Colorful Accent 4" w:uiPriority="52"/>
-    <w:lsdException w:name="Grid Table 1 Light Accent 5" w:uiPriority="46"/>
-    <w:lsdException w:name="Grid Table 2 Accent 5" w:uiPriority="47"/>
-    <w:lsdException w:name="Grid Table 3 Accent 5" w:uiPriority="48"/>
-    <w:lsdException w:name="Grid Table 4 Accent 5" w:uiPriority="49"/>
-    <w:lsdException w:name="Grid Table 5 Dark Accent 5" w:uiPriority="50"/>
-    <w:lsdException w:name="Grid Table 6 Colorful Accent 5" w:uiPriority="51"/>
-    <w:lsdException w:name="Grid Table 7 Colorful Accent 5" w:uiPriority="52"/>
-    <w:lsdException w:name="Grid Table 1 Light Accent 6" w:uiPriority="46"/>
-    <w:lsdException w:name="Grid Table 2 Accent 6" w:uiPriority="47"/>
-    <w:lsdException w:name="Grid Table 3 Accent 6" w:uiPriority="48"/>
-    <w:lsdException w:name="Grid Table 4 Accent 6" w:uiPriority="49"/>
-    <w:lsdException w:name="Grid Table 5 Dark Accent 6" w:uiPriority="50"/>
-    <w:lsdException w:name="Grid Table 6 Colorful Accent 6" w:uiPriority="51"/>
-    <w:lsdException w:name="Grid Table 7 Colorful Accent 6" w:uiPriority="52"/>
-    <w:lsdException w:name="List Table 1 Light" w:uiPriority="46"/>
-    <w:lsdException w:name="List Table 2" w:uiPriority="47"/>
-    <w:lsdException w:name="List Table 3" w:uiPriority="48"/>
-    <w:lsdException w:name="List Table 4" w:uiPriority="49"/>
-    <w:lsdException w:name="List Table 5 Dark" w:uiPriority="50"/>
-    <w:lsdException w:name="List Table 6 Colorful" w:uiPriority="51"/>
-    <w:lsdException w:name="List Table 7 Colorful" w:uiPriority="52"/>
-    <w:lsdException w:name="List Table 1 Light Accent 1" w:uiPriority="46"/>
-    <w:lsdException w:name="List Table 2 Accent 1" w:uiPriority="47"/>
-    <w:lsdException w:name="List Table 3 Accent 1" w:uiPriority="48"/>
-    <w:lsdException w:name="List Table 4 Accent 1" w:uiPriority="49"/>
-    <w:lsdException w:name="List Table 5 Dark Accent 1" w:uiPriority="50"/>
-    <w:lsdException w:name="List Table 6 Colorful Accent 1" w:uiPriority="51"/>
-    <w:lsdException w:name="List Table 7 Colorful Accent 1" w:uiPriority="52"/>
-    <w:lsdException w:name="List Table 1 Light Accent 2" w:uiPriority="46"/>
-    <w:lsdException w:name="List Table 2 Accent 2" w:uiPriority="47"/>
-    <w:lsdException w:name="List Table 3 Accent 2" w:uiPriority="48"/>
-    <w:lsdException w:name="List Table 4 Accent 2" w:uiPriority="49"/>
-    <w:lsdException w:name="List Table 5 Dark Accent 2" w:uiPriority="50"/>
-    <w:lsdException w:name="List Table 6 Colorful Accent 2" w:uiPriority="51"/>
-    <w:lsdException w:name="List Table 7 Colorful Accent 2" w:uiPriority="52"/>
-    <w:lsdException w:name="List Table 1 Light Accent 3" w:uiPriority="46"/>
-    <w:lsdException w:name="List Table 2 Accent 3" w:uiPriority="47"/>
-    <w:lsdException w:name="List Table 3 Accent 3" w:uiPriority="48"/>
-    <w:lsdException w:name="List Table 4 Accent 3" w:uiPriority="49"/>
-    <w:lsdException w:name="List Table 5 Dark Accent 3" w:uiPriority="50"/>
-    <w:lsdException w:name="List Table 6 Colorful Accent 3" w:uiPriority="51"/>
-    <w:lsdException w:name="List Table 7 Colorful Accent 3" w:uiPriority="52"/>
-    <w:lsdException w:name="List Table 1 Light Accent 4" w:uiPriority="46"/>
-    <w:lsdException w:name="List Table 2 Accent 4" w:uiPriority="47"/>
-    <w:lsdException w:name="List Table 3 Accent 4" w:uiPriority="48"/>
-    <w:lsdException w:name="List Table 4 Accent 4" w:uiPriority="49"/>
-    <w:lsdException w:name="List Table 5 Dark Accent 4" w:uiPriority="50"/>
-    <w:lsdException w:name="List Table 6 Colorful Accent 4" w:uiPriority="51"/>
-    <w:lsdException w:name="List Table 7 Colorful Accent 4" w:uiPriority="52"/>
-    <w:lsdException w:name="List Table 1 Light Accent 5" w:uiPriority="46"/>
-    <w:lsdException w:name="List Table 2 Accent 5" w:uiPriority="47"/>
-    <w:lsdException w:name="List Table 3 Accent 5" w:uiPriority="48"/>
-    <w:lsdException w:name="List Table 4 Accent 5" w:uiPriority="49"/>
-    <w:lsdException w:name="List Table 5 Dark Accent 5" w:uiPriority="50"/>
-    <w:lsdException w:name="List Table 6 Colorful Accent 5" w:uiPriority="51"/>
-    <w:lsdException w:name="List Table 7 Colorful Accent 5" w:uiPriority="52"/>
-    <w:lsdException w:name="List Table 1 Light Accent 6" w:uiPriority="46"/>
-    <w:lsdException w:name="List Table 2 Accent 6" w:uiPriority="47"/>
-    <w:lsdException w:name="List Table 3 Accent 6" w:uiPriority="48"/>
-    <w:lsdException w:name="List Table 4 Accent 6" w:uiPriority="49"/>
-    <w:lsdException w:name="List Table 5 Dark Accent 6" w:uiPriority="50"/>
-    <w:lsdException w:name="List Table 6 Colorful Accent 6" w:uiPriority="51"/>
-    <w:lsdException w:name="List Table 7 Colorful Accent 6" w:uiPriority="52"/>
-    <w:lsdException w:name="Mention" w:semiHidden="1" w:unhideWhenUsed="1"/>
-    <w:lsdException w:name="Smart Hyperlink" w:semiHidden="1" w:unhideWhenUsed="1"/>
-    <w:lsdException w:name="Hashtag" w:semiHidden="1" w:unhideWhenUsed="1"/>
-    <w:lsdException w:name="Unresolved Mention" w:semiHidden="1" w:unhideWhenUsed="1"/>
-    <w:lsdException w:name="Smart Link" w:semiHidden="1" w:unhideWhenUsed="1"/>
+  <w:latentStyles w:count="260" w:defQFormat="0" w:defUnhideWhenUsed="1" w:defSemiHidden="1" w:defUIPriority="99" w:defLockedState="0">
+    <w:lsdException w:qFormat="1" w:unhideWhenUsed="0" w:uiPriority="0" w:semiHidden="0" w:name="Normal"/>
+    <w:lsdException w:qFormat="1" w:unhideWhenUsed="0" w:uiPriority="0" w:semiHidden="0" w:name="heading 1"/>
+    <w:lsdException w:qFormat="1" w:uiPriority="9" w:name="heading 2"/>
+    <w:lsdException w:qFormat="1" w:uiPriority="9" w:name="heading 3"/>
+    <w:lsdException w:qFormat="1" w:uiPriority="9" w:name="heading 4"/>
+    <w:lsdException w:qFormat="1" w:uiPriority="9" w:name="heading 5"/>
+    <w:lsdException w:qFormat="1" w:uiPriority="9" w:name="heading 6"/>
+    <w:lsdException w:qFormat="1" w:uiPriority="9" w:name="heading 7"/>
+    <w:lsdException w:qFormat="1" w:uiPriority="9" w:name="heading 8"/>
+    <w:lsdException w:qFormat="1" w:uiPriority="9" w:name="heading 9"/>
+    <w:lsdException w:uiPriority="99" w:name="index 1"/>
+    <w:lsdException w:uiPriority="99" w:name="index 2"/>
+    <w:lsdException w:uiPriority="99" w:name="index 3"/>
+    <w:lsdException w:uiPriority="99" w:name="index 4"/>
+    <w:lsdException w:uiPriority="99" w:name="index 5"/>
+    <w:lsdException w:uiPriority="99" w:name="index 6"/>
+    <w:lsdException w:uiPriority="99" w:name="index 7"/>
+    <w:lsdException w:uiPriority="99" w:name="index 8"/>
+    <w:lsdException w:uiPriority="99" w:name="index 9"/>
+    <w:lsdException w:uiPriority="39" w:name="toc 1"/>
+    <w:lsdException w:uiPriority="39" w:name="toc 2"/>
+    <w:lsdException w:uiPriority="39" w:name="toc 3"/>
+    <w:lsdException w:uiPriority="39" w:name="toc 4"/>
+    <w:lsdException w:uiPriority="39" w:name="toc 5"/>
+    <w:lsdException w:uiPriority="39" w:name="toc 6"/>
+    <w:lsdException w:uiPriority="39" w:name="toc 7"/>
+    <w:lsdException w:uiPriority="39" w:name="toc 8"/>
+    <w:lsdException w:uiPriority="39" w:name="toc 9"/>
+    <w:lsdException w:uiPriority="99" w:name="Normal Indent"/>
+    <w:lsdException w:uiPriority="99" w:name="footnote text"/>
+    <w:lsdException w:uiPriority="99" w:name="annotation text"/>
+    <w:lsdException w:qFormat="1" w:uiPriority="99" w:semiHidden="0" w:name="header"/>
+    <w:lsdException w:qFormat="1" w:uiPriority="99" w:semiHidden="0" w:name="footer"/>
+    <w:lsdException w:uiPriority="99" w:name="index heading"/>
+    <w:lsdException w:qFormat="1" w:uiPriority="35" w:name="caption"/>
+    <w:lsdException w:uiPriority="99" w:name="table of figures"/>
+    <w:lsdException w:uiPriority="99" w:name="envelope address"/>
+    <w:lsdException w:uiPriority="99" w:name="envelope return"/>
+    <w:lsdException w:uiPriority="99" w:name="footnote reference"/>
+    <w:lsdException w:qFormat="1" w:uiPriority="99" w:name="annotation reference"/>
+    <w:lsdException w:uiPriority="99" w:name="line number"/>
+    <w:lsdException w:uiPriority="99" w:name="page number"/>
+    <w:lsdException w:uiPriority="99" w:name="endnote reference"/>
+    <w:lsdException w:uiPriority="99" w:name="endnote text"/>
+    <w:lsdException w:uiPriority="99" w:name="table of authorities"/>
+    <w:lsdException w:uiPriority="99" w:name="macro"/>
+    <w:lsdException w:uiPriority="99" w:name="toa heading"/>
+    <w:lsdException w:uiPriority="99" w:name="List"/>
+    <w:lsdException w:uiPriority="99" w:name="List Bullet"/>
+    <w:lsdException w:uiPriority="99" w:name="List Number"/>
+    <w:lsdException w:uiPriority="99" w:name="List 2"/>
+    <w:lsdException w:uiPriority="99" w:name="List 3"/>
+    <w:lsdException w:uiPriority="99" w:name="List 4"/>
+    <w:lsdException w:uiPriority="99" w:name="List 5"/>
+    <w:lsdException w:uiPriority="99" w:name="List Bullet 2"/>
+    <w:lsdException w:uiPriority="99" w:name="List Bullet 3"/>
+    <w:lsdException w:uiPriority="99" w:name="List Bullet 4"/>
+    <w:lsdException w:uiPriority="99" w:name="List Bullet 5"/>
+    <w:lsdException w:uiPriority="99" w:name="List Number 2"/>
+    <w:lsdException w:uiPriority="99" w:name="List Number 3"/>
+    <w:lsdException w:uiPriority="99" w:name="List Number 4"/>
+    <w:lsdException w:uiPriority="99" w:name="List Number 5"/>
+    <w:lsdException w:qFormat="1" w:unhideWhenUsed="0" w:uiPriority="10" w:semiHidden="0" w:name="Title"/>
+    <w:lsdException w:uiPriority="99" w:name="Closing"/>
+    <w:lsdException w:uiPriority="99" w:name="Signature"/>
+    <w:lsdException w:uiPriority="1" w:name="Default Paragraph Font"/>
+    <w:lsdException w:uiPriority="99" w:name="Body Text"/>
+    <w:lsdException w:uiPriority="99" w:name="Body Text Indent"/>
+    <w:lsdException w:uiPriority="99" w:name="List Continue"/>
+    <w:lsdException w:uiPriority="99" w:name="List Continue 2"/>
+    <w:lsdException w:uiPriority="99" w:name="List Continue 3"/>
+    <w:lsdException w:uiPriority="99" w:name="List Continue 4"/>
+    <w:lsdException w:uiPriority="99" w:name="List Continue 5"/>
+    <w:lsdException w:uiPriority="99" w:name="Message Header"/>
+    <w:lsdException w:qFormat="1" w:unhideWhenUsed="0" w:uiPriority="11" w:semiHidden="0" w:name="Subtitle"/>
+    <w:lsdException w:uiPriority="99" w:name="Salutation"/>
+    <w:lsdException w:uiPriority="99" w:name="Date"/>
+    <w:lsdException w:uiPriority="99" w:name="Body Text First Indent"/>
+    <w:lsdException w:uiPriority="99" w:name="Body Text First Indent 2"/>
+    <w:lsdException w:uiPriority="99" w:name="Note Heading"/>
+    <w:lsdException w:uiPriority="99" w:name="Body Text 2"/>
+    <w:lsdException w:uiPriority="99" w:name="Body Text 3"/>
+    <w:lsdException w:uiPriority="99" w:name="Body Text Indent 2"/>
+    <w:lsdException w:uiPriority="99" w:name="Body Text Indent 3"/>
+    <w:lsdException w:uiPriority="99" w:name="Block Text"/>
+    <w:lsdException w:qFormat="1" w:uiPriority="99" w:semiHidden="0" w:name="Hyperlink"/>
+    <w:lsdException w:uiPriority="99" w:name="FollowedHyperlink"/>
+    <w:lsdException w:qFormat="1" w:unhideWhenUsed="0" w:uiPriority="22" w:semiHidden="0" w:name="Strong"/>
+    <w:lsdException w:qFormat="1" w:unhideWhenUsed="0" w:uiPriority="20" w:semiHidden="0" w:name="Emphasis"/>
+    <w:lsdException w:uiPriority="99" w:name="Document Map"/>
+    <w:lsdException w:uiPriority="99" w:name="Plain Text"/>
+    <w:lsdException w:uiPriority="99" w:name="E-mail Signature"/>
+    <w:lsdException w:uiPriority="99" w:name="Normal (Web)"/>
+    <w:lsdException w:uiPriority="99" w:name="HTML Acronym"/>
+    <w:lsdException w:uiPriority="99" w:name="HTML Address"/>
+    <w:lsdException w:uiPriority="99" w:name="HTML Cite"/>
+    <w:lsdException w:uiPriority="99" w:name="HTML Code"/>
+    <w:lsdException w:uiPriority="99" w:name="HTML Definition"/>
+    <w:lsdException w:uiPriority="99" w:name="HTML Keyboard"/>
+    <w:lsdException w:uiPriority="99" w:name="HTML Preformatted"/>
+    <w:lsdException w:uiPriority="99" w:name="HTML Sample"/>
+    <w:lsdException w:uiPriority="99" w:name="HTML Typewriter"/>
+    <w:lsdException w:uiPriority="99" w:name="HTML Variable"/>
+    <w:lsdException w:uiPriority="99" w:name="Normal Table"/>
+    <w:lsdException w:qFormat="1" w:uiPriority="99" w:name="annotation subject"/>
+    <w:lsdException w:uiPriority="99" w:name="Table Simple 1"/>
+    <w:lsdException w:uiPriority="99" w:name="Table Simple 2"/>
+    <w:lsdException w:uiPriority="99" w:name="Table Simple 3"/>
+    <w:lsdException w:uiPriority="99" w:name="Table Classic 1"/>
+    <w:lsdException w:uiPriority="99" w:name="Table Classic 2"/>
+    <w:lsdException w:uiPriority="99" w:name="Table Classic 3"/>
+    <w:lsdException w:uiPriority="99" w:name="Table Classic 4"/>
+    <w:lsdException w:uiPriority="99" w:name="Table Colorful 1"/>
+    <w:lsdException w:uiPriority="99" w:name="Table Colorful 2"/>
+    <w:lsdException w:uiPriority="99" w:name="Table Colorful 3"/>
+    <w:lsdException w:uiPriority="99" w:name="Table Columns 1"/>
+    <w:lsdException w:uiPriority="99" w:name="Table Columns 2"/>
+    <w:lsdException w:uiPriority="99" w:name="Table Columns 3"/>
+    <w:lsdException w:uiPriority="99" w:name="Table Columns 4"/>
+    <w:lsdException w:uiPriority="99" w:name="Table Columns 5"/>
+    <w:lsdException w:uiPriority="99" w:name="Table Grid 1"/>
+    <w:lsdException w:uiPriority="99" w:name="Table Grid 2"/>
+    <w:lsdException w:uiPriority="99" w:name="Table Grid 3"/>
+    <w:lsdException w:uiPriority="99" w:name="Table Grid 4"/>
+    <w:lsdException w:uiPriority="99" w:name="Table Grid 5"/>
+    <w:lsdException w:uiPriority="99" w:name="Table Grid 6"/>
+    <w:lsdException w:uiPriority="99" w:name="Table Grid 7"/>
+    <w:lsdException w:uiPriority="99" w:name="Table Grid 8"/>
+    <w:lsdException w:uiPriority="99" w:name="Table List 1"/>
+    <w:lsdException w:uiPriority="99" w:name="Table List 2"/>
+    <w:lsdException w:uiPriority="99" w:name="Table List 3"/>
+    <w:lsdException w:uiPriority="99" w:name="Table List 4"/>
+    <w:lsdException w:uiPriority="99" w:name="Table List 5"/>
+    <w:lsdException w:uiPriority="99" w:name="Table List 6"/>
+    <w:lsdException w:uiPriority="99" w:name="Table List 7"/>
+    <w:lsdException w:uiPriority="99" w:name="Table List 8"/>
+    <w:lsdException w:uiPriority="99" w:name="Table 3D effects 1"/>
+    <w:lsdException w:uiPriority="99" w:name="Table 3D effects 2"/>
+    <w:lsdException w:uiPriority="99" w:name="Table 3D effects 3"/>
+    <w:lsdException w:uiPriority="99" w:name="Table Contemporary"/>
+    <w:lsdException w:uiPriority="99" w:name="Table Elegant"/>
+    <w:lsdException w:uiPriority="99" w:name="Table Professional"/>
+    <w:lsdException w:uiPriority="99" w:name="Table Subtle 1"/>
+    <w:lsdException w:uiPriority="99" w:name="Table Subtle 2"/>
+    <w:lsdException w:uiPriority="99" w:name="Table Web 1"/>
+    <w:lsdException w:uiPriority="99" w:name="Table Web 2"/>
+    <w:lsdException w:uiPriority="99" w:name="Table Web 3"/>
+    <w:lsdException w:uiPriority="99" w:name="Balloon Text"/>
+    <w:lsdException w:unhideWhenUsed="0" w:uiPriority="39" w:semiHidden="0" w:name="Table Grid"/>
+    <w:lsdException w:uiPriority="99" w:name="Table Theme"/>
+    <w:lsdException w:unhideWhenUsed="0" w:uiPriority="60" w:semiHidden="0" w:name="Light Shading"/>
+    <w:lsdException w:unhideWhenUsed="0" w:uiPriority="61" w:semiHidden="0" w:name="Light List"/>
+    <w:lsdException w:unhideWhenUsed="0" w:uiPriority="62" w:semiHidden="0" w:name="Light Grid"/>
+    <w:lsdException w:unhideWhenUsed="0" w:uiPriority="63" w:semiHidden="0" w:name="Medium Shading 1"/>
+    <w:lsdException w:unhideWhenUsed="0" w:uiPriority="64" w:semiHidden="0" w:name="Medium Shading 2"/>
+    <w:lsdException w:unhideWhenUsed="0" w:uiPriority="65" w:semiHidden="0" w:name="Medium List 1"/>
+    <w:lsdException w:unhideWhenUsed="0" w:uiPriority="66" w:semiHidden="0" w:name="Medium List 2"/>
+    <w:lsdException w:unhideWhenUsed="0" w:uiPriority="67" w:semiHidden="0" w:name="Medium Grid 1"/>
+    <w:lsdException w:unhideWhenUsed="0" w:uiPriority="68" w:semiHidden="0" w:name="Medium Grid 2"/>
+    <w:lsdException w:unhideWhenUsed="0" w:uiPriority="69" w:semiHidden="0" w:name="Medium Grid 3"/>
+    <w:lsdException w:unhideWhenUsed="0" w:uiPriority="70" w:semiHidden="0" w:name="Dark List"/>
+    <w:lsdException w:unhideWhenUsed="0" w:uiPriority="71" w:semiHidden="0" w:name="Colorful Shading"/>
+    <w:lsdException w:unhideWhenUsed="0" w:uiPriority="72" w:semiHidden="0" w:name="Colorful List"/>
+    <w:lsdException w:unhideWhenUsed="0" w:uiPriority="73" w:semiHidden="0" w:name="Colorful Grid"/>
+    <w:lsdException w:unhideWhenUsed="0" w:uiPriority="60" w:semiHidden="0" w:name="Light Shading Accent 1"/>
+    <w:lsdException w:unhideWhenUsed="0" w:uiPriority="61" w:semiHidden="0" w:name="Light List Accent 1"/>
+    <w:lsdException w:unhideWhenUsed="0" w:uiPriority="62" w:semiHidden="0" w:name="Light Grid Accent 1"/>
+    <w:lsdException w:unhideWhenUsed="0" w:uiPriority="63" w:semiHidden="0" w:name="Medium Shading 1 Accent 1"/>
+    <w:lsdException w:unhideWhenUsed="0" w:uiPriority="64" w:semiHidden="0" w:name="Medium Shading 2 Accent 1"/>
+    <w:lsdException w:unhideWhenUsed="0" w:uiPriority="65" w:semiHidden="0" w:name="Medium List 1 Accent 1"/>
+    <w:lsdException w:qFormat="1" w:unhideWhenUsed="0" w:uiPriority="34" w:semiHidden="0" w:name="List Paragraph"/>
+    <w:lsdException w:unhideWhenUsed="0" w:uiPriority="66" w:semiHidden="0" w:name="Medium List 2 Accent 1"/>
+    <w:lsdException w:unhideWhenUsed="0" w:uiPriority="67" w:semiHidden="0" w:name="Medium Grid 1 Accent 1"/>
+    <w:lsdException w:unhideWhenUsed="0" w:uiPriority="68" w:semiHidden="0" w:name="Medium Grid 2 Accent 1"/>
+    <w:lsdException w:unhideWhenUsed="0" w:uiPriority="69" w:semiHidden="0" w:name="Medium Grid 3 Accent 1"/>
+    <w:lsdException w:unhideWhenUsed="0" w:uiPriority="70" w:semiHidden="0" w:name="Dark List Accent 1"/>
+    <w:lsdException w:unhideWhenUsed="0" w:uiPriority="71" w:semiHidden="0" w:name="Colorful Shading Accent 1"/>
+    <w:lsdException w:unhideWhenUsed="0" w:uiPriority="72" w:semiHidden="0" w:name="Colorful List Accent 1"/>
+    <w:lsdException w:unhideWhenUsed="0" w:uiPriority="73" w:semiHidden="0" w:name="Colorful Grid Accent 1"/>
+    <w:lsdException w:unhideWhenUsed="0" w:uiPriority="60" w:semiHidden="0" w:name="Light Shading Accent 2"/>
+    <w:lsdException w:unhideWhenUsed="0" w:uiPriority="61" w:semiHidden="0" w:name="Light List Accent 2"/>
+    <w:lsdException w:unhideWhenUsed="0" w:uiPriority="62" w:semiHidden="0" w:name="Light Grid Accent 2"/>
+    <w:lsdException w:unhideWhenUsed="0" w:uiPriority="63" w:semiHidden="0" w:name="Medium Shading 1 Accent 2"/>
+    <w:lsdException w:unhideWhenUsed="0" w:uiPriority="64" w:semiHidden="0" w:name="Medium Shading 2 Accent 2"/>
+    <w:lsdException w:unhideWhenUsed="0" w:uiPriority="65" w:semiHidden="0" w:name="Medium List 1 Accent 2"/>
+    <w:lsdException w:unhideWhenUsed="0" w:uiPriority="66" w:semiHidden="0" w:name="Medium List 2 Accent 2"/>
+    <w:lsdException w:unhideWhenUsed="0" w:uiPriority="67" w:semiHidden="0" w:name="Medium Grid 1 Accent 2"/>
+    <w:lsdException w:unhideWhenUsed="0" w:uiPriority="68" w:semiHidden="0" w:name="Medium Grid 2 Accent 2"/>
+    <w:lsdException w:unhideWhenUsed="0" w:uiPriority="69" w:semiHidden="0" w:name="Medium Grid 3 Accent 2"/>
+    <w:lsdException w:unhideWhenUsed="0" w:uiPriority="70" w:semiHidden="0" w:name="Dark List Accent 2"/>
+    <w:lsdException w:unhideWhenUsed="0" w:uiPriority="71" w:semiHidden="0" w:name="Colorful Shading Accent 2"/>
+    <w:lsdException w:unhideWhenUsed="0" w:uiPriority="72" w:semiHidden="0" w:name="Colorful List Accent 2"/>
+    <w:lsdException w:unhideWhenUsed="0" w:uiPriority="73" w:semiHidden="0" w:name="Colorful Grid Accent 2"/>
+    <w:lsdException w:unhideWhenUsed="0" w:uiPriority="60" w:semiHidden="0" w:name="Light Shading Accent 3"/>
+    <w:lsdException w:unhideWhenUsed="0" w:uiPriority="61" w:semiHidden="0" w:name="Light List Accent 3"/>
+    <w:lsdException w:unhideWhenUsed="0" w:uiPriority="62" w:semiHidden="0" w:name="Light Grid Accent 3"/>
+    <w:lsdException w:unhideWhenUsed="0" w:uiPriority="63" w:semiHidden="0" w:name="Medium Shading 1 Accent 3"/>
+    <w:lsdException w:unhideWhenUsed="0" w:uiPriority="64" w:semiHidden="0" w:name="Medium Shading 2 Accent 3"/>
+    <w:lsdException w:unhideWhenUsed="0" w:uiPriority="65" w:semiHidden="0" w:name="Medium List 1 Accent 3"/>
+    <w:lsdException w:unhideWhenUsed="0" w:uiPriority="66" w:semiHidden="0" w:name="Medium List 2 Accent 3"/>
+    <w:lsdException w:unhideWhenUsed="0" w:uiPriority="67" w:semiHidden="0" w:name="Medium Grid 1 Accent 3"/>
+    <w:lsdException w:unhideWhenUsed="0" w:uiPriority="68" w:semiHidden="0" w:name="Medium Grid 2 Accent 3"/>
+    <w:lsdException w:unhideWhenUsed="0" w:uiPriority="69" w:semiHidden="0" w:name="Medium Grid 3 Accent 3"/>
+    <w:lsdException w:unhideWhenUsed="0" w:uiPriority="70" w:semiHidden="0" w:name="Dark List Accent 3"/>
+    <w:lsdException w:unhideWhenUsed="0" w:uiPriority="71" w:semiHidden="0" w:name="Colorful Shading Accent 3"/>
+    <w:lsdException w:unhideWhenUsed="0" w:uiPriority="72" w:semiHidden="0" w:name="Colorful List Accent 3"/>
+    <w:lsdException w:unhideWhenUsed="0" w:uiPriority="73" w:semiHidden="0" w:name="Colorful Grid Accent 3"/>
+    <w:lsdException w:unhideWhenUsed="0" w:uiPriority="60" w:semiHidden="0" w:name="Light Shading Accent 4"/>
+    <w:lsdException w:unhideWhenUsed="0" w:uiPriority="61" w:semiHidden="0" w:name="Light List Accent 4"/>
+    <w:lsdException w:unhideWhenUsed="0" w:uiPriority="62" w:semiHidden="0" w:name="Light Grid Accent 4"/>
+    <w:lsdException w:unhideWhenUsed="0" w:uiPriority="63" w:semiHidden="0" w:name="Medium Shading 1 Accent 4"/>
+    <w:lsdException w:unhideWhenUsed="0" w:uiPriority="64" w:semiHidden="0" w:name="Medium Shading 2 Accent 4"/>
+    <w:lsdException w:unhideWhenUsed="0" w:uiPriority="65" w:semiHidden="0" w:name="Medium List 1 Accent 4"/>
+    <w:lsdException w:unhideWhenUsed="0" w:uiPriority="66" w:semiHidden="0" w:name="Medium List 2 Accent 4"/>
+    <w:lsdException w:unhideWhenUsed="0" w:uiPriority="67" w:semiHidden="0" w:name="Medium Grid 1 Accent 4"/>
+    <w:lsdException w:unhideWhenUsed="0" w:uiPriority="68" w:semiHidden="0" w:name="Medium Grid 2 Accent 4"/>
+    <w:lsdException w:unhideWhenUsed="0" w:uiPriority="69" w:semiHidden="0" w:name="Medium Grid 3 Accent 4"/>
+    <w:lsdException w:unhideWhenUsed="0" w:uiPriority="70" w:semiHidden="0" w:name="Dark List Accent 4"/>
+    <w:lsdException w:unhideWhenUsed="0" w:uiPriority="71" w:semiHidden="0" w:name="Colorful Shading Accent 4"/>
+    <w:lsdException w:unhideWhenUsed="0" w:uiPriority="72" w:semiHidden="0" w:name="Colorful List Accent 4"/>
+    <w:lsdException w:unhideWhenUsed="0" w:uiPriority="73" w:semiHidden="0" w:name="Colorful Grid Accent 4"/>
+    <w:lsdException w:unhideWhenUsed="0" w:uiPriority="60" w:semiHidden="0" w:name="Light Shading Accent 5"/>
+    <w:lsdException w:unhideWhenUsed="0" w:uiPriority="61" w:semiHidden="0" w:name="Light List Accent 5"/>
+    <w:lsdException w:unhideWhenUsed="0" w:uiPriority="62" w:semiHidden="0" w:name="Light Grid Accent 5"/>
+    <w:lsdException w:unhideWhenUsed="0" w:uiPriority="63" w:semiHidden="0" w:name="Medium Shading 1 Accent 5"/>
+    <w:lsdException w:unhideWhenUsed="0" w:uiPriority="64" w:semiHidden="0" w:name="Medium Shading 2 Accent 5"/>
+    <w:lsdException w:unhideWhenUsed="0" w:uiPriority="65" w:semiHidden="0" w:name="Medium List 1 Accent 5"/>
+    <w:lsdException w:unhideWhenUsed="0" w:uiPriority="66" w:semiHidden="0" w:name="Medium List 2 Accent 5"/>
+    <w:lsdException w:unhideWhenUsed="0" w:uiPriority="67" w:semiHidden="0" w:name="Medium Grid 1 Accent 5"/>
+    <w:lsdException w:unhideWhenUsed="0" w:uiPriority="68" w:semiHidden="0" w:name="Medium Grid 2 Accent 5"/>
+    <w:lsdException w:unhideWhenUsed="0" w:uiPriority="69" w:semiHidden="0" w:name="Medium Grid 3 Accent 5"/>
+    <w:lsdException w:unhideWhenUsed="0" w:uiPriority="70" w:semiHidden="0" w:name="Dark List Accent 5"/>
+    <w:lsdException w:unhideWhenUsed="0" w:uiPriority="71" w:semiHidden="0" w:name="Colorful Shading Accent 5"/>
+    <w:lsdException w:unhideWhenUsed="0" w:uiPriority="72" w:semiHidden="0" w:name="Colorful List Accent 5"/>
+    <w:lsdException w:unhideWhenUsed="0" w:uiPriority="73" w:semiHidden="0" w:name="Colorful Grid Accent 5"/>
+    <w:lsdException w:unhideWhenUsed="0" w:uiPriority="60" w:semiHidden="0" w:name="Light Shading Accent 6"/>
+    <w:lsdException w:unhideWhenUsed="0" w:uiPriority="61" w:semiHidden="0" w:name="Light List Accent 6"/>
+    <w:lsdException w:unhideWhenUsed="0" w:uiPriority="62" w:semiHidden="0" w:name="Light Grid Accent 6"/>
+    <w:lsdException w:unhideWhenUsed="0" w:uiPriority="63" w:semiHidden="0" w:name="Medium Shading 1 Accent 6"/>
+    <w:lsdException w:unhideWhenUsed="0" w:uiPriority="64" w:semiHidden="0" w:name="Medium Shading 2 Accent 6"/>
+    <w:lsdException w:unhideWhenUsed="0" w:uiPriority="65" w:semiHidden="0" w:name="Medium List 1 Accent 6"/>
+    <w:lsdException w:unhideWhenUsed="0" w:uiPriority="66" w:semiHidden="0" w:name="Medium List 2 Accent 6"/>
+    <w:lsdException w:unhideWhenUsed="0" w:uiPriority="67" w:semiHidden="0" w:name="Medium Grid 1 Accent 6"/>
+    <w:lsdException w:unhideWhenUsed="0" w:uiPriority="68" w:semiHidden="0" w:name="Medium Grid 2 Accent 6"/>
+    <w:lsdException w:unhideWhenUsed="0" w:uiPriority="69" w:semiHidden="0" w:name="Medium Grid 3 Accent 6"/>
+    <w:lsdException w:unhideWhenUsed="0" w:uiPriority="70" w:semiHidden="0" w:name="Dark List Accent 6"/>
+    <w:lsdException w:unhideWhenUsed="0" w:uiPriority="71" w:semiHidden="0" w:name="Colorful Shading Accent 6"/>
+    <w:lsdException w:unhideWhenUsed="0" w:uiPriority="72" w:semiHidden="0" w:name="Colorful List Accent 6"/>
+    <w:lsdException w:unhideWhenUsed="0" w:uiPriority="73" w:semiHidden="0" w:name="Colorful Grid Accent 6"/>
   </w:latentStyles>
-  <w:style w:type="paragraph" w:default="1" w:styleId="Normal">
+  <w:style w:type="paragraph" w:default="1" w:styleId="1">
     <w:name w:val="Normal"/>
     <w:autoRedefine/>
     <w:qFormat/>
-    <w:rsid w:val="00A75BF2"/>
+    <w:uiPriority w:val="0"/>
     <w:pPr>
       <w:spacing w:line="360" w:lineRule="auto"/>
-      <w:ind w:firstLineChars="200" w:firstLine="200"/>
+      <w:ind w:firstLine="200" w:firstLineChars="200"/>
     </w:pPr>
     <w:rPr>
+      <w:rFonts w:ascii="Times New Roman" w:hAnsi="Times New Roman" w:eastAsia="宋体" w:cs="Times New Roman"/>
       <w:kern w:val="2"/>
       <w:sz w:val="24"/>
       <w:szCs w:val="22"/>
-      <w:lang w:val="en-GB"/>
+      <w:lang w:val="en-GB" w:eastAsia="zh-CN" w:bidi="ar-SA"/>
     </w:rPr>
   </w:style>
-  <w:style w:type="paragraph" w:styleId="Heading1">
+  <w:style w:type="paragraph" w:styleId="2">
     <w:name w:val="heading 1"/>
-    <w:next w:val="Normal"/>
+    <w:next w:val="1"/>
     <w:qFormat/>
+    <w:uiPriority w:val="0"/>
     <w:pPr>
       <w:spacing w:beforeAutospacing="1" w:afterAutospacing="1"/>
       <w:outlineLvl w:val="0"/>
     </w:pPr>
     <w:rPr>
-      <w:rFonts w:ascii="SimSun" w:hAnsi="SimSun" w:hint="eastAsia"/>
+      <w:rFonts w:hint="eastAsia" w:ascii="宋体" w:hAnsi="宋体" w:eastAsia="宋体" w:cs="Times New Roman"/>
       <w:b/>
       <w:bCs/>
       <w:kern w:val="44"/>
       <w:sz w:val="48"/>
       <w:szCs w:val="48"/>
-      <w:lang w:val="en-US"/>
+      <w:lang w:val="en-US" w:eastAsia="zh-CN" w:bidi="ar-SA"/>
     </w:rPr>
   </w:style>
-  <w:style w:type="character" w:default="1" w:styleId="DefaultParagraphFont">
+  <w:style w:type="character" w:default="1" w:styleId="3">
     <w:name w:val="Default Paragraph Font"/>
-    <w:uiPriority w:val="1"/>
     <w:semiHidden/>
     <w:unhideWhenUsed/>
+    <w:uiPriority w:val="1"/>
   </w:style>
-  <w:style w:type="table" w:default="1" w:styleId="TableNormal">
+  <w:style w:type="table" w:default="1" w:styleId="4">
     <w:name w:val="Normal Table"/>
-    <w:uiPriority w:val="99"/>
     <w:semiHidden/>
     <w:unhideWhenUsed/>
+    <w:uiPriority w:val="99"/>
     <w:tblPr>
-      <w:tblInd w:w="0" w:type="dxa"/>
       <w:tblCellMar>
         <w:top w:w="0" w:type="dxa"/>
         <w:left w:w="108" w:type="dxa"/>
@@ -5984,56 +5218,66 @@
       </w:tblCellMar>
     </w:tblPr>
   </w:style>
-  <w:style w:type="numbering" w:default="1" w:styleId="NoList">
-    <w:name w:val="No List"/>
-    <w:uiPriority w:val="99"/>
-    <w:semiHidden/>
-    <w:unhideWhenUsed/>
-  </w:style>
-  <w:style w:type="character" w:styleId="CommentReference">
+  <w:style w:type="character" w:styleId="5">
     <w:name w:val="annotation reference"/>
-    <w:basedOn w:val="DefaultParagraphFont"/>
+    <w:basedOn w:val="3"/>
     <w:autoRedefine/>
-    <w:uiPriority w:val="99"/>
     <w:semiHidden/>
     <w:unhideWhenUsed/>
     <w:qFormat/>
+    <w:uiPriority w:val="99"/>
     <w:rPr>
       <w:sz w:val="16"/>
       <w:szCs w:val="16"/>
     </w:rPr>
   </w:style>
-  <w:style w:type="paragraph" w:styleId="CommentText">
+  <w:style w:type="paragraph" w:styleId="6">
     <w:name w:val="annotation text"/>
-    <w:basedOn w:val="Normal"/>
-    <w:link w:val="CommentTextChar"/>
-    <w:uiPriority w:val="99"/>
+    <w:basedOn w:val="1"/>
+    <w:link w:val="15"/>
     <w:semiHidden/>
     <w:unhideWhenUsed/>
+    <w:uiPriority w:val="99"/>
   </w:style>
-  <w:style w:type="paragraph" w:styleId="CommentSubject">
+  <w:style w:type="paragraph" w:styleId="7">
     <w:name w:val="annotation subject"/>
-    <w:basedOn w:val="CommentText"/>
-    <w:next w:val="CommentText"/>
-    <w:link w:val="CommentSubjectChar"/>
+    <w:basedOn w:val="6"/>
+    <w:next w:val="6"/>
+    <w:link w:val="18"/>
     <w:autoRedefine/>
-    <w:uiPriority w:val="99"/>
     <w:semiHidden/>
     <w:unhideWhenUsed/>
     <w:qFormat/>
+    <w:uiPriority w:val="99"/>
     <w:rPr>
       <w:b/>
       <w:bCs/>
     </w:rPr>
   </w:style>
-  <w:style w:type="paragraph" w:styleId="Footer">
+  <w:style w:type="character" w:styleId="8">
+    <w:name w:val="FollowedHyperlink"/>
+    <w:basedOn w:val="3"/>
+    <w:semiHidden/>
+    <w:unhideWhenUsed/>
+    <w:uiPriority w:val="99"/>
+    <w:rPr>
+      <w:color w:val="954F72" w:themeColor="followedHyperlink"/>
+      <w:u w:val="single"/>
+      <w14:textFill>
+        <w14:solidFill>
+          <w14:schemeClr w14:val="folHlink"/>
+        </w14:solidFill>
+      </w14:textFill>
+    </w:rPr>
+  </w:style>
+  <w:style w:type="paragraph" w:styleId="9">
     <w:name w:val="footer"/>
-    <w:basedOn w:val="Normal"/>
-    <w:link w:val="FooterChar"/>
+    <w:basedOn w:val="1"/>
+    <w:link w:val="14"/>
     <w:autoRedefine/>
-    <w:uiPriority w:val="99"/>
     <w:unhideWhenUsed/>
     <w:qFormat/>
+    <w:uiPriority w:val="99"/>
     <w:pPr>
       <w:tabs>
         <w:tab w:val="center" w:pos="4153"/>
@@ -6047,17 +5291,17 @@
       <w:szCs w:val="18"/>
     </w:rPr>
   </w:style>
-  <w:style w:type="paragraph" w:styleId="Header">
+  <w:style w:type="paragraph" w:styleId="10">
     <w:name w:val="header"/>
-    <w:basedOn w:val="Normal"/>
-    <w:link w:val="HeaderChar"/>
+    <w:basedOn w:val="1"/>
+    <w:link w:val="13"/>
     <w:autoRedefine/>
-    <w:uiPriority w:val="99"/>
     <w:unhideWhenUsed/>
     <w:qFormat/>
+    <w:uiPriority w:val="99"/>
     <w:pPr>
       <w:pBdr>
-        <w:bottom w:val="single" w:sz="6" w:space="1" w:color="auto"/>
+        <w:bottom w:val="single" w:color="auto" w:sz="6" w:space="1"/>
       </w:pBdr>
       <w:tabs>
         <w:tab w:val="center" w:pos="4153"/>
@@ -6072,139 +5316,133 @@
       <w:szCs w:val="18"/>
     </w:rPr>
   </w:style>
-  <w:style w:type="character" w:styleId="Hyperlink">
+  <w:style w:type="character" w:styleId="11">
     <w:name w:val="Hyperlink"/>
-    <w:basedOn w:val="DefaultParagraphFont"/>
+    <w:basedOn w:val="3"/>
     <w:autoRedefine/>
-    <w:uiPriority w:val="99"/>
     <w:unhideWhenUsed/>
     <w:qFormat/>
+    <w:uiPriority w:val="99"/>
     <w:rPr>
       <w:color w:val="0563C1" w:themeColor="hyperlink"/>
       <w:u w:val="single"/>
+      <w14:textFill>
+        <w14:solidFill>
+          <w14:schemeClr w14:val="hlink"/>
+        </w14:solidFill>
+      </w14:textFill>
     </w:rPr>
   </w:style>
-  <w:style w:type="paragraph" w:styleId="NormalWeb">
+  <w:style w:type="paragraph" w:styleId="12">
     <w:name w:val="Normal (Web)"/>
-    <w:uiPriority w:val="99"/>
     <w:semiHidden/>
     <w:unhideWhenUsed/>
+    <w:uiPriority w:val="99"/>
     <w:pPr>
       <w:spacing w:beforeAutospacing="1" w:afterAutospacing="1"/>
     </w:pPr>
     <w:rPr>
+      <w:rFonts w:ascii="Times New Roman" w:hAnsi="Times New Roman" w:eastAsia="宋体" w:cs="Times New Roman"/>
       <w:sz w:val="24"/>
       <w:szCs w:val="24"/>
-      <w:lang w:val="en-US"/>
+      <w:lang w:val="en-US" w:eastAsia="zh-CN" w:bidi="ar-SA"/>
     </w:rPr>
   </w:style>
-  <w:style w:type="character" w:customStyle="1" w:styleId="HeaderChar">
+  <w:style w:type="character" w:customStyle="1" w:styleId="13">
     <w:name w:val="Header Char"/>
-    <w:basedOn w:val="DefaultParagraphFont"/>
-    <w:link w:val="Header"/>
+    <w:basedOn w:val="3"/>
+    <w:link w:val="10"/>
     <w:autoRedefine/>
+    <w:qFormat/>
     <w:uiPriority w:val="99"/>
-    <w:qFormat/>
     <w:rPr>
       <w:sz w:val="18"/>
       <w:szCs w:val="18"/>
       <w:lang w:val="en-GB"/>
     </w:rPr>
   </w:style>
-  <w:style w:type="character" w:customStyle="1" w:styleId="FooterChar">
+  <w:style w:type="character" w:customStyle="1" w:styleId="14">
     <w:name w:val="Footer Char"/>
-    <w:basedOn w:val="DefaultParagraphFont"/>
-    <w:link w:val="Footer"/>
+    <w:basedOn w:val="3"/>
+    <w:link w:val="9"/>
     <w:autoRedefine/>
+    <w:qFormat/>
     <w:uiPriority w:val="99"/>
-    <w:qFormat/>
     <w:rPr>
       <w:sz w:val="18"/>
       <w:szCs w:val="18"/>
       <w:lang w:val="en-GB"/>
     </w:rPr>
   </w:style>
-  <w:style w:type="character" w:customStyle="1" w:styleId="CommentTextChar">
+  <w:style w:type="character" w:customStyle="1" w:styleId="15">
     <w:name w:val="Comment Text Char"/>
-    <w:basedOn w:val="DefaultParagraphFont"/>
-    <w:link w:val="CommentText"/>
+    <w:basedOn w:val="3"/>
+    <w:link w:val="6"/>
     <w:autoRedefine/>
-    <w:uiPriority w:val="99"/>
     <w:semiHidden/>
     <w:qFormat/>
+    <w:uiPriority w:val="99"/>
     <w:rPr>
       <w:lang w:val="en-GB"/>
     </w:rPr>
   </w:style>
-  <w:style w:type="character" w:customStyle="1" w:styleId="1">
+  <w:style w:type="character" w:customStyle="1" w:styleId="16">
     <w:name w:val="未处理的提及1"/>
-    <w:basedOn w:val="DefaultParagraphFont"/>
+    <w:basedOn w:val="3"/>
     <w:autoRedefine/>
-    <w:uiPriority w:val="99"/>
     <w:semiHidden/>
     <w:unhideWhenUsed/>
     <w:qFormat/>
+    <w:uiPriority w:val="99"/>
     <w:rPr>
       <w:color w:val="605E5C"/>
       <w:shd w:val="clear" w:color="auto" w:fill="E1DFDD"/>
     </w:rPr>
   </w:style>
-  <w:style w:type="paragraph" w:styleId="ListParagraph">
+  <w:style w:type="paragraph" w:styleId="17">
     <w:name w:val="List Paragraph"/>
-    <w:basedOn w:val="Normal"/>
+    <w:basedOn w:val="1"/>
     <w:autoRedefine/>
+    <w:qFormat/>
     <w:uiPriority w:val="34"/>
-    <w:qFormat/>
     <w:pPr>
       <w:ind w:firstLine="420"/>
     </w:pPr>
   </w:style>
-  <w:style w:type="character" w:customStyle="1" w:styleId="CommentSubjectChar">
+  <w:style w:type="character" w:customStyle="1" w:styleId="18">
     <w:name w:val="Comment Subject Char"/>
-    <w:basedOn w:val="CommentTextChar"/>
-    <w:link w:val="CommentSubject"/>
+    <w:basedOn w:val="15"/>
+    <w:link w:val="7"/>
     <w:autoRedefine/>
-    <w:uiPriority w:val="99"/>
     <w:semiHidden/>
     <w:qFormat/>
+    <w:uiPriority w:val="99"/>
     <w:rPr>
       <w:b/>
       <w:bCs/>
       <w:lang w:val="en-GB"/>
     </w:rPr>
   </w:style>
-  <w:style w:type="paragraph" w:customStyle="1" w:styleId="p1">
+  <w:style w:type="paragraph" w:customStyle="1" w:styleId="19">
     <w:name w:val="p1"/>
+    <w:uiPriority w:val="0"/>
     <w:rPr>
-      <w:rFonts w:ascii="Helvetica Neue" w:eastAsia="Helvetica Neue" w:hAnsi="Helvetica Neue"/>
+      <w:rFonts w:ascii="Helvetica Neue" w:hAnsi="Helvetica Neue" w:eastAsia="Helvetica Neue" w:cs="Times New Roman"/>
       <w:color w:val="000000"/>
       <w:sz w:val="28"/>
       <w:szCs w:val="28"/>
-      <w:lang w:val="en-US"/>
+      <w:lang w:val="en-US" w:eastAsia="zh-CN" w:bidi="ar-SA"/>
     </w:rPr>
   </w:style>
-  <w:style w:type="character" w:styleId="UnresolvedMention">
+  <w:style w:type="character" w:customStyle="1" w:styleId="20">
     <w:name w:val="Unresolved Mention"/>
-    <w:basedOn w:val="DefaultParagraphFont"/>
-    <w:uiPriority w:val="99"/>
+    <w:basedOn w:val="3"/>
     <w:semiHidden/>
     <w:unhideWhenUsed/>
-    <w:rsid w:val="004E3420"/>
+    <w:uiPriority w:val="99"/>
     <w:rPr>
       <w:color w:val="605E5C"/>
       <w:shd w:val="clear" w:color="auto" w:fill="E1DFDD"/>
-    </w:rPr>
-  </w:style>
-  <w:style w:type="character" w:styleId="FollowedHyperlink">
-    <w:name w:val="FollowedHyperlink"/>
-    <w:basedOn w:val="DefaultParagraphFont"/>
-    <w:uiPriority w:val="99"/>
-    <w:semiHidden/>
-    <w:unhideWhenUsed/>
-    <w:rsid w:val="00BF5B82"/>
-    <w:rPr>
-      <w:color w:val="954F72" w:themeColor="followedHyperlink"/>
-      <w:u w:val="single"/>
     </w:rPr>
   </w:style>
 </w:styles>
@@ -6462,6 +5700,5 @@
     </a:fmtScheme>
   </a:themeElements>
   <a:objectDefaults/>
-  <a:extraClrSchemeLst/>
 </a:theme>
 </file>